--- a/ПЗ1_Сулимов_Козинцев.docx
+++ b/ПЗ1_Сулимов_Козинцев.docx
@@ -510,34 +510,7 @@
           <w:lang w:val="ru-RU"/>
         </w:rPr>
         <w:tab/>
-        <w:t xml:space="preserve">      Сулимов А.А. гр</w:t>
-      </w:r>
-      <w:r>
-        <w:rPr>
-          <w:rFonts w:ascii="Times New Roman" w:hAnsi="Times New Roman"/>
-          <w:sz w:val="28"/>
-          <w:szCs w:val="28"/>
-          <w:lang w:val="ru-RU"/>
-        </w:rPr>
-        <w:t>.</w:t>
-      </w:r>
-      <w:r>
-        <w:rPr>
-          <w:rFonts w:ascii="Times New Roman" w:hAnsi="Times New Roman"/>
-          <w:sz w:val="28"/>
-          <w:szCs w:val="28"/>
-          <w:lang w:val="ru-RU"/>
-        </w:rPr>
-        <w:t xml:space="preserve"> </w:t>
-      </w:r>
-      <w:r>
-        <w:rPr>
-          <w:rFonts w:ascii="Times New Roman" w:hAnsi="Times New Roman"/>
-          <w:sz w:val="28"/>
-          <w:szCs w:val="28"/>
-          <w:lang w:val="ru-RU"/>
-        </w:rPr>
-        <w:t>410902</w:t>
+        <w:t xml:space="preserve">      Сулимов А.А. гр. 410902</w:t>
       </w:r>
     </w:p>
     <w:p>
@@ -968,15 +941,7 @@
           <w:sz w:val="28"/>
           <w:szCs w:val="28"/>
         </w:rPr>
-        <w:t>изучить</w:t>
-      </w:r>
-      <w:r>
-        <w:rPr>
-          <w:rFonts w:ascii="Times New Roman" w:hAnsi="Times New Roman"/>
-          <w:sz w:val="28"/>
-          <w:szCs w:val="28"/>
-        </w:rPr>
-        <w:t xml:space="preserve"> метрики размера программ на примере метрики Холстеда</w:t>
+        <w:t>изучить метрики размера программ на примере метрики Холстеда</w:t>
       </w:r>
       <w:r>
         <w:rPr>
@@ -1026,15 +991,7 @@
           <w:sz w:val="28"/>
           <w:szCs w:val="28"/>
         </w:rPr>
-        <w:t>написать</w:t>
-      </w:r>
-      <w:r>
-        <w:rPr>
-          <w:rFonts w:ascii="Times New Roman" w:hAnsi="Times New Roman"/>
-          <w:sz w:val="28"/>
-          <w:szCs w:val="28"/>
-        </w:rPr>
-        <w:t xml:space="preserve"> программу-парсер</w:t>
+        <w:t>написать программу-парсер</w:t>
       </w:r>
       <w:r>
         <w:rPr>
@@ -4677,17 +4634,44 @@
           <w:rFonts w:ascii="Times New Roman" w:hAnsi="Times New Roman"/>
           <w:sz w:val="28"/>
           <w:szCs w:val="28"/>
-          <w:lang w:val="en-US"/>
-        </w:rPr>
-      </w:pPr>
-      <w:r>
-        <w:rPr>
-          <w:rFonts w:ascii="Times New Roman" w:hAnsi="Times New Roman"/>
-          <w:sz w:val="28"/>
-          <w:szCs w:val="28"/>
-          <w:lang w:val="en-US"/>
-        </w:rPr>
-        <w:t xml:space="preserve">    } else {</w:t>
+          <w:lang w:val="ru-RU"/>
+        </w:rPr>
+      </w:pPr>
+      <w:r>
+        <w:rPr>
+          <w:rFonts w:ascii="Times New Roman" w:hAnsi="Times New Roman"/>
+          <w:sz w:val="28"/>
+          <w:szCs w:val="28"/>
+          <w:lang w:val="en-US"/>
+        </w:rPr>
+        <w:t xml:space="preserve">    </w:t>
+      </w:r>
+      <w:r>
+        <w:rPr>
+          <w:rFonts w:ascii="Times New Roman" w:hAnsi="Times New Roman"/>
+          <w:sz w:val="28"/>
+          <w:szCs w:val="28"/>
+          <w:lang w:val="ru-RU"/>
+        </w:rPr>
+        <w:t xml:space="preserve">} </w:t>
+      </w:r>
+      <w:r>
+        <w:rPr>
+          <w:rFonts w:ascii="Times New Roman" w:hAnsi="Times New Roman"/>
+          <w:sz w:val="28"/>
+          <w:szCs w:val="28"/>
+          <w:lang w:val="en-US"/>
+        </w:rPr>
+        <w:t>else</w:t>
+      </w:r>
+      <w:r>
+        <w:rPr>
+          <w:rFonts w:ascii="Times New Roman" w:hAnsi="Times New Roman"/>
+          <w:sz w:val="28"/>
+          <w:szCs w:val="28"/>
+          <w:lang w:val="ru-RU"/>
+        </w:rPr>
+        <w:t xml:space="preserve"> {</w:t>
       </w:r>
     </w:p>
     <w:p>
@@ -4707,7 +4691,7 @@
           <w:rFonts w:ascii="Times New Roman" w:hAnsi="Times New Roman"/>
           <w:sz w:val="28"/>
           <w:szCs w:val="28"/>
-          <w:lang w:val="en-US"/>
+          <w:lang w:val="ru-RU"/>
         </w:rPr>
         <w:t xml:space="preserve">      </w:t>
       </w:r>
@@ -4862,7 +4846,7 @@
           <w:rFonts w:ascii="Times New Roman" w:hAnsi="Times New Roman"/>
           <w:sz w:val="28"/>
           <w:szCs w:val="28"/>
-          <w:lang w:val="en-US"/>
+          <w:lang w:val="ru-RU"/>
         </w:rPr>
       </w:pPr>
     </w:p>
@@ -4883,7 +4867,7 @@
       <w:tr>
         <w:tc>
           <w:tcPr>
-            <w:tcW w:w="988" w:type="dxa"/>
+            <w:tcW w:w="964" w:type="dxa"/>
             <w:vAlign w:val="center"/>
           </w:tcPr>
           <w:p>
@@ -4911,7 +4895,7 @@
         </w:tc>
         <w:tc>
           <w:tcPr>
-            <w:tcW w:w="2126" w:type="dxa"/>
+            <w:tcW w:w="2092" w:type="dxa"/>
             <w:vAlign w:val="center"/>
           </w:tcPr>
           <w:p>
@@ -4939,7 +4923,7 @@
         </w:tc>
         <w:tc>
           <w:tcPr>
-            <w:tcW w:w="1557" w:type="dxa"/>
+            <w:tcW w:w="1506" w:type="dxa"/>
             <w:vAlign w:val="center"/>
           </w:tcPr>
           <w:p>
@@ -4967,7 +4951,7 @@
         </w:tc>
         <w:tc>
           <w:tcPr>
-            <w:tcW w:w="1558" w:type="dxa"/>
+            <w:tcW w:w="1505" w:type="dxa"/>
             <w:vAlign w:val="center"/>
           </w:tcPr>
           <w:p>
@@ -4995,7 +4979,7 @@
         </w:tc>
         <w:tc>
           <w:tcPr>
-            <w:tcW w:w="1558" w:type="dxa"/>
+            <w:tcW w:w="1771" w:type="dxa"/>
             <w:vAlign w:val="center"/>
           </w:tcPr>
           <w:p>
@@ -5023,7 +5007,7 @@
         </w:tc>
         <w:tc>
           <w:tcPr>
-            <w:tcW w:w="1558" w:type="dxa"/>
+            <w:tcW w:w="1507" w:type="dxa"/>
             <w:vAlign w:val="center"/>
           </w:tcPr>
           <w:p>
@@ -5053,7 +5037,7 @@
       <w:tr>
         <w:tc>
           <w:tcPr>
-            <w:tcW w:w="988" w:type="dxa"/>
+            <w:tcW w:w="964" w:type="dxa"/>
             <w:vAlign w:val="center"/>
           </w:tcPr>
           <w:p>
@@ -5080,7 +5064,7 @@
         </w:tc>
         <w:tc>
           <w:tcPr>
-            <w:tcW w:w="2126" w:type="dxa"/>
+            <w:tcW w:w="2092" w:type="dxa"/>
             <w:vAlign w:val="center"/>
           </w:tcPr>
           <w:p>
@@ -5107,7 +5091,7 @@
         </w:tc>
         <w:tc>
           <w:tcPr>
-            <w:tcW w:w="1557" w:type="dxa"/>
+            <w:tcW w:w="1506" w:type="dxa"/>
             <w:vAlign w:val="center"/>
           </w:tcPr>
           <w:p>
@@ -5134,7 +5118,7 @@
         </w:tc>
         <w:tc>
           <w:tcPr>
-            <w:tcW w:w="1558" w:type="dxa"/>
+            <w:tcW w:w="1505" w:type="dxa"/>
             <w:vAlign w:val="center"/>
           </w:tcPr>
           <w:p>
@@ -5161,7 +5145,7 @@
         </w:tc>
         <w:tc>
           <w:tcPr>
-            <w:tcW w:w="1558" w:type="dxa"/>
+            <w:tcW w:w="1771" w:type="dxa"/>
             <w:vAlign w:val="center"/>
           </w:tcPr>
           <w:p>
@@ -5188,7 +5172,7 @@
         </w:tc>
         <w:tc>
           <w:tcPr>
-            <w:tcW w:w="1558" w:type="dxa"/>
+            <w:tcW w:w="1507" w:type="dxa"/>
             <w:vAlign w:val="center"/>
           </w:tcPr>
           <w:p>
@@ -5217,7 +5201,7 @@
       <w:tr>
         <w:tc>
           <w:tcPr>
-            <w:tcW w:w="988" w:type="dxa"/>
+            <w:tcW w:w="964" w:type="dxa"/>
             <w:vAlign w:val="center"/>
           </w:tcPr>
           <w:p>
@@ -5244,7 +5228,7 @@
         </w:tc>
         <w:tc>
           <w:tcPr>
-            <w:tcW w:w="2126" w:type="dxa"/>
+            <w:tcW w:w="2092" w:type="dxa"/>
             <w:vAlign w:val="center"/>
           </w:tcPr>
           <w:p>
@@ -5271,7 +5255,7 @@
         </w:tc>
         <w:tc>
           <w:tcPr>
-            <w:tcW w:w="1557" w:type="dxa"/>
+            <w:tcW w:w="1506" w:type="dxa"/>
             <w:vAlign w:val="center"/>
           </w:tcPr>
           <w:p>
@@ -5298,7 +5282,7 @@
         </w:tc>
         <w:tc>
           <w:tcPr>
-            <w:tcW w:w="1558" w:type="dxa"/>
+            <w:tcW w:w="1505" w:type="dxa"/>
             <w:vAlign w:val="center"/>
           </w:tcPr>
           <w:p>
@@ -5325,7 +5309,7 @@
         </w:tc>
         <w:tc>
           <w:tcPr>
-            <w:tcW w:w="1558" w:type="dxa"/>
+            <w:tcW w:w="1771" w:type="dxa"/>
             <w:vAlign w:val="center"/>
           </w:tcPr>
           <w:p>
@@ -5352,7 +5336,7 @@
         </w:tc>
         <w:tc>
           <w:tcPr>
-            <w:tcW w:w="1558" w:type="dxa"/>
+            <w:tcW w:w="1507" w:type="dxa"/>
             <w:vAlign w:val="center"/>
           </w:tcPr>
           <w:p>
@@ -5381,7 +5365,7 @@
       <w:tr>
         <w:tc>
           <w:tcPr>
-            <w:tcW w:w="988" w:type="dxa"/>
+            <w:tcW w:w="964" w:type="dxa"/>
             <w:vAlign w:val="center"/>
           </w:tcPr>
           <w:p>
@@ -5408,7 +5392,7 @@
         </w:tc>
         <w:tc>
           <w:tcPr>
-            <w:tcW w:w="2126" w:type="dxa"/>
+            <w:tcW w:w="2092" w:type="dxa"/>
             <w:vAlign w:val="center"/>
           </w:tcPr>
           <w:p>
@@ -5435,7 +5419,7 @@
         </w:tc>
         <w:tc>
           <w:tcPr>
-            <w:tcW w:w="1557" w:type="dxa"/>
+            <w:tcW w:w="1506" w:type="dxa"/>
             <w:vAlign w:val="center"/>
           </w:tcPr>
           <w:p>
@@ -5462,7 +5446,7 @@
         </w:tc>
         <w:tc>
           <w:tcPr>
-            <w:tcW w:w="1558" w:type="dxa"/>
+            <w:tcW w:w="1505" w:type="dxa"/>
             <w:vAlign w:val="center"/>
           </w:tcPr>
           <w:p>
@@ -5489,7 +5473,7 @@
         </w:tc>
         <w:tc>
           <w:tcPr>
-            <w:tcW w:w="1558" w:type="dxa"/>
+            <w:tcW w:w="1771" w:type="dxa"/>
             <w:vAlign w:val="center"/>
           </w:tcPr>
           <w:p>
@@ -5518,7 +5502,7 @@
         </w:tc>
         <w:tc>
           <w:tcPr>
-            <w:tcW w:w="1558" w:type="dxa"/>
+            <w:tcW w:w="1507" w:type="dxa"/>
             <w:vAlign w:val="center"/>
           </w:tcPr>
           <w:p>
@@ -5547,7 +5531,7 @@
       <w:tr>
         <w:tc>
           <w:tcPr>
-            <w:tcW w:w="988" w:type="dxa"/>
+            <w:tcW w:w="964" w:type="dxa"/>
             <w:vAlign w:val="center"/>
           </w:tcPr>
           <w:p>
@@ -5574,7 +5558,7 @@
         </w:tc>
         <w:tc>
           <w:tcPr>
-            <w:tcW w:w="2126" w:type="dxa"/>
+            <w:tcW w:w="2092" w:type="dxa"/>
             <w:vAlign w:val="center"/>
           </w:tcPr>
           <w:p>
@@ -5603,7 +5587,7 @@
         </w:tc>
         <w:tc>
           <w:tcPr>
-            <w:tcW w:w="1557" w:type="dxa"/>
+            <w:tcW w:w="1506" w:type="dxa"/>
             <w:vAlign w:val="center"/>
           </w:tcPr>
           <w:p>
@@ -5630,7 +5614,7 @@
         </w:tc>
         <w:tc>
           <w:tcPr>
-            <w:tcW w:w="1558" w:type="dxa"/>
+            <w:tcW w:w="1505" w:type="dxa"/>
             <w:vAlign w:val="center"/>
           </w:tcPr>
           <w:p>
@@ -5657,7 +5641,7 @@
         </w:tc>
         <w:tc>
           <w:tcPr>
-            <w:tcW w:w="1558" w:type="dxa"/>
+            <w:tcW w:w="1771" w:type="dxa"/>
             <w:vAlign w:val="center"/>
           </w:tcPr>
           <w:p>
@@ -5684,7 +5668,7 @@
         </w:tc>
         <w:tc>
           <w:tcPr>
-            <w:tcW w:w="1558" w:type="dxa"/>
+            <w:tcW w:w="1507" w:type="dxa"/>
             <w:vAlign w:val="center"/>
           </w:tcPr>
           <w:p>
@@ -5713,7 +5697,7 @@
       <w:tr>
         <w:tc>
           <w:tcPr>
-            <w:tcW w:w="988" w:type="dxa"/>
+            <w:tcW w:w="964" w:type="dxa"/>
             <w:vAlign w:val="center"/>
           </w:tcPr>
           <w:p>
@@ -5740,7 +5724,7 @@
         </w:tc>
         <w:tc>
           <w:tcPr>
-            <w:tcW w:w="2126" w:type="dxa"/>
+            <w:tcW w:w="2092" w:type="dxa"/>
             <w:vAlign w:val="center"/>
           </w:tcPr>
           <w:p>
@@ -5767,7 +5751,7 @@
         </w:tc>
         <w:tc>
           <w:tcPr>
-            <w:tcW w:w="1557" w:type="dxa"/>
+            <w:tcW w:w="1506" w:type="dxa"/>
             <w:vAlign w:val="center"/>
           </w:tcPr>
           <w:p>
@@ -5794,7 +5778,7 @@
         </w:tc>
         <w:tc>
           <w:tcPr>
-            <w:tcW w:w="1558" w:type="dxa"/>
+            <w:tcW w:w="1505" w:type="dxa"/>
             <w:vAlign w:val="center"/>
           </w:tcPr>
           <w:p>
@@ -5821,7 +5805,7 @@
         </w:tc>
         <w:tc>
           <w:tcPr>
-            <w:tcW w:w="1558" w:type="dxa"/>
+            <w:tcW w:w="1771" w:type="dxa"/>
             <w:vAlign w:val="center"/>
           </w:tcPr>
           <w:p>
@@ -5848,7 +5832,7 @@
         </w:tc>
         <w:tc>
           <w:tcPr>
-            <w:tcW w:w="1558" w:type="dxa"/>
+            <w:tcW w:w="1507" w:type="dxa"/>
             <w:vAlign w:val="center"/>
           </w:tcPr>
           <w:p>
@@ -5877,7 +5861,7 @@
       <w:tr>
         <w:tc>
           <w:tcPr>
-            <w:tcW w:w="988" w:type="dxa"/>
+            <w:tcW w:w="964" w:type="dxa"/>
             <w:vAlign w:val="center"/>
           </w:tcPr>
           <w:p>
@@ -5904,7 +5888,7 @@
         </w:tc>
         <w:tc>
           <w:tcPr>
-            <w:tcW w:w="2126" w:type="dxa"/>
+            <w:tcW w:w="2092" w:type="dxa"/>
             <w:vAlign w:val="center"/>
           </w:tcPr>
           <w:p>
@@ -5931,7 +5915,7 @@
         </w:tc>
         <w:tc>
           <w:tcPr>
-            <w:tcW w:w="1557" w:type="dxa"/>
+            <w:tcW w:w="1506" w:type="dxa"/>
             <w:vAlign w:val="center"/>
           </w:tcPr>
           <w:p>
@@ -5958,7 +5942,7 @@
         </w:tc>
         <w:tc>
           <w:tcPr>
-            <w:tcW w:w="1558" w:type="dxa"/>
+            <w:tcW w:w="1505" w:type="dxa"/>
             <w:vAlign w:val="center"/>
           </w:tcPr>
           <w:p>
@@ -5985,7 +5969,7 @@
         </w:tc>
         <w:tc>
           <w:tcPr>
-            <w:tcW w:w="1558" w:type="dxa"/>
+            <w:tcW w:w="1771" w:type="dxa"/>
             <w:vAlign w:val="center"/>
           </w:tcPr>
           <w:p>
@@ -6014,7 +5998,7 @@
         </w:tc>
         <w:tc>
           <w:tcPr>
-            <w:tcW w:w="1558" w:type="dxa"/>
+            <w:tcW w:w="1507" w:type="dxa"/>
             <w:vAlign w:val="center"/>
           </w:tcPr>
           <w:p>
@@ -6043,7 +6027,7 @@
       <w:tr>
         <w:tc>
           <w:tcPr>
-            <w:tcW w:w="988" w:type="dxa"/>
+            <w:tcW w:w="964" w:type="dxa"/>
             <w:vAlign w:val="center"/>
           </w:tcPr>
           <w:p>
@@ -6070,7 +6054,7 @@
         </w:tc>
         <w:tc>
           <w:tcPr>
-            <w:tcW w:w="2126" w:type="dxa"/>
+            <w:tcW w:w="2092" w:type="dxa"/>
             <w:vAlign w:val="center"/>
           </w:tcPr>
           <w:p>
@@ -6097,7 +6081,7 @@
         </w:tc>
         <w:tc>
           <w:tcPr>
-            <w:tcW w:w="1557" w:type="dxa"/>
+            <w:tcW w:w="1506" w:type="dxa"/>
             <w:vAlign w:val="center"/>
           </w:tcPr>
           <w:p>
@@ -6124,7 +6108,7 @@
         </w:tc>
         <w:tc>
           <w:tcPr>
-            <w:tcW w:w="1558" w:type="dxa"/>
+            <w:tcW w:w="1505" w:type="dxa"/>
             <w:vAlign w:val="center"/>
           </w:tcPr>
           <w:p>
@@ -6151,7 +6135,7 @@
         </w:tc>
         <w:tc>
           <w:tcPr>
-            <w:tcW w:w="1558" w:type="dxa"/>
+            <w:tcW w:w="1771" w:type="dxa"/>
             <w:vAlign w:val="center"/>
           </w:tcPr>
           <w:p>
@@ -6180,7 +6164,7 @@
         </w:tc>
         <w:tc>
           <w:tcPr>
-            <w:tcW w:w="1558" w:type="dxa"/>
+            <w:tcW w:w="1507" w:type="dxa"/>
             <w:vAlign w:val="center"/>
           </w:tcPr>
           <w:p>
@@ -6209,7 +6193,7 @@
       <w:tr>
         <w:tc>
           <w:tcPr>
-            <w:tcW w:w="988" w:type="dxa"/>
+            <w:tcW w:w="964" w:type="dxa"/>
             <w:vAlign w:val="center"/>
           </w:tcPr>
           <w:p>
@@ -6236,7 +6220,7 @@
         </w:tc>
         <w:tc>
           <w:tcPr>
-            <w:tcW w:w="2126" w:type="dxa"/>
+            <w:tcW w:w="2092" w:type="dxa"/>
             <w:vAlign w:val="center"/>
           </w:tcPr>
           <w:p>
@@ -6263,7 +6247,7 @@
         </w:tc>
         <w:tc>
           <w:tcPr>
-            <w:tcW w:w="1557" w:type="dxa"/>
+            <w:tcW w:w="1506" w:type="dxa"/>
             <w:vAlign w:val="center"/>
           </w:tcPr>
           <w:p>
@@ -6290,7 +6274,7 @@
         </w:tc>
         <w:tc>
           <w:tcPr>
-            <w:tcW w:w="1558" w:type="dxa"/>
+            <w:tcW w:w="1505" w:type="dxa"/>
             <w:vAlign w:val="center"/>
           </w:tcPr>
           <w:p>
@@ -6317,7 +6301,7 @@
         </w:tc>
         <w:tc>
           <w:tcPr>
-            <w:tcW w:w="1558" w:type="dxa"/>
+            <w:tcW w:w="1771" w:type="dxa"/>
             <w:vAlign w:val="center"/>
           </w:tcPr>
           <w:p>
@@ -6344,7 +6328,7 @@
         </w:tc>
         <w:tc>
           <w:tcPr>
-            <w:tcW w:w="1558" w:type="dxa"/>
+            <w:tcW w:w="1507" w:type="dxa"/>
             <w:vAlign w:val="center"/>
           </w:tcPr>
           <w:p>
@@ -6373,7 +6357,7 @@
       <w:tr>
         <w:tc>
           <w:tcPr>
-            <w:tcW w:w="988" w:type="dxa"/>
+            <w:tcW w:w="964" w:type="dxa"/>
             <w:vAlign w:val="center"/>
           </w:tcPr>
           <w:p>
@@ -6400,7 +6384,7 @@
         </w:tc>
         <w:tc>
           <w:tcPr>
-            <w:tcW w:w="2126" w:type="dxa"/>
+            <w:tcW w:w="2092" w:type="dxa"/>
             <w:vAlign w:val="center"/>
           </w:tcPr>
           <w:p>
@@ -6427,7 +6411,7 @@
         </w:tc>
         <w:tc>
           <w:tcPr>
-            <w:tcW w:w="1557" w:type="dxa"/>
+            <w:tcW w:w="1506" w:type="dxa"/>
             <w:vAlign w:val="center"/>
           </w:tcPr>
           <w:p>
@@ -6454,7 +6438,7 @@
         </w:tc>
         <w:tc>
           <w:tcPr>
-            <w:tcW w:w="1558" w:type="dxa"/>
+            <w:tcW w:w="1505" w:type="dxa"/>
             <w:vAlign w:val="center"/>
           </w:tcPr>
           <w:p>
@@ -6481,7 +6465,7 @@
         </w:tc>
         <w:tc>
           <w:tcPr>
-            <w:tcW w:w="1558" w:type="dxa"/>
+            <w:tcW w:w="1771" w:type="dxa"/>
             <w:vAlign w:val="center"/>
           </w:tcPr>
           <w:p>
@@ -6510,7 +6494,7 @@
         </w:tc>
         <w:tc>
           <w:tcPr>
-            <w:tcW w:w="1558" w:type="dxa"/>
+            <w:tcW w:w="1507" w:type="dxa"/>
             <w:vAlign w:val="center"/>
           </w:tcPr>
           <w:p>
@@ -6539,7 +6523,7 @@
       <w:tr>
         <w:tc>
           <w:tcPr>
-            <w:tcW w:w="988" w:type="dxa"/>
+            <w:tcW w:w="964" w:type="dxa"/>
             <w:vAlign w:val="center"/>
           </w:tcPr>
           <w:p>
@@ -6566,7 +6550,7 @@
         </w:tc>
         <w:tc>
           <w:tcPr>
-            <w:tcW w:w="2126" w:type="dxa"/>
+            <w:tcW w:w="2092" w:type="dxa"/>
             <w:vAlign w:val="center"/>
           </w:tcPr>
           <w:p>
@@ -6593,7 +6577,7 @@
         </w:tc>
         <w:tc>
           <w:tcPr>
-            <w:tcW w:w="1557" w:type="dxa"/>
+            <w:tcW w:w="1506" w:type="dxa"/>
             <w:vAlign w:val="center"/>
           </w:tcPr>
           <w:p>
@@ -6620,7 +6604,7 @@
         </w:tc>
         <w:tc>
           <w:tcPr>
-            <w:tcW w:w="1558" w:type="dxa"/>
+            <w:tcW w:w="1505" w:type="dxa"/>
             <w:vAlign w:val="center"/>
           </w:tcPr>
           <w:p>
@@ -6647,7 +6631,7 @@
         </w:tc>
         <w:tc>
           <w:tcPr>
-            <w:tcW w:w="1558" w:type="dxa"/>
+            <w:tcW w:w="1771" w:type="dxa"/>
             <w:vAlign w:val="center"/>
           </w:tcPr>
           <w:p>
@@ -6676,7 +6660,7 @@
         </w:tc>
         <w:tc>
           <w:tcPr>
-            <w:tcW w:w="1558" w:type="dxa"/>
+            <w:tcW w:w="1507" w:type="dxa"/>
             <w:vAlign w:val="center"/>
           </w:tcPr>
           <w:p>
@@ -6705,7 +6689,7 @@
       <w:tr>
         <w:tc>
           <w:tcPr>
-            <w:tcW w:w="988" w:type="dxa"/>
+            <w:tcW w:w="964" w:type="dxa"/>
             <w:vAlign w:val="center"/>
           </w:tcPr>
           <w:p>
@@ -6732,7 +6716,7 @@
         </w:tc>
         <w:tc>
           <w:tcPr>
-            <w:tcW w:w="2126" w:type="dxa"/>
+            <w:tcW w:w="2092" w:type="dxa"/>
             <w:vAlign w:val="center"/>
           </w:tcPr>
           <w:p>
@@ -6759,7 +6743,7 @@
         </w:tc>
         <w:tc>
           <w:tcPr>
-            <w:tcW w:w="1557" w:type="dxa"/>
+            <w:tcW w:w="1506" w:type="dxa"/>
             <w:vAlign w:val="center"/>
           </w:tcPr>
           <w:p>
@@ -6786,7 +6770,7 @@
         </w:tc>
         <w:tc>
           <w:tcPr>
-            <w:tcW w:w="1558" w:type="dxa"/>
+            <w:tcW w:w="1505" w:type="dxa"/>
             <w:vAlign w:val="center"/>
           </w:tcPr>
           <w:p>
@@ -6813,7 +6797,7 @@
         </w:tc>
         <w:tc>
           <w:tcPr>
-            <w:tcW w:w="1558" w:type="dxa"/>
+            <w:tcW w:w="1771" w:type="dxa"/>
             <w:vAlign w:val="center"/>
           </w:tcPr>
           <w:p>
@@ -6842,7 +6826,7 @@
         </w:tc>
         <w:tc>
           <w:tcPr>
-            <w:tcW w:w="1558" w:type="dxa"/>
+            <w:tcW w:w="1507" w:type="dxa"/>
             <w:vAlign w:val="center"/>
           </w:tcPr>
           <w:p>
@@ -6871,7 +6855,7 @@
       <w:tr>
         <w:tc>
           <w:tcPr>
-            <w:tcW w:w="988" w:type="dxa"/>
+            <w:tcW w:w="964" w:type="dxa"/>
             <w:vAlign w:val="center"/>
           </w:tcPr>
           <w:p>
@@ -6898,7 +6882,7 @@
         </w:tc>
         <w:tc>
           <w:tcPr>
-            <w:tcW w:w="2126" w:type="dxa"/>
+            <w:tcW w:w="2092" w:type="dxa"/>
             <w:vAlign w:val="center"/>
           </w:tcPr>
           <w:p>
@@ -6927,7 +6911,7 @@
         </w:tc>
         <w:tc>
           <w:tcPr>
-            <w:tcW w:w="1557" w:type="dxa"/>
+            <w:tcW w:w="1506" w:type="dxa"/>
             <w:vAlign w:val="center"/>
           </w:tcPr>
           <w:p>
@@ -6954,7 +6938,7 @@
         </w:tc>
         <w:tc>
           <w:tcPr>
-            <w:tcW w:w="1558" w:type="dxa"/>
+            <w:tcW w:w="1505" w:type="dxa"/>
             <w:vAlign w:val="center"/>
           </w:tcPr>
           <w:p>
@@ -6981,7 +6965,7 @@
         </w:tc>
         <w:tc>
           <w:tcPr>
-            <w:tcW w:w="1558" w:type="dxa"/>
+            <w:tcW w:w="1771" w:type="dxa"/>
             <w:vAlign w:val="center"/>
           </w:tcPr>
           <w:p>
@@ -7010,7 +6994,7 @@
         </w:tc>
         <w:tc>
           <w:tcPr>
-            <w:tcW w:w="1558" w:type="dxa"/>
+            <w:tcW w:w="1507" w:type="dxa"/>
             <w:vAlign w:val="center"/>
           </w:tcPr>
           <w:p>
@@ -7039,7 +7023,7 @@
       <w:tr>
         <w:tc>
           <w:tcPr>
-            <w:tcW w:w="988" w:type="dxa"/>
+            <w:tcW w:w="964" w:type="dxa"/>
             <w:vAlign w:val="center"/>
           </w:tcPr>
           <w:p>
@@ -7066,7 +7050,7 @@
         </w:tc>
         <w:tc>
           <w:tcPr>
-            <w:tcW w:w="2126" w:type="dxa"/>
+            <w:tcW w:w="2092" w:type="dxa"/>
             <w:vAlign w:val="center"/>
           </w:tcPr>
           <w:p>
@@ -7095,7 +7079,7 @@
         </w:tc>
         <w:tc>
           <w:tcPr>
-            <w:tcW w:w="1557" w:type="dxa"/>
+            <w:tcW w:w="1506" w:type="dxa"/>
             <w:vAlign w:val="center"/>
           </w:tcPr>
           <w:p>
@@ -7122,63 +7106,71 @@
         </w:tc>
         <w:tc>
           <w:tcPr>
-            <w:tcW w:w="1558" w:type="dxa"/>
-            <w:vAlign w:val="center"/>
-          </w:tcPr>
-          <w:p>
-            <w:pPr>
-              <w:jc w:val="both"/>
-              <w:rPr>
-                <w:rFonts w:ascii="Times New Roman" w:hAnsi="Times New Roman"/>
-                <w:sz w:val="28"/>
-                <w:szCs w:val="28"/>
-                <w:lang w:val="en-US"/>
-              </w:rPr>
-            </w:pPr>
-            <w:r>
-              <w:rPr>
-                <w:rFonts w:ascii="Times New Roman" w:hAnsi="Times New Roman"/>
-                <w:color w:val="1F1F1F"/>
-                <w:sz w:val="28"/>
-                <w:szCs w:val="28"/>
-                <w:bdr w:val="none" w:sz="0" w:space="0" w:color="auto" w:frame="1"/>
-              </w:rPr>
-              <w:t>13</w:t>
-            </w:r>
-          </w:p>
-        </w:tc>
-        <w:tc>
-          <w:tcPr>
-            <w:tcW w:w="1558" w:type="dxa"/>
-            <w:vAlign w:val="center"/>
-          </w:tcPr>
-          <w:p>
-            <w:pPr>
-              <w:jc w:val="both"/>
-              <w:rPr>
-                <w:rFonts w:ascii="Times New Roman" w:hAnsi="Times New Roman"/>
-                <w:sz w:val="28"/>
-                <w:szCs w:val="28"/>
-                <w:lang w:val="en-US"/>
-              </w:rPr>
-            </w:pPr>
-            <w:proofErr w:type="spellStart"/>
-            <w:r>
-              <w:rPr>
-                <w:rFonts w:ascii="Times New Roman" w:hAnsi="Times New Roman"/>
-                <w:color w:val="1F1F1F"/>
-                <w:sz w:val="28"/>
-                <w:szCs w:val="28"/>
-                <w:bdr w:val="none" w:sz="0" w:space="0" w:color="auto" w:frame="1"/>
-              </w:rPr>
-              <w:t>println</w:t>
-            </w:r>
-            <w:proofErr w:type="spellEnd"/>
-          </w:p>
-        </w:tc>
-        <w:tc>
-          <w:tcPr>
-            <w:tcW w:w="1558" w:type="dxa"/>
+            <w:tcW w:w="1505" w:type="dxa"/>
+            <w:vAlign w:val="center"/>
+          </w:tcPr>
+          <w:p>
+            <w:pPr>
+              <w:jc w:val="both"/>
+              <w:rPr>
+                <w:rFonts w:ascii="Times New Roman" w:hAnsi="Times New Roman"/>
+                <w:sz w:val="28"/>
+                <w:szCs w:val="28"/>
+                <w:lang w:val="en-US"/>
+              </w:rPr>
+            </w:pPr>
+            <w:r>
+              <w:rPr>
+                <w:rFonts w:ascii="Times New Roman" w:hAnsi="Times New Roman"/>
+                <w:color w:val="1F1F1F"/>
+                <w:sz w:val="28"/>
+                <w:szCs w:val="28"/>
+                <w:bdr w:val="none" w:sz="0" w:space="0" w:color="auto" w:frame="1"/>
+              </w:rPr>
+              <w:t>1</w:t>
+            </w:r>
+            <w:r>
+              <w:rPr>
+                <w:rFonts w:ascii="Times New Roman" w:hAnsi="Times New Roman"/>
+                <w:color w:val="1F1F1F"/>
+                <w:sz w:val="28"/>
+                <w:szCs w:val="28"/>
+                <w:bdr w:val="none" w:sz="0" w:space="0" w:color="auto" w:frame="1"/>
+              </w:rPr>
+              <w:t>3</w:t>
+            </w:r>
+          </w:p>
+        </w:tc>
+        <w:tc>
+          <w:tcPr>
+            <w:tcW w:w="1771" w:type="dxa"/>
+            <w:vAlign w:val="center"/>
+          </w:tcPr>
+          <w:p>
+            <w:pPr>
+              <w:jc w:val="both"/>
+              <w:rPr>
+                <w:rFonts w:ascii="Times New Roman" w:hAnsi="Times New Roman"/>
+                <w:sz w:val="28"/>
+                <w:szCs w:val="28"/>
+                <w:lang w:val="en-US"/>
+              </w:rPr>
+            </w:pPr>
+            <w:r>
+              <w:rPr>
+                <w:rFonts w:ascii="Times New Roman" w:hAnsi="Times New Roman"/>
+                <w:color w:val="1F1F1F"/>
+                <w:sz w:val="28"/>
+                <w:szCs w:val="28"/>
+                <w:bdr w:val="none" w:sz="0" w:space="0" w:color="auto" w:frame="1"/>
+              </w:rPr>
+              <w:t>5</w:t>
+            </w:r>
+          </w:p>
+        </w:tc>
+        <w:tc>
+          <w:tcPr>
+            <w:tcW w:w="1507" w:type="dxa"/>
             <w:vAlign w:val="center"/>
           </w:tcPr>
           <w:p>
@@ -7207,7 +7199,7 @@
       <w:tr>
         <w:tc>
           <w:tcPr>
-            <w:tcW w:w="988" w:type="dxa"/>
+            <w:tcW w:w="964" w:type="dxa"/>
             <w:vAlign w:val="center"/>
           </w:tcPr>
           <w:p>
@@ -7235,7 +7227,7 @@
         </w:tc>
         <w:tc>
           <w:tcPr>
-            <w:tcW w:w="2126" w:type="dxa"/>
+            <w:tcW w:w="2092" w:type="dxa"/>
             <w:vAlign w:val="center"/>
           </w:tcPr>
           <w:p>
@@ -7264,7 +7256,7 @@
         </w:tc>
         <w:tc>
           <w:tcPr>
-            <w:tcW w:w="1557" w:type="dxa"/>
+            <w:tcW w:w="1506" w:type="dxa"/>
             <w:vAlign w:val="center"/>
           </w:tcPr>
           <w:p>
@@ -7291,73 +7283,29 @@
         </w:tc>
         <w:tc>
           <w:tcPr>
-            <w:tcW w:w="1558" w:type="dxa"/>
-            <w:vAlign w:val="center"/>
-          </w:tcPr>
-          <w:p>
-            <w:pPr>
-              <w:jc w:val="both"/>
-              <w:rPr>
-                <w:rFonts w:ascii="Times New Roman" w:hAnsi="Times New Roman"/>
-                <w:sz w:val="28"/>
-                <w:szCs w:val="28"/>
-                <w:lang w:val="en-US"/>
-              </w:rPr>
-            </w:pPr>
-            <w:r>
-              <w:rPr>
-                <w:rFonts w:ascii="Times New Roman" w:hAnsi="Times New Roman"/>
-                <w:color w:val="1F1F1F"/>
-                <w:sz w:val="28"/>
-                <w:szCs w:val="28"/>
-                <w:bdr w:val="none" w:sz="0" w:space="0" w:color="auto" w:frame="1"/>
-              </w:rPr>
-              <w:t>14</w:t>
-            </w:r>
-          </w:p>
-        </w:tc>
-        <w:tc>
-          <w:tcPr>
-            <w:tcW w:w="1558" w:type="dxa"/>
-            <w:vAlign w:val="center"/>
-          </w:tcPr>
-          <w:p>
-            <w:pPr>
-              <w:jc w:val="both"/>
-              <w:rPr>
-                <w:rFonts w:ascii="Times New Roman" w:hAnsi="Times New Roman"/>
-                <w:sz w:val="28"/>
-                <w:szCs w:val="28"/>
-                <w:lang w:val="en-US"/>
-              </w:rPr>
-            </w:pPr>
-            <w:r>
-              <w:rPr>
-                <w:rFonts w:ascii="Times New Roman" w:hAnsi="Times New Roman"/>
-                <w:color w:val="1F1F1F"/>
-                <w:sz w:val="28"/>
-                <w:szCs w:val="28"/>
-                <w:bdr w:val="none" w:sz="0" w:space="0" w:color="auto" w:frame="1"/>
-              </w:rPr>
-              <w:t>5</w:t>
-            </w:r>
-          </w:p>
-        </w:tc>
-        <w:tc>
-          <w:tcPr>
-            <w:tcW w:w="1558" w:type="dxa"/>
-            <w:vAlign w:val="center"/>
-          </w:tcPr>
-          <w:p>
-            <w:pPr>
-              <w:jc w:val="both"/>
-              <w:rPr>
-                <w:rFonts w:ascii="Times New Roman" w:hAnsi="Times New Roman"/>
-                <w:sz w:val="28"/>
-                <w:szCs w:val="28"/>
-                <w:lang w:val="en-US"/>
-              </w:rPr>
-            </w:pPr>
+            <w:tcW w:w="1505" w:type="dxa"/>
+            <w:vAlign w:val="center"/>
+          </w:tcPr>
+          <w:p>
+            <w:pPr>
+              <w:jc w:val="both"/>
+              <w:rPr>
+                <w:rFonts w:ascii="Times New Roman" w:hAnsi="Times New Roman"/>
+                <w:sz w:val="28"/>
+                <w:szCs w:val="28"/>
+                <w:lang w:val="en-US"/>
+              </w:rPr>
+            </w:pPr>
+            <w:r>
+              <w:rPr>
+                <w:rFonts w:ascii="Times New Roman" w:hAnsi="Times New Roman"/>
+                <w:color w:val="1F1F1F"/>
+                <w:sz w:val="28"/>
+                <w:szCs w:val="28"/>
+                <w:bdr w:val="none" w:sz="0" w:space="0" w:color="auto" w:frame="1"/>
+              </w:rPr>
+              <w:t>1</w:t>
+            </w:r>
             <w:r>
               <w:rPr>
                 <w:rFonts w:ascii="Times New Roman" w:hAnsi="Times New Roman"/>
@@ -7367,6 +7315,62 @@
                 <w:bdr w:val="none" w:sz="0" w:space="0" w:color="auto" w:frame="1"/>
               </w:rPr>
               <w:t>4</w:t>
+            </w:r>
+          </w:p>
+        </w:tc>
+        <w:tc>
+          <w:tcPr>
+            <w:tcW w:w="1771" w:type="dxa"/>
+            <w:vAlign w:val="center"/>
+          </w:tcPr>
+          <w:p>
+            <w:pPr>
+              <w:jc w:val="both"/>
+              <w:rPr>
+                <w:rFonts w:ascii="Times New Roman" w:hAnsi="Times New Roman"/>
+                <w:sz w:val="28"/>
+                <w:szCs w:val="28"/>
+                <w:lang w:val="en-US"/>
+              </w:rPr>
+            </w:pPr>
+            <w:proofErr w:type="spellStart"/>
+            <w:r>
+              <w:rPr>
+                <w:rFonts w:ascii="Times New Roman" w:hAnsi="Times New Roman"/>
+                <w:color w:val="1F1F1F"/>
+                <w:sz w:val="28"/>
+                <w:szCs w:val="28"/>
+                <w:bdr w:val="none" w:sz="0" w:space="0" w:color="auto" w:frame="1"/>
+              </w:rPr>
+              <w:t>tmp</w:t>
+            </w:r>
+            <w:proofErr w:type="spellEnd"/>
+          </w:p>
+        </w:tc>
+        <w:tc>
+          <w:tcPr>
+            <w:tcW w:w="1507" w:type="dxa"/>
+            <w:vAlign w:val="center"/>
+          </w:tcPr>
+          <w:p>
+            <w:pPr>
+              <w:jc w:val="both"/>
+              <w:rPr>
+                <w:rFonts w:ascii="Times New Roman" w:hAnsi="Times New Roman"/>
+                <w:sz w:val="28"/>
+                <w:szCs w:val="28"/>
+                <w:lang w:val="en-US"/>
+              </w:rPr>
+            </w:pPr>
+            <w:r>
+              <w:rPr>
+                <w:rFonts w:ascii="Times New Roman" w:hAnsi="Times New Roman"/>
+                <w:color w:val="1F1F1F"/>
+                <w:sz w:val="28"/>
+                <w:szCs w:val="28"/>
+                <w:bdr w:val="none" w:sz="0" w:space="0" w:color="auto" w:frame="1"/>
+              </w:rPr>
+              <w:t>3</w:t>
             </w:r>
           </w:p>
         </w:tc>
@@ -7374,7 +7378,7 @@
       <w:tr>
         <w:tc>
           <w:tcPr>
-            <w:tcW w:w="988" w:type="dxa"/>
+            <w:tcW w:w="964" w:type="dxa"/>
             <w:vAlign w:val="center"/>
           </w:tcPr>
           <w:p>
@@ -7401,7 +7405,7 @@
         </w:tc>
         <w:tc>
           <w:tcPr>
-            <w:tcW w:w="2126" w:type="dxa"/>
+            <w:tcW w:w="2092" w:type="dxa"/>
             <w:vAlign w:val="center"/>
           </w:tcPr>
           <w:p>
@@ -7428,7 +7432,7 @@
         </w:tc>
         <w:tc>
           <w:tcPr>
-            <w:tcW w:w="1557" w:type="dxa"/>
+            <w:tcW w:w="1506" w:type="dxa"/>
             <w:vAlign w:val="center"/>
           </w:tcPr>
           <w:p>
@@ -7455,63 +7459,71 @@
         </w:tc>
         <w:tc>
           <w:tcPr>
-            <w:tcW w:w="1558" w:type="dxa"/>
-            <w:vAlign w:val="center"/>
-          </w:tcPr>
-          <w:p>
-            <w:pPr>
-              <w:jc w:val="both"/>
-              <w:rPr>
-                <w:rFonts w:ascii="Times New Roman" w:hAnsi="Times New Roman"/>
-                <w:sz w:val="28"/>
-                <w:szCs w:val="28"/>
-                <w:lang w:val="en-US"/>
-              </w:rPr>
-            </w:pPr>
-            <w:r>
-              <w:rPr>
-                <w:rFonts w:ascii="Times New Roman" w:hAnsi="Times New Roman"/>
-                <w:color w:val="1F1F1F"/>
-                <w:sz w:val="28"/>
-                <w:szCs w:val="28"/>
-                <w:bdr w:val="none" w:sz="0" w:space="0" w:color="auto" w:frame="1"/>
-              </w:rPr>
-              <w:t>15</w:t>
-            </w:r>
-          </w:p>
-        </w:tc>
-        <w:tc>
-          <w:tcPr>
-            <w:tcW w:w="1558" w:type="dxa"/>
-            <w:vAlign w:val="center"/>
-          </w:tcPr>
-          <w:p>
-            <w:pPr>
-              <w:jc w:val="both"/>
-              <w:rPr>
-                <w:rFonts w:ascii="Times New Roman" w:hAnsi="Times New Roman"/>
-                <w:sz w:val="28"/>
-                <w:szCs w:val="28"/>
-                <w:lang w:val="en-US"/>
-              </w:rPr>
-            </w:pPr>
-            <w:proofErr w:type="spellStart"/>
-            <w:r>
-              <w:rPr>
-                <w:rFonts w:ascii="Times New Roman" w:hAnsi="Times New Roman"/>
-                <w:color w:val="1F1F1F"/>
-                <w:sz w:val="28"/>
-                <w:szCs w:val="28"/>
-                <w:bdr w:val="none" w:sz="0" w:space="0" w:color="auto" w:frame="1"/>
-              </w:rPr>
-              <w:t>tmp</w:t>
-            </w:r>
-            <w:proofErr w:type="spellEnd"/>
-          </w:p>
-        </w:tc>
-        <w:tc>
-          <w:tcPr>
-            <w:tcW w:w="1558" w:type="dxa"/>
+            <w:tcW w:w="1505" w:type="dxa"/>
+            <w:vAlign w:val="center"/>
+          </w:tcPr>
+          <w:p>
+            <w:pPr>
+              <w:jc w:val="both"/>
+              <w:rPr>
+                <w:rFonts w:ascii="Times New Roman" w:hAnsi="Times New Roman"/>
+                <w:sz w:val="28"/>
+                <w:szCs w:val="28"/>
+                <w:lang w:val="en-US"/>
+              </w:rPr>
+            </w:pPr>
+            <w:r>
+              <w:rPr>
+                <w:rFonts w:ascii="Times New Roman" w:hAnsi="Times New Roman"/>
+                <w:color w:val="1F1F1F"/>
+                <w:sz w:val="28"/>
+                <w:szCs w:val="28"/>
+                <w:bdr w:val="none" w:sz="0" w:space="0" w:color="auto" w:frame="1"/>
+              </w:rPr>
+              <w:t>1</w:t>
+            </w:r>
+            <w:r>
+              <w:rPr>
+                <w:rFonts w:ascii="Times New Roman" w:hAnsi="Times New Roman"/>
+                <w:color w:val="1F1F1F"/>
+                <w:sz w:val="28"/>
+                <w:szCs w:val="28"/>
+                <w:bdr w:val="none" w:sz="0" w:space="0" w:color="auto" w:frame="1"/>
+              </w:rPr>
+              <w:t>5</w:t>
+            </w:r>
+          </w:p>
+        </w:tc>
+        <w:tc>
+          <w:tcPr>
+            <w:tcW w:w="1771" w:type="dxa"/>
+            <w:vAlign w:val="center"/>
+          </w:tcPr>
+          <w:p>
+            <w:pPr>
+              <w:jc w:val="both"/>
+              <w:rPr>
+                <w:rFonts w:ascii="Times New Roman" w:hAnsi="Times New Roman"/>
+                <w:sz w:val="28"/>
+                <w:szCs w:val="28"/>
+                <w:lang w:val="en-US"/>
+              </w:rPr>
+            </w:pPr>
+            <w:r>
+              <w:rPr>
+                <w:rFonts w:ascii="Times New Roman" w:hAnsi="Times New Roman"/>
+                <w:color w:val="1F1F1F"/>
+                <w:sz w:val="28"/>
+                <w:szCs w:val="28"/>
+                <w:bdr w:val="none" w:sz="0" w:space="0" w:color="auto" w:frame="1"/>
+              </w:rPr>
+              <w:t>4</w:t>
+            </w:r>
+          </w:p>
+        </w:tc>
+        <w:tc>
+          <w:tcPr>
+            <w:tcW w:w="1507" w:type="dxa"/>
             <w:vAlign w:val="center"/>
           </w:tcPr>
           <w:p>
@@ -7540,26 +7552,29 @@
       <w:tr>
         <w:tc>
           <w:tcPr>
-            <w:tcW w:w="988" w:type="dxa"/>
-            <w:vAlign w:val="center"/>
-          </w:tcPr>
-          <w:p>
-            <w:pPr>
-              <w:jc w:val="both"/>
-              <w:rPr>
-                <w:rFonts w:ascii="Times New Roman" w:hAnsi="Times New Roman"/>
-                <w:sz w:val="28"/>
-                <w:szCs w:val="28"/>
-                <w:lang w:val="en-US"/>
-              </w:rPr>
-            </w:pPr>
-            <w:r>
-              <w:rPr>
-                <w:rFonts w:ascii="Times New Roman" w:hAnsi="Times New Roman"/>
-                <w:color w:val="1F1F1F"/>
-                <w:sz w:val="28"/>
-                <w:szCs w:val="28"/>
-                <w:bdr w:val="none" w:sz="0" w:space="0" w:color="auto" w:frame="1"/>
+            <w:tcW w:w="964" w:type="dxa"/>
+            <w:vAlign w:val="center"/>
+          </w:tcPr>
+          <w:p>
+            <w:pPr>
+              <w:jc w:val="both"/>
+              <w:rPr>
+                <w:rFonts w:ascii="Times New Roman" w:hAnsi="Times New Roman"/>
+                <w:color w:val="1F1F1F"/>
+                <w:sz w:val="28"/>
+                <w:szCs w:val="28"/>
+                <w:bdr w:val="none" w:sz="0" w:space="0" w:color="auto" w:frame="1"/>
+                <w:lang w:val="ru-RU"/>
+              </w:rPr>
+            </w:pPr>
+            <w:r>
+              <w:rPr>
+                <w:rFonts w:ascii="Times New Roman" w:hAnsi="Times New Roman"/>
+                <w:color w:val="1F1F1F"/>
+                <w:sz w:val="28"/>
+                <w:szCs w:val="28"/>
+                <w:bdr w:val="none" w:sz="0" w:space="0" w:color="auto" w:frame="1"/>
+                <w:lang w:val="ru-RU"/>
               </w:rPr>
               <w:t>16</w:t>
             </w:r>
@@ -7567,98 +7582,50 @@
         </w:tc>
         <w:tc>
           <w:tcPr>
-            <w:tcW w:w="2126" w:type="dxa"/>
-            <w:vAlign w:val="center"/>
-          </w:tcPr>
-          <w:p>
-            <w:pPr>
-              <w:jc w:val="both"/>
-              <w:rPr>
-                <w:rFonts w:ascii="Times New Roman" w:hAnsi="Times New Roman"/>
-                <w:sz w:val="28"/>
-                <w:szCs w:val="28"/>
-                <w:lang w:val="ru-RU"/>
-              </w:rPr>
-            </w:pPr>
-            <w:r>
-              <w:rPr>
-                <w:rFonts w:ascii="Times New Roman" w:hAnsi="Times New Roman"/>
-                <w:color w:val="1F1F1F"/>
-                <w:sz w:val="28"/>
-                <w:szCs w:val="28"/>
-                <w:bdr w:val="none" w:sz="0" w:space="0" w:color="auto" w:frame="1"/>
-              </w:rPr>
-              <w:t>&gt;</w:t>
-            </w:r>
-          </w:p>
-        </w:tc>
-        <w:tc>
-          <w:tcPr>
-            <w:tcW w:w="1557" w:type="dxa"/>
-            <w:vAlign w:val="center"/>
-          </w:tcPr>
-          <w:p>
-            <w:pPr>
-              <w:jc w:val="both"/>
-              <w:rPr>
-                <w:rFonts w:ascii="Times New Roman" w:hAnsi="Times New Roman"/>
-                <w:sz w:val="28"/>
-                <w:szCs w:val="28"/>
-                <w:lang w:val="en-US"/>
-              </w:rPr>
-            </w:pPr>
-            <w:r>
-              <w:rPr>
-                <w:rFonts w:ascii="Times New Roman" w:hAnsi="Times New Roman"/>
-                <w:color w:val="1F1F1F"/>
-                <w:sz w:val="28"/>
-                <w:szCs w:val="28"/>
-                <w:bdr w:val="none" w:sz="0" w:space="0" w:color="auto" w:frame="1"/>
-              </w:rPr>
-              <w:t>3</w:t>
-            </w:r>
-          </w:p>
-        </w:tc>
-        <w:tc>
-          <w:tcPr>
-            <w:tcW w:w="1558" w:type="dxa"/>
-            <w:vAlign w:val="center"/>
-          </w:tcPr>
-          <w:p>
-            <w:pPr>
-              <w:jc w:val="both"/>
-              <w:rPr>
-                <w:rFonts w:ascii="Times New Roman" w:hAnsi="Times New Roman"/>
-                <w:sz w:val="28"/>
-                <w:szCs w:val="28"/>
-                <w:lang w:val="en-US"/>
-              </w:rPr>
-            </w:pPr>
-            <w:r>
-              <w:rPr>
-                <w:rFonts w:ascii="Times New Roman" w:hAnsi="Times New Roman"/>
-                <w:color w:val="1F1F1F"/>
-                <w:sz w:val="28"/>
-                <w:szCs w:val="28"/>
-                <w:bdr w:val="none" w:sz="0" w:space="0" w:color="auto" w:frame="1"/>
-              </w:rPr>
-              <w:t>16</w:t>
-            </w:r>
-          </w:p>
-        </w:tc>
-        <w:tc>
-          <w:tcPr>
-            <w:tcW w:w="1558" w:type="dxa"/>
-            <w:vAlign w:val="center"/>
-          </w:tcPr>
-          <w:p>
-            <w:pPr>
-              <w:jc w:val="both"/>
-              <w:rPr>
-                <w:rFonts w:ascii="Times New Roman" w:hAnsi="Times New Roman"/>
-                <w:sz w:val="28"/>
-                <w:szCs w:val="28"/>
-                <w:lang w:val="en-US"/>
+            <w:tcW w:w="2092" w:type="dxa"/>
+            <w:vAlign w:val="center"/>
+          </w:tcPr>
+          <w:p>
+            <w:pPr>
+              <w:jc w:val="both"/>
+              <w:rPr>
+                <w:rFonts w:ascii="Times New Roman" w:hAnsi="Times New Roman"/>
+                <w:color w:val="1F1F1F"/>
+                <w:sz w:val="28"/>
+                <w:szCs w:val="28"/>
+                <w:bdr w:val="none" w:sz="0" w:space="0" w:color="auto" w:frame="1"/>
+                <w:lang w:val="en-US"/>
+              </w:rPr>
+            </w:pPr>
+            <w:proofErr w:type="spellStart"/>
+            <w:r>
+              <w:rPr>
+                <w:rFonts w:ascii="Times New Roman" w:hAnsi="Times New Roman"/>
+                <w:color w:val="1F1F1F"/>
+                <w:sz w:val="28"/>
+                <w:szCs w:val="28"/>
+                <w:bdr w:val="none" w:sz="0" w:space="0" w:color="auto" w:frame="1"/>
+                <w:lang w:val="en-US"/>
+              </w:rPr>
+              <w:t>println</w:t>
+            </w:r>
+            <w:proofErr w:type="spellEnd"/>
+          </w:p>
+        </w:tc>
+        <w:tc>
+          <w:tcPr>
+            <w:tcW w:w="1506" w:type="dxa"/>
+            <w:vAlign w:val="center"/>
+          </w:tcPr>
+          <w:p>
+            <w:pPr>
+              <w:jc w:val="both"/>
+              <w:rPr>
+                <w:rFonts w:ascii="Times New Roman" w:hAnsi="Times New Roman"/>
+                <w:color w:val="1F1F1F"/>
+                <w:sz w:val="28"/>
+                <w:szCs w:val="28"/>
+                <w:bdr w:val="none" w:sz="0" w:space="0" w:color="auto" w:frame="1"/>
               </w:rPr>
             </w:pPr>
             <w:r>
@@ -7675,17 +7642,84 @@
         </w:tc>
         <w:tc>
           <w:tcPr>
-            <w:tcW w:w="1558" w:type="dxa"/>
-            <w:vAlign w:val="center"/>
-          </w:tcPr>
-          <w:p>
-            <w:pPr>
-              <w:jc w:val="both"/>
-              <w:rPr>
-                <w:rFonts w:ascii="Times New Roman" w:hAnsi="Times New Roman"/>
-                <w:sz w:val="28"/>
-                <w:szCs w:val="28"/>
-                <w:lang w:val="en-US"/>
+            <w:tcW w:w="1505" w:type="dxa"/>
+            <w:vAlign w:val="center"/>
+          </w:tcPr>
+          <w:p>
+            <w:pPr>
+              <w:jc w:val="both"/>
+              <w:rPr>
+                <w:rFonts w:ascii="Times New Roman" w:hAnsi="Times New Roman"/>
+                <w:color w:val="1F1F1F"/>
+                <w:sz w:val="28"/>
+                <w:szCs w:val="28"/>
+                <w:bdr w:val="none" w:sz="0" w:space="0" w:color="auto" w:frame="1"/>
+              </w:rPr>
+            </w:pPr>
+            <w:r>
+              <w:rPr>
+                <w:rFonts w:ascii="Times New Roman" w:hAnsi="Times New Roman"/>
+                <w:color w:val="1F1F1F"/>
+                <w:sz w:val="28"/>
+                <w:szCs w:val="28"/>
+                <w:bdr w:val="none" w:sz="0" w:space="0" w:color="auto" w:frame="1"/>
+              </w:rPr>
+              <w:t>1</w:t>
+            </w:r>
+            <w:r>
+              <w:rPr>
+                <w:rFonts w:ascii="Times New Roman" w:hAnsi="Times New Roman"/>
+                <w:color w:val="1F1F1F"/>
+                <w:sz w:val="28"/>
+                <w:szCs w:val="28"/>
+                <w:bdr w:val="none" w:sz="0" w:space="0" w:color="auto" w:frame="1"/>
+              </w:rPr>
+              <w:t>6</w:t>
+            </w:r>
+          </w:p>
+        </w:tc>
+        <w:tc>
+          <w:tcPr>
+            <w:tcW w:w="1771" w:type="dxa"/>
+            <w:vAlign w:val="center"/>
+          </w:tcPr>
+          <w:p>
+            <w:pPr>
+              <w:jc w:val="both"/>
+              <w:rPr>
+                <w:rFonts w:ascii="Times New Roman" w:hAnsi="Times New Roman"/>
+                <w:color w:val="1F1F1F"/>
+                <w:sz w:val="28"/>
+                <w:szCs w:val="28"/>
+                <w:bdr w:val="none" w:sz="0" w:space="0" w:color="auto" w:frame="1"/>
+              </w:rPr>
+            </w:pPr>
+            <w:r>
+              <w:rPr>
+                <w:rFonts w:ascii="Times New Roman" w:hAnsi="Times New Roman"/>
+                <w:color w:val="1F1F1F"/>
+                <w:sz w:val="28"/>
+                <w:szCs w:val="28"/>
+                <w:bdr w:val="none" w:sz="0" w:space="0" w:color="auto" w:frame="1"/>
+              </w:rPr>
+              <w:t>2</w:t>
+            </w:r>
+          </w:p>
+        </w:tc>
+        <w:tc>
+          <w:tcPr>
+            <w:tcW w:w="1507" w:type="dxa"/>
+            <w:vAlign w:val="center"/>
+          </w:tcPr>
+          <w:p>
+            <w:pPr>
+              <w:jc w:val="both"/>
+              <w:rPr>
+                <w:rFonts w:ascii="Times New Roman" w:hAnsi="Times New Roman"/>
+                <w:color w:val="1F1F1F"/>
+                <w:sz w:val="28"/>
+                <w:szCs w:val="28"/>
+                <w:bdr w:val="none" w:sz="0" w:space="0" w:color="auto" w:frame="1"/>
               </w:rPr>
             </w:pPr>
             <w:r>
@@ -7704,34 +7738,44 @@
       <w:tr>
         <w:tc>
           <w:tcPr>
-            <w:tcW w:w="988" w:type="dxa"/>
-            <w:vAlign w:val="center"/>
-          </w:tcPr>
-          <w:p>
-            <w:pPr>
-              <w:jc w:val="both"/>
-              <w:rPr>
-                <w:rFonts w:ascii="Times New Roman" w:hAnsi="Times New Roman"/>
-                <w:sz w:val="28"/>
-                <w:szCs w:val="28"/>
-                <w:lang w:val="en-US"/>
-              </w:rPr>
-            </w:pPr>
-            <w:r>
-              <w:rPr>
-                <w:rFonts w:ascii="Times New Roman" w:hAnsi="Times New Roman"/>
-                <w:color w:val="1F1F1F"/>
-                <w:sz w:val="28"/>
-                <w:szCs w:val="28"/>
-                <w:bdr w:val="none" w:sz="0" w:space="0" w:color="auto" w:frame="1"/>
-              </w:rPr>
-              <w:t>17</w:t>
-            </w:r>
-          </w:p>
-        </w:tc>
-        <w:tc>
-          <w:tcPr>
-            <w:tcW w:w="2126" w:type="dxa"/>
+            <w:tcW w:w="964" w:type="dxa"/>
+            <w:vAlign w:val="center"/>
+          </w:tcPr>
+          <w:p>
+            <w:pPr>
+              <w:jc w:val="both"/>
+              <w:rPr>
+                <w:rFonts w:ascii="Times New Roman" w:hAnsi="Times New Roman"/>
+                <w:sz w:val="28"/>
+                <w:szCs w:val="28"/>
+                <w:lang w:val="en-US"/>
+              </w:rPr>
+            </w:pPr>
+            <w:r>
+              <w:rPr>
+                <w:rFonts w:ascii="Times New Roman" w:hAnsi="Times New Roman"/>
+                <w:color w:val="1F1F1F"/>
+                <w:sz w:val="28"/>
+                <w:szCs w:val="28"/>
+                <w:bdr w:val="none" w:sz="0" w:space="0" w:color="auto" w:frame="1"/>
+              </w:rPr>
+              <w:t>1</w:t>
+            </w:r>
+            <w:r>
+              <w:rPr>
+                <w:rFonts w:ascii="Times New Roman" w:hAnsi="Times New Roman"/>
+                <w:color w:val="1F1F1F"/>
+                <w:sz w:val="28"/>
+                <w:szCs w:val="28"/>
+                <w:bdr w:val="none" w:sz="0" w:space="0" w:color="auto" w:frame="1"/>
+              </w:rPr>
+              <w:t>7</w:t>
+            </w:r>
+          </w:p>
+        </w:tc>
+        <w:tc>
+          <w:tcPr>
+            <w:tcW w:w="2092" w:type="dxa"/>
             <w:vAlign w:val="center"/>
           </w:tcPr>
           <w:p>
@@ -7744,6 +7788,97 @@
                 <w:lang w:val="ru-RU"/>
               </w:rPr>
             </w:pPr>
+            <w:r>
+              <w:rPr>
+                <w:rFonts w:ascii="Times New Roman" w:hAnsi="Times New Roman"/>
+                <w:color w:val="1F1F1F"/>
+                <w:sz w:val="28"/>
+                <w:szCs w:val="28"/>
+                <w:bdr w:val="none" w:sz="0" w:space="0" w:color="auto" w:frame="1"/>
+              </w:rPr>
+              <w:t>&gt;</w:t>
+            </w:r>
+          </w:p>
+        </w:tc>
+        <w:tc>
+          <w:tcPr>
+            <w:tcW w:w="1506" w:type="dxa"/>
+            <w:vAlign w:val="center"/>
+          </w:tcPr>
+          <w:p>
+            <w:pPr>
+              <w:jc w:val="both"/>
+              <w:rPr>
+                <w:rFonts w:ascii="Times New Roman" w:hAnsi="Times New Roman"/>
+                <w:sz w:val="28"/>
+                <w:szCs w:val="28"/>
+                <w:lang w:val="en-US"/>
+              </w:rPr>
+            </w:pPr>
+            <w:r>
+              <w:rPr>
+                <w:rFonts w:ascii="Times New Roman" w:hAnsi="Times New Roman"/>
+                <w:color w:val="1F1F1F"/>
+                <w:sz w:val="28"/>
+                <w:szCs w:val="28"/>
+                <w:bdr w:val="none" w:sz="0" w:space="0" w:color="auto" w:frame="1"/>
+              </w:rPr>
+              <w:t>3</w:t>
+            </w:r>
+          </w:p>
+        </w:tc>
+        <w:tc>
+          <w:tcPr>
+            <w:tcW w:w="1505" w:type="dxa"/>
+            <w:vAlign w:val="center"/>
+          </w:tcPr>
+          <w:p>
+            <w:pPr>
+              <w:jc w:val="both"/>
+              <w:rPr>
+                <w:rFonts w:ascii="Times New Roman" w:hAnsi="Times New Roman"/>
+                <w:sz w:val="28"/>
+                <w:szCs w:val="28"/>
+                <w:lang w:val="en-US"/>
+              </w:rPr>
+            </w:pPr>
+            <w:r>
+              <w:rPr>
+                <w:rFonts w:ascii="Times New Roman" w:hAnsi="Times New Roman"/>
+                <w:color w:val="1F1F1F"/>
+                <w:sz w:val="28"/>
+                <w:szCs w:val="28"/>
+                <w:bdr w:val="none" w:sz="0" w:space="0" w:color="auto" w:frame="1"/>
+              </w:rPr>
+              <w:t>1</w:t>
+            </w:r>
+            <w:r>
+              <w:rPr>
+                <w:rFonts w:ascii="Times New Roman" w:hAnsi="Times New Roman"/>
+                <w:color w:val="1F1F1F"/>
+                <w:sz w:val="28"/>
+                <w:szCs w:val="28"/>
+                <w:bdr w:val="none" w:sz="0" w:space="0" w:color="auto" w:frame="1"/>
+              </w:rPr>
+              <w:t>7</w:t>
+            </w:r>
+          </w:p>
+        </w:tc>
+        <w:tc>
+          <w:tcPr>
+            <w:tcW w:w="1771" w:type="dxa"/>
+            <w:vAlign w:val="center"/>
+          </w:tcPr>
+          <w:p>
+            <w:pPr>
+              <w:jc w:val="both"/>
+              <w:rPr>
+                <w:rFonts w:ascii="Times New Roman" w:hAnsi="Times New Roman"/>
+                <w:sz w:val="28"/>
+                <w:szCs w:val="28"/>
+                <w:lang w:val="en-US"/>
+              </w:rPr>
+            </w:pPr>
             <w:proofErr w:type="spellStart"/>
             <w:r>
               <w:rPr>
@@ -7753,95 +7888,14 @@
                 <w:szCs w:val="28"/>
                 <w:bdr w:val="none" w:sz="0" w:space="0" w:color="auto" w:frame="1"/>
               </w:rPr>
-              <w:t>return</w:t>
+              <w:t>maxRes</w:t>
             </w:r>
             <w:proofErr w:type="spellEnd"/>
           </w:p>
         </w:tc>
         <w:tc>
           <w:tcPr>
-            <w:tcW w:w="1557" w:type="dxa"/>
-            <w:vAlign w:val="center"/>
-          </w:tcPr>
-          <w:p>
-            <w:pPr>
-              <w:jc w:val="both"/>
-              <w:rPr>
-                <w:rFonts w:ascii="Times New Roman" w:hAnsi="Times New Roman"/>
-                <w:sz w:val="28"/>
-                <w:szCs w:val="28"/>
-                <w:lang w:val="en-US"/>
-              </w:rPr>
-            </w:pPr>
-            <w:r>
-              <w:rPr>
-                <w:rFonts w:ascii="Times New Roman" w:hAnsi="Times New Roman"/>
-                <w:color w:val="1F1F1F"/>
-                <w:sz w:val="28"/>
-                <w:szCs w:val="28"/>
-                <w:bdr w:val="none" w:sz="0" w:space="0" w:color="auto" w:frame="1"/>
-              </w:rPr>
-              <w:t>3</w:t>
-            </w:r>
-          </w:p>
-        </w:tc>
-        <w:tc>
-          <w:tcPr>
-            <w:tcW w:w="1558" w:type="dxa"/>
-            <w:vAlign w:val="center"/>
-          </w:tcPr>
-          <w:p>
-            <w:pPr>
-              <w:jc w:val="both"/>
-              <w:rPr>
-                <w:rFonts w:ascii="Times New Roman" w:hAnsi="Times New Roman"/>
-                <w:sz w:val="28"/>
-                <w:szCs w:val="28"/>
-                <w:lang w:val="en-US"/>
-              </w:rPr>
-            </w:pPr>
-            <w:r>
-              <w:rPr>
-                <w:rFonts w:ascii="Times New Roman" w:hAnsi="Times New Roman"/>
-                <w:color w:val="1F1F1F"/>
-                <w:sz w:val="28"/>
-                <w:szCs w:val="28"/>
-                <w:bdr w:val="none" w:sz="0" w:space="0" w:color="auto" w:frame="1"/>
-              </w:rPr>
-              <w:t>17</w:t>
-            </w:r>
-          </w:p>
-        </w:tc>
-        <w:tc>
-          <w:tcPr>
-            <w:tcW w:w="1558" w:type="dxa"/>
-            <w:vAlign w:val="center"/>
-          </w:tcPr>
-          <w:p>
-            <w:pPr>
-              <w:jc w:val="both"/>
-              <w:rPr>
-                <w:rFonts w:ascii="Times New Roman" w:hAnsi="Times New Roman"/>
-                <w:sz w:val="28"/>
-                <w:szCs w:val="28"/>
-                <w:lang w:val="en-US"/>
-              </w:rPr>
-            </w:pPr>
-            <w:r>
-              <w:rPr>
-                <w:rFonts w:ascii="Times New Roman" w:hAnsi="Times New Roman"/>
-                <w:color w:val="1F1F1F"/>
-                <w:sz w:val="28"/>
-                <w:szCs w:val="28"/>
-                <w:bdr w:val="none" w:sz="0" w:space="0" w:color="auto" w:frame="1"/>
-              </w:rPr>
-              <w:t>2</w:t>
-            </w:r>
-          </w:p>
-        </w:tc>
-        <w:tc>
-          <w:tcPr>
-            <w:tcW w:w="1558" w:type="dxa"/>
+            <w:tcW w:w="1507" w:type="dxa"/>
             <w:vAlign w:val="center"/>
           </w:tcPr>
           <w:p>
@@ -7870,34 +7924,44 @@
       <w:tr>
         <w:tc>
           <w:tcPr>
-            <w:tcW w:w="988" w:type="dxa"/>
-            <w:vAlign w:val="center"/>
-          </w:tcPr>
-          <w:p>
-            <w:pPr>
-              <w:jc w:val="both"/>
-              <w:rPr>
-                <w:rFonts w:ascii="Times New Roman" w:hAnsi="Times New Roman"/>
-                <w:sz w:val="28"/>
-                <w:szCs w:val="28"/>
-                <w:lang w:val="en-US"/>
-              </w:rPr>
-            </w:pPr>
-            <w:r>
-              <w:rPr>
-                <w:rFonts w:ascii="Times New Roman" w:hAnsi="Times New Roman"/>
-                <w:color w:val="1F1F1F"/>
-                <w:sz w:val="28"/>
-                <w:szCs w:val="28"/>
-                <w:bdr w:val="none" w:sz="0" w:space="0" w:color="auto" w:frame="1"/>
-              </w:rPr>
-              <w:t>18</w:t>
-            </w:r>
-          </w:p>
-        </w:tc>
-        <w:tc>
-          <w:tcPr>
-            <w:tcW w:w="2126" w:type="dxa"/>
+            <w:tcW w:w="964" w:type="dxa"/>
+            <w:vAlign w:val="center"/>
+          </w:tcPr>
+          <w:p>
+            <w:pPr>
+              <w:jc w:val="both"/>
+              <w:rPr>
+                <w:rFonts w:ascii="Times New Roman" w:hAnsi="Times New Roman"/>
+                <w:sz w:val="28"/>
+                <w:szCs w:val="28"/>
+                <w:lang w:val="en-US"/>
+              </w:rPr>
+            </w:pPr>
+            <w:r>
+              <w:rPr>
+                <w:rFonts w:ascii="Times New Roman" w:hAnsi="Times New Roman"/>
+                <w:color w:val="1F1F1F"/>
+                <w:sz w:val="28"/>
+                <w:szCs w:val="28"/>
+                <w:bdr w:val="none" w:sz="0" w:space="0" w:color="auto" w:frame="1"/>
+              </w:rPr>
+              <w:t>1</w:t>
+            </w:r>
+            <w:r>
+              <w:rPr>
+                <w:rFonts w:ascii="Times New Roman" w:hAnsi="Times New Roman"/>
+                <w:color w:val="1F1F1F"/>
+                <w:sz w:val="28"/>
+                <w:szCs w:val="28"/>
+                <w:bdr w:val="none" w:sz="0" w:space="0" w:color="auto" w:frame="1"/>
+              </w:rPr>
+              <w:t>8</w:t>
+            </w:r>
+          </w:p>
+        </w:tc>
+        <w:tc>
+          <w:tcPr>
+            <w:tcW w:w="2092" w:type="dxa"/>
             <w:vAlign w:val="center"/>
           </w:tcPr>
           <w:p>
@@ -7919,14 +7983,14 @@
                 <w:szCs w:val="28"/>
                 <w:bdr w:val="none" w:sz="0" w:space="0" w:color="auto" w:frame="1"/>
               </w:rPr>
-              <w:t>if</w:t>
+              <w:t>return</w:t>
             </w:r>
             <w:proofErr w:type="spellEnd"/>
           </w:p>
         </w:tc>
         <w:tc>
           <w:tcPr>
-            <w:tcW w:w="1557" w:type="dxa"/>
+            <w:tcW w:w="1506" w:type="dxa"/>
             <w:vAlign w:val="center"/>
           </w:tcPr>
           <w:p>
@@ -7953,34 +8017,44 @@
         </w:tc>
         <w:tc>
           <w:tcPr>
-            <w:tcW w:w="1558" w:type="dxa"/>
-            <w:vAlign w:val="center"/>
-          </w:tcPr>
-          <w:p>
-            <w:pPr>
-              <w:jc w:val="both"/>
-              <w:rPr>
-                <w:rFonts w:ascii="Times New Roman" w:hAnsi="Times New Roman"/>
-                <w:sz w:val="28"/>
-                <w:szCs w:val="28"/>
-                <w:lang w:val="en-US"/>
-              </w:rPr>
-            </w:pPr>
-            <w:r>
-              <w:rPr>
-                <w:rFonts w:ascii="Times New Roman" w:hAnsi="Times New Roman"/>
-                <w:color w:val="1F1F1F"/>
-                <w:sz w:val="28"/>
-                <w:szCs w:val="28"/>
-                <w:bdr w:val="none" w:sz="0" w:space="0" w:color="auto" w:frame="1"/>
-              </w:rPr>
-              <w:t>18</w:t>
-            </w:r>
-          </w:p>
-        </w:tc>
-        <w:tc>
-          <w:tcPr>
-            <w:tcW w:w="1558" w:type="dxa"/>
+            <w:tcW w:w="1505" w:type="dxa"/>
+            <w:vAlign w:val="center"/>
+          </w:tcPr>
+          <w:p>
+            <w:pPr>
+              <w:jc w:val="both"/>
+              <w:rPr>
+                <w:rFonts w:ascii="Times New Roman" w:hAnsi="Times New Roman"/>
+                <w:sz w:val="28"/>
+                <w:szCs w:val="28"/>
+                <w:lang w:val="en-US"/>
+              </w:rPr>
+            </w:pPr>
+            <w:r>
+              <w:rPr>
+                <w:rFonts w:ascii="Times New Roman" w:hAnsi="Times New Roman"/>
+                <w:color w:val="1F1F1F"/>
+                <w:sz w:val="28"/>
+                <w:szCs w:val="28"/>
+                <w:bdr w:val="none" w:sz="0" w:space="0" w:color="auto" w:frame="1"/>
+              </w:rPr>
+              <w:t>1</w:t>
+            </w:r>
+            <w:r>
+              <w:rPr>
+                <w:rFonts w:ascii="Times New Roman" w:hAnsi="Times New Roman"/>
+                <w:color w:val="1F1F1F"/>
+                <w:sz w:val="28"/>
+                <w:szCs w:val="28"/>
+                <w:bdr w:val="none" w:sz="0" w:space="0" w:color="auto" w:frame="1"/>
+              </w:rPr>
+              <w:t>8</w:t>
+            </w:r>
+          </w:p>
+        </w:tc>
+        <w:tc>
+          <w:tcPr>
+            <w:tcW w:w="1771" w:type="dxa"/>
             <w:vAlign w:val="center"/>
           </w:tcPr>
           <w:p>
@@ -8002,14 +8076,14 @@
                 <w:szCs w:val="28"/>
                 <w:bdr w:val="none" w:sz="0" w:space="0" w:color="auto" w:frame="1"/>
               </w:rPr>
-              <w:t>maxRes</w:t>
+              <w:t>factRes</w:t>
             </w:r>
             <w:proofErr w:type="spellEnd"/>
           </w:p>
         </w:tc>
         <w:tc>
           <w:tcPr>
-            <w:tcW w:w="1558" w:type="dxa"/>
+            <w:tcW w:w="1507" w:type="dxa"/>
             <w:vAlign w:val="center"/>
           </w:tcPr>
           <w:p>
@@ -8038,26 +8112,118 @@
       <w:tr>
         <w:tc>
           <w:tcPr>
-            <w:tcW w:w="988" w:type="dxa"/>
-            <w:vAlign w:val="center"/>
-          </w:tcPr>
-          <w:p>
-            <w:pPr>
-              <w:jc w:val="both"/>
-              <w:rPr>
-                <w:rFonts w:ascii="Times New Roman" w:hAnsi="Times New Roman"/>
-                <w:sz w:val="28"/>
-                <w:szCs w:val="28"/>
-                <w:lang w:val="en-US"/>
-              </w:rPr>
-            </w:pPr>
-            <w:r>
-              <w:rPr>
-                <w:rFonts w:ascii="Times New Roman" w:hAnsi="Times New Roman"/>
-                <w:color w:val="1F1F1F"/>
-                <w:sz w:val="28"/>
-                <w:szCs w:val="28"/>
-                <w:bdr w:val="none" w:sz="0" w:space="0" w:color="auto" w:frame="1"/>
+            <w:tcW w:w="964" w:type="dxa"/>
+            <w:vAlign w:val="center"/>
+          </w:tcPr>
+          <w:p>
+            <w:pPr>
+              <w:jc w:val="both"/>
+              <w:rPr>
+                <w:rFonts w:ascii="Times New Roman" w:hAnsi="Times New Roman"/>
+                <w:sz w:val="28"/>
+                <w:szCs w:val="28"/>
+                <w:lang w:val="en-US"/>
+              </w:rPr>
+            </w:pPr>
+            <w:r>
+              <w:rPr>
+                <w:rFonts w:ascii="Times New Roman" w:hAnsi="Times New Roman"/>
+                <w:color w:val="1F1F1F"/>
+                <w:sz w:val="28"/>
+                <w:szCs w:val="28"/>
+                <w:bdr w:val="none" w:sz="0" w:space="0" w:color="auto" w:frame="1"/>
+              </w:rPr>
+              <w:t>1</w:t>
+            </w:r>
+            <w:r>
+              <w:rPr>
+                <w:rFonts w:ascii="Times New Roman" w:hAnsi="Times New Roman"/>
+                <w:color w:val="1F1F1F"/>
+                <w:sz w:val="28"/>
+                <w:szCs w:val="28"/>
+                <w:bdr w:val="none" w:sz="0" w:space="0" w:color="auto" w:frame="1"/>
+              </w:rPr>
+              <w:t>9</w:t>
+            </w:r>
+          </w:p>
+        </w:tc>
+        <w:tc>
+          <w:tcPr>
+            <w:tcW w:w="2092" w:type="dxa"/>
+            <w:vAlign w:val="center"/>
+          </w:tcPr>
+          <w:p>
+            <w:pPr>
+              <w:jc w:val="both"/>
+              <w:rPr>
+                <w:rFonts w:ascii="Times New Roman" w:hAnsi="Times New Roman"/>
+                <w:sz w:val="28"/>
+                <w:szCs w:val="28"/>
+                <w:lang w:val="ru-RU"/>
+              </w:rPr>
+            </w:pPr>
+            <w:proofErr w:type="spellStart"/>
+            <w:r>
+              <w:rPr>
+                <w:rFonts w:ascii="Times New Roman" w:hAnsi="Times New Roman"/>
+                <w:color w:val="1F1F1F"/>
+                <w:sz w:val="28"/>
+                <w:szCs w:val="28"/>
+                <w:bdr w:val="none" w:sz="0" w:space="0" w:color="auto" w:frame="1"/>
+              </w:rPr>
+              <w:t>if</w:t>
+            </w:r>
+            <w:proofErr w:type="spellEnd"/>
+          </w:p>
+        </w:tc>
+        <w:tc>
+          <w:tcPr>
+            <w:tcW w:w="1506" w:type="dxa"/>
+            <w:vAlign w:val="center"/>
+          </w:tcPr>
+          <w:p>
+            <w:pPr>
+              <w:jc w:val="both"/>
+              <w:rPr>
+                <w:rFonts w:ascii="Times New Roman" w:hAnsi="Times New Roman"/>
+                <w:sz w:val="28"/>
+                <w:szCs w:val="28"/>
+                <w:lang w:val="en-US"/>
+              </w:rPr>
+            </w:pPr>
+            <w:r>
+              <w:rPr>
+                <w:rFonts w:ascii="Times New Roman" w:hAnsi="Times New Roman"/>
+                <w:color w:val="1F1F1F"/>
+                <w:sz w:val="28"/>
+                <w:szCs w:val="28"/>
+                <w:bdr w:val="none" w:sz="0" w:space="0" w:color="auto" w:frame="1"/>
+              </w:rPr>
+              <w:t>3</w:t>
+            </w:r>
+          </w:p>
+        </w:tc>
+        <w:tc>
+          <w:tcPr>
+            <w:tcW w:w="1505" w:type="dxa"/>
+            <w:vAlign w:val="center"/>
+          </w:tcPr>
+          <w:p>
+            <w:pPr>
+              <w:jc w:val="both"/>
+              <w:rPr>
+                <w:rFonts w:ascii="Times New Roman" w:hAnsi="Times New Roman"/>
+                <w:sz w:val="28"/>
+                <w:szCs w:val="28"/>
+                <w:lang w:val="en-US"/>
+              </w:rPr>
+            </w:pPr>
+            <w:r>
+              <w:rPr>
+                <w:rFonts w:ascii="Times New Roman" w:hAnsi="Times New Roman"/>
+                <w:sz w:val="28"/>
+                <w:szCs w:val="28"/>
+                <w:lang w:val="en-US"/>
               </w:rPr>
               <w:t>19</w:t>
             </w:r>
@@ -8065,138 +8231,55 @@
         </w:tc>
         <w:tc>
           <w:tcPr>
-            <w:tcW w:w="2126" w:type="dxa"/>
-            <w:vAlign w:val="center"/>
-          </w:tcPr>
-          <w:p>
-            <w:pPr>
-              <w:jc w:val="both"/>
-              <w:rPr>
-                <w:rFonts w:ascii="Times New Roman" w:hAnsi="Times New Roman"/>
-                <w:sz w:val="28"/>
-                <w:szCs w:val="28"/>
-                <w:lang w:val="ru-RU"/>
-              </w:rPr>
-            </w:pPr>
-            <w:r>
-              <w:rPr>
-                <w:rFonts w:ascii="Times New Roman" w:hAnsi="Times New Roman"/>
-                <w:color w:val="1F1F1F"/>
-                <w:sz w:val="28"/>
-                <w:szCs w:val="28"/>
-                <w:bdr w:val="none" w:sz="0" w:space="0" w:color="auto" w:frame="1"/>
-              </w:rPr>
-              <w:t>Unit</w:t>
-            </w:r>
-          </w:p>
-        </w:tc>
-        <w:tc>
-          <w:tcPr>
-            <w:tcW w:w="1557" w:type="dxa"/>
-            <w:vAlign w:val="center"/>
-          </w:tcPr>
-          <w:p>
-            <w:pPr>
-              <w:jc w:val="both"/>
-              <w:rPr>
-                <w:rFonts w:ascii="Times New Roman" w:hAnsi="Times New Roman"/>
-                <w:sz w:val="28"/>
-                <w:szCs w:val="28"/>
-                <w:lang w:val="en-US"/>
-              </w:rPr>
-            </w:pPr>
-            <w:r>
-              <w:rPr>
-                <w:rFonts w:ascii="Times New Roman" w:hAnsi="Times New Roman"/>
-                <w:color w:val="1F1F1F"/>
-                <w:sz w:val="28"/>
-                <w:szCs w:val="28"/>
-                <w:bdr w:val="none" w:sz="0" w:space="0" w:color="auto" w:frame="1"/>
-              </w:rPr>
-              <w:t>3</w:t>
-            </w:r>
-          </w:p>
-        </w:tc>
-        <w:tc>
-          <w:tcPr>
-            <w:tcW w:w="1558" w:type="dxa"/>
-            <w:vAlign w:val="center"/>
-          </w:tcPr>
-          <w:p>
-            <w:pPr>
-              <w:jc w:val="both"/>
-              <w:rPr>
-                <w:rFonts w:ascii="Times New Roman" w:hAnsi="Times New Roman"/>
-                <w:sz w:val="28"/>
-                <w:szCs w:val="28"/>
-                <w:lang w:val="en-US"/>
-              </w:rPr>
-            </w:pPr>
-            <w:r>
-              <w:rPr>
-                <w:rFonts w:ascii="Times New Roman" w:hAnsi="Times New Roman"/>
-                <w:color w:val="1F1F1F"/>
-                <w:sz w:val="28"/>
-                <w:szCs w:val="28"/>
-                <w:bdr w:val="none" w:sz="0" w:space="0" w:color="auto" w:frame="1"/>
-              </w:rPr>
-              <w:t>19</w:t>
-            </w:r>
-          </w:p>
-        </w:tc>
-        <w:tc>
-          <w:tcPr>
-            <w:tcW w:w="1558" w:type="dxa"/>
-            <w:vAlign w:val="center"/>
-          </w:tcPr>
-          <w:p>
-            <w:pPr>
-              <w:jc w:val="both"/>
-              <w:rPr>
-                <w:rFonts w:ascii="Times New Roman" w:hAnsi="Times New Roman"/>
-                <w:sz w:val="28"/>
-                <w:szCs w:val="28"/>
-                <w:lang w:val="en-US"/>
-              </w:rPr>
-            </w:pPr>
-            <w:proofErr w:type="spellStart"/>
-            <w:r>
-              <w:rPr>
-                <w:rFonts w:ascii="Times New Roman" w:hAnsi="Times New Roman"/>
-                <w:color w:val="1F1F1F"/>
-                <w:sz w:val="28"/>
-                <w:szCs w:val="28"/>
-                <w:bdr w:val="none" w:sz="0" w:space="0" w:color="auto" w:frame="1"/>
-              </w:rPr>
-              <w:t>factRes</w:t>
-            </w:r>
-            <w:proofErr w:type="spellEnd"/>
-          </w:p>
-        </w:tc>
-        <w:tc>
-          <w:tcPr>
-            <w:tcW w:w="1558" w:type="dxa"/>
-            <w:vAlign w:val="center"/>
-          </w:tcPr>
-          <w:p>
-            <w:pPr>
-              <w:jc w:val="both"/>
-              <w:rPr>
-                <w:rFonts w:ascii="Times New Roman" w:hAnsi="Times New Roman"/>
-                <w:sz w:val="28"/>
-                <w:szCs w:val="28"/>
-                <w:lang w:val="en-US"/>
-              </w:rPr>
-            </w:pPr>
-            <w:r>
-              <w:rPr>
-                <w:rFonts w:ascii="Times New Roman" w:hAnsi="Times New Roman"/>
-                <w:color w:val="1F1F1F"/>
-                <w:sz w:val="28"/>
-                <w:szCs w:val="28"/>
-                <w:bdr w:val="none" w:sz="0" w:space="0" w:color="auto" w:frame="1"/>
-              </w:rPr>
-              <w:t>3</w:t>
+            <w:tcW w:w="1771" w:type="dxa"/>
+            <w:vAlign w:val="center"/>
+          </w:tcPr>
+          <w:p>
+            <w:pPr>
+              <w:jc w:val="both"/>
+              <w:rPr>
+                <w:rFonts w:ascii="Times New Roman" w:hAnsi="Times New Roman"/>
+                <w:sz w:val="28"/>
+                <w:szCs w:val="28"/>
+                <w:lang w:val="en-US"/>
+              </w:rPr>
+            </w:pPr>
+            <w:r>
+              <w:rPr>
+                <w:rFonts w:ascii="Times New Roman" w:hAnsi="Times New Roman"/>
+                <w:color w:val="1F1F1F"/>
+                <w:sz w:val="28"/>
+                <w:szCs w:val="28"/>
+                <w:bdr w:val="none" w:sz="0" w:space="0" w:color="auto" w:frame="1"/>
+              </w:rPr>
+              <w:t>n</w:t>
+            </w:r>
+          </w:p>
+        </w:tc>
+        <w:tc>
+          <w:tcPr>
+            <w:tcW w:w="1507" w:type="dxa"/>
+            <w:vAlign w:val="center"/>
+          </w:tcPr>
+          <w:p>
+            <w:pPr>
+              <w:jc w:val="both"/>
+              <w:rPr>
+                <w:rFonts w:ascii="Times New Roman" w:hAnsi="Times New Roman"/>
+                <w:sz w:val="28"/>
+                <w:szCs w:val="28"/>
+                <w:lang w:val="en-US"/>
+              </w:rPr>
+            </w:pPr>
+            <w:r>
+              <w:rPr>
+                <w:rFonts w:ascii="Times New Roman" w:hAnsi="Times New Roman"/>
+                <w:color w:val="1F1F1F"/>
+                <w:sz w:val="28"/>
+                <w:szCs w:val="28"/>
+                <w:bdr w:val="none" w:sz="0" w:space="0" w:color="auto" w:frame="1"/>
+              </w:rPr>
+              <w:t>2</w:t>
             </w:r>
           </w:p>
         </w:tc>
@@ -8204,26 +8287,26 @@
       <w:tr>
         <w:tc>
           <w:tcPr>
-            <w:tcW w:w="988" w:type="dxa"/>
-            <w:vAlign w:val="center"/>
-          </w:tcPr>
-          <w:p>
-            <w:pPr>
-              <w:jc w:val="both"/>
-              <w:rPr>
-                <w:rFonts w:ascii="Times New Roman" w:hAnsi="Times New Roman"/>
-                <w:sz w:val="28"/>
-                <w:szCs w:val="28"/>
-                <w:lang w:val="en-US"/>
-              </w:rPr>
-            </w:pPr>
-            <w:r>
-              <w:rPr>
-                <w:rFonts w:ascii="Times New Roman" w:hAnsi="Times New Roman"/>
-                <w:color w:val="1F1F1F"/>
-                <w:sz w:val="28"/>
-                <w:szCs w:val="28"/>
-                <w:bdr w:val="none" w:sz="0" w:space="0" w:color="auto" w:frame="1"/>
+            <w:tcW w:w="964" w:type="dxa"/>
+            <w:vAlign w:val="center"/>
+          </w:tcPr>
+          <w:p>
+            <w:pPr>
+              <w:jc w:val="both"/>
+              <w:rPr>
+                <w:rFonts w:ascii="Times New Roman" w:hAnsi="Times New Roman"/>
+                <w:color w:val="1F1F1F"/>
+                <w:sz w:val="28"/>
+                <w:szCs w:val="28"/>
+                <w:bdr w:val="none" w:sz="0" w:space="0" w:color="auto" w:frame="1"/>
+              </w:rPr>
+            </w:pPr>
+            <w:r>
+              <w:rPr>
+                <w:rFonts w:ascii="Times New Roman" w:hAnsi="Times New Roman"/>
+                <w:sz w:val="28"/>
+                <w:szCs w:val="28"/>
+                <w:lang w:val="en-US"/>
               </w:rPr>
               <w:t>20</w:t>
             </w:r>
@@ -8231,71 +8314,74 @@
         </w:tc>
         <w:tc>
           <w:tcPr>
-            <w:tcW w:w="2126" w:type="dxa"/>
-            <w:vAlign w:val="center"/>
-          </w:tcPr>
-          <w:p>
-            <w:pPr>
-              <w:jc w:val="both"/>
-              <w:rPr>
-                <w:rFonts w:ascii="Times New Roman" w:hAnsi="Times New Roman"/>
-                <w:sz w:val="28"/>
-                <w:szCs w:val="28"/>
-                <w:lang w:val="ru-RU"/>
-              </w:rPr>
-            </w:pPr>
-            <w:r>
-              <w:rPr>
-                <w:rFonts w:ascii="Times New Roman" w:hAnsi="Times New Roman"/>
-                <w:color w:val="1F1F1F"/>
-                <w:sz w:val="28"/>
-                <w:szCs w:val="28"/>
-                <w:bdr w:val="none" w:sz="0" w:space="0" w:color="auto" w:frame="1"/>
-              </w:rPr>
-              <w:t>-</w:t>
-            </w:r>
-          </w:p>
-        </w:tc>
-        <w:tc>
-          <w:tcPr>
-            <w:tcW w:w="1557" w:type="dxa"/>
-            <w:vAlign w:val="center"/>
-          </w:tcPr>
-          <w:p>
-            <w:pPr>
-              <w:jc w:val="both"/>
-              <w:rPr>
-                <w:rFonts w:ascii="Times New Roman" w:hAnsi="Times New Roman"/>
-                <w:sz w:val="28"/>
-                <w:szCs w:val="28"/>
-                <w:lang w:val="en-US"/>
-              </w:rPr>
-            </w:pPr>
-            <w:r>
-              <w:rPr>
-                <w:rFonts w:ascii="Times New Roman" w:hAnsi="Times New Roman"/>
-                <w:color w:val="1F1F1F"/>
-                <w:sz w:val="28"/>
-                <w:szCs w:val="28"/>
-                <w:bdr w:val="none" w:sz="0" w:space="0" w:color="auto" w:frame="1"/>
-              </w:rPr>
-              <w:t>2</w:t>
-            </w:r>
-          </w:p>
-        </w:tc>
-        <w:tc>
-          <w:tcPr>
-            <w:tcW w:w="1558" w:type="dxa"/>
-            <w:vAlign w:val="center"/>
-          </w:tcPr>
-          <w:p>
-            <w:pPr>
-              <w:jc w:val="both"/>
-              <w:rPr>
-                <w:rFonts w:ascii="Times New Roman" w:hAnsi="Times New Roman"/>
-                <w:sz w:val="28"/>
-                <w:szCs w:val="28"/>
-                <w:lang w:val="en-US"/>
+            <w:tcW w:w="2092" w:type="dxa"/>
+            <w:vAlign w:val="center"/>
+          </w:tcPr>
+          <w:p>
+            <w:pPr>
+              <w:jc w:val="both"/>
+              <w:rPr>
+                <w:rFonts w:ascii="Times New Roman" w:hAnsi="Times New Roman"/>
+                <w:color w:val="1F1F1F"/>
+                <w:sz w:val="28"/>
+                <w:szCs w:val="28"/>
+                <w:bdr w:val="none" w:sz="0" w:space="0" w:color="auto" w:frame="1"/>
+              </w:rPr>
+            </w:pPr>
+            <w:r>
+              <w:rPr>
+                <w:rFonts w:ascii="Times New Roman" w:hAnsi="Times New Roman"/>
+                <w:color w:val="1F1F1F"/>
+                <w:sz w:val="28"/>
+                <w:szCs w:val="28"/>
+                <w:bdr w:val="none" w:sz="0" w:space="0" w:color="auto" w:frame="1"/>
+              </w:rPr>
+              <w:t>Unit</w:t>
+            </w:r>
+          </w:p>
+        </w:tc>
+        <w:tc>
+          <w:tcPr>
+            <w:tcW w:w="1506" w:type="dxa"/>
+            <w:vAlign w:val="center"/>
+          </w:tcPr>
+          <w:p>
+            <w:pPr>
+              <w:jc w:val="both"/>
+              <w:rPr>
+                <w:rFonts w:ascii="Times New Roman" w:hAnsi="Times New Roman"/>
+                <w:color w:val="1F1F1F"/>
+                <w:sz w:val="28"/>
+                <w:szCs w:val="28"/>
+                <w:bdr w:val="none" w:sz="0" w:space="0" w:color="auto" w:frame="1"/>
+              </w:rPr>
+            </w:pPr>
+            <w:r>
+              <w:rPr>
+                <w:rFonts w:ascii="Times New Roman" w:hAnsi="Times New Roman"/>
+                <w:color w:val="1F1F1F"/>
+                <w:sz w:val="28"/>
+                <w:szCs w:val="28"/>
+                <w:bdr w:val="none" w:sz="0" w:space="0" w:color="auto" w:frame="1"/>
+              </w:rPr>
+              <w:t>3</w:t>
+            </w:r>
+          </w:p>
+        </w:tc>
+        <w:tc>
+          <w:tcPr>
+            <w:tcW w:w="1505" w:type="dxa"/>
+            <w:vAlign w:val="center"/>
+          </w:tcPr>
+          <w:p>
+            <w:pPr>
+              <w:jc w:val="both"/>
+              <w:rPr>
+                <w:rFonts w:ascii="Times New Roman" w:hAnsi="Times New Roman"/>
+                <w:color w:val="1F1F1F"/>
+                <w:sz w:val="28"/>
+                <w:szCs w:val="28"/>
+                <w:bdr w:val="none" w:sz="0" w:space="0" w:color="auto" w:frame="1"/>
               </w:rPr>
             </w:pPr>
             <w:r>
@@ -8312,46 +8398,46 @@
         </w:tc>
         <w:tc>
           <w:tcPr>
-            <w:tcW w:w="1558" w:type="dxa"/>
-            <w:vAlign w:val="center"/>
-          </w:tcPr>
-          <w:p>
-            <w:pPr>
-              <w:jc w:val="both"/>
-              <w:rPr>
-                <w:rFonts w:ascii="Times New Roman" w:hAnsi="Times New Roman"/>
-                <w:sz w:val="28"/>
-                <w:szCs w:val="28"/>
-                <w:lang w:val="en-US"/>
-              </w:rPr>
-            </w:pPr>
-            <w:proofErr w:type="spellStart"/>
-            <w:r>
-              <w:rPr>
-                <w:rFonts w:ascii="Times New Roman" w:hAnsi="Times New Roman"/>
-                <w:color w:val="1F1F1F"/>
-                <w:sz w:val="28"/>
-                <w:szCs w:val="28"/>
-                <w:bdr w:val="none" w:sz="0" w:space="0" w:color="auto" w:frame="1"/>
-              </w:rPr>
-              <w:t>calcMean</w:t>
-            </w:r>
-            <w:proofErr w:type="spellEnd"/>
-          </w:p>
-        </w:tc>
-        <w:tc>
-          <w:tcPr>
-            <w:tcW w:w="1558" w:type="dxa"/>
-            <w:vAlign w:val="center"/>
-          </w:tcPr>
-          <w:p>
-            <w:pPr>
-              <w:jc w:val="both"/>
-              <w:rPr>
-                <w:rFonts w:ascii="Times New Roman" w:hAnsi="Times New Roman"/>
-                <w:sz w:val="28"/>
-                <w:szCs w:val="28"/>
-                <w:lang w:val="en-US"/>
+            <w:tcW w:w="1771" w:type="dxa"/>
+            <w:vAlign w:val="center"/>
+          </w:tcPr>
+          <w:p>
+            <w:pPr>
+              <w:jc w:val="both"/>
+              <w:rPr>
+                <w:rFonts w:ascii="Times New Roman" w:hAnsi="Times New Roman"/>
+                <w:color w:val="1F1F1F"/>
+                <w:sz w:val="28"/>
+                <w:szCs w:val="28"/>
+                <w:bdr w:val="none" w:sz="0" w:space="0" w:color="auto" w:frame="1"/>
+              </w:rPr>
+            </w:pPr>
+            <w:r>
+              <w:rPr>
+                <w:rFonts w:ascii="Times New Roman" w:hAnsi="Times New Roman"/>
+                <w:color w:val="1F1F1F"/>
+                <w:sz w:val="28"/>
+                <w:szCs w:val="28"/>
+                <w:bdr w:val="none" w:sz="0" w:space="0" w:color="auto" w:frame="1"/>
+              </w:rPr>
+              <w:t>m</w:t>
+            </w:r>
+          </w:p>
+        </w:tc>
+        <w:tc>
+          <w:tcPr>
+            <w:tcW w:w="1507" w:type="dxa"/>
+            <w:vAlign w:val="center"/>
+          </w:tcPr>
+          <w:p>
+            <w:pPr>
+              <w:jc w:val="both"/>
+              <w:rPr>
+                <w:rFonts w:ascii="Times New Roman" w:hAnsi="Times New Roman"/>
+                <w:color w:val="1F1F1F"/>
+                <w:sz w:val="28"/>
+                <w:szCs w:val="28"/>
+                <w:bdr w:val="none" w:sz="0" w:space="0" w:color="auto" w:frame="1"/>
               </w:rPr>
             </w:pPr>
             <w:r>
@@ -8370,17 +8456,112 @@
       <w:tr>
         <w:tc>
           <w:tcPr>
-            <w:tcW w:w="988" w:type="dxa"/>
-            <w:vAlign w:val="center"/>
-          </w:tcPr>
-          <w:p>
-            <w:pPr>
-              <w:jc w:val="both"/>
-              <w:rPr>
-                <w:rFonts w:ascii="Times New Roman" w:hAnsi="Times New Roman"/>
-                <w:sz w:val="28"/>
-                <w:szCs w:val="28"/>
-                <w:lang w:val="en-US"/>
+            <w:tcW w:w="964" w:type="dxa"/>
+            <w:vAlign w:val="center"/>
+          </w:tcPr>
+          <w:p>
+            <w:pPr>
+              <w:jc w:val="both"/>
+              <w:rPr>
+                <w:rFonts w:ascii="Times New Roman" w:hAnsi="Times New Roman"/>
+                <w:color w:val="1F1F1F"/>
+                <w:sz w:val="28"/>
+                <w:szCs w:val="28"/>
+                <w:bdr w:val="none" w:sz="0" w:space="0" w:color="auto" w:frame="1"/>
+              </w:rPr>
+            </w:pPr>
+            <w:r>
+              <w:rPr>
+                <w:rFonts w:ascii="Times New Roman" w:hAnsi="Times New Roman"/>
+                <w:color w:val="1F1F1F"/>
+                <w:sz w:val="28"/>
+                <w:szCs w:val="28"/>
+                <w:bdr w:val="none" w:sz="0" w:space="0" w:color="auto" w:frame="1"/>
+              </w:rPr>
+              <w:t>2</w:t>
+            </w:r>
+            <w:r>
+              <w:rPr>
+                <w:rFonts w:ascii="Times New Roman" w:hAnsi="Times New Roman"/>
+                <w:color w:val="1F1F1F"/>
+                <w:sz w:val="28"/>
+                <w:szCs w:val="28"/>
+                <w:bdr w:val="none" w:sz="0" w:space="0" w:color="auto" w:frame="1"/>
+              </w:rPr>
+              <w:t>1</w:t>
+            </w:r>
+          </w:p>
+        </w:tc>
+        <w:tc>
+          <w:tcPr>
+            <w:tcW w:w="2092" w:type="dxa"/>
+            <w:vAlign w:val="center"/>
+          </w:tcPr>
+          <w:p>
+            <w:pPr>
+              <w:jc w:val="both"/>
+              <w:rPr>
+                <w:rFonts w:ascii="Times New Roman" w:hAnsi="Times New Roman"/>
+                <w:color w:val="1F1F1F"/>
+                <w:sz w:val="28"/>
+                <w:szCs w:val="28"/>
+                <w:bdr w:val="none" w:sz="0" w:space="0" w:color="auto" w:frame="1"/>
+              </w:rPr>
+            </w:pPr>
+            <w:r>
+              <w:rPr>
+                <w:rFonts w:ascii="Times New Roman" w:hAnsi="Times New Roman"/>
+                <w:color w:val="1F1F1F"/>
+                <w:sz w:val="28"/>
+                <w:szCs w:val="28"/>
+                <w:bdr w:val="none" w:sz="0" w:space="0" w:color="auto" w:frame="1"/>
+              </w:rPr>
+              <w:t>-</w:t>
+            </w:r>
+          </w:p>
+        </w:tc>
+        <w:tc>
+          <w:tcPr>
+            <w:tcW w:w="1506" w:type="dxa"/>
+            <w:vAlign w:val="center"/>
+          </w:tcPr>
+          <w:p>
+            <w:pPr>
+              <w:jc w:val="both"/>
+              <w:rPr>
+                <w:rFonts w:ascii="Times New Roman" w:hAnsi="Times New Roman"/>
+                <w:color w:val="1F1F1F"/>
+                <w:sz w:val="28"/>
+                <w:szCs w:val="28"/>
+                <w:bdr w:val="none" w:sz="0" w:space="0" w:color="auto" w:frame="1"/>
+              </w:rPr>
+            </w:pPr>
+            <w:r>
+              <w:rPr>
+                <w:rFonts w:ascii="Times New Roman" w:hAnsi="Times New Roman"/>
+                <w:color w:val="1F1F1F"/>
+                <w:sz w:val="28"/>
+                <w:szCs w:val="28"/>
+                <w:bdr w:val="none" w:sz="0" w:space="0" w:color="auto" w:frame="1"/>
+              </w:rPr>
+              <w:t>2</w:t>
+            </w:r>
+          </w:p>
+        </w:tc>
+        <w:tc>
+          <w:tcPr>
+            <w:tcW w:w="1505" w:type="dxa"/>
+            <w:vAlign w:val="center"/>
+          </w:tcPr>
+          <w:p>
+            <w:pPr>
+              <w:jc w:val="both"/>
+              <w:rPr>
+                <w:rFonts w:ascii="Times New Roman" w:hAnsi="Times New Roman"/>
+                <w:color w:val="1F1F1F"/>
+                <w:sz w:val="28"/>
+                <w:szCs w:val="28"/>
+                <w:bdr w:val="none" w:sz="0" w:space="0" w:color="auto" w:frame="1"/>
               </w:rPr>
             </w:pPr>
             <w:r>
@@ -8397,17 +8578,18 @@
         </w:tc>
         <w:tc>
           <w:tcPr>
-            <w:tcW w:w="2126" w:type="dxa"/>
-            <w:vAlign w:val="center"/>
-          </w:tcPr>
-          <w:p>
-            <w:pPr>
-              <w:jc w:val="both"/>
-              <w:rPr>
-                <w:rFonts w:ascii="Times New Roman" w:hAnsi="Times New Roman"/>
-                <w:sz w:val="28"/>
-                <w:szCs w:val="28"/>
-                <w:lang w:val="ru-RU"/>
+            <w:tcW w:w="1771" w:type="dxa"/>
+            <w:vAlign w:val="center"/>
+          </w:tcPr>
+          <w:p>
+            <w:pPr>
+              <w:jc w:val="both"/>
+              <w:rPr>
+                <w:rFonts w:ascii="Times New Roman" w:hAnsi="Times New Roman"/>
+                <w:color w:val="1F1F1F"/>
+                <w:sz w:val="28"/>
+                <w:szCs w:val="28"/>
+                <w:bdr w:val="none" w:sz="0" w:space="0" w:color="auto" w:frame="1"/>
               </w:rPr>
             </w:pPr>
             <w:proofErr w:type="spellStart"/>
@@ -8419,107 +8601,25 @@
                 <w:szCs w:val="28"/>
                 <w:bdr w:val="none" w:sz="0" w:space="0" w:color="auto" w:frame="1"/>
               </w:rPr>
-              <w:t>String</w:t>
+              <w:t>mx</w:t>
             </w:r>
             <w:proofErr w:type="spellEnd"/>
           </w:p>
         </w:tc>
         <w:tc>
           <w:tcPr>
-            <w:tcW w:w="1557" w:type="dxa"/>
-            <w:vAlign w:val="center"/>
-          </w:tcPr>
-          <w:p>
-            <w:pPr>
-              <w:jc w:val="both"/>
-              <w:rPr>
-                <w:rFonts w:ascii="Times New Roman" w:hAnsi="Times New Roman"/>
-                <w:sz w:val="28"/>
-                <w:szCs w:val="28"/>
-                <w:lang w:val="en-US"/>
-              </w:rPr>
-            </w:pPr>
-            <w:r>
-              <w:rPr>
-                <w:rFonts w:ascii="Times New Roman" w:hAnsi="Times New Roman"/>
-                <w:color w:val="1F1F1F"/>
-                <w:sz w:val="28"/>
-                <w:szCs w:val="28"/>
-                <w:bdr w:val="none" w:sz="0" w:space="0" w:color="auto" w:frame="1"/>
-              </w:rPr>
-              <w:t>2</w:t>
-            </w:r>
-          </w:p>
-        </w:tc>
-        <w:tc>
-          <w:tcPr>
-            <w:tcW w:w="1558" w:type="dxa"/>
-            <w:vAlign w:val="center"/>
-          </w:tcPr>
-          <w:p>
-            <w:pPr>
-              <w:jc w:val="both"/>
-              <w:rPr>
-                <w:rFonts w:ascii="Times New Roman" w:hAnsi="Times New Roman"/>
-                <w:sz w:val="28"/>
-                <w:szCs w:val="28"/>
-                <w:lang w:val="en-US"/>
-              </w:rPr>
-            </w:pPr>
-            <w:r>
-              <w:rPr>
-                <w:rFonts w:ascii="Times New Roman" w:hAnsi="Times New Roman"/>
-                <w:color w:val="1F1F1F"/>
-                <w:sz w:val="28"/>
-                <w:szCs w:val="28"/>
-                <w:bdr w:val="none" w:sz="0" w:space="0" w:color="auto" w:frame="1"/>
-              </w:rPr>
-              <w:t>21</w:t>
-            </w:r>
-          </w:p>
-        </w:tc>
-        <w:tc>
-          <w:tcPr>
-            <w:tcW w:w="1558" w:type="dxa"/>
-            <w:vAlign w:val="center"/>
-          </w:tcPr>
-          <w:p>
-            <w:pPr>
-              <w:jc w:val="both"/>
-              <w:rPr>
-                <w:rFonts w:ascii="Times New Roman" w:hAnsi="Times New Roman"/>
-                <w:sz w:val="28"/>
-                <w:szCs w:val="28"/>
-                <w:lang w:val="en-US"/>
-              </w:rPr>
-            </w:pPr>
-            <w:proofErr w:type="spellStart"/>
-            <w:r>
-              <w:rPr>
-                <w:rFonts w:ascii="Times New Roman" w:hAnsi="Times New Roman"/>
-                <w:color w:val="1F1F1F"/>
-                <w:sz w:val="28"/>
-                <w:szCs w:val="28"/>
-                <w:bdr w:val="none" w:sz="0" w:space="0" w:color="auto" w:frame="1"/>
-              </w:rPr>
-              <w:t>findMax</w:t>
-            </w:r>
-            <w:proofErr w:type="spellEnd"/>
-          </w:p>
-        </w:tc>
-        <w:tc>
-          <w:tcPr>
-            <w:tcW w:w="1558" w:type="dxa"/>
-            <w:vAlign w:val="center"/>
-          </w:tcPr>
-          <w:p>
-            <w:pPr>
-              <w:jc w:val="both"/>
-              <w:rPr>
-                <w:rFonts w:ascii="Times New Roman" w:hAnsi="Times New Roman"/>
-                <w:sz w:val="28"/>
-                <w:szCs w:val="28"/>
-                <w:lang w:val="en-US"/>
+            <w:tcW w:w="1507" w:type="dxa"/>
+            <w:vAlign w:val="center"/>
+          </w:tcPr>
+          <w:p>
+            <w:pPr>
+              <w:jc w:val="both"/>
+              <w:rPr>
+                <w:rFonts w:ascii="Times New Roman" w:hAnsi="Times New Roman"/>
+                <w:color w:val="1F1F1F"/>
+                <w:sz w:val="28"/>
+                <w:szCs w:val="28"/>
+                <w:bdr w:val="none" w:sz="0" w:space="0" w:color="auto" w:frame="1"/>
               </w:rPr>
             </w:pPr>
             <w:r>
@@ -8538,7 +8638,7 @@
       <w:tr>
         <w:tc>
           <w:tcPr>
-            <w:tcW w:w="988" w:type="dxa"/>
+            <w:tcW w:w="964" w:type="dxa"/>
             <w:vAlign w:val="center"/>
           </w:tcPr>
           <w:p>
@@ -8565,7 +8665,7 @@
         </w:tc>
         <w:tc>
           <w:tcPr>
-            <w:tcW w:w="2126" w:type="dxa"/>
+            <w:tcW w:w="2092" w:type="dxa"/>
             <w:vAlign w:val="center"/>
           </w:tcPr>
           <w:p>
@@ -8578,87 +8678,6 @@
                 <w:lang w:val="ru-RU"/>
               </w:rPr>
             </w:pPr>
-            <w:r>
-              <w:rPr>
-                <w:rFonts w:ascii="Times New Roman" w:hAnsi="Times New Roman"/>
-                <w:color w:val="1F1F1F"/>
-                <w:sz w:val="28"/>
-                <w:szCs w:val="28"/>
-                <w:bdr w:val="none" w:sz="0" w:space="0" w:color="auto" w:frame="1"/>
-              </w:rPr>
-              <w:t>&lt;=</w:t>
-            </w:r>
-          </w:p>
-        </w:tc>
-        <w:tc>
-          <w:tcPr>
-            <w:tcW w:w="1557" w:type="dxa"/>
-            <w:vAlign w:val="center"/>
-          </w:tcPr>
-          <w:p>
-            <w:pPr>
-              <w:jc w:val="both"/>
-              <w:rPr>
-                <w:rFonts w:ascii="Times New Roman" w:hAnsi="Times New Roman"/>
-                <w:sz w:val="28"/>
-                <w:szCs w:val="28"/>
-                <w:lang w:val="en-US"/>
-              </w:rPr>
-            </w:pPr>
-            <w:r>
-              <w:rPr>
-                <w:rFonts w:ascii="Times New Roman" w:hAnsi="Times New Roman"/>
-                <w:color w:val="1F1F1F"/>
-                <w:sz w:val="28"/>
-                <w:szCs w:val="28"/>
-                <w:bdr w:val="none" w:sz="0" w:space="0" w:color="auto" w:frame="1"/>
-              </w:rPr>
-              <w:t>1</w:t>
-            </w:r>
-          </w:p>
-        </w:tc>
-        <w:tc>
-          <w:tcPr>
-            <w:tcW w:w="1558" w:type="dxa"/>
-            <w:vAlign w:val="center"/>
-          </w:tcPr>
-          <w:p>
-            <w:pPr>
-              <w:jc w:val="both"/>
-              <w:rPr>
-                <w:rFonts w:ascii="Times New Roman" w:hAnsi="Times New Roman"/>
-                <w:sz w:val="28"/>
-                <w:szCs w:val="28"/>
-                <w:lang w:val="en-US"/>
-              </w:rPr>
-            </w:pPr>
-            <w:r>
-              <w:rPr>
-                <w:rFonts w:ascii="Times New Roman" w:hAnsi="Times New Roman"/>
-                <w:color w:val="1F1F1F"/>
-                <w:sz w:val="28"/>
-                <w:szCs w:val="28"/>
-                <w:bdr w:val="none" w:sz="0" w:space="0" w:color="auto" w:frame="1"/>
-              </w:rPr>
-              <w:t>22</w:t>
-            </w:r>
-          </w:p>
-        </w:tc>
-        <w:tc>
-          <w:tcPr>
-            <w:tcW w:w="1558" w:type="dxa"/>
-            <w:vAlign w:val="center"/>
-          </w:tcPr>
-          <w:p>
-            <w:pPr>
-              <w:jc w:val="both"/>
-              <w:rPr>
-                <w:rFonts w:ascii="Times New Roman" w:hAnsi="Times New Roman"/>
-                <w:sz w:val="28"/>
-                <w:szCs w:val="28"/>
-                <w:lang w:val="en-US"/>
-              </w:rPr>
-            </w:pPr>
             <w:proofErr w:type="spellStart"/>
             <w:r>
               <w:rPr>
@@ -8668,14 +8687,104 @@
                 <w:szCs w:val="28"/>
                 <w:bdr w:val="none" w:sz="0" w:space="0" w:color="auto" w:frame="1"/>
               </w:rPr>
-              <w:t>getFactorial</w:t>
+              <w:t>calcMean</w:t>
             </w:r>
             <w:proofErr w:type="spellEnd"/>
           </w:p>
         </w:tc>
         <w:tc>
           <w:tcPr>
-            <w:tcW w:w="1558" w:type="dxa"/>
+            <w:tcW w:w="1506" w:type="dxa"/>
+            <w:vAlign w:val="center"/>
+          </w:tcPr>
+          <w:p>
+            <w:pPr>
+              <w:jc w:val="both"/>
+              <w:rPr>
+                <w:rFonts w:ascii="Times New Roman" w:hAnsi="Times New Roman"/>
+                <w:sz w:val="28"/>
+                <w:szCs w:val="28"/>
+                <w:lang w:val="en-US"/>
+              </w:rPr>
+            </w:pPr>
+            <w:r>
+              <w:rPr>
+                <w:rFonts w:ascii="Times New Roman" w:hAnsi="Times New Roman"/>
+                <w:sz w:val="28"/>
+                <w:szCs w:val="28"/>
+                <w:lang w:val="en-US"/>
+              </w:rPr>
+              <w:t>2</w:t>
+            </w:r>
+          </w:p>
+        </w:tc>
+        <w:tc>
+          <w:tcPr>
+            <w:tcW w:w="1505" w:type="dxa"/>
+            <w:vAlign w:val="center"/>
+          </w:tcPr>
+          <w:p>
+            <w:pPr>
+              <w:jc w:val="both"/>
+              <w:rPr>
+                <w:rFonts w:ascii="Times New Roman" w:hAnsi="Times New Roman"/>
+                <w:sz w:val="28"/>
+                <w:szCs w:val="28"/>
+                <w:lang w:val="en-US"/>
+              </w:rPr>
+            </w:pPr>
+            <w:r>
+              <w:rPr>
+                <w:rFonts w:ascii="Times New Roman" w:hAnsi="Times New Roman"/>
+                <w:color w:val="1F1F1F"/>
+                <w:sz w:val="28"/>
+                <w:szCs w:val="28"/>
+                <w:bdr w:val="none" w:sz="0" w:space="0" w:color="auto" w:frame="1"/>
+              </w:rPr>
+              <w:t>2</w:t>
+            </w:r>
+            <w:r>
+              <w:rPr>
+                <w:rFonts w:ascii="Times New Roman" w:hAnsi="Times New Roman"/>
+                <w:color w:val="1F1F1F"/>
+                <w:sz w:val="28"/>
+                <w:szCs w:val="28"/>
+                <w:bdr w:val="none" w:sz="0" w:space="0" w:color="auto" w:frame="1"/>
+              </w:rPr>
+              <w:t>2</w:t>
+            </w:r>
+          </w:p>
+        </w:tc>
+        <w:tc>
+          <w:tcPr>
+            <w:tcW w:w="1771" w:type="dxa"/>
+            <w:vAlign w:val="center"/>
+          </w:tcPr>
+          <w:p>
+            <w:pPr>
+              <w:jc w:val="both"/>
+              <w:rPr>
+                <w:rFonts w:ascii="Times New Roman" w:hAnsi="Times New Roman"/>
+                <w:sz w:val="28"/>
+                <w:szCs w:val="28"/>
+                <w:lang w:val="en-US"/>
+              </w:rPr>
+            </w:pPr>
+            <w:r>
+              <w:rPr>
+                <w:rFonts w:ascii="Times New Roman" w:hAnsi="Times New Roman"/>
+                <w:color w:val="1F1F1F"/>
+                <w:sz w:val="28"/>
+                <w:szCs w:val="28"/>
+                <w:bdr w:val="none" w:sz="0" w:space="0" w:color="auto" w:frame="1"/>
+              </w:rPr>
+              <w:t>f</w:t>
+            </w:r>
+          </w:p>
+        </w:tc>
+        <w:tc>
+          <w:tcPr>
+            <w:tcW w:w="1507" w:type="dxa"/>
             <w:vAlign w:val="center"/>
           </w:tcPr>
           <w:p>
@@ -8704,7 +8813,7 @@
       <w:tr>
         <w:tc>
           <w:tcPr>
-            <w:tcW w:w="988" w:type="dxa"/>
+            <w:tcW w:w="964" w:type="dxa"/>
             <w:vAlign w:val="center"/>
           </w:tcPr>
           <w:p>
@@ -8731,7 +8840,7 @@
         </w:tc>
         <w:tc>
           <w:tcPr>
-            <w:tcW w:w="2126" w:type="dxa"/>
+            <w:tcW w:w="2092" w:type="dxa"/>
             <w:vAlign w:val="center"/>
           </w:tcPr>
           <w:p>
@@ -8744,102 +8853,115 @@
                 <w:lang w:val="ru-RU"/>
               </w:rPr>
             </w:pPr>
-            <w:r>
-              <w:rPr>
-                <w:rFonts w:ascii="Times New Roman" w:hAnsi="Times New Roman"/>
-                <w:color w:val="1F1F1F"/>
-                <w:sz w:val="28"/>
-                <w:szCs w:val="28"/>
-                <w:bdr w:val="none" w:sz="0" w:space="0" w:color="auto" w:frame="1"/>
-              </w:rPr>
-              <w:t>*</w:t>
-            </w:r>
-          </w:p>
-        </w:tc>
-        <w:tc>
-          <w:tcPr>
-            <w:tcW w:w="1557" w:type="dxa"/>
-            <w:vAlign w:val="center"/>
-          </w:tcPr>
-          <w:p>
-            <w:pPr>
-              <w:jc w:val="both"/>
-              <w:rPr>
-                <w:rFonts w:ascii="Times New Roman" w:hAnsi="Times New Roman"/>
-                <w:sz w:val="28"/>
-                <w:szCs w:val="28"/>
-                <w:lang w:val="en-US"/>
-              </w:rPr>
-            </w:pPr>
-            <w:r>
-              <w:rPr>
-                <w:rFonts w:ascii="Times New Roman" w:hAnsi="Times New Roman"/>
-                <w:color w:val="1F1F1F"/>
-                <w:sz w:val="28"/>
-                <w:szCs w:val="28"/>
-                <w:bdr w:val="none" w:sz="0" w:space="0" w:color="auto" w:frame="1"/>
-              </w:rPr>
-              <w:t>1</w:t>
-            </w:r>
-          </w:p>
-        </w:tc>
-        <w:tc>
-          <w:tcPr>
-            <w:tcW w:w="1558" w:type="dxa"/>
-            <w:vAlign w:val="center"/>
-          </w:tcPr>
-          <w:p>
-            <w:pPr>
-              <w:jc w:val="both"/>
-              <w:rPr>
-                <w:rFonts w:ascii="Times New Roman" w:hAnsi="Times New Roman"/>
-                <w:sz w:val="28"/>
-                <w:szCs w:val="28"/>
-                <w:lang w:val="en-US"/>
-              </w:rPr>
-            </w:pPr>
-            <w:r>
-              <w:rPr>
-                <w:rFonts w:ascii="Times New Roman" w:hAnsi="Times New Roman"/>
-                <w:color w:val="1F1F1F"/>
-                <w:sz w:val="28"/>
-                <w:szCs w:val="28"/>
-                <w:bdr w:val="none" w:sz="0" w:space="0" w:color="auto" w:frame="1"/>
-              </w:rPr>
-              <w:t>23</w:t>
-            </w:r>
-          </w:p>
-        </w:tc>
-        <w:tc>
-          <w:tcPr>
-            <w:tcW w:w="1558" w:type="dxa"/>
-            <w:vAlign w:val="center"/>
-          </w:tcPr>
-          <w:p>
-            <w:pPr>
-              <w:jc w:val="both"/>
-              <w:rPr>
-                <w:rFonts w:ascii="Times New Roman" w:hAnsi="Times New Roman"/>
-                <w:sz w:val="28"/>
-                <w:szCs w:val="28"/>
-                <w:lang w:val="en-US"/>
-              </w:rPr>
-            </w:pPr>
-            <w:r>
-              <w:rPr>
-                <w:rFonts w:ascii="Times New Roman" w:hAnsi="Times New Roman"/>
-                <w:color w:val="1F1F1F"/>
-                <w:sz w:val="28"/>
-                <w:szCs w:val="28"/>
-                <w:bdr w:val="none" w:sz="0" w:space="0" w:color="auto" w:frame="1"/>
-              </w:rPr>
-              <w:t>n</w:t>
-            </w:r>
-          </w:p>
-        </w:tc>
-        <w:tc>
-          <w:tcPr>
-            <w:tcW w:w="1558" w:type="dxa"/>
+            <w:proofErr w:type="spellStart"/>
+            <w:r>
+              <w:rPr>
+                <w:rFonts w:ascii="Times New Roman" w:hAnsi="Times New Roman"/>
+                <w:color w:val="1F1F1F"/>
+                <w:sz w:val="28"/>
+                <w:szCs w:val="28"/>
+                <w:bdr w:val="none" w:sz="0" w:space="0" w:color="auto" w:frame="1"/>
+              </w:rPr>
+              <w:t>findMax</w:t>
+            </w:r>
+            <w:proofErr w:type="spellEnd"/>
+          </w:p>
+        </w:tc>
+        <w:tc>
+          <w:tcPr>
+            <w:tcW w:w="1506" w:type="dxa"/>
+            <w:vAlign w:val="center"/>
+          </w:tcPr>
+          <w:p>
+            <w:pPr>
+              <w:jc w:val="both"/>
+              <w:rPr>
+                <w:rFonts w:ascii="Times New Roman" w:hAnsi="Times New Roman"/>
+                <w:sz w:val="28"/>
+                <w:szCs w:val="28"/>
+                <w:lang w:val="en-US"/>
+              </w:rPr>
+            </w:pPr>
+            <w:r>
+              <w:rPr>
+                <w:rFonts w:ascii="Times New Roman" w:hAnsi="Times New Roman"/>
+                <w:sz w:val="28"/>
+                <w:szCs w:val="28"/>
+                <w:lang w:val="en-US"/>
+              </w:rPr>
+              <w:t>2</w:t>
+            </w:r>
+          </w:p>
+        </w:tc>
+        <w:tc>
+          <w:tcPr>
+            <w:tcW w:w="1505" w:type="dxa"/>
+            <w:vAlign w:val="center"/>
+          </w:tcPr>
+          <w:p>
+            <w:pPr>
+              <w:jc w:val="both"/>
+              <w:rPr>
+                <w:rFonts w:ascii="Times New Roman" w:hAnsi="Times New Roman"/>
+                <w:sz w:val="28"/>
+                <w:szCs w:val="28"/>
+                <w:lang w:val="en-US"/>
+              </w:rPr>
+            </w:pPr>
+            <w:r>
+              <w:rPr>
+                <w:rFonts w:ascii="Times New Roman" w:hAnsi="Times New Roman"/>
+                <w:color w:val="1F1F1F"/>
+                <w:sz w:val="28"/>
+                <w:szCs w:val="28"/>
+                <w:bdr w:val="none" w:sz="0" w:space="0" w:color="auto" w:frame="1"/>
+              </w:rPr>
+              <w:t>2</w:t>
+            </w:r>
+            <w:r>
+              <w:rPr>
+                <w:rFonts w:ascii="Times New Roman" w:hAnsi="Times New Roman"/>
+                <w:color w:val="1F1F1F"/>
+                <w:sz w:val="28"/>
+                <w:szCs w:val="28"/>
+                <w:bdr w:val="none" w:sz="0" w:space="0" w:color="auto" w:frame="1"/>
+              </w:rPr>
+              <w:t>3</w:t>
+            </w:r>
+          </w:p>
+        </w:tc>
+        <w:tc>
+          <w:tcPr>
+            <w:tcW w:w="1771" w:type="dxa"/>
+            <w:vAlign w:val="center"/>
+          </w:tcPr>
+          <w:p>
+            <w:pPr>
+              <w:jc w:val="both"/>
+              <w:rPr>
+                <w:rFonts w:ascii="Times New Roman" w:hAnsi="Times New Roman"/>
+                <w:sz w:val="28"/>
+                <w:szCs w:val="28"/>
+                <w:lang w:val="en-US"/>
+              </w:rPr>
+            </w:pPr>
+            <w:proofErr w:type="spellStart"/>
+            <w:r>
+              <w:rPr>
+                <w:rFonts w:ascii="Times New Roman" w:hAnsi="Times New Roman"/>
+                <w:color w:val="1F1F1F"/>
+                <w:sz w:val="28"/>
+                <w:szCs w:val="28"/>
+                <w:bdr w:val="none" w:sz="0" w:space="0" w:color="auto" w:frame="1"/>
+              </w:rPr>
+              <w:t>meanRes</w:t>
+            </w:r>
+            <w:proofErr w:type="spellEnd"/>
+          </w:p>
+        </w:tc>
+        <w:tc>
+          <w:tcPr>
+            <w:tcW w:w="1507" w:type="dxa"/>
             <w:vAlign w:val="center"/>
           </w:tcPr>
           <w:p>
@@ -8868,17 +8990,18 @@
       <w:tr>
         <w:tc>
           <w:tcPr>
-            <w:tcW w:w="988" w:type="dxa"/>
-            <w:vAlign w:val="center"/>
-          </w:tcPr>
-          <w:p>
-            <w:pPr>
-              <w:jc w:val="both"/>
-              <w:rPr>
-                <w:rFonts w:ascii="Times New Roman" w:hAnsi="Times New Roman"/>
-                <w:sz w:val="28"/>
-                <w:szCs w:val="28"/>
-                <w:lang w:val="en-US"/>
+            <w:tcW w:w="964" w:type="dxa"/>
+            <w:vAlign w:val="center"/>
+          </w:tcPr>
+          <w:p>
+            <w:pPr>
+              <w:jc w:val="both"/>
+              <w:rPr>
+                <w:rFonts w:ascii="Times New Roman" w:hAnsi="Times New Roman"/>
+                <w:color w:val="1F1F1F"/>
+                <w:sz w:val="28"/>
+                <w:szCs w:val="28"/>
+                <w:bdr w:val="none" w:sz="0" w:space="0" w:color="auto" w:frame="1"/>
               </w:rPr>
             </w:pPr>
             <w:r>
@@ -8895,71 +9018,76 @@
         </w:tc>
         <w:tc>
           <w:tcPr>
-            <w:tcW w:w="2126" w:type="dxa"/>
-            <w:vAlign w:val="center"/>
-          </w:tcPr>
-          <w:p>
-            <w:pPr>
-              <w:jc w:val="both"/>
-              <w:rPr>
-                <w:rFonts w:ascii="Times New Roman" w:hAnsi="Times New Roman"/>
-                <w:sz w:val="28"/>
-                <w:szCs w:val="28"/>
-                <w:lang w:val="ru-RU"/>
-              </w:rPr>
-            </w:pPr>
-            <w:r>
-              <w:rPr>
-                <w:rFonts w:ascii="Times New Roman" w:hAnsi="Times New Roman"/>
-                <w:color w:val="1F1F1F"/>
-                <w:sz w:val="28"/>
-                <w:szCs w:val="28"/>
-                <w:bdr w:val="none" w:sz="0" w:space="0" w:color="auto" w:frame="1"/>
-              </w:rPr>
-              <w:t>/</w:t>
-            </w:r>
-          </w:p>
-        </w:tc>
-        <w:tc>
-          <w:tcPr>
-            <w:tcW w:w="1557" w:type="dxa"/>
-            <w:vAlign w:val="center"/>
-          </w:tcPr>
-          <w:p>
-            <w:pPr>
-              <w:jc w:val="both"/>
-              <w:rPr>
-                <w:rFonts w:ascii="Times New Roman" w:hAnsi="Times New Roman"/>
-                <w:sz w:val="28"/>
-                <w:szCs w:val="28"/>
-                <w:lang w:val="en-US"/>
-              </w:rPr>
-            </w:pPr>
-            <w:r>
-              <w:rPr>
-                <w:rFonts w:ascii="Times New Roman" w:hAnsi="Times New Roman"/>
-                <w:color w:val="1F1F1F"/>
-                <w:sz w:val="28"/>
-                <w:szCs w:val="28"/>
-                <w:bdr w:val="none" w:sz="0" w:space="0" w:color="auto" w:frame="1"/>
-              </w:rPr>
-              <w:t>1</w:t>
-            </w:r>
-          </w:p>
-        </w:tc>
-        <w:tc>
-          <w:tcPr>
-            <w:tcW w:w="1558" w:type="dxa"/>
-            <w:vAlign w:val="center"/>
-          </w:tcPr>
-          <w:p>
-            <w:pPr>
-              <w:jc w:val="both"/>
-              <w:rPr>
-                <w:rFonts w:ascii="Times New Roman" w:hAnsi="Times New Roman"/>
-                <w:sz w:val="28"/>
-                <w:szCs w:val="28"/>
-                <w:lang w:val="en-US"/>
+            <w:tcW w:w="2092" w:type="dxa"/>
+            <w:vAlign w:val="center"/>
+          </w:tcPr>
+          <w:p>
+            <w:pPr>
+              <w:jc w:val="both"/>
+              <w:rPr>
+                <w:rFonts w:ascii="Times New Roman" w:hAnsi="Times New Roman"/>
+                <w:color w:val="1F1F1F"/>
+                <w:sz w:val="28"/>
+                <w:szCs w:val="28"/>
+                <w:bdr w:val="none" w:sz="0" w:space="0" w:color="auto" w:frame="1"/>
+              </w:rPr>
+            </w:pPr>
+            <w:proofErr w:type="spellStart"/>
+            <w:r>
+              <w:rPr>
+                <w:rFonts w:ascii="Times New Roman" w:hAnsi="Times New Roman"/>
+                <w:color w:val="1F1F1F"/>
+                <w:sz w:val="28"/>
+                <w:szCs w:val="28"/>
+                <w:bdr w:val="none" w:sz="0" w:space="0" w:color="auto" w:frame="1"/>
+              </w:rPr>
+              <w:t>getFactorial</w:t>
+            </w:r>
+            <w:proofErr w:type="spellEnd"/>
+          </w:p>
+        </w:tc>
+        <w:tc>
+          <w:tcPr>
+            <w:tcW w:w="1506" w:type="dxa"/>
+            <w:vAlign w:val="center"/>
+          </w:tcPr>
+          <w:p>
+            <w:pPr>
+              <w:jc w:val="both"/>
+              <w:rPr>
+                <w:rFonts w:ascii="Times New Roman" w:hAnsi="Times New Roman"/>
+                <w:color w:val="1F1F1F"/>
+                <w:sz w:val="28"/>
+                <w:szCs w:val="28"/>
+                <w:bdr w:val="none" w:sz="0" w:space="0" w:color="auto" w:frame="1"/>
+              </w:rPr>
+            </w:pPr>
+            <w:r>
+              <w:rPr>
+                <w:rFonts w:ascii="Times New Roman" w:hAnsi="Times New Roman"/>
+                <w:color w:val="1F1F1F"/>
+                <w:sz w:val="28"/>
+                <w:szCs w:val="28"/>
+                <w:bdr w:val="none" w:sz="0" w:space="0" w:color="auto" w:frame="1"/>
+              </w:rPr>
+              <w:t>2</w:t>
+            </w:r>
+          </w:p>
+        </w:tc>
+        <w:tc>
+          <w:tcPr>
+            <w:tcW w:w="1505" w:type="dxa"/>
+            <w:vAlign w:val="center"/>
+          </w:tcPr>
+          <w:p>
+            <w:pPr>
+              <w:jc w:val="both"/>
+              <w:rPr>
+                <w:rFonts w:ascii="Times New Roman" w:hAnsi="Times New Roman"/>
+                <w:color w:val="1F1F1F"/>
+                <w:sz w:val="28"/>
+                <w:szCs w:val="28"/>
+                <w:bdr w:val="none" w:sz="0" w:space="0" w:color="auto" w:frame="1"/>
               </w:rPr>
             </w:pPr>
             <w:r>
@@ -8976,17 +9104,18 @@
         </w:tc>
         <w:tc>
           <w:tcPr>
-            <w:tcW w:w="1558" w:type="dxa"/>
-            <w:vAlign w:val="center"/>
-          </w:tcPr>
-          <w:p>
-            <w:pPr>
-              <w:jc w:val="both"/>
-              <w:rPr>
-                <w:rFonts w:ascii="Times New Roman" w:hAnsi="Times New Roman"/>
-                <w:sz w:val="28"/>
-                <w:szCs w:val="28"/>
-                <w:lang w:val="en-US"/>
+            <w:tcW w:w="1771" w:type="dxa"/>
+            <w:vAlign w:val="center"/>
+          </w:tcPr>
+          <w:p>
+            <w:pPr>
+              <w:jc w:val="both"/>
+              <w:rPr>
+                <w:rFonts w:ascii="Times New Roman" w:hAnsi="Times New Roman"/>
+                <w:color w:val="1F1F1F"/>
+                <w:sz w:val="28"/>
+                <w:szCs w:val="28"/>
+                <w:bdr w:val="none" w:sz="0" w:space="0" w:color="auto" w:frame="1"/>
               </w:rPr>
             </w:pPr>
             <w:proofErr w:type="spellStart"/>
@@ -8998,24 +9127,25 @@
                 <w:szCs w:val="28"/>
                 <w:bdr w:val="none" w:sz="0" w:space="0" w:color="auto" w:frame="1"/>
               </w:rPr>
-              <w:t>bubbleSort</w:t>
+              <w:t>factNum</w:t>
             </w:r>
             <w:proofErr w:type="spellEnd"/>
           </w:p>
         </w:tc>
         <w:tc>
           <w:tcPr>
-            <w:tcW w:w="1558" w:type="dxa"/>
-            <w:vAlign w:val="center"/>
-          </w:tcPr>
-          <w:p>
-            <w:pPr>
-              <w:jc w:val="both"/>
-              <w:rPr>
-                <w:rFonts w:ascii="Times New Roman" w:hAnsi="Times New Roman"/>
-                <w:sz w:val="28"/>
-                <w:szCs w:val="28"/>
-                <w:lang w:val="en-US"/>
+            <w:tcW w:w="1507" w:type="dxa"/>
+            <w:vAlign w:val="center"/>
+          </w:tcPr>
+          <w:p>
+            <w:pPr>
+              <w:jc w:val="both"/>
+              <w:rPr>
+                <w:rFonts w:ascii="Times New Roman" w:hAnsi="Times New Roman"/>
+                <w:color w:val="1F1F1F"/>
+                <w:sz w:val="28"/>
+                <w:szCs w:val="28"/>
+                <w:bdr w:val="none" w:sz="0" w:space="0" w:color="auto" w:frame="1"/>
               </w:rPr>
             </w:pPr>
             <w:r>
@@ -9034,17 +9164,18 @@
       <w:tr>
         <w:tc>
           <w:tcPr>
-            <w:tcW w:w="988" w:type="dxa"/>
-            <w:vAlign w:val="center"/>
-          </w:tcPr>
-          <w:p>
-            <w:pPr>
-              <w:jc w:val="both"/>
-              <w:rPr>
-                <w:rFonts w:ascii="Times New Roman" w:hAnsi="Times New Roman"/>
-                <w:sz w:val="28"/>
-                <w:szCs w:val="28"/>
-                <w:lang w:val="en-US"/>
+            <w:tcW w:w="964" w:type="dxa"/>
+            <w:vAlign w:val="center"/>
+          </w:tcPr>
+          <w:p>
+            <w:pPr>
+              <w:jc w:val="both"/>
+              <w:rPr>
+                <w:rFonts w:ascii="Times New Roman" w:hAnsi="Times New Roman"/>
+                <w:color w:val="1F1F1F"/>
+                <w:sz w:val="28"/>
+                <w:szCs w:val="28"/>
+                <w:bdr w:val="none" w:sz="0" w:space="0" w:color="auto" w:frame="1"/>
               </w:rPr>
             </w:pPr>
             <w:r>
@@ -9061,17 +9192,18 @@
         </w:tc>
         <w:tc>
           <w:tcPr>
-            <w:tcW w:w="2126" w:type="dxa"/>
-            <w:vAlign w:val="center"/>
-          </w:tcPr>
-          <w:p>
-            <w:pPr>
-              <w:jc w:val="both"/>
-              <w:rPr>
-                <w:rFonts w:ascii="Times New Roman" w:hAnsi="Times New Roman"/>
-                <w:sz w:val="28"/>
-                <w:szCs w:val="28"/>
-                <w:lang w:val="ru-RU"/>
+            <w:tcW w:w="2092" w:type="dxa"/>
+            <w:vAlign w:val="center"/>
+          </w:tcPr>
+          <w:p>
+            <w:pPr>
+              <w:jc w:val="both"/>
+              <w:rPr>
+                <w:rFonts w:ascii="Times New Roman" w:hAnsi="Times New Roman"/>
+                <w:color w:val="1F1F1F"/>
+                <w:sz w:val="28"/>
+                <w:szCs w:val="28"/>
+                <w:bdr w:val="none" w:sz="0" w:space="0" w:color="auto" w:frame="1"/>
               </w:rPr>
             </w:pPr>
             <w:proofErr w:type="spellStart"/>
@@ -9083,51 +9215,53 @@
                 <w:szCs w:val="28"/>
                 <w:bdr w:val="none" w:sz="0" w:space="0" w:color="auto" w:frame="1"/>
               </w:rPr>
-              <w:t>object</w:t>
+              <w:t>bubbleSort</w:t>
             </w:r>
             <w:proofErr w:type="spellEnd"/>
           </w:p>
         </w:tc>
         <w:tc>
           <w:tcPr>
-            <w:tcW w:w="1557" w:type="dxa"/>
-            <w:vAlign w:val="center"/>
-          </w:tcPr>
-          <w:p>
-            <w:pPr>
-              <w:jc w:val="both"/>
-              <w:rPr>
-                <w:rFonts w:ascii="Times New Roman" w:hAnsi="Times New Roman"/>
-                <w:sz w:val="28"/>
-                <w:szCs w:val="28"/>
-                <w:lang w:val="en-US"/>
-              </w:rPr>
-            </w:pPr>
-            <w:r>
-              <w:rPr>
-                <w:rFonts w:ascii="Times New Roman" w:hAnsi="Times New Roman"/>
-                <w:color w:val="1F1F1F"/>
-                <w:sz w:val="28"/>
-                <w:szCs w:val="28"/>
-                <w:bdr w:val="none" w:sz="0" w:space="0" w:color="auto" w:frame="1"/>
-              </w:rPr>
-              <w:t>1</w:t>
-            </w:r>
-          </w:p>
-        </w:tc>
-        <w:tc>
-          <w:tcPr>
-            <w:tcW w:w="1558" w:type="dxa"/>
-            <w:vAlign w:val="center"/>
-          </w:tcPr>
-          <w:p>
-            <w:pPr>
-              <w:jc w:val="both"/>
-              <w:rPr>
-                <w:rFonts w:ascii="Times New Roman" w:hAnsi="Times New Roman"/>
-                <w:sz w:val="28"/>
-                <w:szCs w:val="28"/>
-                <w:lang w:val="en-US"/>
+            <w:tcW w:w="1506" w:type="dxa"/>
+            <w:vAlign w:val="center"/>
+          </w:tcPr>
+          <w:p>
+            <w:pPr>
+              <w:jc w:val="both"/>
+              <w:rPr>
+                <w:rFonts w:ascii="Times New Roman" w:hAnsi="Times New Roman"/>
+                <w:color w:val="1F1F1F"/>
+                <w:sz w:val="28"/>
+                <w:szCs w:val="28"/>
+                <w:bdr w:val="none" w:sz="0" w:space="0" w:color="auto" w:frame="1"/>
+              </w:rPr>
+            </w:pPr>
+            <w:r>
+              <w:rPr>
+                <w:rFonts w:ascii="Times New Roman" w:hAnsi="Times New Roman"/>
+                <w:color w:val="1F1F1F"/>
+                <w:sz w:val="28"/>
+                <w:szCs w:val="28"/>
+                <w:bdr w:val="none" w:sz="0" w:space="0" w:color="auto" w:frame="1"/>
+              </w:rPr>
+              <w:t>2</w:t>
+            </w:r>
+          </w:p>
+        </w:tc>
+        <w:tc>
+          <w:tcPr>
+            <w:tcW w:w="1505" w:type="dxa"/>
+            <w:vAlign w:val="center"/>
+          </w:tcPr>
+          <w:p>
+            <w:pPr>
+              <w:jc w:val="both"/>
+              <w:rPr>
+                <w:rFonts w:ascii="Times New Roman" w:hAnsi="Times New Roman"/>
+                <w:color w:val="1F1F1F"/>
+                <w:sz w:val="28"/>
+                <w:szCs w:val="28"/>
+                <w:bdr w:val="none" w:sz="0" w:space="0" w:color="auto" w:frame="1"/>
               </w:rPr>
             </w:pPr>
             <w:r>
@@ -9144,17 +9278,18 @@
         </w:tc>
         <w:tc>
           <w:tcPr>
-            <w:tcW w:w="1558" w:type="dxa"/>
-            <w:vAlign w:val="center"/>
-          </w:tcPr>
-          <w:p>
-            <w:pPr>
-              <w:jc w:val="both"/>
-              <w:rPr>
-                <w:rFonts w:ascii="Times New Roman" w:hAnsi="Times New Roman"/>
-                <w:sz w:val="28"/>
-                <w:szCs w:val="28"/>
-                <w:lang w:val="en-US"/>
+            <w:tcW w:w="1771" w:type="dxa"/>
+            <w:vAlign w:val="center"/>
+          </w:tcPr>
+          <w:p>
+            <w:pPr>
+              <w:jc w:val="both"/>
+              <w:rPr>
+                <w:rFonts w:ascii="Times New Roman" w:hAnsi="Times New Roman"/>
+                <w:color w:val="1F1F1F"/>
+                <w:sz w:val="28"/>
+                <w:szCs w:val="28"/>
+                <w:bdr w:val="none" w:sz="0" w:space="0" w:color="auto" w:frame="1"/>
               </w:rPr>
             </w:pPr>
             <w:proofErr w:type="spellStart"/>
@@ -9166,24 +9301,25 @@
                 <w:szCs w:val="28"/>
                 <w:bdr w:val="none" w:sz="0" w:space="0" w:color="auto" w:frame="1"/>
               </w:rPr>
-              <w:t>showInfo</w:t>
+              <w:t>threshold</w:t>
             </w:r>
             <w:proofErr w:type="spellEnd"/>
           </w:p>
         </w:tc>
         <w:tc>
           <w:tcPr>
-            <w:tcW w:w="1558" w:type="dxa"/>
-            <w:vAlign w:val="center"/>
-          </w:tcPr>
-          <w:p>
-            <w:pPr>
-              <w:jc w:val="both"/>
-              <w:rPr>
-                <w:rFonts w:ascii="Times New Roman" w:hAnsi="Times New Roman"/>
-                <w:sz w:val="28"/>
-                <w:szCs w:val="28"/>
-                <w:lang w:val="en-US"/>
+            <w:tcW w:w="1507" w:type="dxa"/>
+            <w:vAlign w:val="center"/>
+          </w:tcPr>
+          <w:p>
+            <w:pPr>
+              <w:jc w:val="both"/>
+              <w:rPr>
+                <w:rFonts w:ascii="Times New Roman" w:hAnsi="Times New Roman"/>
+                <w:color w:val="1F1F1F"/>
+                <w:sz w:val="28"/>
+                <w:szCs w:val="28"/>
+                <w:bdr w:val="none" w:sz="0" w:space="0" w:color="auto" w:frame="1"/>
               </w:rPr>
             </w:pPr>
             <w:r>
@@ -9202,17 +9338,18 @@
       <w:tr>
         <w:tc>
           <w:tcPr>
-            <w:tcW w:w="988" w:type="dxa"/>
-            <w:vAlign w:val="center"/>
-          </w:tcPr>
-          <w:p>
-            <w:pPr>
-              <w:jc w:val="both"/>
-              <w:rPr>
-                <w:rFonts w:ascii="Times New Roman" w:hAnsi="Times New Roman"/>
-                <w:sz w:val="28"/>
-                <w:szCs w:val="28"/>
-                <w:lang w:val="en-US"/>
+            <w:tcW w:w="964" w:type="dxa"/>
+            <w:vAlign w:val="center"/>
+          </w:tcPr>
+          <w:p>
+            <w:pPr>
+              <w:jc w:val="both"/>
+              <w:rPr>
+                <w:rFonts w:ascii="Times New Roman" w:hAnsi="Times New Roman"/>
+                <w:color w:val="1F1F1F"/>
+                <w:sz w:val="28"/>
+                <w:szCs w:val="28"/>
+                <w:bdr w:val="none" w:sz="0" w:space="0" w:color="auto" w:frame="1"/>
               </w:rPr>
             </w:pPr>
             <w:r>
@@ -9229,17 +9366,18 @@
         </w:tc>
         <w:tc>
           <w:tcPr>
-            <w:tcW w:w="2126" w:type="dxa"/>
-            <w:vAlign w:val="center"/>
-          </w:tcPr>
-          <w:p>
-            <w:pPr>
-              <w:jc w:val="both"/>
-              <w:rPr>
-                <w:rFonts w:ascii="Times New Roman" w:hAnsi="Times New Roman"/>
-                <w:sz w:val="28"/>
-                <w:szCs w:val="28"/>
-                <w:lang w:val="ru-RU"/>
+            <w:tcW w:w="2092" w:type="dxa"/>
+            <w:vAlign w:val="center"/>
+          </w:tcPr>
+          <w:p>
+            <w:pPr>
+              <w:jc w:val="both"/>
+              <w:rPr>
+                <w:rFonts w:ascii="Times New Roman" w:hAnsi="Times New Roman"/>
+                <w:color w:val="1F1F1F"/>
+                <w:sz w:val="28"/>
+                <w:szCs w:val="28"/>
+                <w:bdr w:val="none" w:sz="0" w:space="0" w:color="auto" w:frame="1"/>
               </w:rPr>
             </w:pPr>
             <w:proofErr w:type="spellStart"/>
@@ -9251,24 +9389,109 @@
                 <w:szCs w:val="28"/>
                 <w:bdr w:val="none" w:sz="0" w:space="0" w:color="auto" w:frame="1"/>
               </w:rPr>
-              <w:t>new</w:t>
+              <w:t>showInfo</w:t>
             </w:r>
             <w:proofErr w:type="spellEnd"/>
           </w:p>
         </w:tc>
         <w:tc>
           <w:tcPr>
-            <w:tcW w:w="1557" w:type="dxa"/>
-            <w:vAlign w:val="center"/>
-          </w:tcPr>
-          <w:p>
-            <w:pPr>
-              <w:jc w:val="both"/>
-              <w:rPr>
-                <w:rFonts w:ascii="Times New Roman" w:hAnsi="Times New Roman"/>
-                <w:sz w:val="28"/>
-                <w:szCs w:val="28"/>
-                <w:lang w:val="en-US"/>
+            <w:tcW w:w="1506" w:type="dxa"/>
+            <w:vAlign w:val="center"/>
+          </w:tcPr>
+          <w:p>
+            <w:pPr>
+              <w:jc w:val="both"/>
+              <w:rPr>
+                <w:rFonts w:ascii="Times New Roman" w:hAnsi="Times New Roman"/>
+                <w:color w:val="1F1F1F"/>
+                <w:sz w:val="28"/>
+                <w:szCs w:val="28"/>
+                <w:bdr w:val="none" w:sz="0" w:space="0" w:color="auto" w:frame="1"/>
+              </w:rPr>
+            </w:pPr>
+            <w:r>
+              <w:rPr>
+                <w:rFonts w:ascii="Times New Roman" w:hAnsi="Times New Roman"/>
+                <w:color w:val="1F1F1F"/>
+                <w:sz w:val="28"/>
+                <w:szCs w:val="28"/>
+                <w:bdr w:val="none" w:sz="0" w:space="0" w:color="auto" w:frame="1"/>
+              </w:rPr>
+              <w:t>2</w:t>
+            </w:r>
+          </w:p>
+        </w:tc>
+        <w:tc>
+          <w:tcPr>
+            <w:tcW w:w="1505" w:type="dxa"/>
+            <w:vAlign w:val="center"/>
+          </w:tcPr>
+          <w:p>
+            <w:pPr>
+              <w:jc w:val="both"/>
+              <w:rPr>
+                <w:rFonts w:ascii="Times New Roman" w:hAnsi="Times New Roman"/>
+                <w:color w:val="1F1F1F"/>
+                <w:sz w:val="28"/>
+                <w:szCs w:val="28"/>
+                <w:bdr w:val="none" w:sz="0" w:space="0" w:color="auto" w:frame="1"/>
+              </w:rPr>
+            </w:pPr>
+            <w:r>
+              <w:rPr>
+                <w:rFonts w:ascii="Times New Roman" w:hAnsi="Times New Roman"/>
+                <w:color w:val="1F1F1F"/>
+                <w:sz w:val="28"/>
+                <w:szCs w:val="28"/>
+                <w:bdr w:val="none" w:sz="0" w:space="0" w:color="auto" w:frame="1"/>
+              </w:rPr>
+              <w:t>26</w:t>
+            </w:r>
+          </w:p>
+        </w:tc>
+        <w:tc>
+          <w:tcPr>
+            <w:tcW w:w="1771" w:type="dxa"/>
+            <w:vAlign w:val="center"/>
+          </w:tcPr>
+          <w:p>
+            <w:pPr>
+              <w:jc w:val="both"/>
+              <w:rPr>
+                <w:rFonts w:ascii="Times New Roman" w:hAnsi="Times New Roman"/>
+                <w:color w:val="1F1F1F"/>
+                <w:sz w:val="28"/>
+                <w:szCs w:val="28"/>
+                <w:bdr w:val="none" w:sz="0" w:space="0" w:color="auto" w:frame="1"/>
+              </w:rPr>
+            </w:pPr>
+            <w:r>
+              <w:rPr>
+                <w:rFonts w:ascii="Times New Roman" w:hAnsi="Times New Roman"/>
+                <w:color w:val="1F1F1F"/>
+                <w:sz w:val="28"/>
+                <w:szCs w:val="28"/>
+                <w:bdr w:val="none" w:sz="0" w:space="0" w:color="auto" w:frame="1"/>
+              </w:rPr>
+              <w:t>"Hello"</w:t>
+            </w:r>
+          </w:p>
+        </w:tc>
+        <w:tc>
+          <w:tcPr>
+            <w:tcW w:w="1507" w:type="dxa"/>
+            <w:vAlign w:val="center"/>
+          </w:tcPr>
+          <w:p>
+            <w:pPr>
+              <w:jc w:val="both"/>
+              <w:rPr>
+                <w:rFonts w:ascii="Times New Roman" w:hAnsi="Times New Roman"/>
+                <w:color w:val="1F1F1F"/>
+                <w:sz w:val="28"/>
+                <w:szCs w:val="28"/>
+                <w:bdr w:val="none" w:sz="0" w:space="0" w:color="auto" w:frame="1"/>
               </w:rPr>
             </w:pPr>
             <w:r>
@@ -9280,87 +9503,6 @@
                 <w:bdr w:val="none" w:sz="0" w:space="0" w:color="auto" w:frame="1"/>
               </w:rPr>
               <w:t>1</w:t>
-            </w:r>
-          </w:p>
-        </w:tc>
-        <w:tc>
-          <w:tcPr>
-            <w:tcW w:w="1558" w:type="dxa"/>
-            <w:vAlign w:val="center"/>
-          </w:tcPr>
-          <w:p>
-            <w:pPr>
-              <w:jc w:val="both"/>
-              <w:rPr>
-                <w:rFonts w:ascii="Times New Roman" w:hAnsi="Times New Roman"/>
-                <w:sz w:val="28"/>
-                <w:szCs w:val="28"/>
-                <w:lang w:val="en-US"/>
-              </w:rPr>
-            </w:pPr>
-            <w:r>
-              <w:rPr>
-                <w:rFonts w:ascii="Times New Roman" w:hAnsi="Times New Roman"/>
-                <w:color w:val="1F1F1F"/>
-                <w:sz w:val="28"/>
-                <w:szCs w:val="28"/>
-                <w:bdr w:val="none" w:sz="0" w:space="0" w:color="auto" w:frame="1"/>
-              </w:rPr>
-              <w:t>26</w:t>
-            </w:r>
-          </w:p>
-        </w:tc>
-        <w:tc>
-          <w:tcPr>
-            <w:tcW w:w="1558" w:type="dxa"/>
-            <w:vAlign w:val="center"/>
-          </w:tcPr>
-          <w:p>
-            <w:pPr>
-              <w:jc w:val="both"/>
-              <w:rPr>
-                <w:rFonts w:ascii="Times New Roman" w:hAnsi="Times New Roman"/>
-                <w:sz w:val="28"/>
-                <w:szCs w:val="28"/>
-                <w:lang w:val="en-US"/>
-              </w:rPr>
-            </w:pPr>
-            <w:r>
-              <w:rPr>
-                <w:rFonts w:ascii="Times New Roman" w:hAnsi="Times New Roman"/>
-                <w:color w:val="1F1F1F"/>
-                <w:sz w:val="28"/>
-                <w:szCs w:val="28"/>
-                <w:bdr w:val="none" w:sz="0" w:space="0" w:color="auto" w:frame="1"/>
-              </w:rPr>
-              <w:t>m</w:t>
-            </w:r>
-          </w:p>
-        </w:tc>
-        <w:tc>
-          <w:tcPr>
-            <w:tcW w:w="1558" w:type="dxa"/>
-            <w:vAlign w:val="center"/>
-          </w:tcPr>
-          <w:p>
-            <w:pPr>
-              <w:jc w:val="both"/>
-              <w:rPr>
-                <w:rFonts w:ascii="Times New Roman" w:hAnsi="Times New Roman"/>
-                <w:sz w:val="28"/>
-                <w:szCs w:val="28"/>
-                <w:lang w:val="en-US"/>
-              </w:rPr>
-            </w:pPr>
-            <w:r>
-              <w:rPr>
-                <w:rFonts w:ascii="Times New Roman" w:hAnsi="Times New Roman"/>
-                <w:color w:val="1F1F1F"/>
-                <w:sz w:val="28"/>
-                <w:szCs w:val="28"/>
-                <w:bdr w:val="none" w:sz="0" w:space="0" w:color="auto" w:frame="1"/>
-              </w:rPr>
-              <w:t>2</w:t>
             </w:r>
           </w:p>
         </w:tc>
@@ -9368,68 +9510,114 @@
       <w:tr>
         <w:tc>
           <w:tcPr>
-            <w:tcW w:w="988" w:type="dxa"/>
-            <w:vAlign w:val="center"/>
-          </w:tcPr>
-          <w:p>
-            <w:pPr>
-              <w:jc w:val="both"/>
-              <w:rPr>
-                <w:rFonts w:ascii="Times New Roman" w:hAnsi="Times New Roman"/>
-                <w:sz w:val="28"/>
-                <w:szCs w:val="28"/>
-                <w:lang w:val="en-US"/>
-              </w:rPr>
-            </w:pPr>
-          </w:p>
-        </w:tc>
-        <w:tc>
-          <w:tcPr>
-            <w:tcW w:w="2126" w:type="dxa"/>
-            <w:vAlign w:val="center"/>
-          </w:tcPr>
-          <w:p>
-            <w:pPr>
-              <w:jc w:val="both"/>
-              <w:rPr>
-                <w:rFonts w:ascii="Times New Roman" w:hAnsi="Times New Roman"/>
-                <w:sz w:val="28"/>
-                <w:szCs w:val="28"/>
-                <w:lang w:val="ru-RU"/>
-              </w:rPr>
-            </w:pPr>
-          </w:p>
-        </w:tc>
-        <w:tc>
-          <w:tcPr>
-            <w:tcW w:w="1557" w:type="dxa"/>
-            <w:vAlign w:val="center"/>
-          </w:tcPr>
-          <w:p>
-            <w:pPr>
-              <w:jc w:val="both"/>
-              <w:rPr>
-                <w:rFonts w:ascii="Times New Roman" w:hAnsi="Times New Roman"/>
-                <w:sz w:val="28"/>
-                <w:szCs w:val="28"/>
-                <w:lang w:val="en-US"/>
-              </w:rPr>
-            </w:pPr>
-          </w:p>
-        </w:tc>
-        <w:tc>
-          <w:tcPr>
-            <w:tcW w:w="1558" w:type="dxa"/>
-            <w:vAlign w:val="center"/>
-          </w:tcPr>
-          <w:p>
-            <w:pPr>
-              <w:jc w:val="both"/>
-              <w:rPr>
-                <w:rFonts w:ascii="Times New Roman" w:hAnsi="Times New Roman"/>
-                <w:sz w:val="28"/>
-                <w:szCs w:val="28"/>
-                <w:lang w:val="en-US"/>
+            <w:tcW w:w="964" w:type="dxa"/>
+            <w:vAlign w:val="center"/>
+          </w:tcPr>
+          <w:p>
+            <w:pPr>
+              <w:jc w:val="both"/>
+              <w:rPr>
+                <w:rFonts w:ascii="Times New Roman" w:hAnsi="Times New Roman"/>
+                <w:color w:val="1F1F1F"/>
+                <w:sz w:val="28"/>
+                <w:szCs w:val="28"/>
+                <w:bdr w:val="none" w:sz="0" w:space="0" w:color="auto" w:frame="1"/>
+              </w:rPr>
+            </w:pPr>
+            <w:r>
+              <w:rPr>
+                <w:rFonts w:ascii="Times New Roman" w:hAnsi="Times New Roman"/>
+                <w:color w:val="1F1F1F"/>
+                <w:sz w:val="28"/>
+                <w:szCs w:val="28"/>
+                <w:bdr w:val="none" w:sz="0" w:space="0" w:color="auto" w:frame="1"/>
+              </w:rPr>
+              <w:t>2</w:t>
+            </w:r>
+            <w:r>
+              <w:rPr>
+                <w:rFonts w:ascii="Times New Roman" w:hAnsi="Times New Roman"/>
+                <w:color w:val="1F1F1F"/>
+                <w:sz w:val="28"/>
+                <w:szCs w:val="28"/>
+                <w:bdr w:val="none" w:sz="0" w:space="0" w:color="auto" w:frame="1"/>
+              </w:rPr>
+              <w:t>7</w:t>
+            </w:r>
+          </w:p>
+        </w:tc>
+        <w:tc>
+          <w:tcPr>
+            <w:tcW w:w="2092" w:type="dxa"/>
+            <w:vAlign w:val="center"/>
+          </w:tcPr>
+          <w:p>
+            <w:pPr>
+              <w:jc w:val="both"/>
+              <w:rPr>
+                <w:rFonts w:ascii="Times New Roman" w:hAnsi="Times New Roman"/>
+                <w:color w:val="1F1F1F"/>
+                <w:sz w:val="28"/>
+                <w:szCs w:val="28"/>
+                <w:bdr w:val="none" w:sz="0" w:space="0" w:color="auto" w:frame="1"/>
+              </w:rPr>
+            </w:pPr>
+            <w:proofErr w:type="spellStart"/>
+            <w:r>
+              <w:rPr>
+                <w:rFonts w:ascii="Times New Roman" w:hAnsi="Times New Roman"/>
+                <w:color w:val="1F1F1F"/>
+                <w:sz w:val="28"/>
+                <w:szCs w:val="28"/>
+                <w:bdr w:val="none" w:sz="0" w:space="0" w:color="auto" w:frame="1"/>
+              </w:rPr>
+              <w:t>String</w:t>
+            </w:r>
+            <w:proofErr w:type="spellEnd"/>
+          </w:p>
+        </w:tc>
+        <w:tc>
+          <w:tcPr>
+            <w:tcW w:w="1506" w:type="dxa"/>
+            <w:vAlign w:val="center"/>
+          </w:tcPr>
+          <w:p>
+            <w:pPr>
+              <w:jc w:val="both"/>
+              <w:rPr>
+                <w:rFonts w:ascii="Times New Roman" w:hAnsi="Times New Roman"/>
+                <w:color w:val="1F1F1F"/>
+                <w:sz w:val="28"/>
+                <w:szCs w:val="28"/>
+                <w:bdr w:val="none" w:sz="0" w:space="0" w:color="auto" w:frame="1"/>
+              </w:rPr>
+            </w:pPr>
+            <w:r>
+              <w:rPr>
+                <w:rFonts w:ascii="Times New Roman" w:hAnsi="Times New Roman"/>
+                <w:color w:val="1F1F1F"/>
+                <w:sz w:val="28"/>
+                <w:szCs w:val="28"/>
+                <w:bdr w:val="none" w:sz="0" w:space="0" w:color="auto" w:frame="1"/>
+              </w:rPr>
+              <w:t>2</w:t>
+            </w:r>
+          </w:p>
+        </w:tc>
+        <w:tc>
+          <w:tcPr>
+            <w:tcW w:w="1505" w:type="dxa"/>
+            <w:vAlign w:val="center"/>
+          </w:tcPr>
+          <w:p>
+            <w:pPr>
+              <w:jc w:val="both"/>
+              <w:rPr>
+                <w:rFonts w:ascii="Times New Roman" w:hAnsi="Times New Roman"/>
+                <w:color w:val="1F1F1F"/>
+                <w:sz w:val="28"/>
+                <w:szCs w:val="28"/>
+                <w:bdr w:val="none" w:sz="0" w:space="0" w:color="auto" w:frame="1"/>
               </w:rPr>
             </w:pPr>
             <w:r>
@@ -9446,17 +9634,18 @@
         </w:tc>
         <w:tc>
           <w:tcPr>
-            <w:tcW w:w="1558" w:type="dxa"/>
-            <w:vAlign w:val="center"/>
-          </w:tcPr>
-          <w:p>
-            <w:pPr>
-              <w:jc w:val="both"/>
-              <w:rPr>
-                <w:rFonts w:ascii="Times New Roman" w:hAnsi="Times New Roman"/>
-                <w:sz w:val="28"/>
-                <w:szCs w:val="28"/>
-                <w:lang w:val="en-US"/>
+            <w:tcW w:w="1771" w:type="dxa"/>
+            <w:vAlign w:val="center"/>
+          </w:tcPr>
+          <w:p>
+            <w:pPr>
+              <w:jc w:val="both"/>
+              <w:rPr>
+                <w:rFonts w:ascii="Times New Roman" w:hAnsi="Times New Roman"/>
+                <w:color w:val="1F1F1F"/>
+                <w:sz w:val="28"/>
+                <w:szCs w:val="28"/>
+                <w:bdr w:val="none" w:sz="0" w:space="0" w:color="auto" w:frame="1"/>
               </w:rPr>
             </w:pPr>
             <w:proofErr w:type="spellStart"/>
@@ -9468,35 +9657,36 @@
                 <w:szCs w:val="28"/>
                 <w:bdr w:val="none" w:sz="0" w:space="0" w:color="auto" w:frame="1"/>
               </w:rPr>
-              <w:t>mx</w:t>
+              <w:t>DataAnalyzer</w:t>
             </w:r>
             <w:proofErr w:type="spellEnd"/>
           </w:p>
         </w:tc>
         <w:tc>
           <w:tcPr>
-            <w:tcW w:w="1558" w:type="dxa"/>
-            <w:vAlign w:val="center"/>
-          </w:tcPr>
-          <w:p>
-            <w:pPr>
-              <w:jc w:val="both"/>
-              <w:rPr>
-                <w:rFonts w:ascii="Times New Roman" w:hAnsi="Times New Roman"/>
-                <w:sz w:val="28"/>
-                <w:szCs w:val="28"/>
-                <w:lang w:val="en-US"/>
-              </w:rPr>
-            </w:pPr>
-            <w:r>
-              <w:rPr>
-                <w:rFonts w:ascii="Times New Roman" w:hAnsi="Times New Roman"/>
-                <w:color w:val="1F1F1F"/>
-                <w:sz w:val="28"/>
-                <w:szCs w:val="28"/>
-                <w:bdr w:val="none" w:sz="0" w:space="0" w:color="auto" w:frame="1"/>
-              </w:rPr>
-              <w:t>2</w:t>
+            <w:tcW w:w="1507" w:type="dxa"/>
+            <w:vAlign w:val="center"/>
+          </w:tcPr>
+          <w:p>
+            <w:pPr>
+              <w:jc w:val="both"/>
+              <w:rPr>
+                <w:rFonts w:ascii="Times New Roman" w:hAnsi="Times New Roman"/>
+                <w:color w:val="1F1F1F"/>
+                <w:sz w:val="28"/>
+                <w:szCs w:val="28"/>
+                <w:bdr w:val="none" w:sz="0" w:space="0" w:color="auto" w:frame="1"/>
+              </w:rPr>
+            </w:pPr>
+            <w:r>
+              <w:rPr>
+                <w:rFonts w:ascii="Times New Roman" w:hAnsi="Times New Roman"/>
+                <w:color w:val="1F1F1F"/>
+                <w:sz w:val="28"/>
+                <w:szCs w:val="28"/>
+                <w:bdr w:val="none" w:sz="0" w:space="0" w:color="auto" w:frame="1"/>
+              </w:rPr>
+              <w:t>1</w:t>
             </w:r>
           </w:p>
         </w:tc>
@@ -9504,68 +9694,112 @@
       <w:tr>
         <w:tc>
           <w:tcPr>
-            <w:tcW w:w="988" w:type="dxa"/>
-            <w:vAlign w:val="center"/>
-          </w:tcPr>
-          <w:p>
-            <w:pPr>
-              <w:jc w:val="both"/>
-              <w:rPr>
-                <w:rFonts w:ascii="Times New Roman" w:hAnsi="Times New Roman"/>
-                <w:sz w:val="28"/>
-                <w:szCs w:val="28"/>
-                <w:lang w:val="en-US"/>
-              </w:rPr>
-            </w:pPr>
-          </w:p>
-        </w:tc>
-        <w:tc>
-          <w:tcPr>
-            <w:tcW w:w="2126" w:type="dxa"/>
-            <w:vAlign w:val="center"/>
-          </w:tcPr>
-          <w:p>
-            <w:pPr>
-              <w:jc w:val="both"/>
-              <w:rPr>
-                <w:rFonts w:ascii="Times New Roman" w:hAnsi="Times New Roman"/>
-                <w:sz w:val="28"/>
-                <w:szCs w:val="28"/>
-                <w:lang w:val="ru-RU"/>
-              </w:rPr>
-            </w:pPr>
-          </w:p>
-        </w:tc>
-        <w:tc>
-          <w:tcPr>
-            <w:tcW w:w="1557" w:type="dxa"/>
-            <w:vAlign w:val="center"/>
-          </w:tcPr>
-          <w:p>
-            <w:pPr>
-              <w:jc w:val="both"/>
-              <w:rPr>
-                <w:rFonts w:ascii="Times New Roman" w:hAnsi="Times New Roman"/>
-                <w:sz w:val="28"/>
-                <w:szCs w:val="28"/>
-                <w:lang w:val="en-US"/>
-              </w:rPr>
-            </w:pPr>
-          </w:p>
-        </w:tc>
-        <w:tc>
-          <w:tcPr>
-            <w:tcW w:w="1558" w:type="dxa"/>
-            <w:vAlign w:val="center"/>
-          </w:tcPr>
-          <w:p>
-            <w:pPr>
-              <w:jc w:val="both"/>
-              <w:rPr>
-                <w:rFonts w:ascii="Times New Roman" w:hAnsi="Times New Roman"/>
-                <w:sz w:val="28"/>
-                <w:szCs w:val="28"/>
-                <w:lang w:val="en-US"/>
+            <w:tcW w:w="964" w:type="dxa"/>
+            <w:vAlign w:val="center"/>
+          </w:tcPr>
+          <w:p>
+            <w:pPr>
+              <w:jc w:val="both"/>
+              <w:rPr>
+                <w:rFonts w:ascii="Times New Roman" w:hAnsi="Times New Roman"/>
+                <w:color w:val="1F1F1F"/>
+                <w:sz w:val="28"/>
+                <w:szCs w:val="28"/>
+                <w:bdr w:val="none" w:sz="0" w:space="0" w:color="auto" w:frame="1"/>
+              </w:rPr>
+            </w:pPr>
+            <w:r>
+              <w:rPr>
+                <w:rFonts w:ascii="Times New Roman" w:hAnsi="Times New Roman"/>
+                <w:color w:val="1F1F1F"/>
+                <w:sz w:val="28"/>
+                <w:szCs w:val="28"/>
+                <w:bdr w:val="none" w:sz="0" w:space="0" w:color="auto" w:frame="1"/>
+              </w:rPr>
+              <w:t>2</w:t>
+            </w:r>
+            <w:r>
+              <w:rPr>
+                <w:rFonts w:ascii="Times New Roman" w:hAnsi="Times New Roman"/>
+                <w:color w:val="1F1F1F"/>
+                <w:sz w:val="28"/>
+                <w:szCs w:val="28"/>
+                <w:bdr w:val="none" w:sz="0" w:space="0" w:color="auto" w:frame="1"/>
+              </w:rPr>
+              <w:t>8</w:t>
+            </w:r>
+          </w:p>
+        </w:tc>
+        <w:tc>
+          <w:tcPr>
+            <w:tcW w:w="2092" w:type="dxa"/>
+            <w:vAlign w:val="center"/>
+          </w:tcPr>
+          <w:p>
+            <w:pPr>
+              <w:jc w:val="both"/>
+              <w:rPr>
+                <w:rFonts w:ascii="Times New Roman" w:hAnsi="Times New Roman"/>
+                <w:color w:val="1F1F1F"/>
+                <w:sz w:val="28"/>
+                <w:szCs w:val="28"/>
+                <w:bdr w:val="none" w:sz="0" w:space="0" w:color="auto" w:frame="1"/>
+              </w:rPr>
+            </w:pPr>
+            <w:r>
+              <w:rPr>
+                <w:rFonts w:ascii="Times New Roman" w:hAnsi="Times New Roman"/>
+                <w:color w:val="1F1F1F"/>
+                <w:sz w:val="28"/>
+                <w:szCs w:val="28"/>
+                <w:bdr w:val="none" w:sz="0" w:space="0" w:color="auto" w:frame="1"/>
+              </w:rPr>
+              <w:t>&lt;=</w:t>
+            </w:r>
+          </w:p>
+        </w:tc>
+        <w:tc>
+          <w:tcPr>
+            <w:tcW w:w="1506" w:type="dxa"/>
+            <w:vAlign w:val="center"/>
+          </w:tcPr>
+          <w:p>
+            <w:pPr>
+              <w:jc w:val="both"/>
+              <w:rPr>
+                <w:rFonts w:ascii="Times New Roman" w:hAnsi="Times New Roman"/>
+                <w:color w:val="1F1F1F"/>
+                <w:sz w:val="28"/>
+                <w:szCs w:val="28"/>
+                <w:bdr w:val="none" w:sz="0" w:space="0" w:color="auto" w:frame="1"/>
+              </w:rPr>
+            </w:pPr>
+            <w:r>
+              <w:rPr>
+                <w:rFonts w:ascii="Times New Roman" w:hAnsi="Times New Roman"/>
+                <w:color w:val="1F1F1F"/>
+                <w:sz w:val="28"/>
+                <w:szCs w:val="28"/>
+                <w:bdr w:val="none" w:sz="0" w:space="0" w:color="auto" w:frame="1"/>
+              </w:rPr>
+              <w:t>1</w:t>
+            </w:r>
+          </w:p>
+        </w:tc>
+        <w:tc>
+          <w:tcPr>
+            <w:tcW w:w="1505" w:type="dxa"/>
+            <w:vAlign w:val="center"/>
+          </w:tcPr>
+          <w:p>
+            <w:pPr>
+              <w:jc w:val="both"/>
+              <w:rPr>
+                <w:rFonts w:ascii="Times New Roman" w:hAnsi="Times New Roman"/>
+                <w:color w:val="1F1F1F"/>
+                <w:sz w:val="28"/>
+                <w:szCs w:val="28"/>
+                <w:bdr w:val="none" w:sz="0" w:space="0" w:color="auto" w:frame="1"/>
               </w:rPr>
             </w:pPr>
             <w:r>
@@ -9582,55 +9816,59 @@
         </w:tc>
         <w:tc>
           <w:tcPr>
-            <w:tcW w:w="1558" w:type="dxa"/>
-            <w:vAlign w:val="center"/>
-          </w:tcPr>
-          <w:p>
-            <w:pPr>
-              <w:jc w:val="both"/>
-              <w:rPr>
-                <w:rFonts w:ascii="Times New Roman" w:hAnsi="Times New Roman"/>
-                <w:sz w:val="28"/>
-                <w:szCs w:val="28"/>
-                <w:lang w:val="en-US"/>
-              </w:rPr>
-            </w:pPr>
-            <w:r>
-              <w:rPr>
-                <w:rFonts w:ascii="Times New Roman" w:hAnsi="Times New Roman"/>
-                <w:color w:val="1F1F1F"/>
-                <w:sz w:val="28"/>
-                <w:szCs w:val="28"/>
-                <w:bdr w:val="none" w:sz="0" w:space="0" w:color="auto" w:frame="1"/>
-              </w:rPr>
-              <w:t>f</w:t>
-            </w:r>
-          </w:p>
-        </w:tc>
-        <w:tc>
-          <w:tcPr>
-            <w:tcW w:w="1558" w:type="dxa"/>
-            <w:vAlign w:val="center"/>
-          </w:tcPr>
-          <w:p>
-            <w:pPr>
-              <w:jc w:val="both"/>
-              <w:rPr>
-                <w:rFonts w:ascii="Times New Roman" w:hAnsi="Times New Roman"/>
-                <w:sz w:val="28"/>
-                <w:szCs w:val="28"/>
-                <w:lang w:val="en-US"/>
-              </w:rPr>
-            </w:pPr>
-            <w:r>
-              <w:rPr>
-                <w:rFonts w:ascii="Times New Roman" w:hAnsi="Times New Roman"/>
-                <w:color w:val="1F1F1F"/>
-                <w:sz w:val="28"/>
-                <w:szCs w:val="28"/>
-                <w:bdr w:val="none" w:sz="0" w:space="0" w:color="auto" w:frame="1"/>
-              </w:rPr>
-              <w:t>2</w:t>
+            <w:tcW w:w="1771" w:type="dxa"/>
+            <w:vAlign w:val="center"/>
+          </w:tcPr>
+          <w:p>
+            <w:pPr>
+              <w:jc w:val="both"/>
+              <w:rPr>
+                <w:rFonts w:ascii="Times New Roman" w:hAnsi="Times New Roman"/>
+                <w:color w:val="1F1F1F"/>
+                <w:sz w:val="28"/>
+                <w:szCs w:val="28"/>
+                <w:bdr w:val="none" w:sz="0" w:space="0" w:color="auto" w:frame="1"/>
+              </w:rPr>
+            </w:pPr>
+            <w:proofErr w:type="spellStart"/>
+            <w:r>
+              <w:rPr>
+                <w:rFonts w:ascii="Times New Roman" w:hAnsi="Times New Roman"/>
+                <w:color w:val="1F1F1F"/>
+                <w:sz w:val="28"/>
+                <w:szCs w:val="28"/>
+                <w:bdr w:val="none" w:sz="0" w:space="0" w:color="auto" w:frame="1"/>
+              </w:rPr>
+              <w:t>args</w:t>
+            </w:r>
+            <w:proofErr w:type="spellEnd"/>
+          </w:p>
+        </w:tc>
+        <w:tc>
+          <w:tcPr>
+            <w:tcW w:w="1507" w:type="dxa"/>
+            <w:vAlign w:val="center"/>
+          </w:tcPr>
+          <w:p>
+            <w:pPr>
+              <w:jc w:val="both"/>
+              <w:rPr>
+                <w:rFonts w:ascii="Times New Roman" w:hAnsi="Times New Roman"/>
+                <w:color w:val="1F1F1F"/>
+                <w:sz w:val="28"/>
+                <w:szCs w:val="28"/>
+                <w:bdr w:val="none" w:sz="0" w:space="0" w:color="auto" w:frame="1"/>
+              </w:rPr>
+            </w:pPr>
+            <w:r>
+              <w:rPr>
+                <w:rFonts w:ascii="Times New Roman" w:hAnsi="Times New Roman"/>
+                <w:color w:val="1F1F1F"/>
+                <w:sz w:val="28"/>
+                <w:szCs w:val="28"/>
+                <w:bdr w:val="none" w:sz="0" w:space="0" w:color="auto" w:frame="1"/>
+              </w:rPr>
+              <w:t>1</w:t>
             </w:r>
           </w:p>
         </w:tc>
@@ -9638,24 +9876,44 @@
       <w:tr>
         <w:tc>
           <w:tcPr>
-            <w:tcW w:w="988" w:type="dxa"/>
-            <w:vAlign w:val="center"/>
-          </w:tcPr>
-          <w:p>
-            <w:pPr>
-              <w:jc w:val="both"/>
-              <w:rPr>
-                <w:rFonts w:ascii="Times New Roman" w:hAnsi="Times New Roman"/>
-                <w:sz w:val="28"/>
-                <w:szCs w:val="28"/>
-                <w:lang w:val="en-US"/>
-              </w:rPr>
-            </w:pPr>
-          </w:p>
-        </w:tc>
-        <w:tc>
-          <w:tcPr>
-            <w:tcW w:w="2126" w:type="dxa"/>
+            <w:tcW w:w="964" w:type="dxa"/>
+            <w:vAlign w:val="center"/>
+          </w:tcPr>
+          <w:p>
+            <w:pPr>
+              <w:jc w:val="both"/>
+              <w:rPr>
+                <w:rFonts w:ascii="Times New Roman" w:hAnsi="Times New Roman"/>
+                <w:sz w:val="28"/>
+                <w:szCs w:val="28"/>
+                <w:lang w:val="en-US"/>
+              </w:rPr>
+            </w:pPr>
+            <w:r>
+              <w:rPr>
+                <w:rFonts w:ascii="Times New Roman" w:hAnsi="Times New Roman"/>
+                <w:color w:val="1F1F1F"/>
+                <w:sz w:val="28"/>
+                <w:szCs w:val="28"/>
+                <w:bdr w:val="none" w:sz="0" w:space="0" w:color="auto" w:frame="1"/>
+              </w:rPr>
+              <w:t>2</w:t>
+            </w:r>
+            <w:r>
+              <w:rPr>
+                <w:rFonts w:ascii="Times New Roman" w:hAnsi="Times New Roman"/>
+                <w:color w:val="1F1F1F"/>
+                <w:sz w:val="28"/>
+                <w:szCs w:val="28"/>
+                <w:bdr w:val="none" w:sz="0" w:space="0" w:color="auto" w:frame="1"/>
+              </w:rPr>
+              <w:t>9</w:t>
+            </w:r>
+          </w:p>
+        </w:tc>
+        <w:tc>
+          <w:tcPr>
+            <w:tcW w:w="2092" w:type="dxa"/>
             <w:vAlign w:val="center"/>
           </w:tcPr>
           <w:p>
@@ -9668,47 +9926,66 @@
                 <w:lang w:val="ru-RU"/>
               </w:rPr>
             </w:pPr>
-          </w:p>
-        </w:tc>
-        <w:tc>
-          <w:tcPr>
-            <w:tcW w:w="1557" w:type="dxa"/>
-            <w:vAlign w:val="center"/>
-          </w:tcPr>
-          <w:p>
-            <w:pPr>
-              <w:jc w:val="both"/>
-              <w:rPr>
-                <w:rFonts w:ascii="Times New Roman" w:hAnsi="Times New Roman"/>
-                <w:sz w:val="28"/>
-                <w:szCs w:val="28"/>
-                <w:lang w:val="en-US"/>
-              </w:rPr>
-            </w:pPr>
-          </w:p>
-        </w:tc>
-        <w:tc>
-          <w:tcPr>
-            <w:tcW w:w="1558" w:type="dxa"/>
-            <w:vAlign w:val="center"/>
-          </w:tcPr>
-          <w:p>
-            <w:pPr>
-              <w:jc w:val="both"/>
-              <w:rPr>
-                <w:rFonts w:ascii="Times New Roman" w:hAnsi="Times New Roman"/>
-                <w:sz w:val="28"/>
-                <w:szCs w:val="28"/>
-                <w:lang w:val="en-US"/>
-              </w:rPr>
-            </w:pPr>
-            <w:r>
-              <w:rPr>
-                <w:rFonts w:ascii="Times New Roman" w:hAnsi="Times New Roman"/>
-                <w:color w:val="1F1F1F"/>
-                <w:sz w:val="28"/>
-                <w:szCs w:val="28"/>
-                <w:bdr w:val="none" w:sz="0" w:space="0" w:color="auto" w:frame="1"/>
+            <w:r>
+              <w:rPr>
+                <w:rFonts w:ascii="Times New Roman" w:hAnsi="Times New Roman"/>
+                <w:color w:val="1F1F1F"/>
+                <w:sz w:val="28"/>
+                <w:szCs w:val="28"/>
+                <w:bdr w:val="none" w:sz="0" w:space="0" w:color="auto" w:frame="1"/>
+              </w:rPr>
+              <w:t>*</w:t>
+            </w:r>
+          </w:p>
+        </w:tc>
+        <w:tc>
+          <w:tcPr>
+            <w:tcW w:w="1506" w:type="dxa"/>
+            <w:vAlign w:val="center"/>
+          </w:tcPr>
+          <w:p>
+            <w:pPr>
+              <w:jc w:val="both"/>
+              <w:rPr>
+                <w:rFonts w:ascii="Times New Roman" w:hAnsi="Times New Roman"/>
+                <w:sz w:val="28"/>
+                <w:szCs w:val="28"/>
+                <w:lang w:val="en-US"/>
+              </w:rPr>
+            </w:pPr>
+            <w:r>
+              <w:rPr>
+                <w:rFonts w:ascii="Times New Roman" w:hAnsi="Times New Roman"/>
+                <w:color w:val="1F1F1F"/>
+                <w:sz w:val="28"/>
+                <w:szCs w:val="28"/>
+                <w:bdr w:val="none" w:sz="0" w:space="0" w:color="auto" w:frame="1"/>
+              </w:rPr>
+              <w:t>1</w:t>
+            </w:r>
+          </w:p>
+        </w:tc>
+        <w:tc>
+          <w:tcPr>
+            <w:tcW w:w="1505" w:type="dxa"/>
+            <w:vAlign w:val="center"/>
+          </w:tcPr>
+          <w:p>
+            <w:pPr>
+              <w:jc w:val="both"/>
+              <w:rPr>
+                <w:rFonts w:ascii="Times New Roman" w:hAnsi="Times New Roman"/>
+                <w:sz w:val="28"/>
+                <w:szCs w:val="28"/>
+                <w:lang w:val="en-US"/>
+              </w:rPr>
+            </w:pPr>
+            <w:r>
+              <w:rPr>
+                <w:rFonts w:ascii="Times New Roman" w:hAnsi="Times New Roman"/>
+                <w:sz w:val="28"/>
+                <w:szCs w:val="28"/>
+                <w:lang w:val="en-US"/>
               </w:rPr>
               <w:t>29</w:t>
             </w:r>
@@ -9716,57 +9993,55 @@
         </w:tc>
         <w:tc>
           <w:tcPr>
-            <w:tcW w:w="1558" w:type="dxa"/>
-            <w:vAlign w:val="center"/>
-          </w:tcPr>
-          <w:p>
-            <w:pPr>
-              <w:jc w:val="both"/>
-              <w:rPr>
-                <w:rFonts w:ascii="Times New Roman" w:hAnsi="Times New Roman"/>
-                <w:sz w:val="28"/>
-                <w:szCs w:val="28"/>
-                <w:lang w:val="en-US"/>
-              </w:rPr>
-            </w:pPr>
-            <w:proofErr w:type="spellStart"/>
-            <w:r>
-              <w:rPr>
-                <w:rFonts w:ascii="Times New Roman" w:hAnsi="Times New Roman"/>
-                <w:color w:val="1F1F1F"/>
-                <w:sz w:val="28"/>
-                <w:szCs w:val="28"/>
-                <w:bdr w:val="none" w:sz="0" w:space="0" w:color="auto" w:frame="1"/>
-              </w:rPr>
-              <w:t>meanRes</w:t>
-            </w:r>
-            <w:proofErr w:type="spellEnd"/>
-          </w:p>
-        </w:tc>
-        <w:tc>
-          <w:tcPr>
-            <w:tcW w:w="1558" w:type="dxa"/>
-            <w:vAlign w:val="center"/>
-          </w:tcPr>
-          <w:p>
-            <w:pPr>
-              <w:jc w:val="both"/>
-              <w:rPr>
-                <w:rFonts w:ascii="Times New Roman" w:hAnsi="Times New Roman"/>
-                <w:sz w:val="28"/>
-                <w:szCs w:val="28"/>
-                <w:lang w:val="en-US"/>
-              </w:rPr>
-            </w:pPr>
-            <w:r>
-              <w:rPr>
-                <w:rFonts w:ascii="Times New Roman" w:hAnsi="Times New Roman"/>
-                <w:color w:val="1F1F1F"/>
-                <w:sz w:val="28"/>
-                <w:szCs w:val="28"/>
-                <w:bdr w:val="none" w:sz="0" w:space="0" w:color="auto" w:frame="1"/>
-              </w:rPr>
-              <w:t>2</w:t>
+            <w:tcW w:w="1771" w:type="dxa"/>
+            <w:vAlign w:val="center"/>
+          </w:tcPr>
+          <w:p>
+            <w:pPr>
+              <w:jc w:val="both"/>
+              <w:rPr>
+                <w:rFonts w:ascii="Times New Roman" w:hAnsi="Times New Roman"/>
+                <w:sz w:val="28"/>
+                <w:szCs w:val="28"/>
+                <w:lang w:val="en-US"/>
+              </w:rPr>
+            </w:pPr>
+            <w:r>
+              <w:rPr>
+                <w:rFonts w:ascii="Times New Roman" w:hAnsi="Times New Roman"/>
+                <w:color w:val="1F1F1F"/>
+                <w:sz w:val="28"/>
+                <w:szCs w:val="28"/>
+                <w:bdr w:val="none" w:sz="0" w:space="0" w:color="auto" w:frame="1"/>
+              </w:rPr>
+              <w:t>7</w:t>
+            </w:r>
+          </w:p>
+        </w:tc>
+        <w:tc>
+          <w:tcPr>
+            <w:tcW w:w="1507" w:type="dxa"/>
+            <w:vAlign w:val="center"/>
+          </w:tcPr>
+          <w:p>
+            <w:pPr>
+              <w:jc w:val="both"/>
+              <w:rPr>
+                <w:rFonts w:ascii="Times New Roman" w:hAnsi="Times New Roman"/>
+                <w:sz w:val="28"/>
+                <w:szCs w:val="28"/>
+                <w:lang w:val="en-US"/>
+              </w:rPr>
+            </w:pPr>
+            <w:r>
+              <w:rPr>
+                <w:rFonts w:ascii="Times New Roman" w:hAnsi="Times New Roman"/>
+                <w:color w:val="1F1F1F"/>
+                <w:sz w:val="28"/>
+                <w:szCs w:val="28"/>
+                <w:bdr w:val="none" w:sz="0" w:space="0" w:color="auto" w:frame="1"/>
+              </w:rPr>
+              <w:t>1</w:t>
             </w:r>
           </w:p>
         </w:tc>
@@ -9774,24 +10049,33 @@
       <w:tr>
         <w:tc>
           <w:tcPr>
-            <w:tcW w:w="988" w:type="dxa"/>
-            <w:vAlign w:val="center"/>
-          </w:tcPr>
-          <w:p>
-            <w:pPr>
-              <w:jc w:val="both"/>
-              <w:rPr>
-                <w:rFonts w:ascii="Times New Roman" w:hAnsi="Times New Roman"/>
-                <w:sz w:val="28"/>
-                <w:szCs w:val="28"/>
-                <w:lang w:val="en-US"/>
-              </w:rPr>
-            </w:pPr>
-          </w:p>
-        </w:tc>
-        <w:tc>
-          <w:tcPr>
-            <w:tcW w:w="2126" w:type="dxa"/>
+            <w:tcW w:w="964" w:type="dxa"/>
+            <w:vAlign w:val="center"/>
+          </w:tcPr>
+          <w:p>
+            <w:pPr>
+              <w:jc w:val="both"/>
+              <w:rPr>
+                <w:rFonts w:ascii="Times New Roman" w:hAnsi="Times New Roman"/>
+                <w:sz w:val="28"/>
+                <w:szCs w:val="28"/>
+                <w:lang w:val="en-US"/>
+              </w:rPr>
+            </w:pPr>
+            <w:r>
+              <w:rPr>
+                <w:rFonts w:ascii="Times New Roman" w:hAnsi="Times New Roman"/>
+                <w:sz w:val="28"/>
+                <w:szCs w:val="28"/>
+                <w:lang w:val="en-US"/>
+              </w:rPr>
+              <w:t>30</w:t>
+            </w:r>
+          </w:p>
+        </w:tc>
+        <w:tc>
+          <w:tcPr>
+            <w:tcW w:w="2092" w:type="dxa"/>
             <w:vAlign w:val="center"/>
           </w:tcPr>
           <w:p>
@@ -9804,105 +10088,133 @@
                 <w:lang w:val="ru-RU"/>
               </w:rPr>
             </w:pPr>
-          </w:p>
-        </w:tc>
-        <w:tc>
-          <w:tcPr>
-            <w:tcW w:w="1557" w:type="dxa"/>
-            <w:vAlign w:val="center"/>
-          </w:tcPr>
-          <w:p>
-            <w:pPr>
-              <w:jc w:val="both"/>
-              <w:rPr>
-                <w:rFonts w:ascii="Times New Roman" w:hAnsi="Times New Roman"/>
-                <w:sz w:val="28"/>
-                <w:szCs w:val="28"/>
-                <w:lang w:val="en-US"/>
-              </w:rPr>
-            </w:pPr>
-          </w:p>
-        </w:tc>
-        <w:tc>
-          <w:tcPr>
-            <w:tcW w:w="1558" w:type="dxa"/>
-            <w:vAlign w:val="center"/>
-          </w:tcPr>
-          <w:p>
-            <w:pPr>
-              <w:jc w:val="both"/>
-              <w:rPr>
-                <w:rFonts w:ascii="Times New Roman" w:hAnsi="Times New Roman"/>
-                <w:sz w:val="28"/>
-                <w:szCs w:val="28"/>
-                <w:lang w:val="en-US"/>
-              </w:rPr>
-            </w:pPr>
-            <w:r>
-              <w:rPr>
-                <w:rFonts w:ascii="Times New Roman" w:hAnsi="Times New Roman"/>
-                <w:color w:val="1F1F1F"/>
-                <w:sz w:val="28"/>
-                <w:szCs w:val="28"/>
-                <w:bdr w:val="none" w:sz="0" w:space="0" w:color="auto" w:frame="1"/>
-              </w:rPr>
-              <w:t>30</w:t>
-            </w:r>
-          </w:p>
-        </w:tc>
-        <w:tc>
-          <w:tcPr>
-            <w:tcW w:w="1558" w:type="dxa"/>
-            <w:vAlign w:val="center"/>
-          </w:tcPr>
-          <w:p>
-            <w:pPr>
-              <w:jc w:val="both"/>
-              <w:rPr>
-                <w:rFonts w:ascii="Times New Roman" w:hAnsi="Times New Roman"/>
-                <w:sz w:val="28"/>
-                <w:szCs w:val="28"/>
-                <w:lang w:val="en-US"/>
-              </w:rPr>
-            </w:pPr>
-            <w:proofErr w:type="spellStart"/>
-            <w:r>
-              <w:rPr>
-                <w:rFonts w:ascii="Times New Roman" w:hAnsi="Times New Roman"/>
-                <w:color w:val="1F1F1F"/>
-                <w:sz w:val="28"/>
-                <w:szCs w:val="28"/>
-                <w:bdr w:val="none" w:sz="0" w:space="0" w:color="auto" w:frame="1"/>
-              </w:rPr>
-              <w:t>factNum</w:t>
-            </w:r>
-            <w:proofErr w:type="spellEnd"/>
-          </w:p>
-        </w:tc>
-        <w:tc>
-          <w:tcPr>
-            <w:tcW w:w="1558" w:type="dxa"/>
-            <w:vAlign w:val="center"/>
-          </w:tcPr>
-          <w:p>
-            <w:pPr>
-              <w:jc w:val="both"/>
-              <w:rPr>
-                <w:rFonts w:ascii="Times New Roman" w:hAnsi="Times New Roman"/>
-                <w:sz w:val="28"/>
-                <w:szCs w:val="28"/>
-                <w:lang w:val="en-US"/>
-              </w:rPr>
-            </w:pPr>
-            <w:r>
-              <w:rPr>
-                <w:rFonts w:ascii="Times New Roman" w:hAnsi="Times New Roman"/>
-                <w:color w:val="1F1F1F"/>
-                <w:sz w:val="28"/>
-                <w:szCs w:val="28"/>
-                <w:bdr w:val="none" w:sz="0" w:space="0" w:color="auto" w:frame="1"/>
-              </w:rPr>
-              <w:t>2</w:t>
+            <w:r>
+              <w:rPr>
+                <w:rFonts w:ascii="Times New Roman" w:hAnsi="Times New Roman"/>
+                <w:color w:val="1F1F1F"/>
+                <w:sz w:val="28"/>
+                <w:szCs w:val="28"/>
+                <w:bdr w:val="none" w:sz="0" w:space="0" w:color="auto" w:frame="1"/>
+              </w:rPr>
+              <w:t>/</w:t>
+            </w:r>
+          </w:p>
+        </w:tc>
+        <w:tc>
+          <w:tcPr>
+            <w:tcW w:w="1506" w:type="dxa"/>
+            <w:vAlign w:val="center"/>
+          </w:tcPr>
+          <w:p>
+            <w:pPr>
+              <w:jc w:val="both"/>
+              <w:rPr>
+                <w:rFonts w:ascii="Times New Roman" w:hAnsi="Times New Roman"/>
+                <w:sz w:val="28"/>
+                <w:szCs w:val="28"/>
+                <w:lang w:val="en-US"/>
+              </w:rPr>
+            </w:pPr>
+            <w:r>
+              <w:rPr>
+                <w:rFonts w:ascii="Times New Roman" w:hAnsi="Times New Roman"/>
+                <w:color w:val="1F1F1F"/>
+                <w:sz w:val="28"/>
+                <w:szCs w:val="28"/>
+                <w:bdr w:val="none" w:sz="0" w:space="0" w:color="auto" w:frame="1"/>
+              </w:rPr>
+              <w:t>1</w:t>
+            </w:r>
+          </w:p>
+        </w:tc>
+        <w:tc>
+          <w:tcPr>
+            <w:tcW w:w="1505" w:type="dxa"/>
+            <w:vAlign w:val="center"/>
+          </w:tcPr>
+          <w:p>
+            <w:pPr>
+              <w:jc w:val="both"/>
+              <w:rPr>
+                <w:rFonts w:ascii="Times New Roman" w:hAnsi="Times New Roman"/>
+                <w:sz w:val="28"/>
+                <w:szCs w:val="28"/>
+                <w:lang w:val="en-US"/>
+              </w:rPr>
+            </w:pPr>
+            <w:r>
+              <w:rPr>
+                <w:rFonts w:ascii="Times New Roman" w:hAnsi="Times New Roman"/>
+                <w:color w:val="1F1F1F"/>
+                <w:sz w:val="28"/>
+                <w:szCs w:val="28"/>
+                <w:bdr w:val="none" w:sz="0" w:space="0" w:color="auto" w:frame="1"/>
+              </w:rPr>
+              <w:t>3</w:t>
+            </w:r>
+            <w:r>
+              <w:rPr>
+                <w:rFonts w:ascii="Times New Roman" w:hAnsi="Times New Roman"/>
+                <w:color w:val="1F1F1F"/>
+                <w:sz w:val="28"/>
+                <w:szCs w:val="28"/>
+                <w:bdr w:val="none" w:sz="0" w:space="0" w:color="auto" w:frame="1"/>
+              </w:rPr>
+              <w:t>0</w:t>
+            </w:r>
+          </w:p>
+        </w:tc>
+        <w:tc>
+          <w:tcPr>
+            <w:tcW w:w="1771" w:type="dxa"/>
+            <w:vAlign w:val="center"/>
+          </w:tcPr>
+          <w:p>
+            <w:pPr>
+              <w:jc w:val="both"/>
+              <w:rPr>
+                <w:rFonts w:ascii="Times New Roman" w:hAnsi="Times New Roman"/>
+                <w:sz w:val="28"/>
+                <w:szCs w:val="28"/>
+                <w:lang w:val="en-US"/>
+              </w:rPr>
+            </w:pPr>
+            <w:r>
+              <w:rPr>
+                <w:rFonts w:ascii="Times New Roman" w:hAnsi="Times New Roman"/>
+                <w:color w:val="1F1F1F"/>
+                <w:sz w:val="28"/>
+                <w:szCs w:val="28"/>
+                <w:bdr w:val="none" w:sz="0" w:space="0" w:color="auto" w:frame="1"/>
+              </w:rPr>
+              <w:t>8</w:t>
+            </w:r>
+          </w:p>
+        </w:tc>
+        <w:tc>
+          <w:tcPr>
+            <w:tcW w:w="1507" w:type="dxa"/>
+            <w:vAlign w:val="center"/>
+          </w:tcPr>
+          <w:p>
+            <w:pPr>
+              <w:jc w:val="both"/>
+              <w:rPr>
+                <w:rFonts w:ascii="Times New Roman" w:hAnsi="Times New Roman"/>
+                <w:sz w:val="28"/>
+                <w:szCs w:val="28"/>
+                <w:lang w:val="en-US"/>
+              </w:rPr>
+            </w:pPr>
+            <w:r>
+              <w:rPr>
+                <w:rFonts w:ascii="Times New Roman" w:hAnsi="Times New Roman"/>
+                <w:color w:val="1F1F1F"/>
+                <w:sz w:val="28"/>
+                <w:szCs w:val="28"/>
+                <w:bdr w:val="none" w:sz="0" w:space="0" w:color="auto" w:frame="1"/>
+              </w:rPr>
+              <w:t>1</w:t>
             </w:r>
           </w:p>
         </w:tc>
@@ -9910,24 +10222,33 @@
       <w:tr>
         <w:tc>
           <w:tcPr>
-            <w:tcW w:w="988" w:type="dxa"/>
-            <w:vAlign w:val="center"/>
-          </w:tcPr>
-          <w:p>
-            <w:pPr>
-              <w:jc w:val="both"/>
-              <w:rPr>
-                <w:rFonts w:ascii="Times New Roman" w:hAnsi="Times New Roman"/>
-                <w:sz w:val="28"/>
-                <w:szCs w:val="28"/>
-                <w:lang w:val="en-US"/>
-              </w:rPr>
-            </w:pPr>
-          </w:p>
-        </w:tc>
-        <w:tc>
-          <w:tcPr>
-            <w:tcW w:w="2126" w:type="dxa"/>
+            <w:tcW w:w="964" w:type="dxa"/>
+            <w:vAlign w:val="center"/>
+          </w:tcPr>
+          <w:p>
+            <w:pPr>
+              <w:jc w:val="both"/>
+              <w:rPr>
+                <w:rFonts w:ascii="Times New Roman" w:hAnsi="Times New Roman"/>
+                <w:sz w:val="28"/>
+                <w:szCs w:val="28"/>
+                <w:lang w:val="en-US"/>
+              </w:rPr>
+            </w:pPr>
+            <w:r>
+              <w:rPr>
+                <w:rFonts w:ascii="Times New Roman" w:hAnsi="Times New Roman"/>
+                <w:sz w:val="28"/>
+                <w:szCs w:val="28"/>
+                <w:lang w:val="en-US"/>
+              </w:rPr>
+              <w:t>31</w:t>
+            </w:r>
+          </w:p>
+        </w:tc>
+        <w:tc>
+          <w:tcPr>
+            <w:tcW w:w="2092" w:type="dxa"/>
             <w:vAlign w:val="center"/>
           </w:tcPr>
           <w:p>
@@ -9940,67 +10261,6 @@
                 <w:lang w:val="ru-RU"/>
               </w:rPr>
             </w:pPr>
-          </w:p>
-        </w:tc>
-        <w:tc>
-          <w:tcPr>
-            <w:tcW w:w="1557" w:type="dxa"/>
-            <w:vAlign w:val="center"/>
-          </w:tcPr>
-          <w:p>
-            <w:pPr>
-              <w:jc w:val="both"/>
-              <w:rPr>
-                <w:rFonts w:ascii="Times New Roman" w:hAnsi="Times New Roman"/>
-                <w:sz w:val="28"/>
-                <w:szCs w:val="28"/>
-                <w:lang w:val="en-US"/>
-              </w:rPr>
-            </w:pPr>
-          </w:p>
-        </w:tc>
-        <w:tc>
-          <w:tcPr>
-            <w:tcW w:w="1558" w:type="dxa"/>
-            <w:vAlign w:val="center"/>
-          </w:tcPr>
-          <w:p>
-            <w:pPr>
-              <w:jc w:val="both"/>
-              <w:rPr>
-                <w:rFonts w:ascii="Times New Roman" w:hAnsi="Times New Roman"/>
-                <w:sz w:val="28"/>
-                <w:szCs w:val="28"/>
-                <w:lang w:val="en-US"/>
-              </w:rPr>
-            </w:pPr>
-            <w:r>
-              <w:rPr>
-                <w:rFonts w:ascii="Times New Roman" w:hAnsi="Times New Roman"/>
-                <w:color w:val="1F1F1F"/>
-                <w:sz w:val="28"/>
-                <w:szCs w:val="28"/>
-                <w:bdr w:val="none" w:sz="0" w:space="0" w:color="auto" w:frame="1"/>
-              </w:rPr>
-              <w:t>31</w:t>
-            </w:r>
-          </w:p>
-        </w:tc>
-        <w:tc>
-          <w:tcPr>
-            <w:tcW w:w="1558" w:type="dxa"/>
-            <w:vAlign w:val="center"/>
-          </w:tcPr>
-          <w:p>
-            <w:pPr>
-              <w:jc w:val="both"/>
-              <w:rPr>
-                <w:rFonts w:ascii="Times New Roman" w:hAnsi="Times New Roman"/>
-                <w:sz w:val="28"/>
-                <w:szCs w:val="28"/>
-                <w:lang w:val="en-US"/>
-              </w:rPr>
-            </w:pPr>
             <w:proofErr w:type="spellStart"/>
             <w:r>
               <w:rPr>
@@ -10010,35 +10270,126 @@
                 <w:szCs w:val="28"/>
                 <w:bdr w:val="none" w:sz="0" w:space="0" w:color="auto" w:frame="1"/>
               </w:rPr>
-              <w:t>threshold</w:t>
+              <w:t>object</w:t>
             </w:r>
             <w:proofErr w:type="spellEnd"/>
           </w:p>
         </w:tc>
         <w:tc>
           <w:tcPr>
-            <w:tcW w:w="1558" w:type="dxa"/>
-            <w:vAlign w:val="center"/>
-          </w:tcPr>
-          <w:p>
-            <w:pPr>
-              <w:jc w:val="both"/>
-              <w:rPr>
-                <w:rFonts w:ascii="Times New Roman" w:hAnsi="Times New Roman"/>
-                <w:sz w:val="28"/>
-                <w:szCs w:val="28"/>
-                <w:lang w:val="en-US"/>
-              </w:rPr>
-            </w:pPr>
-            <w:r>
-              <w:rPr>
-                <w:rFonts w:ascii="Times New Roman" w:hAnsi="Times New Roman"/>
-                <w:color w:val="1F1F1F"/>
-                <w:sz w:val="28"/>
-                <w:szCs w:val="28"/>
-                <w:bdr w:val="none" w:sz="0" w:space="0" w:color="auto" w:frame="1"/>
-              </w:rPr>
-              <w:t>2</w:t>
+            <w:tcW w:w="1506" w:type="dxa"/>
+            <w:vAlign w:val="center"/>
+          </w:tcPr>
+          <w:p>
+            <w:pPr>
+              <w:jc w:val="both"/>
+              <w:rPr>
+                <w:rFonts w:ascii="Times New Roman" w:hAnsi="Times New Roman"/>
+                <w:sz w:val="28"/>
+                <w:szCs w:val="28"/>
+                <w:lang w:val="en-US"/>
+              </w:rPr>
+            </w:pPr>
+            <w:r>
+              <w:rPr>
+                <w:rFonts w:ascii="Times New Roman" w:hAnsi="Times New Roman"/>
+                <w:color w:val="1F1F1F"/>
+                <w:sz w:val="28"/>
+                <w:szCs w:val="28"/>
+                <w:bdr w:val="none" w:sz="0" w:space="0" w:color="auto" w:frame="1"/>
+              </w:rPr>
+              <w:t>1</w:t>
+            </w:r>
+          </w:p>
+        </w:tc>
+        <w:tc>
+          <w:tcPr>
+            <w:tcW w:w="1505" w:type="dxa"/>
+            <w:vAlign w:val="center"/>
+          </w:tcPr>
+          <w:p>
+            <w:pPr>
+              <w:jc w:val="both"/>
+              <w:rPr>
+                <w:rFonts w:ascii="Times New Roman" w:hAnsi="Times New Roman"/>
+                <w:sz w:val="28"/>
+                <w:szCs w:val="28"/>
+                <w:lang w:val="en-US"/>
+              </w:rPr>
+            </w:pPr>
+            <w:r>
+              <w:rPr>
+                <w:rFonts w:ascii="Times New Roman" w:hAnsi="Times New Roman"/>
+                <w:color w:val="1F1F1F"/>
+                <w:sz w:val="28"/>
+                <w:szCs w:val="28"/>
+                <w:bdr w:val="none" w:sz="0" w:space="0" w:color="auto" w:frame="1"/>
+              </w:rPr>
+              <w:t>3</w:t>
+            </w:r>
+            <w:r>
+              <w:rPr>
+                <w:rFonts w:ascii="Times New Roman" w:hAnsi="Times New Roman"/>
+                <w:color w:val="1F1F1F"/>
+                <w:sz w:val="28"/>
+                <w:szCs w:val="28"/>
+                <w:bdr w:val="none" w:sz="0" w:space="0" w:color="auto" w:frame="1"/>
+              </w:rPr>
+              <w:t>1</w:t>
+            </w:r>
+          </w:p>
+        </w:tc>
+        <w:tc>
+          <w:tcPr>
+            <w:tcW w:w="1771" w:type="dxa"/>
+            <w:vAlign w:val="center"/>
+          </w:tcPr>
+          <w:p>
+            <w:pPr>
+              <w:jc w:val="both"/>
+              <w:rPr>
+                <w:rFonts w:ascii="Times New Roman" w:hAnsi="Times New Roman"/>
+                <w:sz w:val="28"/>
+                <w:szCs w:val="28"/>
+                <w:lang w:val="en-US"/>
+              </w:rPr>
+            </w:pPr>
+            <w:r>
+              <w:rPr>
+                <w:rFonts w:ascii="Times New Roman" w:hAnsi="Times New Roman"/>
+                <w:color w:val="1F1F1F"/>
+                <w:sz w:val="28"/>
+                <w:szCs w:val="28"/>
+                <w:bdr w:val="none" w:sz="0" w:space="0" w:color="auto" w:frame="1"/>
+              </w:rPr>
+              <w:t>3</w:t>
+            </w:r>
+          </w:p>
+        </w:tc>
+        <w:tc>
+          <w:tcPr>
+            <w:tcW w:w="1507" w:type="dxa"/>
+            <w:vAlign w:val="center"/>
+          </w:tcPr>
+          <w:p>
+            <w:pPr>
+              <w:jc w:val="both"/>
+              <w:rPr>
+                <w:rFonts w:ascii="Times New Roman" w:hAnsi="Times New Roman"/>
+                <w:sz w:val="28"/>
+                <w:szCs w:val="28"/>
+                <w:lang w:val="en-US"/>
+              </w:rPr>
+            </w:pPr>
+            <w:r>
+              <w:rPr>
+                <w:rFonts w:ascii="Times New Roman" w:hAnsi="Times New Roman"/>
+                <w:color w:val="1F1F1F"/>
+                <w:sz w:val="28"/>
+                <w:szCs w:val="28"/>
+                <w:bdr w:val="none" w:sz="0" w:space="0" w:color="auto" w:frame="1"/>
+              </w:rPr>
+              <w:t>1</w:t>
             </w:r>
           </w:p>
         </w:tc>
@@ -10046,24 +10397,33 @@
       <w:tr>
         <w:tc>
           <w:tcPr>
-            <w:tcW w:w="988" w:type="dxa"/>
-            <w:vAlign w:val="center"/>
-          </w:tcPr>
-          <w:p>
-            <w:pPr>
-              <w:jc w:val="both"/>
-              <w:rPr>
-                <w:rFonts w:ascii="Times New Roman" w:hAnsi="Times New Roman"/>
-                <w:sz w:val="28"/>
-                <w:szCs w:val="28"/>
-                <w:lang w:val="en-US"/>
-              </w:rPr>
-            </w:pPr>
-          </w:p>
-        </w:tc>
-        <w:tc>
-          <w:tcPr>
-            <w:tcW w:w="2126" w:type="dxa"/>
+            <w:tcW w:w="964" w:type="dxa"/>
+            <w:vAlign w:val="center"/>
+          </w:tcPr>
+          <w:p>
+            <w:pPr>
+              <w:jc w:val="both"/>
+              <w:rPr>
+                <w:rFonts w:ascii="Times New Roman" w:hAnsi="Times New Roman"/>
+                <w:sz w:val="28"/>
+                <w:szCs w:val="28"/>
+                <w:lang w:val="en-US"/>
+              </w:rPr>
+            </w:pPr>
+            <w:r>
+              <w:rPr>
+                <w:rFonts w:ascii="Times New Roman" w:hAnsi="Times New Roman"/>
+                <w:sz w:val="28"/>
+                <w:szCs w:val="28"/>
+                <w:lang w:val="en-US"/>
+              </w:rPr>
+              <w:t>32</w:t>
+            </w:r>
+          </w:p>
+        </w:tc>
+        <w:tc>
+          <w:tcPr>
+            <w:tcW w:w="2092" w:type="dxa"/>
             <w:vAlign w:val="center"/>
           </w:tcPr>
           <w:p>
@@ -10076,82 +10436,114 @@
                 <w:lang w:val="ru-RU"/>
               </w:rPr>
             </w:pPr>
-          </w:p>
-        </w:tc>
-        <w:tc>
-          <w:tcPr>
-            <w:tcW w:w="1557" w:type="dxa"/>
-            <w:vAlign w:val="center"/>
-          </w:tcPr>
-          <w:p>
-            <w:pPr>
-              <w:jc w:val="both"/>
-              <w:rPr>
-                <w:rFonts w:ascii="Times New Roman" w:hAnsi="Times New Roman"/>
-                <w:sz w:val="28"/>
-                <w:szCs w:val="28"/>
-                <w:lang w:val="en-US"/>
-              </w:rPr>
-            </w:pPr>
-          </w:p>
-        </w:tc>
-        <w:tc>
-          <w:tcPr>
-            <w:tcW w:w="1558" w:type="dxa"/>
-            <w:vAlign w:val="center"/>
-          </w:tcPr>
-          <w:p>
-            <w:pPr>
-              <w:jc w:val="both"/>
-              <w:rPr>
-                <w:rFonts w:ascii="Times New Roman" w:hAnsi="Times New Roman"/>
-                <w:sz w:val="28"/>
-                <w:szCs w:val="28"/>
-                <w:lang w:val="en-US"/>
-              </w:rPr>
-            </w:pPr>
-            <w:r>
-              <w:rPr>
-                <w:rFonts w:ascii="Times New Roman" w:hAnsi="Times New Roman"/>
-                <w:color w:val="1F1F1F"/>
-                <w:sz w:val="28"/>
-                <w:szCs w:val="28"/>
-                <w:bdr w:val="none" w:sz="0" w:space="0" w:color="auto" w:frame="1"/>
-              </w:rPr>
-              <w:t>32</w:t>
-            </w:r>
-          </w:p>
-        </w:tc>
-        <w:tc>
-          <w:tcPr>
-            <w:tcW w:w="1558" w:type="dxa"/>
-            <w:vAlign w:val="center"/>
-          </w:tcPr>
-          <w:p>
-            <w:pPr>
-              <w:jc w:val="both"/>
-              <w:rPr>
-                <w:rFonts w:ascii="Times New Roman" w:hAnsi="Times New Roman"/>
-                <w:sz w:val="28"/>
-                <w:szCs w:val="28"/>
-                <w:lang w:val="en-US"/>
-              </w:rPr>
-            </w:pPr>
-            <w:r>
-              <w:rPr>
-                <w:rFonts w:ascii="Times New Roman" w:hAnsi="Times New Roman"/>
-                <w:color w:val="1F1F1F"/>
-                <w:sz w:val="28"/>
-                <w:szCs w:val="28"/>
-                <w:bdr w:val="none" w:sz="0" w:space="0" w:color="auto" w:frame="1"/>
-              </w:rPr>
-              <w:t>"Hello"</w:t>
-            </w:r>
-          </w:p>
-        </w:tc>
-        <w:tc>
-          <w:tcPr>
-            <w:tcW w:w="1558" w:type="dxa"/>
+            <w:proofErr w:type="spellStart"/>
+            <w:r>
+              <w:rPr>
+                <w:rFonts w:ascii="Times New Roman" w:hAnsi="Times New Roman"/>
+                <w:color w:val="1F1F1F"/>
+                <w:sz w:val="28"/>
+                <w:szCs w:val="28"/>
+                <w:bdr w:val="none" w:sz="0" w:space="0" w:color="auto" w:frame="1"/>
+              </w:rPr>
+              <w:t>main</w:t>
+            </w:r>
+            <w:proofErr w:type="spellEnd"/>
+          </w:p>
+        </w:tc>
+        <w:tc>
+          <w:tcPr>
+            <w:tcW w:w="1506" w:type="dxa"/>
+            <w:vAlign w:val="center"/>
+          </w:tcPr>
+          <w:p>
+            <w:pPr>
+              <w:jc w:val="both"/>
+              <w:rPr>
+                <w:rFonts w:ascii="Times New Roman" w:hAnsi="Times New Roman"/>
+                <w:sz w:val="28"/>
+                <w:szCs w:val="28"/>
+                <w:lang w:val="en-US"/>
+              </w:rPr>
+            </w:pPr>
+            <w:r>
+              <w:rPr>
+                <w:rFonts w:ascii="Times New Roman" w:hAnsi="Times New Roman"/>
+                <w:color w:val="1F1F1F"/>
+                <w:sz w:val="28"/>
+                <w:szCs w:val="28"/>
+                <w:bdr w:val="none" w:sz="0" w:space="0" w:color="auto" w:frame="1"/>
+              </w:rPr>
+              <w:t>1</w:t>
+            </w:r>
+          </w:p>
+        </w:tc>
+        <w:tc>
+          <w:tcPr>
+            <w:tcW w:w="1505" w:type="dxa"/>
+            <w:vAlign w:val="center"/>
+          </w:tcPr>
+          <w:p>
+            <w:pPr>
+              <w:jc w:val="both"/>
+              <w:rPr>
+                <w:rFonts w:ascii="Times New Roman" w:hAnsi="Times New Roman"/>
+                <w:sz w:val="28"/>
+                <w:szCs w:val="28"/>
+                <w:lang w:val="en-US"/>
+              </w:rPr>
+            </w:pPr>
+            <w:r>
+              <w:rPr>
+                <w:rFonts w:ascii="Times New Roman" w:hAnsi="Times New Roman"/>
+                <w:color w:val="1F1F1F"/>
+                <w:sz w:val="28"/>
+                <w:szCs w:val="28"/>
+                <w:bdr w:val="none" w:sz="0" w:space="0" w:color="auto" w:frame="1"/>
+              </w:rPr>
+              <w:t>3</w:t>
+            </w:r>
+            <w:r>
+              <w:rPr>
+                <w:rFonts w:ascii="Times New Roman" w:hAnsi="Times New Roman"/>
+                <w:color w:val="1F1F1F"/>
+                <w:sz w:val="28"/>
+                <w:szCs w:val="28"/>
+                <w:bdr w:val="none" w:sz="0" w:space="0" w:color="auto" w:frame="1"/>
+              </w:rPr>
+              <w:t>2</w:t>
+            </w:r>
+          </w:p>
+        </w:tc>
+        <w:tc>
+          <w:tcPr>
+            <w:tcW w:w="1771" w:type="dxa"/>
+            <w:vAlign w:val="center"/>
+          </w:tcPr>
+          <w:p>
+            <w:pPr>
+              <w:jc w:val="both"/>
+              <w:rPr>
+                <w:rFonts w:ascii="Times New Roman" w:hAnsi="Times New Roman"/>
+                <w:sz w:val="28"/>
+                <w:szCs w:val="28"/>
+                <w:lang w:val="en-US"/>
+              </w:rPr>
+            </w:pPr>
+            <w:r>
+              <w:rPr>
+                <w:rFonts w:ascii="Times New Roman" w:hAnsi="Times New Roman"/>
+                <w:color w:val="1F1F1F"/>
+                <w:sz w:val="28"/>
+                <w:szCs w:val="28"/>
+                <w:bdr w:val="none" w:sz="0" w:space="0" w:color="auto" w:frame="1"/>
+              </w:rPr>
+              <w:t>6</w:t>
+            </w:r>
+          </w:p>
+        </w:tc>
+        <w:tc>
+          <w:tcPr>
+            <w:tcW w:w="1507" w:type="dxa"/>
             <w:vAlign w:val="center"/>
           </w:tcPr>
           <w:p>
@@ -10180,24 +10572,33 @@
       <w:tr>
         <w:tc>
           <w:tcPr>
-            <w:tcW w:w="988" w:type="dxa"/>
-            <w:vAlign w:val="center"/>
-          </w:tcPr>
-          <w:p>
-            <w:pPr>
-              <w:jc w:val="both"/>
-              <w:rPr>
-                <w:rFonts w:ascii="Times New Roman" w:hAnsi="Times New Roman"/>
-                <w:sz w:val="28"/>
-                <w:szCs w:val="28"/>
-                <w:lang w:val="en-US"/>
-              </w:rPr>
-            </w:pPr>
-          </w:p>
-        </w:tc>
-        <w:tc>
-          <w:tcPr>
-            <w:tcW w:w="2126" w:type="dxa"/>
+            <w:tcW w:w="964" w:type="dxa"/>
+            <w:vAlign w:val="center"/>
+          </w:tcPr>
+          <w:p>
+            <w:pPr>
+              <w:jc w:val="both"/>
+              <w:rPr>
+                <w:rFonts w:ascii="Times New Roman" w:hAnsi="Times New Roman"/>
+                <w:sz w:val="28"/>
+                <w:szCs w:val="28"/>
+                <w:lang w:val="en-US"/>
+              </w:rPr>
+            </w:pPr>
+            <w:r>
+              <w:rPr>
+                <w:rFonts w:ascii="Times New Roman" w:hAnsi="Times New Roman"/>
+                <w:sz w:val="28"/>
+                <w:szCs w:val="28"/>
+                <w:lang w:val="en-US"/>
+              </w:rPr>
+              <w:t>33</w:t>
+            </w:r>
+          </w:p>
+        </w:tc>
+        <w:tc>
+          <w:tcPr>
+            <w:tcW w:w="2092" w:type="dxa"/>
             <w:vAlign w:val="center"/>
           </w:tcPr>
           <w:p>
@@ -10210,47 +10611,68 @@
                 <w:lang w:val="ru-RU"/>
               </w:rPr>
             </w:pPr>
-          </w:p>
-        </w:tc>
-        <w:tc>
-          <w:tcPr>
-            <w:tcW w:w="1557" w:type="dxa"/>
-            <w:vAlign w:val="center"/>
-          </w:tcPr>
-          <w:p>
-            <w:pPr>
-              <w:jc w:val="both"/>
-              <w:rPr>
-                <w:rFonts w:ascii="Times New Roman" w:hAnsi="Times New Roman"/>
-                <w:sz w:val="28"/>
-                <w:szCs w:val="28"/>
-                <w:lang w:val="en-US"/>
-              </w:rPr>
-            </w:pPr>
-          </w:p>
-        </w:tc>
-        <w:tc>
-          <w:tcPr>
-            <w:tcW w:w="1558" w:type="dxa"/>
-            <w:vAlign w:val="center"/>
-          </w:tcPr>
-          <w:p>
-            <w:pPr>
-              <w:jc w:val="both"/>
-              <w:rPr>
-                <w:rFonts w:ascii="Times New Roman" w:hAnsi="Times New Roman"/>
-                <w:sz w:val="28"/>
-                <w:szCs w:val="28"/>
-                <w:lang w:val="en-US"/>
-              </w:rPr>
-            </w:pPr>
-            <w:r>
-              <w:rPr>
-                <w:rFonts w:ascii="Times New Roman" w:hAnsi="Times New Roman"/>
-                <w:color w:val="1F1F1F"/>
-                <w:sz w:val="28"/>
-                <w:szCs w:val="28"/>
-                <w:bdr w:val="none" w:sz="0" w:space="0" w:color="auto" w:frame="1"/>
+            <w:proofErr w:type="spellStart"/>
+            <w:r>
+              <w:rPr>
+                <w:rFonts w:ascii="Times New Roman" w:hAnsi="Times New Roman"/>
+                <w:color w:val="1F1F1F"/>
+                <w:sz w:val="28"/>
+                <w:szCs w:val="28"/>
+                <w:bdr w:val="none" w:sz="0" w:space="0" w:color="auto" w:frame="1"/>
+              </w:rPr>
+              <w:t>new</w:t>
+            </w:r>
+            <w:proofErr w:type="spellEnd"/>
+          </w:p>
+        </w:tc>
+        <w:tc>
+          <w:tcPr>
+            <w:tcW w:w="1506" w:type="dxa"/>
+            <w:vAlign w:val="center"/>
+          </w:tcPr>
+          <w:p>
+            <w:pPr>
+              <w:jc w:val="both"/>
+              <w:rPr>
+                <w:rFonts w:ascii="Times New Roman" w:hAnsi="Times New Roman"/>
+                <w:sz w:val="28"/>
+                <w:szCs w:val="28"/>
+                <w:lang w:val="en-US"/>
+              </w:rPr>
+            </w:pPr>
+            <w:r>
+              <w:rPr>
+                <w:rFonts w:ascii="Times New Roman" w:hAnsi="Times New Roman"/>
+                <w:color w:val="1F1F1F"/>
+                <w:sz w:val="28"/>
+                <w:szCs w:val="28"/>
+                <w:bdr w:val="none" w:sz="0" w:space="0" w:color="auto" w:frame="1"/>
+              </w:rPr>
+              <w:t>1</w:t>
+            </w:r>
+          </w:p>
+        </w:tc>
+        <w:tc>
+          <w:tcPr>
+            <w:tcW w:w="1505" w:type="dxa"/>
+            <w:vAlign w:val="center"/>
+          </w:tcPr>
+          <w:p>
+            <w:pPr>
+              <w:jc w:val="both"/>
+              <w:rPr>
+                <w:rFonts w:ascii="Times New Roman" w:hAnsi="Times New Roman"/>
+                <w:sz w:val="28"/>
+                <w:szCs w:val="28"/>
+                <w:lang w:val="en-US"/>
+              </w:rPr>
+            </w:pPr>
+            <w:r>
+              <w:rPr>
+                <w:rFonts w:ascii="Times New Roman" w:hAnsi="Times New Roman"/>
+                <w:sz w:val="28"/>
+                <w:szCs w:val="28"/>
+                <w:lang w:val="en-US"/>
               </w:rPr>
               <w:t>33</w:t>
             </w:r>
@@ -10258,7 +10680,7 @@
         </w:tc>
         <w:tc>
           <w:tcPr>
-            <w:tcW w:w="1558" w:type="dxa"/>
+            <w:tcW w:w="1771" w:type="dxa"/>
             <w:vAlign w:val="center"/>
           </w:tcPr>
           <w:p>
@@ -10280,958 +10702,14 @@
                 <w:szCs w:val="28"/>
                 <w:bdr w:val="none" w:sz="0" w:space="0" w:color="auto" w:frame="1"/>
               </w:rPr>
-              <w:t>DataAnalyzer</w:t>
+              <w:t>variable</w:t>
             </w:r>
             <w:proofErr w:type="spellEnd"/>
           </w:p>
         </w:tc>
         <w:tc>
           <w:tcPr>
-            <w:tcW w:w="1558" w:type="dxa"/>
-            <w:vAlign w:val="center"/>
-          </w:tcPr>
-          <w:p>
-            <w:pPr>
-              <w:jc w:val="both"/>
-              <w:rPr>
-                <w:rFonts w:ascii="Times New Roman" w:hAnsi="Times New Roman"/>
-                <w:sz w:val="28"/>
-                <w:szCs w:val="28"/>
-                <w:lang w:val="en-US"/>
-              </w:rPr>
-            </w:pPr>
-            <w:r>
-              <w:rPr>
-                <w:rFonts w:ascii="Times New Roman" w:hAnsi="Times New Roman"/>
-                <w:color w:val="1F1F1F"/>
-                <w:sz w:val="28"/>
-                <w:szCs w:val="28"/>
-                <w:bdr w:val="none" w:sz="0" w:space="0" w:color="auto" w:frame="1"/>
-              </w:rPr>
-              <w:t>1</w:t>
-            </w:r>
-          </w:p>
-        </w:tc>
-      </w:tr>
-      <w:tr>
-        <w:tc>
-          <w:tcPr>
-            <w:tcW w:w="988" w:type="dxa"/>
-            <w:vAlign w:val="center"/>
-          </w:tcPr>
-          <w:p>
-            <w:pPr>
-              <w:jc w:val="both"/>
-              <w:rPr>
-                <w:rFonts w:ascii="Times New Roman" w:hAnsi="Times New Roman"/>
-                <w:sz w:val="28"/>
-                <w:szCs w:val="28"/>
-                <w:lang w:val="en-US"/>
-              </w:rPr>
-            </w:pPr>
-          </w:p>
-        </w:tc>
-        <w:tc>
-          <w:tcPr>
-            <w:tcW w:w="2126" w:type="dxa"/>
-            <w:vAlign w:val="center"/>
-          </w:tcPr>
-          <w:p>
-            <w:pPr>
-              <w:jc w:val="both"/>
-              <w:rPr>
-                <w:rFonts w:ascii="Times New Roman" w:hAnsi="Times New Roman"/>
-                <w:sz w:val="28"/>
-                <w:szCs w:val="28"/>
-                <w:lang w:val="ru-RU"/>
-              </w:rPr>
-            </w:pPr>
-          </w:p>
-        </w:tc>
-        <w:tc>
-          <w:tcPr>
-            <w:tcW w:w="1557" w:type="dxa"/>
-            <w:vAlign w:val="center"/>
-          </w:tcPr>
-          <w:p>
-            <w:pPr>
-              <w:jc w:val="both"/>
-              <w:rPr>
-                <w:rFonts w:ascii="Times New Roman" w:hAnsi="Times New Roman"/>
-                <w:sz w:val="28"/>
-                <w:szCs w:val="28"/>
-                <w:lang w:val="en-US"/>
-              </w:rPr>
-            </w:pPr>
-          </w:p>
-        </w:tc>
-        <w:tc>
-          <w:tcPr>
-            <w:tcW w:w="1558" w:type="dxa"/>
-            <w:vAlign w:val="center"/>
-          </w:tcPr>
-          <w:p>
-            <w:pPr>
-              <w:jc w:val="both"/>
-              <w:rPr>
-                <w:rFonts w:ascii="Times New Roman" w:hAnsi="Times New Roman"/>
-                <w:sz w:val="28"/>
-                <w:szCs w:val="28"/>
-                <w:lang w:val="en-US"/>
-              </w:rPr>
-            </w:pPr>
-            <w:r>
-              <w:rPr>
-                <w:rFonts w:ascii="Times New Roman" w:hAnsi="Times New Roman"/>
-                <w:color w:val="1F1F1F"/>
-                <w:sz w:val="28"/>
-                <w:szCs w:val="28"/>
-                <w:bdr w:val="none" w:sz="0" w:space="0" w:color="auto" w:frame="1"/>
-              </w:rPr>
-              <w:t>34</w:t>
-            </w:r>
-          </w:p>
-        </w:tc>
-        <w:tc>
-          <w:tcPr>
-            <w:tcW w:w="1558" w:type="dxa"/>
-            <w:vAlign w:val="center"/>
-          </w:tcPr>
-          <w:p>
-            <w:pPr>
-              <w:jc w:val="both"/>
-              <w:rPr>
-                <w:rFonts w:ascii="Times New Roman" w:hAnsi="Times New Roman"/>
-                <w:sz w:val="28"/>
-                <w:szCs w:val="28"/>
-                <w:lang w:val="en-US"/>
-              </w:rPr>
-            </w:pPr>
-            <w:proofErr w:type="spellStart"/>
-            <w:r>
-              <w:rPr>
-                <w:rFonts w:ascii="Times New Roman" w:hAnsi="Times New Roman"/>
-                <w:color w:val="1F1F1F"/>
-                <w:sz w:val="28"/>
-                <w:szCs w:val="28"/>
-                <w:bdr w:val="none" w:sz="0" w:space="0" w:color="auto" w:frame="1"/>
-              </w:rPr>
-              <w:t>main</w:t>
-            </w:r>
-            <w:proofErr w:type="spellEnd"/>
-          </w:p>
-        </w:tc>
-        <w:tc>
-          <w:tcPr>
-            <w:tcW w:w="1558" w:type="dxa"/>
-            <w:vAlign w:val="center"/>
-          </w:tcPr>
-          <w:p>
-            <w:pPr>
-              <w:jc w:val="both"/>
-              <w:rPr>
-                <w:rFonts w:ascii="Times New Roman" w:hAnsi="Times New Roman"/>
-                <w:sz w:val="28"/>
-                <w:szCs w:val="28"/>
-                <w:lang w:val="en-US"/>
-              </w:rPr>
-            </w:pPr>
-            <w:r>
-              <w:rPr>
-                <w:rFonts w:ascii="Times New Roman" w:hAnsi="Times New Roman"/>
-                <w:color w:val="1F1F1F"/>
-                <w:sz w:val="28"/>
-                <w:szCs w:val="28"/>
-                <w:bdr w:val="none" w:sz="0" w:space="0" w:color="auto" w:frame="1"/>
-              </w:rPr>
-              <w:t>1</w:t>
-            </w:r>
-          </w:p>
-        </w:tc>
-      </w:tr>
-      <w:tr>
-        <w:tc>
-          <w:tcPr>
-            <w:tcW w:w="988" w:type="dxa"/>
-            <w:vAlign w:val="center"/>
-          </w:tcPr>
-          <w:p>
-            <w:pPr>
-              <w:jc w:val="both"/>
-              <w:rPr>
-                <w:rFonts w:ascii="Times New Roman" w:hAnsi="Times New Roman"/>
-                <w:sz w:val="28"/>
-                <w:szCs w:val="28"/>
-                <w:lang w:val="en-US"/>
-              </w:rPr>
-            </w:pPr>
-          </w:p>
-        </w:tc>
-        <w:tc>
-          <w:tcPr>
-            <w:tcW w:w="2126" w:type="dxa"/>
-            <w:vAlign w:val="center"/>
-          </w:tcPr>
-          <w:p>
-            <w:pPr>
-              <w:jc w:val="both"/>
-              <w:rPr>
-                <w:rFonts w:ascii="Times New Roman" w:hAnsi="Times New Roman"/>
-                <w:sz w:val="28"/>
-                <w:szCs w:val="28"/>
-                <w:lang w:val="ru-RU"/>
-              </w:rPr>
-            </w:pPr>
-          </w:p>
-        </w:tc>
-        <w:tc>
-          <w:tcPr>
-            <w:tcW w:w="1557" w:type="dxa"/>
-            <w:vAlign w:val="center"/>
-          </w:tcPr>
-          <w:p>
-            <w:pPr>
-              <w:jc w:val="both"/>
-              <w:rPr>
-                <w:rFonts w:ascii="Times New Roman" w:hAnsi="Times New Roman"/>
-                <w:sz w:val="28"/>
-                <w:szCs w:val="28"/>
-                <w:lang w:val="en-US"/>
-              </w:rPr>
-            </w:pPr>
-          </w:p>
-        </w:tc>
-        <w:tc>
-          <w:tcPr>
-            <w:tcW w:w="1558" w:type="dxa"/>
-            <w:vAlign w:val="center"/>
-          </w:tcPr>
-          <w:p>
-            <w:pPr>
-              <w:jc w:val="both"/>
-              <w:rPr>
-                <w:rFonts w:ascii="Times New Roman" w:hAnsi="Times New Roman"/>
-                <w:sz w:val="28"/>
-                <w:szCs w:val="28"/>
-                <w:lang w:val="en-US"/>
-              </w:rPr>
-            </w:pPr>
-            <w:r>
-              <w:rPr>
-                <w:rFonts w:ascii="Times New Roman" w:hAnsi="Times New Roman"/>
-                <w:color w:val="1F1F1F"/>
-                <w:sz w:val="28"/>
-                <w:szCs w:val="28"/>
-                <w:bdr w:val="none" w:sz="0" w:space="0" w:color="auto" w:frame="1"/>
-              </w:rPr>
-              <w:t>35</w:t>
-            </w:r>
-          </w:p>
-        </w:tc>
-        <w:tc>
-          <w:tcPr>
-            <w:tcW w:w="1558" w:type="dxa"/>
-            <w:vAlign w:val="center"/>
-          </w:tcPr>
-          <w:p>
-            <w:pPr>
-              <w:jc w:val="both"/>
-              <w:rPr>
-                <w:rFonts w:ascii="Times New Roman" w:hAnsi="Times New Roman"/>
-                <w:sz w:val="28"/>
-                <w:szCs w:val="28"/>
-                <w:lang w:val="en-US"/>
-              </w:rPr>
-            </w:pPr>
-            <w:proofErr w:type="spellStart"/>
-            <w:r>
-              <w:rPr>
-                <w:rFonts w:ascii="Times New Roman" w:hAnsi="Times New Roman"/>
-                <w:color w:val="1F1F1F"/>
-                <w:sz w:val="28"/>
-                <w:szCs w:val="28"/>
-                <w:bdr w:val="none" w:sz="0" w:space="0" w:color="auto" w:frame="1"/>
-              </w:rPr>
-              <w:t>args</w:t>
-            </w:r>
-            <w:proofErr w:type="spellEnd"/>
-          </w:p>
-        </w:tc>
-        <w:tc>
-          <w:tcPr>
-            <w:tcW w:w="1558" w:type="dxa"/>
-            <w:vAlign w:val="center"/>
-          </w:tcPr>
-          <w:p>
-            <w:pPr>
-              <w:jc w:val="both"/>
-              <w:rPr>
-                <w:rFonts w:ascii="Times New Roman" w:hAnsi="Times New Roman"/>
-                <w:sz w:val="28"/>
-                <w:szCs w:val="28"/>
-                <w:lang w:val="en-US"/>
-              </w:rPr>
-            </w:pPr>
-            <w:r>
-              <w:rPr>
-                <w:rFonts w:ascii="Times New Roman" w:hAnsi="Times New Roman"/>
-                <w:color w:val="1F1F1F"/>
-                <w:sz w:val="28"/>
-                <w:szCs w:val="28"/>
-                <w:bdr w:val="none" w:sz="0" w:space="0" w:color="auto" w:frame="1"/>
-              </w:rPr>
-              <w:t>1</w:t>
-            </w:r>
-          </w:p>
-        </w:tc>
-      </w:tr>
-      <w:tr>
-        <w:tc>
-          <w:tcPr>
-            <w:tcW w:w="988" w:type="dxa"/>
-            <w:vAlign w:val="center"/>
-          </w:tcPr>
-          <w:p>
-            <w:pPr>
-              <w:jc w:val="both"/>
-              <w:rPr>
-                <w:rFonts w:ascii="Times New Roman" w:hAnsi="Times New Roman"/>
-                <w:sz w:val="28"/>
-                <w:szCs w:val="28"/>
-                <w:lang w:val="en-US"/>
-              </w:rPr>
-            </w:pPr>
-          </w:p>
-        </w:tc>
-        <w:tc>
-          <w:tcPr>
-            <w:tcW w:w="2126" w:type="dxa"/>
-            <w:vAlign w:val="center"/>
-          </w:tcPr>
-          <w:p>
-            <w:pPr>
-              <w:jc w:val="both"/>
-              <w:rPr>
-                <w:rFonts w:ascii="Times New Roman" w:hAnsi="Times New Roman"/>
-                <w:sz w:val="28"/>
-                <w:szCs w:val="28"/>
-                <w:lang w:val="ru-RU"/>
-              </w:rPr>
-            </w:pPr>
-          </w:p>
-        </w:tc>
-        <w:tc>
-          <w:tcPr>
-            <w:tcW w:w="1557" w:type="dxa"/>
-            <w:vAlign w:val="center"/>
-          </w:tcPr>
-          <w:p>
-            <w:pPr>
-              <w:jc w:val="both"/>
-              <w:rPr>
-                <w:rFonts w:ascii="Times New Roman" w:hAnsi="Times New Roman"/>
-                <w:sz w:val="28"/>
-                <w:szCs w:val="28"/>
-                <w:lang w:val="en-US"/>
-              </w:rPr>
-            </w:pPr>
-          </w:p>
-        </w:tc>
-        <w:tc>
-          <w:tcPr>
-            <w:tcW w:w="1558" w:type="dxa"/>
-            <w:vAlign w:val="center"/>
-          </w:tcPr>
-          <w:p>
-            <w:pPr>
-              <w:jc w:val="both"/>
-              <w:rPr>
-                <w:rFonts w:ascii="Times New Roman" w:hAnsi="Times New Roman"/>
-                <w:sz w:val="28"/>
-                <w:szCs w:val="28"/>
-                <w:lang w:val="en-US"/>
-              </w:rPr>
-            </w:pPr>
-            <w:r>
-              <w:rPr>
-                <w:rFonts w:ascii="Times New Roman" w:hAnsi="Times New Roman"/>
-                <w:color w:val="1F1F1F"/>
-                <w:sz w:val="28"/>
-                <w:szCs w:val="28"/>
-                <w:bdr w:val="none" w:sz="0" w:space="0" w:color="auto" w:frame="1"/>
-              </w:rPr>
-              <w:t>36</w:t>
-            </w:r>
-          </w:p>
-        </w:tc>
-        <w:tc>
-          <w:tcPr>
-            <w:tcW w:w="1558" w:type="dxa"/>
-            <w:vAlign w:val="center"/>
-          </w:tcPr>
-          <w:p>
-            <w:pPr>
-              <w:jc w:val="both"/>
-              <w:rPr>
-                <w:rFonts w:ascii="Times New Roman" w:hAnsi="Times New Roman"/>
-                <w:sz w:val="28"/>
-                <w:szCs w:val="28"/>
-                <w:lang w:val="en-US"/>
-              </w:rPr>
-            </w:pPr>
-            <w:r>
-              <w:rPr>
-                <w:rFonts w:ascii="Times New Roman" w:hAnsi="Times New Roman"/>
-                <w:color w:val="1F1F1F"/>
-                <w:sz w:val="28"/>
-                <w:szCs w:val="28"/>
-                <w:bdr w:val="none" w:sz="0" w:space="0" w:color="auto" w:frame="1"/>
-              </w:rPr>
-              <w:t>7</w:t>
-            </w:r>
-          </w:p>
-        </w:tc>
-        <w:tc>
-          <w:tcPr>
-            <w:tcW w:w="1558" w:type="dxa"/>
-            <w:vAlign w:val="center"/>
-          </w:tcPr>
-          <w:p>
-            <w:pPr>
-              <w:jc w:val="both"/>
-              <w:rPr>
-                <w:rFonts w:ascii="Times New Roman" w:hAnsi="Times New Roman"/>
-                <w:sz w:val="28"/>
-                <w:szCs w:val="28"/>
-                <w:lang w:val="en-US"/>
-              </w:rPr>
-            </w:pPr>
-            <w:r>
-              <w:rPr>
-                <w:rFonts w:ascii="Times New Roman" w:hAnsi="Times New Roman"/>
-                <w:color w:val="1F1F1F"/>
-                <w:sz w:val="28"/>
-                <w:szCs w:val="28"/>
-                <w:bdr w:val="none" w:sz="0" w:space="0" w:color="auto" w:frame="1"/>
-              </w:rPr>
-              <w:t>1</w:t>
-            </w:r>
-          </w:p>
-        </w:tc>
-      </w:tr>
-      <w:tr>
-        <w:tc>
-          <w:tcPr>
-            <w:tcW w:w="988" w:type="dxa"/>
-            <w:vAlign w:val="center"/>
-          </w:tcPr>
-          <w:p>
-            <w:pPr>
-              <w:jc w:val="both"/>
-              <w:rPr>
-                <w:rFonts w:ascii="Times New Roman" w:hAnsi="Times New Roman"/>
-                <w:sz w:val="28"/>
-                <w:szCs w:val="28"/>
-                <w:lang w:val="en-US"/>
-              </w:rPr>
-            </w:pPr>
-          </w:p>
-        </w:tc>
-        <w:tc>
-          <w:tcPr>
-            <w:tcW w:w="2126" w:type="dxa"/>
-            <w:vAlign w:val="center"/>
-          </w:tcPr>
-          <w:p>
-            <w:pPr>
-              <w:jc w:val="both"/>
-              <w:rPr>
-                <w:rFonts w:ascii="Times New Roman" w:hAnsi="Times New Roman"/>
-                <w:sz w:val="28"/>
-                <w:szCs w:val="28"/>
-                <w:lang w:val="ru-RU"/>
-              </w:rPr>
-            </w:pPr>
-          </w:p>
-        </w:tc>
-        <w:tc>
-          <w:tcPr>
-            <w:tcW w:w="1557" w:type="dxa"/>
-            <w:vAlign w:val="center"/>
-          </w:tcPr>
-          <w:p>
-            <w:pPr>
-              <w:jc w:val="both"/>
-              <w:rPr>
-                <w:rFonts w:ascii="Times New Roman" w:hAnsi="Times New Roman"/>
-                <w:sz w:val="28"/>
-                <w:szCs w:val="28"/>
-                <w:lang w:val="en-US"/>
-              </w:rPr>
-            </w:pPr>
-          </w:p>
-        </w:tc>
-        <w:tc>
-          <w:tcPr>
-            <w:tcW w:w="1558" w:type="dxa"/>
-            <w:vAlign w:val="center"/>
-          </w:tcPr>
-          <w:p>
-            <w:pPr>
-              <w:jc w:val="both"/>
-              <w:rPr>
-                <w:rFonts w:ascii="Times New Roman" w:hAnsi="Times New Roman"/>
-                <w:sz w:val="28"/>
-                <w:szCs w:val="28"/>
-                <w:lang w:val="en-US"/>
-              </w:rPr>
-            </w:pPr>
-            <w:r>
-              <w:rPr>
-                <w:rFonts w:ascii="Times New Roman" w:hAnsi="Times New Roman"/>
-                <w:color w:val="1F1F1F"/>
-                <w:sz w:val="28"/>
-                <w:szCs w:val="28"/>
-                <w:bdr w:val="none" w:sz="0" w:space="0" w:color="auto" w:frame="1"/>
-              </w:rPr>
-              <w:t>37</w:t>
-            </w:r>
-          </w:p>
-        </w:tc>
-        <w:tc>
-          <w:tcPr>
-            <w:tcW w:w="1558" w:type="dxa"/>
-            <w:vAlign w:val="center"/>
-          </w:tcPr>
-          <w:p>
-            <w:pPr>
-              <w:jc w:val="both"/>
-              <w:rPr>
-                <w:rFonts w:ascii="Times New Roman" w:hAnsi="Times New Roman"/>
-                <w:sz w:val="28"/>
-                <w:szCs w:val="28"/>
-                <w:lang w:val="en-US"/>
-              </w:rPr>
-            </w:pPr>
-            <w:r>
-              <w:rPr>
-                <w:rFonts w:ascii="Times New Roman" w:hAnsi="Times New Roman"/>
-                <w:color w:val="1F1F1F"/>
-                <w:sz w:val="28"/>
-                <w:szCs w:val="28"/>
-                <w:bdr w:val="none" w:sz="0" w:space="0" w:color="auto" w:frame="1"/>
-              </w:rPr>
-              <w:t>8</w:t>
-            </w:r>
-          </w:p>
-        </w:tc>
-        <w:tc>
-          <w:tcPr>
-            <w:tcW w:w="1558" w:type="dxa"/>
-            <w:vAlign w:val="center"/>
-          </w:tcPr>
-          <w:p>
-            <w:pPr>
-              <w:jc w:val="both"/>
-              <w:rPr>
-                <w:rFonts w:ascii="Times New Roman" w:hAnsi="Times New Roman"/>
-                <w:sz w:val="28"/>
-                <w:szCs w:val="28"/>
-                <w:lang w:val="en-US"/>
-              </w:rPr>
-            </w:pPr>
-            <w:r>
-              <w:rPr>
-                <w:rFonts w:ascii="Times New Roman" w:hAnsi="Times New Roman"/>
-                <w:color w:val="1F1F1F"/>
-                <w:sz w:val="28"/>
-                <w:szCs w:val="28"/>
-                <w:bdr w:val="none" w:sz="0" w:space="0" w:color="auto" w:frame="1"/>
-              </w:rPr>
-              <w:t>1</w:t>
-            </w:r>
-          </w:p>
-        </w:tc>
-      </w:tr>
-      <w:tr>
-        <w:tc>
-          <w:tcPr>
-            <w:tcW w:w="988" w:type="dxa"/>
-            <w:vAlign w:val="center"/>
-          </w:tcPr>
-          <w:p>
-            <w:pPr>
-              <w:jc w:val="both"/>
-              <w:rPr>
-                <w:rFonts w:ascii="Times New Roman" w:hAnsi="Times New Roman"/>
-                <w:sz w:val="28"/>
-                <w:szCs w:val="28"/>
-                <w:lang w:val="en-US"/>
-              </w:rPr>
-            </w:pPr>
-          </w:p>
-        </w:tc>
-        <w:tc>
-          <w:tcPr>
-            <w:tcW w:w="2126" w:type="dxa"/>
-            <w:vAlign w:val="center"/>
-          </w:tcPr>
-          <w:p>
-            <w:pPr>
-              <w:jc w:val="both"/>
-              <w:rPr>
-                <w:rFonts w:ascii="Times New Roman" w:hAnsi="Times New Roman"/>
-                <w:sz w:val="28"/>
-                <w:szCs w:val="28"/>
-                <w:lang w:val="ru-RU"/>
-              </w:rPr>
-            </w:pPr>
-          </w:p>
-        </w:tc>
-        <w:tc>
-          <w:tcPr>
-            <w:tcW w:w="1557" w:type="dxa"/>
-            <w:vAlign w:val="center"/>
-          </w:tcPr>
-          <w:p>
-            <w:pPr>
-              <w:jc w:val="both"/>
-              <w:rPr>
-                <w:rFonts w:ascii="Times New Roman" w:hAnsi="Times New Roman"/>
-                <w:sz w:val="28"/>
-                <w:szCs w:val="28"/>
-                <w:lang w:val="en-US"/>
-              </w:rPr>
-            </w:pPr>
-          </w:p>
-        </w:tc>
-        <w:tc>
-          <w:tcPr>
-            <w:tcW w:w="1558" w:type="dxa"/>
-            <w:vAlign w:val="center"/>
-          </w:tcPr>
-          <w:p>
-            <w:pPr>
-              <w:jc w:val="both"/>
-              <w:rPr>
-                <w:rFonts w:ascii="Times New Roman" w:hAnsi="Times New Roman"/>
-                <w:sz w:val="28"/>
-                <w:szCs w:val="28"/>
-                <w:lang w:val="en-US"/>
-              </w:rPr>
-            </w:pPr>
-            <w:r>
-              <w:rPr>
-                <w:rFonts w:ascii="Times New Roman" w:hAnsi="Times New Roman"/>
-                <w:color w:val="1F1F1F"/>
-                <w:sz w:val="28"/>
-                <w:szCs w:val="28"/>
-                <w:bdr w:val="none" w:sz="0" w:space="0" w:color="auto" w:frame="1"/>
-              </w:rPr>
-              <w:t>38</w:t>
-            </w:r>
-          </w:p>
-        </w:tc>
-        <w:tc>
-          <w:tcPr>
-            <w:tcW w:w="1558" w:type="dxa"/>
-            <w:vAlign w:val="center"/>
-          </w:tcPr>
-          <w:p>
-            <w:pPr>
-              <w:jc w:val="both"/>
-              <w:rPr>
-                <w:rFonts w:ascii="Times New Roman" w:hAnsi="Times New Roman"/>
-                <w:sz w:val="28"/>
-                <w:szCs w:val="28"/>
-                <w:lang w:val="en-US"/>
-              </w:rPr>
-            </w:pPr>
-            <w:r>
-              <w:rPr>
-                <w:rFonts w:ascii="Times New Roman" w:hAnsi="Times New Roman"/>
-                <w:color w:val="1F1F1F"/>
-                <w:sz w:val="28"/>
-                <w:szCs w:val="28"/>
-                <w:bdr w:val="none" w:sz="0" w:space="0" w:color="auto" w:frame="1"/>
-              </w:rPr>
-              <w:t>3</w:t>
-            </w:r>
-          </w:p>
-        </w:tc>
-        <w:tc>
-          <w:tcPr>
-            <w:tcW w:w="1558" w:type="dxa"/>
-            <w:vAlign w:val="center"/>
-          </w:tcPr>
-          <w:p>
-            <w:pPr>
-              <w:jc w:val="both"/>
-              <w:rPr>
-                <w:rFonts w:ascii="Times New Roman" w:hAnsi="Times New Roman"/>
-                <w:sz w:val="28"/>
-                <w:szCs w:val="28"/>
-                <w:lang w:val="en-US"/>
-              </w:rPr>
-            </w:pPr>
-            <w:r>
-              <w:rPr>
-                <w:rFonts w:ascii="Times New Roman" w:hAnsi="Times New Roman"/>
-                <w:color w:val="1F1F1F"/>
-                <w:sz w:val="28"/>
-                <w:szCs w:val="28"/>
-                <w:bdr w:val="none" w:sz="0" w:space="0" w:color="auto" w:frame="1"/>
-              </w:rPr>
-              <w:t>1</w:t>
-            </w:r>
-          </w:p>
-        </w:tc>
-      </w:tr>
-      <w:tr>
-        <w:tc>
-          <w:tcPr>
-            <w:tcW w:w="988" w:type="dxa"/>
-            <w:vAlign w:val="center"/>
-          </w:tcPr>
-          <w:p>
-            <w:pPr>
-              <w:jc w:val="both"/>
-              <w:rPr>
-                <w:rFonts w:ascii="Times New Roman" w:hAnsi="Times New Roman"/>
-                <w:sz w:val="28"/>
-                <w:szCs w:val="28"/>
-                <w:lang w:val="en-US"/>
-              </w:rPr>
-            </w:pPr>
-          </w:p>
-        </w:tc>
-        <w:tc>
-          <w:tcPr>
-            <w:tcW w:w="2126" w:type="dxa"/>
-            <w:vAlign w:val="center"/>
-          </w:tcPr>
-          <w:p>
-            <w:pPr>
-              <w:jc w:val="both"/>
-              <w:rPr>
-                <w:rFonts w:ascii="Times New Roman" w:hAnsi="Times New Roman"/>
-                <w:sz w:val="28"/>
-                <w:szCs w:val="28"/>
-                <w:lang w:val="ru-RU"/>
-              </w:rPr>
-            </w:pPr>
-          </w:p>
-        </w:tc>
-        <w:tc>
-          <w:tcPr>
-            <w:tcW w:w="1557" w:type="dxa"/>
-            <w:vAlign w:val="center"/>
-          </w:tcPr>
-          <w:p>
-            <w:pPr>
-              <w:jc w:val="both"/>
-              <w:rPr>
-                <w:rFonts w:ascii="Times New Roman" w:hAnsi="Times New Roman"/>
-                <w:sz w:val="28"/>
-                <w:szCs w:val="28"/>
-                <w:lang w:val="en-US"/>
-              </w:rPr>
-            </w:pPr>
-          </w:p>
-        </w:tc>
-        <w:tc>
-          <w:tcPr>
-            <w:tcW w:w="1558" w:type="dxa"/>
-            <w:vAlign w:val="center"/>
-          </w:tcPr>
-          <w:p>
-            <w:pPr>
-              <w:jc w:val="both"/>
-              <w:rPr>
-                <w:rFonts w:ascii="Times New Roman" w:hAnsi="Times New Roman"/>
-                <w:sz w:val="28"/>
-                <w:szCs w:val="28"/>
-                <w:lang w:val="en-US"/>
-              </w:rPr>
-            </w:pPr>
-            <w:r>
-              <w:rPr>
-                <w:rFonts w:ascii="Times New Roman" w:hAnsi="Times New Roman"/>
-                <w:color w:val="1F1F1F"/>
-                <w:sz w:val="28"/>
-                <w:szCs w:val="28"/>
-                <w:bdr w:val="none" w:sz="0" w:space="0" w:color="auto" w:frame="1"/>
-              </w:rPr>
-              <w:t>39</w:t>
-            </w:r>
-          </w:p>
-        </w:tc>
-        <w:tc>
-          <w:tcPr>
-            <w:tcW w:w="1558" w:type="dxa"/>
-            <w:vAlign w:val="center"/>
-          </w:tcPr>
-          <w:p>
-            <w:pPr>
-              <w:jc w:val="both"/>
-              <w:rPr>
-                <w:rFonts w:ascii="Times New Roman" w:hAnsi="Times New Roman"/>
-                <w:sz w:val="28"/>
-                <w:szCs w:val="28"/>
-                <w:lang w:val="en-US"/>
-              </w:rPr>
-            </w:pPr>
-            <w:r>
-              <w:rPr>
-                <w:rFonts w:ascii="Times New Roman" w:hAnsi="Times New Roman"/>
-                <w:color w:val="1F1F1F"/>
-                <w:sz w:val="28"/>
-                <w:szCs w:val="28"/>
-                <w:bdr w:val="none" w:sz="0" w:space="0" w:color="auto" w:frame="1"/>
-              </w:rPr>
-              <w:t>6</w:t>
-            </w:r>
-          </w:p>
-        </w:tc>
-        <w:tc>
-          <w:tcPr>
-            <w:tcW w:w="1558" w:type="dxa"/>
-            <w:vAlign w:val="center"/>
-          </w:tcPr>
-          <w:p>
-            <w:pPr>
-              <w:jc w:val="both"/>
-              <w:rPr>
-                <w:rFonts w:ascii="Times New Roman" w:hAnsi="Times New Roman"/>
-                <w:sz w:val="28"/>
-                <w:szCs w:val="28"/>
-                <w:lang w:val="en-US"/>
-              </w:rPr>
-            </w:pPr>
-            <w:r>
-              <w:rPr>
-                <w:rFonts w:ascii="Times New Roman" w:hAnsi="Times New Roman"/>
-                <w:color w:val="1F1F1F"/>
-                <w:sz w:val="28"/>
-                <w:szCs w:val="28"/>
-                <w:bdr w:val="none" w:sz="0" w:space="0" w:color="auto" w:frame="1"/>
-              </w:rPr>
-              <w:t>1</w:t>
-            </w:r>
-          </w:p>
-        </w:tc>
-      </w:tr>
-      <w:tr>
-        <w:tc>
-          <w:tcPr>
-            <w:tcW w:w="988" w:type="dxa"/>
-            <w:vAlign w:val="center"/>
-          </w:tcPr>
-          <w:p>
-            <w:pPr>
-              <w:jc w:val="both"/>
-              <w:rPr>
-                <w:rFonts w:ascii="Times New Roman" w:hAnsi="Times New Roman"/>
-                <w:sz w:val="28"/>
-                <w:szCs w:val="28"/>
-                <w:lang w:val="en-US"/>
-              </w:rPr>
-            </w:pPr>
-          </w:p>
-        </w:tc>
-        <w:tc>
-          <w:tcPr>
-            <w:tcW w:w="2126" w:type="dxa"/>
-            <w:vAlign w:val="center"/>
-          </w:tcPr>
-          <w:p>
-            <w:pPr>
-              <w:jc w:val="both"/>
-              <w:rPr>
-                <w:rFonts w:ascii="Times New Roman" w:hAnsi="Times New Roman"/>
-                <w:sz w:val="28"/>
-                <w:szCs w:val="28"/>
-                <w:lang w:val="ru-RU"/>
-              </w:rPr>
-            </w:pPr>
-          </w:p>
-        </w:tc>
-        <w:tc>
-          <w:tcPr>
-            <w:tcW w:w="1557" w:type="dxa"/>
-            <w:vAlign w:val="center"/>
-          </w:tcPr>
-          <w:p>
-            <w:pPr>
-              <w:jc w:val="both"/>
-              <w:rPr>
-                <w:rFonts w:ascii="Times New Roman" w:hAnsi="Times New Roman"/>
-                <w:sz w:val="28"/>
-                <w:szCs w:val="28"/>
-                <w:lang w:val="en-US"/>
-              </w:rPr>
-            </w:pPr>
-          </w:p>
-        </w:tc>
-        <w:tc>
-          <w:tcPr>
-            <w:tcW w:w="1558" w:type="dxa"/>
-            <w:vAlign w:val="center"/>
-          </w:tcPr>
-          <w:p>
-            <w:pPr>
-              <w:jc w:val="both"/>
-              <w:rPr>
-                <w:rFonts w:ascii="Times New Roman" w:hAnsi="Times New Roman"/>
-                <w:sz w:val="28"/>
-                <w:szCs w:val="28"/>
-                <w:lang w:val="en-US"/>
-              </w:rPr>
-            </w:pPr>
-            <w:r>
-              <w:rPr>
-                <w:rFonts w:ascii="Times New Roman" w:hAnsi="Times New Roman"/>
-                <w:color w:val="1F1F1F"/>
-                <w:sz w:val="28"/>
-                <w:szCs w:val="28"/>
-                <w:bdr w:val="none" w:sz="0" w:space="0" w:color="auto" w:frame="1"/>
-              </w:rPr>
-              <w:t>40</w:t>
-            </w:r>
-          </w:p>
-        </w:tc>
-        <w:tc>
-          <w:tcPr>
-            <w:tcW w:w="1558" w:type="dxa"/>
-            <w:vAlign w:val="center"/>
-          </w:tcPr>
-          <w:p>
-            <w:pPr>
-              <w:jc w:val="both"/>
-              <w:rPr>
-                <w:rFonts w:ascii="Times New Roman" w:hAnsi="Times New Roman"/>
-                <w:sz w:val="28"/>
-                <w:szCs w:val="28"/>
-                <w:lang w:val="en-US"/>
-              </w:rPr>
-            </w:pPr>
-            <w:proofErr w:type="spellStart"/>
-            <w:r>
-              <w:rPr>
-                <w:rFonts w:ascii="Times New Roman" w:hAnsi="Times New Roman"/>
-                <w:color w:val="1F1F1F"/>
-                <w:sz w:val="28"/>
-                <w:szCs w:val="28"/>
-                <w:bdr w:val="none" w:sz="0" w:space="0" w:color="auto" w:frame="1"/>
-              </w:rPr>
-              <w:t>variable</w:t>
-            </w:r>
-            <w:proofErr w:type="spellEnd"/>
-          </w:p>
-        </w:tc>
-        <w:tc>
-          <w:tcPr>
-            <w:tcW w:w="1558" w:type="dxa"/>
+            <w:tcW w:w="1507" w:type="dxa"/>
             <w:vAlign w:val="center"/>
           </w:tcPr>
           <w:p>
@@ -11300,7 +10778,15 @@
           <w:lang w:val="ru-RU"/>
         </w:rPr>
         <w:tab/>
-        <w:t>26</w:t>
+      </w:r>
+      <w:r>
+        <w:rPr>
+          <w:rFonts w:ascii="Times New Roman" w:hAnsi="Times New Roman"/>
+          <w:sz w:val="28"/>
+          <w:szCs w:val="28"/>
+          <w:lang w:val="en-US"/>
+        </w:rPr>
+        <w:t>33</w:t>
       </w:r>
       <w:r>
         <w:rPr>
@@ -11321,8 +10807,39 @@
           <w:rFonts w:ascii="Times New Roman" w:hAnsi="Times New Roman"/>
           <w:sz w:val="28"/>
           <w:szCs w:val="28"/>
+          <w:lang w:val="en-US"/>
+        </w:rPr>
+      </w:pPr>
+      <w:r>
+        <w:rPr>
+          <w:rFonts w:ascii="Times New Roman" w:hAnsi="Times New Roman"/>
+          <w:sz w:val="28"/>
+          <w:szCs w:val="28"/>
           <w:lang w:val="ru-RU"/>
         </w:rPr>
+        <w:t>N1 = 2</w:t>
+      </w:r>
+      <w:r>
+        <w:rPr>
+          <w:rFonts w:ascii="Times New Roman" w:hAnsi="Times New Roman"/>
+          <w:sz w:val="28"/>
+          <w:szCs w:val="28"/>
+          <w:lang w:val="en-US"/>
+        </w:rPr>
+        <w:t>66</w:t>
+      </w:r>
+    </w:p>
+    <w:p>
+      <w:pPr>
+        <w:spacing w:after="0"/>
+        <w:ind w:firstLine="720"/>
+        <w:jc w:val="both"/>
+        <w:rPr>
+          <w:rFonts w:ascii="Times New Roman" w:hAnsi="Times New Roman"/>
+          <w:sz w:val="28"/>
+          <w:szCs w:val="28"/>
+          <w:lang w:val="en-US"/>
+        </w:rPr>
       </w:pPr>
       <w:r>
         <w:rPr>
@@ -11331,7 +10848,25 @@
           <w:szCs w:val="28"/>
           <w:lang w:val="ru-RU"/>
         </w:rPr>
-        <w:t>N1 = 251</w:t>
+        <w:t>η2 =</w:t>
+      </w:r>
+      <w:r>
+        <w:rPr>
+          <w:rFonts w:ascii="Times New Roman" w:hAnsi="Times New Roman"/>
+          <w:sz w:val="28"/>
+          <w:szCs w:val="28"/>
+          <w:lang w:val="ru-RU"/>
+        </w:rPr>
+        <w:tab/>
+      </w:r>
+      <w:r>
+        <w:rPr>
+          <w:rFonts w:ascii="Times New Roman" w:hAnsi="Times New Roman"/>
+          <w:sz w:val="28"/>
+          <w:szCs w:val="28"/>
+          <w:lang w:val="en-US"/>
+        </w:rPr>
+        <w:t>33</w:t>
       </w:r>
     </w:p>
     <w:p>
@@ -11343,28 +10878,140 @@
           <w:rFonts w:ascii="Times New Roman" w:hAnsi="Times New Roman"/>
           <w:sz w:val="28"/>
           <w:szCs w:val="28"/>
+          <w:lang w:val="en-US"/>
+        </w:rPr>
+      </w:pPr>
+      <w:r>
+        <w:rPr>
+          <w:rFonts w:ascii="Times New Roman" w:hAnsi="Times New Roman"/>
+          <w:sz w:val="28"/>
+          <w:szCs w:val="28"/>
           <w:lang w:val="ru-RU"/>
         </w:rPr>
-      </w:pPr>
-      <w:r>
+        <w:t>N2 = 1</w:t>
+      </w:r>
+      <w:r>
+        <w:rPr>
+          <w:rFonts w:ascii="Times New Roman" w:hAnsi="Times New Roman"/>
+          <w:sz w:val="28"/>
+          <w:szCs w:val="28"/>
+          <w:lang w:val="en-US"/>
+        </w:rPr>
+        <w:t>46</w:t>
+      </w:r>
+    </w:p>
+    <w:p>
+      <w:pPr>
+        <w:spacing w:after="0"/>
+        <w:ind w:firstLine="720"/>
+        <w:jc w:val="both"/>
         <w:rPr>
           <w:rFonts w:ascii="Times New Roman" w:hAnsi="Times New Roman"/>
           <w:sz w:val="28"/>
           <w:szCs w:val="28"/>
           <w:lang w:val="ru-RU"/>
         </w:rPr>
-        <w:t>η2 =</w:t>
-      </w:r>
-      <w:r>
+      </w:pPr>
+    </w:p>
+    <w:p>
+      <w:pPr>
+        <w:pStyle w:val="ae"/>
+      </w:pPr>
+      <w:r>
+        <w:t xml:space="preserve">Словарь программы: </w:t>
+      </w:r>
+      <w:r>
+        <w:sym w:font="Symbol" w:char="F068"/>
+      </w:r>
+      <w:r>
+        <w:t xml:space="preserve"> = 26 + 40 = 66</w:t>
+      </w:r>
+    </w:p>
+    <w:p>
+      <w:pPr>
+        <w:pStyle w:val="ae"/>
+      </w:pPr>
+      <w:r>
+        <w:t xml:space="preserve">Длина программы: </w:t>
+      </w:r>
+      <w:r>
+        <w:rPr>
+          <w:lang w:val="en-US"/>
+        </w:rPr>
+        <w:t>N</w:t>
+      </w:r>
+      <w:r>
+        <w:t xml:space="preserve"> = 2</w:t>
+      </w:r>
+      <w:r>
+        <w:t>51</w:t>
+      </w:r>
+      <w:r>
+        <w:t xml:space="preserve"> + 1</w:t>
+      </w:r>
+      <w:r>
+        <w:t>61</w:t>
+      </w:r>
+      <w:r>
+        <w:t xml:space="preserve"> =</w:t>
+      </w:r>
+      <w:r>
+        <w:t xml:space="preserve"> 412</w:t>
+      </w:r>
+    </w:p>
+    <w:p>
+      <w:pPr>
+        <w:pStyle w:val="ae"/>
+      </w:pPr>
+      <w:r>
+        <w:t xml:space="preserve">Объем программы: </w:t>
+      </w:r>
+      <w:r>
+        <w:rPr>
+          <w:lang w:val="en-US"/>
+        </w:rPr>
+        <w:t>V</w:t>
+      </w:r>
+      <w:r>
+        <w:t xml:space="preserve"> = </w:t>
+      </w:r>
+      <w:r>
+        <w:t>412*</w:t>
+      </w:r>
+      <w:r>
+        <w:rPr>
+          <w:lang w:val="en-US"/>
+        </w:rPr>
+        <w:t>log</w:t>
+      </w:r>
+      <w:r>
+        <w:rPr>
+          <w:vertAlign w:val="subscript"/>
+        </w:rPr>
+        <w:t>2</w:t>
+      </w:r>
+      <w:r>
+        <w:t>66</w:t>
+      </w:r>
+      <w:r>
+        <w:t xml:space="preserve"> = </w:t>
+      </w:r>
+      <w:r>
+        <w:t>2490.29</w:t>
+      </w:r>
+    </w:p>
+    <w:p>
+      <w:pPr>
+        <w:spacing w:after="0"/>
+        <w:ind w:firstLine="720"/>
+        <w:jc w:val="both"/>
         <w:rPr>
           <w:rFonts w:ascii="Times New Roman" w:hAnsi="Times New Roman"/>
           <w:sz w:val="28"/>
           <w:szCs w:val="28"/>
           <w:lang w:val="ru-RU"/>
         </w:rPr>
-        <w:tab/>
-        <w:t>40</w:t>
-      </w:r>
+      </w:pPr>
     </w:p>
     <w:p>
       <w:pPr>
@@ -11385,14 +11032,69 @@
           <w:szCs w:val="28"/>
           <w:lang w:val="ru-RU"/>
         </w:rPr>
-        <w:t>N2 = 161</w:t>
+        <w:t xml:space="preserve">Программа-парсер написана на языке </w:t>
+      </w:r>
+      <w:r>
+        <w:rPr>
+          <w:rFonts w:ascii="Times New Roman" w:hAnsi="Times New Roman"/>
+          <w:sz w:val="28"/>
+          <w:szCs w:val="28"/>
+          <w:lang w:val="en-US"/>
+        </w:rPr>
+        <w:t>Python</w:t>
+      </w:r>
+      <w:r>
+        <w:rPr>
+          <w:rFonts w:ascii="Times New Roman" w:hAnsi="Times New Roman"/>
+          <w:sz w:val="28"/>
+          <w:szCs w:val="28"/>
+          <w:lang w:val="ru-RU"/>
+        </w:rPr>
+        <w:t xml:space="preserve"> </w:t>
+      </w:r>
+      <w:r>
+        <w:rPr>
+          <w:rFonts w:ascii="Times New Roman" w:hAnsi="Times New Roman"/>
+          <w:sz w:val="28"/>
+          <w:szCs w:val="28"/>
+          <w:lang w:val="ru-RU"/>
+        </w:rPr>
+        <w:t xml:space="preserve">с использованием библиотеки </w:t>
+      </w:r>
+      <w:proofErr w:type="spellStart"/>
+      <w:r>
+        <w:rPr>
+          <w:rFonts w:ascii="Times New Roman" w:hAnsi="Times New Roman"/>
+          <w:sz w:val="28"/>
+          <w:szCs w:val="28"/>
+          <w:lang w:val="en-US"/>
+        </w:rPr>
+        <w:t>tkinter</w:t>
+      </w:r>
+      <w:proofErr w:type="spellEnd"/>
+      <w:r>
+        <w:rPr>
+          <w:rFonts w:ascii="Times New Roman" w:hAnsi="Times New Roman"/>
+          <w:sz w:val="28"/>
+          <w:szCs w:val="28"/>
+          <w:lang w:val="ru-RU"/>
+        </w:rPr>
+        <w:t xml:space="preserve"> </w:t>
+      </w:r>
+      <w:r>
+        <w:rPr>
+          <w:rFonts w:ascii="Times New Roman" w:hAnsi="Times New Roman"/>
+          <w:sz w:val="28"/>
+          <w:szCs w:val="28"/>
+          <w:lang w:val="ru-RU"/>
+        </w:rPr>
+        <w:t>для создания графического интерфейса.</w:t>
       </w:r>
     </w:p>
     <w:p>
       <w:pPr>
         <w:spacing w:after="0"/>
         <w:ind w:firstLine="720"/>
-        <w:jc w:val="both"/>
         <w:rPr>
           <w:rFonts w:ascii="Times New Roman" w:hAnsi="Times New Roman"/>
           <w:sz w:val="28"/>
@@ -11400,123 +11102,40 @@
           <w:lang w:val="ru-RU"/>
         </w:rPr>
       </w:pPr>
-    </w:p>
-    <w:p>
-      <w:pPr>
-        <w:pStyle w:val="ae"/>
-      </w:pPr>
-      <w:r>
-        <w:t xml:space="preserve">Словарь программы: </w:t>
-      </w:r>
-      <w:r>
-        <w:sym w:font="Symbol" w:char="F068"/>
-      </w:r>
-      <w:r>
-        <w:t xml:space="preserve"> = </w:t>
-      </w:r>
-      <w:r>
-        <w:t>26</w:t>
-      </w:r>
-      <w:r>
-        <w:t xml:space="preserve"> +</w:t>
-      </w:r>
-      <w:r>
-        <w:t xml:space="preserve"> </w:t>
-      </w:r>
-      <w:r>
-        <w:t>4</w:t>
-      </w:r>
-      <w:r>
-        <w:t>0</w:t>
-      </w:r>
-      <w:r>
-        <w:t xml:space="preserve"> = </w:t>
-      </w:r>
-      <w:r>
-        <w:t>66</w:t>
-      </w:r>
-    </w:p>
-    <w:p>
-      <w:pPr>
-        <w:pStyle w:val="ae"/>
-      </w:pPr>
-      <w:r>
-        <w:t xml:space="preserve">Длина программы: </w:t>
-      </w:r>
-      <w:r>
-        <w:rPr>
-          <w:lang w:val="en-US"/>
-        </w:rPr>
-        <w:t>N</w:t>
-      </w:r>
-      <w:r>
-        <w:t xml:space="preserve"> = 2</w:t>
-      </w:r>
-      <w:r>
-        <w:t>51</w:t>
-      </w:r>
-      <w:r>
-        <w:t xml:space="preserve"> + 1</w:t>
-      </w:r>
-      <w:r>
-        <w:t>61</w:t>
-      </w:r>
-      <w:r>
-        <w:t xml:space="preserve"> =</w:t>
-      </w:r>
-      <w:r>
-        <w:t xml:space="preserve"> 4</w:t>
-      </w:r>
-      <w:r>
-        <w:t>12</w:t>
-      </w:r>
-    </w:p>
-    <w:p>
-      <w:pPr>
-        <w:pStyle w:val="ae"/>
-      </w:pPr>
-      <w:r>
-        <w:t xml:space="preserve">Объем программы: </w:t>
-      </w:r>
-      <w:r>
-        <w:rPr>
-          <w:lang w:val="en-US"/>
-        </w:rPr>
-        <w:t>V</w:t>
-      </w:r>
-      <w:r>
-        <w:t xml:space="preserve"> = </w:t>
-      </w:r>
-      <w:r>
-        <w:t>412*</w:t>
-      </w:r>
-      <w:r>
-        <w:rPr>
-          <w:lang w:val="en-US"/>
-        </w:rPr>
-        <w:t>log</w:t>
-      </w:r>
-      <w:r>
-        <w:rPr>
-          <w:vertAlign w:val="subscript"/>
-        </w:rPr>
-        <w:t>2</w:t>
-      </w:r>
-      <w:r>
-        <w:t>66</w:t>
-      </w:r>
-      <w:r>
-        <w:t xml:space="preserve"> = </w:t>
-      </w:r>
-      <w:r>
-        <w:t>2490.29</w:t>
+      <w:r>
+        <w:rPr>
+          <w:rFonts w:ascii="Times New Roman" w:hAnsi="Times New Roman"/>
+          <w:sz w:val="28"/>
+          <w:szCs w:val="28"/>
+          <w:lang w:val="ru-RU"/>
+        </w:rPr>
+        <w:t xml:space="preserve">Результаты расчета метрик Холстеда с помощью парсера представлены на рисунках </w:t>
+      </w:r>
+      <w:proofErr w:type="gramStart"/>
+      <w:r>
+        <w:rPr>
+          <w:rFonts w:ascii="Times New Roman" w:hAnsi="Times New Roman"/>
+          <w:sz w:val="28"/>
+          <w:szCs w:val="28"/>
+          <w:lang w:val="ru-RU"/>
+        </w:rPr>
+        <w:t>1-2</w:t>
+      </w:r>
+      <w:proofErr w:type="gramEnd"/>
+      <w:r>
+        <w:rPr>
+          <w:rFonts w:ascii="Times New Roman" w:hAnsi="Times New Roman"/>
+          <w:sz w:val="28"/>
+          <w:szCs w:val="28"/>
+          <w:lang w:val="ru-RU"/>
+        </w:rPr>
+        <w:t>.</w:t>
       </w:r>
     </w:p>
     <w:p>
       <w:pPr>
         <w:spacing w:after="0"/>
         <w:ind w:firstLine="720"/>
-        <w:jc w:val="both"/>
         <w:rPr>
           <w:rFonts w:ascii="Times New Roman" w:hAnsi="Times New Roman"/>
           <w:sz w:val="28"/>
@@ -11524,167 +11143,26 @@
           <w:lang w:val="ru-RU"/>
         </w:rPr>
       </w:pPr>
-    </w:p>
-    <w:p>
-      <w:pPr>
-        <w:spacing w:after="0"/>
-        <w:ind w:firstLine="720"/>
-        <w:jc w:val="both"/>
-        <w:rPr>
-          <w:rFonts w:ascii="Times New Roman" w:hAnsi="Times New Roman"/>
-          <w:sz w:val="28"/>
-          <w:szCs w:val="28"/>
-          <w:lang w:val="ru-RU"/>
-        </w:rPr>
-      </w:pPr>
-      <w:r>
-        <w:rPr>
-          <w:rFonts w:ascii="Times New Roman" w:hAnsi="Times New Roman"/>
-          <w:sz w:val="28"/>
-          <w:szCs w:val="28"/>
-          <w:lang w:val="ru-RU"/>
-        </w:rPr>
-        <w:t xml:space="preserve">Программа-парсер написана на языке </w:t>
-      </w:r>
-      <w:r>
-        <w:rPr>
-          <w:rFonts w:ascii="Times New Roman" w:hAnsi="Times New Roman"/>
-          <w:sz w:val="28"/>
-          <w:szCs w:val="28"/>
-          <w:lang w:val="en-US"/>
-        </w:rPr>
-        <w:t>Python</w:t>
-      </w:r>
-      <w:r>
-        <w:rPr>
-          <w:rFonts w:ascii="Times New Roman" w:hAnsi="Times New Roman"/>
-          <w:sz w:val="28"/>
-          <w:szCs w:val="28"/>
-          <w:lang w:val="ru-RU"/>
-        </w:rPr>
-        <w:t xml:space="preserve"> </w:t>
-      </w:r>
-      <w:r>
-        <w:rPr>
-          <w:rFonts w:ascii="Times New Roman" w:hAnsi="Times New Roman"/>
-          <w:sz w:val="28"/>
-          <w:szCs w:val="28"/>
-          <w:lang w:val="ru-RU"/>
-        </w:rPr>
-        <w:t xml:space="preserve">с использованием библиотеки </w:t>
-      </w:r>
-      <w:proofErr w:type="spellStart"/>
-      <w:r>
-        <w:rPr>
-          <w:rFonts w:ascii="Times New Roman" w:hAnsi="Times New Roman"/>
-          <w:sz w:val="28"/>
-          <w:szCs w:val="28"/>
-          <w:lang w:val="en-US"/>
-        </w:rPr>
-        <w:t>tkinter</w:t>
-      </w:r>
-      <w:proofErr w:type="spellEnd"/>
-      <w:r>
-        <w:rPr>
-          <w:rFonts w:ascii="Times New Roman" w:hAnsi="Times New Roman"/>
-          <w:sz w:val="28"/>
-          <w:szCs w:val="28"/>
-          <w:lang w:val="ru-RU"/>
-        </w:rPr>
-        <w:t xml:space="preserve"> </w:t>
-      </w:r>
-      <w:r>
-        <w:rPr>
-          <w:rFonts w:ascii="Times New Roman" w:hAnsi="Times New Roman"/>
-          <w:sz w:val="28"/>
-          <w:szCs w:val="28"/>
-          <w:lang w:val="ru-RU"/>
-        </w:rPr>
-        <w:t>для создания графического интерфейса.</w:t>
-      </w:r>
-    </w:p>
-    <w:p>
-      <w:pPr>
-        <w:spacing w:after="0"/>
-        <w:ind w:firstLine="720"/>
-        <w:rPr>
-          <w:rFonts w:ascii="Times New Roman" w:hAnsi="Times New Roman"/>
-          <w:sz w:val="28"/>
-          <w:szCs w:val="28"/>
-          <w:lang w:val="ru-RU"/>
-        </w:rPr>
-      </w:pPr>
-      <w:r>
-        <w:rPr>
-          <w:rFonts w:ascii="Times New Roman" w:hAnsi="Times New Roman"/>
-          <w:sz w:val="28"/>
-          <w:szCs w:val="28"/>
-          <w:lang w:val="ru-RU"/>
-        </w:rPr>
-        <w:t xml:space="preserve">Результаты расчета метрик Холстеда с помощью парсера представлены на рисунках </w:t>
-      </w:r>
-      <w:proofErr w:type="gramStart"/>
-      <w:r>
-        <w:rPr>
-          <w:rFonts w:ascii="Times New Roman" w:hAnsi="Times New Roman"/>
-          <w:sz w:val="28"/>
-          <w:szCs w:val="28"/>
-          <w:lang w:val="ru-RU"/>
-        </w:rPr>
-        <w:t>1-2</w:t>
-      </w:r>
-      <w:proofErr w:type="gramEnd"/>
-      <w:r>
-        <w:rPr>
-          <w:rFonts w:ascii="Times New Roman" w:hAnsi="Times New Roman"/>
-          <w:sz w:val="28"/>
-          <w:szCs w:val="28"/>
-          <w:lang w:val="ru-RU"/>
-        </w:rPr>
-        <w:t>.</w:t>
-      </w:r>
-    </w:p>
-    <w:p>
-      <w:pPr>
-        <w:spacing w:after="0"/>
-        <w:ind w:firstLine="720"/>
-        <w:rPr>
-          <w:rFonts w:ascii="Times New Roman" w:hAnsi="Times New Roman"/>
-          <w:sz w:val="28"/>
-          <w:szCs w:val="28"/>
-          <w:lang w:val="ru-RU"/>
-        </w:rPr>
-      </w:pPr>
-    </w:p>
-    <w:p>
-      <w:pPr>
-        <w:spacing w:after="0"/>
-        <w:ind w:firstLine="720"/>
-        <w:rPr>
-          <w:rFonts w:ascii="Times New Roman" w:hAnsi="Times New Roman"/>
-          <w:sz w:val="28"/>
-          <w:szCs w:val="28"/>
-          <w:lang w:val="ru-RU"/>
-        </w:rPr>
-      </w:pPr>
-      <w:r>
-        <w:rPr>
-          <w:rFonts w:ascii="Times New Roman" w:hAnsi="Times New Roman"/>
-          <w:sz w:val="28"/>
-          <w:szCs w:val="28"/>
-          <w:lang w:val="en-US"/>
-        </w:rPr>
+      <w:r>
+        <w:rPr>
+          <w:rFonts w:ascii="Times New Roman" w:hAnsi="Times New Roman"/>
+          <w:noProof/>
+          <w:sz w:val="28"/>
+          <w:szCs w:val="28"/>
+          <w:lang w:val="en-US"/>
+        </w:rPr>
+        <w:lastRenderedPageBreak/>
         <w:drawing>
-          <wp:anchor distT="0" distB="0" distL="114300" distR="114300" simplePos="0" relativeHeight="251659264" behindDoc="0" locked="0" layoutInCell="1" allowOverlap="1" wp14:anchorId="1BD6E986" wp14:editId="074A4305">
+          <wp:anchor distT="0" distB="0" distL="114300" distR="114300" simplePos="0" relativeHeight="251659264" behindDoc="0" locked="0" layoutInCell="1" allowOverlap="1" wp14:anchorId="1BD6E986" wp14:editId="04EE4C6E">
             <wp:simplePos x="0" y="0"/>
             <wp:positionH relativeFrom="column">
-              <wp:posOffset>-165735</wp:posOffset>
+              <wp:posOffset>255905</wp:posOffset>
             </wp:positionH>
             <wp:positionV relativeFrom="paragraph">
-              <wp:posOffset>5668010</wp:posOffset>
+              <wp:posOffset>5223510</wp:posOffset>
             </wp:positionV>
-            <wp:extent cx="5940425" cy="2549525"/>
-            <wp:effectExtent l="0" t="0" r="3175" b="3175"/>
+            <wp:extent cx="4762500" cy="3056890"/>
+            <wp:effectExtent l="0" t="0" r="0" b="0"/>
             <wp:wrapTopAndBottom/>
             <wp:docPr id="546021196" name="Рисунок 1"/>
             <wp:cNvGraphicFramePr>
@@ -11694,7 +11172,7 @@
               <a:graphicData uri="http://schemas.openxmlformats.org/drawingml/2006/picture">
                 <pic:pic xmlns:pic="http://schemas.openxmlformats.org/drawingml/2006/picture">
                   <pic:nvPicPr>
-                    <pic:cNvPr id="546021196" name=""/>
+                    <pic:cNvPr id="546021196" name="Рисунок 1"/>
                     <pic:cNvPicPr/>
                   </pic:nvPicPr>
                   <pic:blipFill>
@@ -11712,7 +11190,7 @@
                   <pic:spPr>
                     <a:xfrm>
                       <a:off x="0" y="0"/>
-                      <a:ext cx="5940425" cy="2549525"/>
+                      <a:ext cx="4762500" cy="3056890"/>
                     </a:xfrm>
                     <a:prstGeom prst="rect">
                       <a:avLst/>
@@ -11721,27 +11199,34 @@
                 </pic:pic>
               </a:graphicData>
             </a:graphic>
+            <wp14:sizeRelH relativeFrom="margin">
+              <wp14:pctWidth>0</wp14:pctWidth>
+            </wp14:sizeRelH>
+            <wp14:sizeRelV relativeFrom="margin">
+              <wp14:pctHeight>0</wp14:pctHeight>
+            </wp14:sizeRelV>
           </wp:anchor>
         </w:drawing>
       </w:r>
       <w:r>
         <w:rPr>
           <w:rFonts w:ascii="Times New Roman" w:hAnsi="Times New Roman"/>
+          <w:noProof/>
           <w:sz w:val="28"/>
           <w:szCs w:val="28"/>
           <w:lang w:val="en-US"/>
         </w:rPr>
         <w:drawing>
-          <wp:anchor distT="0" distB="0" distL="114300" distR="114300" simplePos="0" relativeHeight="251658240" behindDoc="0" locked="0" layoutInCell="1" allowOverlap="1" wp14:anchorId="690DCABE" wp14:editId="0F364884">
+          <wp:anchor distT="0" distB="0" distL="114300" distR="114300" simplePos="0" relativeHeight="251658240" behindDoc="0" locked="0" layoutInCell="1" allowOverlap="1" wp14:anchorId="690DCABE" wp14:editId="2C54F73C">
             <wp:simplePos x="0" y="0"/>
             <wp:positionH relativeFrom="column">
-              <wp:posOffset>-165735</wp:posOffset>
+              <wp:posOffset>132715</wp:posOffset>
             </wp:positionH>
             <wp:positionV relativeFrom="paragraph">
-              <wp:posOffset>3810</wp:posOffset>
+              <wp:posOffset>220980</wp:posOffset>
             </wp:positionV>
-            <wp:extent cx="5940425" cy="5656580"/>
-            <wp:effectExtent l="0" t="0" r="3175" b="1270"/>
+            <wp:extent cx="4879340" cy="5166360"/>
+            <wp:effectExtent l="0" t="0" r="0" b="0"/>
             <wp:wrapTopAndBottom/>
             <wp:docPr id="1467887132" name="Рисунок 1"/>
             <wp:cNvGraphicFramePr>
@@ -11751,7 +11236,7 @@
               <a:graphicData uri="http://schemas.openxmlformats.org/drawingml/2006/picture">
                 <pic:pic xmlns:pic="http://schemas.openxmlformats.org/drawingml/2006/picture">
                   <pic:nvPicPr>
-                    <pic:cNvPr id="1467887132" name=""/>
+                    <pic:cNvPr id="1467887132" name="Рисунок 1"/>
                     <pic:cNvPicPr/>
                   </pic:nvPicPr>
                   <pic:blipFill>
@@ -11769,7 +11254,7 @@
                   <pic:spPr>
                     <a:xfrm>
                       <a:off x="0" y="0"/>
-                      <a:ext cx="5940425" cy="5656580"/>
+                      <a:ext cx="4879340" cy="5166360"/>
                     </a:xfrm>
                     <a:prstGeom prst="rect">
                       <a:avLst/>
@@ -11778,6 +11263,12 @@
                 </pic:pic>
               </a:graphicData>
             </a:graphic>
+            <wp14:sizeRelH relativeFrom="margin">
+              <wp14:pctWidth>0</wp14:pctWidth>
+            </wp14:sizeRelH>
+            <wp14:sizeRelV relativeFrom="margin">
+              <wp14:pctHeight>0</wp14:pctHeight>
+            </wp14:sizeRelV>
           </wp:anchor>
         </w:drawing>
       </w:r>
@@ -11816,28 +11307,50 @@
     </w:p>
     <w:p>
       <w:pPr>
+        <w:rPr>
+          <w:rFonts w:ascii="Times New Roman" w:hAnsi="Times New Roman"/>
+          <w:sz w:val="28"/>
+          <w:szCs w:val="28"/>
+          <w:lang w:val="en-US"/>
+        </w:rPr>
+      </w:pPr>
+    </w:p>
+    <w:p>
+      <w:pPr>
         <w:jc w:val="center"/>
         <w:rPr>
           <w:rFonts w:ascii="Times New Roman" w:hAnsi="Times New Roman"/>
           <w:sz w:val="28"/>
           <w:szCs w:val="28"/>
+          <w:lang w:val="en-US"/>
+        </w:rPr>
+      </w:pPr>
+    </w:p>
+    <w:p>
+      <w:pPr>
+        <w:jc w:val="center"/>
+        <w:rPr>
+          <w:rFonts w:ascii="Times New Roman" w:hAnsi="Times New Roman"/>
+          <w:sz w:val="28"/>
+          <w:szCs w:val="28"/>
+          <w:lang w:val="en-US"/>
+        </w:rPr>
+      </w:pPr>
+    </w:p>
+    <w:p>
+      <w:pPr>
+        <w:jc w:val="center"/>
+        <w:rPr>
+          <w:rFonts w:ascii="Times New Roman" w:hAnsi="Times New Roman"/>
+          <w:sz w:val="28"/>
+          <w:szCs w:val="28"/>
           <w:lang w:val="ru-RU"/>
         </w:rPr>
       </w:pPr>
-    </w:p>
-    <w:p>
-      <w:pPr>
-        <w:jc w:val="center"/>
-        <w:rPr>
-          <w:rFonts w:ascii="Times New Roman" w:hAnsi="Times New Roman"/>
-          <w:sz w:val="28"/>
-          <w:szCs w:val="28"/>
-          <w:lang w:val="ru-RU"/>
-        </w:rPr>
-      </w:pPr>
-      <w:r>
-        <w:rPr>
-          <w:rFonts w:ascii="Times New Roman" w:hAnsi="Times New Roman"/>
+      <w:r>
+        <w:rPr>
+          <w:rFonts w:ascii="Times New Roman" w:hAnsi="Times New Roman"/>
+          <w:noProof/>
           <w:sz w:val="28"/>
           <w:szCs w:val="28"/>
           <w:lang w:val="ru-RU"/>
@@ -12562,6 +12075,7 @@
   <w:style w:type="character" w:default="1" w:styleId="a0">
     <w:name w:val="Default Paragraph Font"/>
     <w:uiPriority w:val="1"/>
+    <w:semiHidden/>
     <w:unhideWhenUsed/>
   </w:style>
   <w:style w:type="table" w:default="1" w:styleId="a1">

--- a/ПЗ1_Сулимов_Козинцев.docx
+++ b/ПЗ1_Сулимов_Козинцев.docx
@@ -10924,7 +10924,19 @@
         <w:sym w:font="Symbol" w:char="F068"/>
       </w:r>
       <w:r>
-        <w:t xml:space="preserve"> = 26 + 40 = 66</w:t>
+        <w:t xml:space="preserve"> = </w:t>
+      </w:r>
+      <w:r>
+        <w:t>33</w:t>
+      </w:r>
+      <w:r>
+        <w:t xml:space="preserve"> + </w:t>
+      </w:r>
+      <w:r>
+        <w:t>33</w:t>
+      </w:r>
+      <w:r>
+        <w:t xml:space="preserve"> = 66</w:t>
       </w:r>
     </w:p>
     <w:p>
@@ -10941,16 +10953,16 @@
         <w:t>N</w:t>
       </w:r>
       <w:r>
-        <w:t xml:space="preserve"> = 2</w:t>
-      </w:r>
-      <w:r>
-        <w:t>51</w:t>
+        <w:t xml:space="preserve"> = </w:t>
+      </w:r>
+      <w:r>
+        <w:t>266</w:t>
       </w:r>
       <w:r>
         <w:t xml:space="preserve"> + 1</w:t>
       </w:r>
       <w:r>
-        <w:t>61</w:t>
+        <w:t>46</w:t>
       </w:r>
       <w:r>
         <w:t xml:space="preserve"> =</w:t>

--- a/ПЗ1_Сулимов_Козинцев.docx
+++ b/ПЗ1_Сулимов_Козинцев.docx
@@ -587,19 +587,41 @@
           <w:lang w:val="ru-RU"/>
         </w:rPr>
         <w:tab/>
-        <w:t xml:space="preserve">      Козинцев </w:t>
-      </w:r>
-      <w:proofErr w:type="gramStart"/>
-      <w:r>
+        <w:t xml:space="preserve">      Козинцев М.Л. гр. 410902</w:t>
+      </w:r>
+    </w:p>
+    <w:p>
+      <w:pPr>
+        <w:spacing w:after="0" w:line="360" w:lineRule="exact"/>
+        <w:ind w:firstLine="720"/>
+        <w:jc w:val="both"/>
+        <w:rPr>
+          <w:rFonts w:ascii="Times New Roman" w:hAnsi="Times New Roman"/>
+          <w:sz w:val="28"/>
+          <w:szCs w:val="28"/>
+        </w:rPr>
+      </w:pPr>
+    </w:p>
+    <w:p>
+      <w:pPr>
+        <w:spacing w:after="0" w:line="360" w:lineRule="exact"/>
+        <w:ind w:firstLine="720"/>
+        <w:jc w:val="both"/>
         <w:rPr>
           <w:rFonts w:ascii="Times New Roman" w:hAnsi="Times New Roman"/>
           <w:sz w:val="28"/>
           <w:szCs w:val="28"/>
           <w:lang w:val="ru-RU"/>
         </w:rPr>
-        <w:t>М.Л.</w:t>
-      </w:r>
-      <w:proofErr w:type="gramEnd"/>
+      </w:pPr>
+      <w:r>
+        <w:rPr>
+          <w:rFonts w:ascii="Times New Roman" w:hAnsi="Times New Roman"/>
+          <w:sz w:val="28"/>
+          <w:szCs w:val="28"/>
+        </w:rPr>
+        <w:t>Проверил:</w:t>
+      </w:r>
       <w:r>
         <w:rPr>
           <w:rFonts w:ascii="Times New Roman" w:hAnsi="Times New Roman"/>
@@ -607,40 +629,16 @@
           <w:szCs w:val="28"/>
           <w:lang w:val="ru-RU"/>
         </w:rPr>
-        <w:t xml:space="preserve"> гр. 410902</w:t>
-      </w:r>
-    </w:p>
-    <w:p>
-      <w:pPr>
-        <w:spacing w:after="0" w:line="360" w:lineRule="exact"/>
-        <w:ind w:firstLine="720"/>
-        <w:jc w:val="both"/>
-        <w:rPr>
-          <w:rFonts w:ascii="Times New Roman" w:hAnsi="Times New Roman"/>
-          <w:sz w:val="28"/>
-          <w:szCs w:val="28"/>
-        </w:rPr>
-      </w:pPr>
-    </w:p>
-    <w:p>
-      <w:pPr>
-        <w:spacing w:after="0" w:line="360" w:lineRule="exact"/>
-        <w:ind w:firstLine="720"/>
-        <w:jc w:val="both"/>
+        <w:tab/>
+      </w:r>
+      <w:r>
         <w:rPr>
           <w:rFonts w:ascii="Times New Roman" w:hAnsi="Times New Roman"/>
           <w:sz w:val="28"/>
           <w:szCs w:val="28"/>
           <w:lang w:val="ru-RU"/>
         </w:rPr>
-      </w:pPr>
-      <w:r>
-        <w:rPr>
-          <w:rFonts w:ascii="Times New Roman" w:hAnsi="Times New Roman"/>
-          <w:sz w:val="28"/>
-          <w:szCs w:val="28"/>
-        </w:rPr>
-        <w:t>Проверил:</w:t>
+        <w:tab/>
       </w:r>
       <w:r>
         <w:rPr>
@@ -677,45 +675,7 @@
           <w:lang w:val="ru-RU"/>
         </w:rPr>
         <w:tab/>
-      </w:r>
-      <w:r>
-        <w:rPr>
-          <w:rFonts w:ascii="Times New Roman" w:hAnsi="Times New Roman"/>
-          <w:sz w:val="28"/>
-          <w:szCs w:val="28"/>
-          <w:lang w:val="ru-RU"/>
-        </w:rPr>
-        <w:tab/>
-      </w:r>
-      <w:r>
-        <w:rPr>
-          <w:rFonts w:ascii="Times New Roman" w:hAnsi="Times New Roman"/>
-          <w:sz w:val="28"/>
-          <w:szCs w:val="28"/>
-          <w:lang w:val="ru-RU"/>
-        </w:rPr>
-        <w:tab/>
-        <w:t xml:space="preserve">      </w:t>
-      </w:r>
-      <w:proofErr w:type="spellStart"/>
-      <w:r>
-        <w:rPr>
-          <w:rFonts w:ascii="Times New Roman" w:hAnsi="Times New Roman"/>
-          <w:sz w:val="28"/>
-          <w:szCs w:val="28"/>
-          <w:lang w:val="ru-RU"/>
-        </w:rPr>
-        <w:t>Болтак</w:t>
-      </w:r>
-      <w:proofErr w:type="spellEnd"/>
-      <w:r>
-        <w:rPr>
-          <w:rFonts w:ascii="Times New Roman" w:hAnsi="Times New Roman"/>
-          <w:sz w:val="28"/>
-          <w:szCs w:val="28"/>
-          <w:lang w:val="ru-RU"/>
-        </w:rPr>
-        <w:t xml:space="preserve"> С.В.</w:t>
+        <w:t xml:space="preserve">      Болтак С.В.</w:t>
       </w:r>
     </w:p>
     <w:p>
@@ -1114,27 +1074,7 @@
           <w:szCs w:val="28"/>
           <w:lang w:val="en-US"/>
         </w:rPr>
-        <w:t xml:space="preserve">object </w:t>
-      </w:r>
-      <w:proofErr w:type="spellStart"/>
-      <w:r>
-        <w:rPr>
-          <w:rFonts w:ascii="Times New Roman" w:hAnsi="Times New Roman"/>
-          <w:sz w:val="28"/>
-          <w:szCs w:val="28"/>
-          <w:lang w:val="en-US"/>
-        </w:rPr>
-        <w:t>DataAnalyzer</w:t>
-      </w:r>
-      <w:proofErr w:type="spellEnd"/>
-      <w:r>
-        <w:rPr>
-          <w:rFonts w:ascii="Times New Roman" w:hAnsi="Times New Roman"/>
-          <w:sz w:val="28"/>
-          <w:szCs w:val="28"/>
-          <w:lang w:val="en-US"/>
-        </w:rPr>
-        <w:t xml:space="preserve"> {</w:t>
+        <w:t>object DataAnalyzer {</w:t>
       </w:r>
     </w:p>
     <w:p>
@@ -1178,89 +1118,7 @@
           <w:szCs w:val="28"/>
           <w:lang w:val="en-US"/>
         </w:rPr>
-        <w:t xml:space="preserve">  def </w:t>
-      </w:r>
-      <w:proofErr w:type="spellStart"/>
-      <w:proofErr w:type="gramStart"/>
-      <w:r>
-        <w:rPr>
-          <w:rFonts w:ascii="Times New Roman" w:hAnsi="Times New Roman"/>
-          <w:sz w:val="28"/>
-          <w:szCs w:val="28"/>
-          <w:lang w:val="en-US"/>
-        </w:rPr>
-        <w:t>calcMean</w:t>
-      </w:r>
-      <w:proofErr w:type="spellEnd"/>
-      <w:r>
-        <w:rPr>
-          <w:rFonts w:ascii="Times New Roman" w:hAnsi="Times New Roman"/>
-          <w:sz w:val="28"/>
-          <w:szCs w:val="28"/>
-          <w:lang w:val="en-US"/>
-        </w:rPr>
-        <w:t>(</w:t>
-      </w:r>
-      <w:proofErr w:type="spellStart"/>
-      <w:proofErr w:type="gramEnd"/>
-      <w:r>
-        <w:rPr>
-          <w:rFonts w:ascii="Times New Roman" w:hAnsi="Times New Roman"/>
-          <w:sz w:val="28"/>
-          <w:szCs w:val="28"/>
-          <w:lang w:val="en-US"/>
-        </w:rPr>
-        <w:t>arr</w:t>
-      </w:r>
-      <w:proofErr w:type="spellEnd"/>
-      <w:r>
-        <w:rPr>
-          <w:rFonts w:ascii="Times New Roman" w:hAnsi="Times New Roman"/>
-          <w:sz w:val="28"/>
-          <w:szCs w:val="28"/>
-          <w:lang w:val="en-US"/>
-        </w:rPr>
-        <w:t xml:space="preserve">: </w:t>
-      </w:r>
-      <w:proofErr w:type="gramStart"/>
-      <w:r>
-        <w:rPr>
-          <w:rFonts w:ascii="Times New Roman" w:hAnsi="Times New Roman"/>
-          <w:sz w:val="28"/>
-          <w:szCs w:val="28"/>
-          <w:lang w:val="en-US"/>
-        </w:rPr>
-        <w:t>Array[</w:t>
-      </w:r>
-      <w:proofErr w:type="gramEnd"/>
-      <w:r>
-        <w:rPr>
-          <w:rFonts w:ascii="Times New Roman" w:hAnsi="Times New Roman"/>
-          <w:sz w:val="28"/>
-          <w:szCs w:val="28"/>
-          <w:lang w:val="en-US"/>
-        </w:rPr>
-        <w:t xml:space="preserve">Double], </w:t>
-      </w:r>
-      <w:proofErr w:type="spellStart"/>
-      <w:r>
-        <w:rPr>
-          <w:rFonts w:ascii="Times New Roman" w:hAnsi="Times New Roman"/>
-          <w:sz w:val="28"/>
-          <w:szCs w:val="28"/>
-          <w:lang w:val="en-US"/>
-        </w:rPr>
-        <w:t>len</w:t>
-      </w:r>
-      <w:proofErr w:type="spellEnd"/>
-      <w:r>
-        <w:rPr>
-          <w:rFonts w:ascii="Times New Roman" w:hAnsi="Times New Roman"/>
-          <w:sz w:val="28"/>
-          <w:szCs w:val="28"/>
-          <w:lang w:val="en-US"/>
-        </w:rPr>
-        <w:t>: Int): Double = {</w:t>
+        <w:t xml:space="preserve">  def calcMean(arr: Array[Double], len: Int): Double = {</w:t>
       </w:r>
     </w:p>
     <w:p>
@@ -1326,50 +1184,8 @@
           <w:szCs w:val="28"/>
           <w:lang w:val="en-US"/>
         </w:rPr>
-        <w:t xml:space="preserve">    while (</w:t>
-      </w:r>
-      <w:proofErr w:type="spellStart"/>
-      <w:r>
-        <w:rPr>
-          <w:rFonts w:ascii="Times New Roman" w:hAnsi="Times New Roman"/>
-          <w:sz w:val="28"/>
-          <w:szCs w:val="28"/>
-          <w:lang w:val="en-US"/>
-        </w:rPr>
-        <w:t>i</w:t>
-      </w:r>
-      <w:proofErr w:type="spellEnd"/>
-      <w:r>
-        <w:rPr>
-          <w:rFonts w:ascii="Times New Roman" w:hAnsi="Times New Roman"/>
-          <w:sz w:val="28"/>
-          <w:szCs w:val="28"/>
-          <w:lang w:val="en-US"/>
-        </w:rPr>
-        <w:t xml:space="preserve"> &lt; </w:t>
-      </w:r>
-      <w:proofErr w:type="spellStart"/>
-      <w:proofErr w:type="gramStart"/>
-      <w:r>
-        <w:rPr>
-          <w:rFonts w:ascii="Times New Roman" w:hAnsi="Times New Roman"/>
-          <w:sz w:val="28"/>
-          <w:szCs w:val="28"/>
-          <w:lang w:val="en-US"/>
-        </w:rPr>
-        <w:t>len</w:t>
-      </w:r>
-      <w:proofErr w:type="spellEnd"/>
-      <w:r>
-        <w:rPr>
-          <w:rFonts w:ascii="Times New Roman" w:hAnsi="Times New Roman"/>
-          <w:sz w:val="28"/>
-          <w:szCs w:val="28"/>
-          <w:lang w:val="en-US"/>
-        </w:rPr>
-        <w:t>) {</w:t>
-      </w:r>
-      <w:proofErr w:type="gramEnd"/>
+        <w:t xml:space="preserve">    while (i &lt; len) {</w:t>
+      </w:r>
     </w:p>
     <w:p>
       <w:pPr>
@@ -1390,47 +1206,7 @@
           <w:szCs w:val="28"/>
           <w:lang w:val="en-US"/>
         </w:rPr>
-        <w:t xml:space="preserve">      sum = sum + </w:t>
-      </w:r>
-      <w:proofErr w:type="spellStart"/>
-      <w:r>
-        <w:rPr>
-          <w:rFonts w:ascii="Times New Roman" w:hAnsi="Times New Roman"/>
-          <w:sz w:val="28"/>
-          <w:szCs w:val="28"/>
-          <w:lang w:val="en-US"/>
-        </w:rPr>
-        <w:t>arr</w:t>
-      </w:r>
-      <w:proofErr w:type="spellEnd"/>
-      <w:r>
-        <w:rPr>
-          <w:rFonts w:ascii="Times New Roman" w:hAnsi="Times New Roman"/>
-          <w:sz w:val="28"/>
-          <w:szCs w:val="28"/>
-          <w:lang w:val="en-US"/>
-        </w:rPr>
-        <w:t>(</w:t>
-      </w:r>
-      <w:proofErr w:type="spellStart"/>
-      <w:r>
-        <w:rPr>
-          <w:rFonts w:ascii="Times New Roman" w:hAnsi="Times New Roman"/>
-          <w:sz w:val="28"/>
-          <w:szCs w:val="28"/>
-          <w:lang w:val="en-US"/>
-        </w:rPr>
-        <w:t>i</w:t>
-      </w:r>
-      <w:proofErr w:type="spellEnd"/>
-      <w:r>
-        <w:rPr>
-          <w:rFonts w:ascii="Times New Roman" w:hAnsi="Times New Roman"/>
-          <w:sz w:val="28"/>
-          <w:szCs w:val="28"/>
-          <w:lang w:val="en-US"/>
-        </w:rPr>
-        <w:t>)</w:t>
+        <w:t xml:space="preserve">      sum = sum + arr(i)</w:t>
       </w:r>
     </w:p>
     <w:p>
@@ -1452,47 +1228,7 @@
           <w:szCs w:val="28"/>
           <w:lang w:val="en-US"/>
         </w:rPr>
-        <w:t xml:space="preserve">      </w:t>
-      </w:r>
-      <w:proofErr w:type="spellStart"/>
-      <w:r>
-        <w:rPr>
-          <w:rFonts w:ascii="Times New Roman" w:hAnsi="Times New Roman"/>
-          <w:sz w:val="28"/>
-          <w:szCs w:val="28"/>
-          <w:lang w:val="en-US"/>
-        </w:rPr>
-        <w:t>i</w:t>
-      </w:r>
-      <w:proofErr w:type="spellEnd"/>
-      <w:r>
-        <w:rPr>
-          <w:rFonts w:ascii="Times New Roman" w:hAnsi="Times New Roman"/>
-          <w:sz w:val="28"/>
-          <w:szCs w:val="28"/>
-          <w:lang w:val="en-US"/>
-        </w:rPr>
-        <w:t xml:space="preserve"> = </w:t>
-      </w:r>
-      <w:proofErr w:type="spellStart"/>
-      <w:r>
-        <w:rPr>
-          <w:rFonts w:ascii="Times New Roman" w:hAnsi="Times New Roman"/>
-          <w:sz w:val="28"/>
-          <w:szCs w:val="28"/>
-          <w:lang w:val="en-US"/>
-        </w:rPr>
-        <w:t>i</w:t>
-      </w:r>
-      <w:proofErr w:type="spellEnd"/>
-      <w:r>
-        <w:rPr>
-          <w:rFonts w:ascii="Times New Roman" w:hAnsi="Times New Roman"/>
-          <w:sz w:val="28"/>
-          <w:szCs w:val="28"/>
-          <w:lang w:val="en-US"/>
-        </w:rPr>
-        <w:t xml:space="preserve"> + 1</w:t>
+        <w:t xml:space="preserve">      i = i + 1</w:t>
       </w:r>
     </w:p>
     <w:p>
@@ -1536,19 +1272,8 @@
           <w:szCs w:val="28"/>
           <w:lang w:val="en-US"/>
         </w:rPr>
-        <w:t xml:space="preserve">    return sum / </w:t>
-      </w:r>
-      <w:proofErr w:type="spellStart"/>
-      <w:r>
-        <w:rPr>
-          <w:rFonts w:ascii="Times New Roman" w:hAnsi="Times New Roman"/>
-          <w:sz w:val="28"/>
-          <w:szCs w:val="28"/>
-          <w:lang w:val="en-US"/>
-        </w:rPr>
-        <w:t>len</w:t>
-      </w:r>
-      <w:proofErr w:type="spellEnd"/>
+        <w:t xml:space="preserve">    return sum / len</w:t>
+      </w:r>
     </w:p>
     <w:p>
       <w:pPr>
@@ -1617,89 +1342,7 @@
           <w:szCs w:val="28"/>
           <w:lang w:val="en-US"/>
         </w:rPr>
-        <w:t xml:space="preserve">  def </w:t>
-      </w:r>
-      <w:proofErr w:type="spellStart"/>
-      <w:proofErr w:type="gramStart"/>
-      <w:r>
-        <w:rPr>
-          <w:rFonts w:ascii="Times New Roman" w:hAnsi="Times New Roman"/>
-          <w:sz w:val="28"/>
-          <w:szCs w:val="28"/>
-          <w:lang w:val="en-US"/>
-        </w:rPr>
-        <w:t>findMax</w:t>
-      </w:r>
-      <w:proofErr w:type="spellEnd"/>
-      <w:r>
-        <w:rPr>
-          <w:rFonts w:ascii="Times New Roman" w:hAnsi="Times New Roman"/>
-          <w:sz w:val="28"/>
-          <w:szCs w:val="28"/>
-          <w:lang w:val="en-US"/>
-        </w:rPr>
-        <w:t>(</w:t>
-      </w:r>
-      <w:proofErr w:type="spellStart"/>
-      <w:proofErr w:type="gramEnd"/>
-      <w:r>
-        <w:rPr>
-          <w:rFonts w:ascii="Times New Roman" w:hAnsi="Times New Roman"/>
-          <w:sz w:val="28"/>
-          <w:szCs w:val="28"/>
-          <w:lang w:val="en-US"/>
-        </w:rPr>
-        <w:t>arr</w:t>
-      </w:r>
-      <w:proofErr w:type="spellEnd"/>
-      <w:r>
-        <w:rPr>
-          <w:rFonts w:ascii="Times New Roman" w:hAnsi="Times New Roman"/>
-          <w:sz w:val="28"/>
-          <w:szCs w:val="28"/>
-          <w:lang w:val="en-US"/>
-        </w:rPr>
-        <w:t xml:space="preserve">: </w:t>
-      </w:r>
-      <w:proofErr w:type="gramStart"/>
-      <w:r>
-        <w:rPr>
-          <w:rFonts w:ascii="Times New Roman" w:hAnsi="Times New Roman"/>
-          <w:sz w:val="28"/>
-          <w:szCs w:val="28"/>
-          <w:lang w:val="en-US"/>
-        </w:rPr>
-        <w:t>Array[</w:t>
-      </w:r>
-      <w:proofErr w:type="gramEnd"/>
-      <w:r>
-        <w:rPr>
-          <w:rFonts w:ascii="Times New Roman" w:hAnsi="Times New Roman"/>
-          <w:sz w:val="28"/>
-          <w:szCs w:val="28"/>
-          <w:lang w:val="en-US"/>
-        </w:rPr>
-        <w:t xml:space="preserve">Double], </w:t>
-      </w:r>
-      <w:proofErr w:type="spellStart"/>
-      <w:r>
-        <w:rPr>
-          <w:rFonts w:ascii="Times New Roman" w:hAnsi="Times New Roman"/>
-          <w:sz w:val="28"/>
-          <w:szCs w:val="28"/>
-          <w:lang w:val="en-US"/>
-        </w:rPr>
-        <w:t>len</w:t>
-      </w:r>
-      <w:proofErr w:type="spellEnd"/>
-      <w:r>
-        <w:rPr>
-          <w:rFonts w:ascii="Times New Roman" w:hAnsi="Times New Roman"/>
-          <w:sz w:val="28"/>
-          <w:szCs w:val="28"/>
-          <w:lang w:val="en-US"/>
-        </w:rPr>
-        <w:t>: Int): Double = {</w:t>
+        <w:t xml:space="preserve">  def findMax(arr: Array[Double], len: Int): Double = {</w:t>
       </w:r>
     </w:p>
     <w:p>
@@ -1721,58 +1364,7 @@
           <w:szCs w:val="28"/>
           <w:lang w:val="en-US"/>
         </w:rPr>
-        <w:t xml:space="preserve">    var </w:t>
-      </w:r>
-      <w:proofErr w:type="spellStart"/>
-      <w:r>
-        <w:rPr>
-          <w:rFonts w:ascii="Times New Roman" w:hAnsi="Times New Roman"/>
-          <w:sz w:val="28"/>
-          <w:szCs w:val="28"/>
-          <w:lang w:val="en-US"/>
-        </w:rPr>
-        <w:t>maxVal</w:t>
-      </w:r>
-      <w:proofErr w:type="spellEnd"/>
-      <w:r>
-        <w:rPr>
-          <w:rFonts w:ascii="Times New Roman" w:hAnsi="Times New Roman"/>
-          <w:sz w:val="28"/>
-          <w:szCs w:val="28"/>
-          <w:lang w:val="en-US"/>
-        </w:rPr>
-        <w:t xml:space="preserve">: Double = </w:t>
-      </w:r>
-      <w:proofErr w:type="spellStart"/>
-      <w:proofErr w:type="gramStart"/>
-      <w:r>
-        <w:rPr>
-          <w:rFonts w:ascii="Times New Roman" w:hAnsi="Times New Roman"/>
-          <w:sz w:val="28"/>
-          <w:szCs w:val="28"/>
-          <w:lang w:val="en-US"/>
-        </w:rPr>
-        <w:t>arr</w:t>
-      </w:r>
-      <w:proofErr w:type="spellEnd"/>
-      <w:r>
-        <w:rPr>
-          <w:rFonts w:ascii="Times New Roman" w:hAnsi="Times New Roman"/>
-          <w:sz w:val="28"/>
-          <w:szCs w:val="28"/>
-          <w:lang w:val="en-US"/>
-        </w:rPr>
-        <w:t>(</w:t>
-      </w:r>
-      <w:proofErr w:type="gramEnd"/>
-      <w:r>
-        <w:rPr>
-          <w:rFonts w:ascii="Times New Roman" w:hAnsi="Times New Roman"/>
-          <w:sz w:val="28"/>
-          <w:szCs w:val="28"/>
-          <w:lang w:val="en-US"/>
-        </w:rPr>
-        <w:t>0)</w:t>
+        <w:t xml:space="preserve">    var maxVal: Double = arr(0)</w:t>
       </w:r>
     </w:p>
     <w:p>
@@ -1816,50 +1408,8 @@
           <w:szCs w:val="28"/>
           <w:lang w:val="en-US"/>
         </w:rPr>
-        <w:t xml:space="preserve">    while (</w:t>
-      </w:r>
-      <w:proofErr w:type="spellStart"/>
-      <w:r>
-        <w:rPr>
-          <w:rFonts w:ascii="Times New Roman" w:hAnsi="Times New Roman"/>
-          <w:sz w:val="28"/>
-          <w:szCs w:val="28"/>
-          <w:lang w:val="en-US"/>
-        </w:rPr>
-        <w:t>i</w:t>
-      </w:r>
-      <w:proofErr w:type="spellEnd"/>
-      <w:r>
-        <w:rPr>
-          <w:rFonts w:ascii="Times New Roman" w:hAnsi="Times New Roman"/>
-          <w:sz w:val="28"/>
-          <w:szCs w:val="28"/>
-          <w:lang w:val="en-US"/>
-        </w:rPr>
-        <w:t xml:space="preserve"> &lt; </w:t>
-      </w:r>
-      <w:proofErr w:type="spellStart"/>
-      <w:proofErr w:type="gramStart"/>
-      <w:r>
-        <w:rPr>
-          <w:rFonts w:ascii="Times New Roman" w:hAnsi="Times New Roman"/>
-          <w:sz w:val="28"/>
-          <w:szCs w:val="28"/>
-          <w:lang w:val="en-US"/>
-        </w:rPr>
-        <w:t>len</w:t>
-      </w:r>
-      <w:proofErr w:type="spellEnd"/>
-      <w:r>
-        <w:rPr>
-          <w:rFonts w:ascii="Times New Roman" w:hAnsi="Times New Roman"/>
-          <w:sz w:val="28"/>
-          <w:szCs w:val="28"/>
-          <w:lang w:val="en-US"/>
-        </w:rPr>
-        <w:t>) {</w:t>
-      </w:r>
-      <w:proofErr w:type="gramEnd"/>
+        <w:t xml:space="preserve">    while (i &lt; len) {</w:t>
+      </w:r>
     </w:p>
     <w:p>
       <w:pPr>
@@ -1880,70 +1430,8 @@
           <w:szCs w:val="28"/>
           <w:lang w:val="en-US"/>
         </w:rPr>
-        <w:t xml:space="preserve">      if (</w:t>
-      </w:r>
-      <w:proofErr w:type="spellStart"/>
-      <w:r>
-        <w:rPr>
-          <w:rFonts w:ascii="Times New Roman" w:hAnsi="Times New Roman"/>
-          <w:sz w:val="28"/>
-          <w:szCs w:val="28"/>
-          <w:lang w:val="en-US"/>
-        </w:rPr>
-        <w:t>arr</w:t>
-      </w:r>
-      <w:proofErr w:type="spellEnd"/>
-      <w:r>
-        <w:rPr>
-          <w:rFonts w:ascii="Times New Roman" w:hAnsi="Times New Roman"/>
-          <w:sz w:val="28"/>
-          <w:szCs w:val="28"/>
-          <w:lang w:val="en-US"/>
-        </w:rPr>
-        <w:t>(</w:t>
-      </w:r>
-      <w:proofErr w:type="spellStart"/>
-      <w:r>
-        <w:rPr>
-          <w:rFonts w:ascii="Times New Roman" w:hAnsi="Times New Roman"/>
-          <w:sz w:val="28"/>
-          <w:szCs w:val="28"/>
-          <w:lang w:val="en-US"/>
-        </w:rPr>
-        <w:t>i</w:t>
-      </w:r>
-      <w:proofErr w:type="spellEnd"/>
-      <w:r>
-        <w:rPr>
-          <w:rFonts w:ascii="Times New Roman" w:hAnsi="Times New Roman"/>
-          <w:sz w:val="28"/>
-          <w:szCs w:val="28"/>
-          <w:lang w:val="en-US"/>
-        </w:rPr>
-        <w:t xml:space="preserve">) &gt; </w:t>
-      </w:r>
-      <w:proofErr w:type="spellStart"/>
-      <w:proofErr w:type="gramStart"/>
-      <w:r>
-        <w:rPr>
-          <w:rFonts w:ascii="Times New Roman" w:hAnsi="Times New Roman"/>
-          <w:sz w:val="28"/>
-          <w:szCs w:val="28"/>
-          <w:lang w:val="en-US"/>
-        </w:rPr>
-        <w:t>maxVal</w:t>
-      </w:r>
-      <w:proofErr w:type="spellEnd"/>
-      <w:r>
-        <w:rPr>
-          <w:rFonts w:ascii="Times New Roman" w:hAnsi="Times New Roman"/>
-          <w:sz w:val="28"/>
-          <w:szCs w:val="28"/>
-          <w:lang w:val="en-US"/>
-        </w:rPr>
-        <w:t>) {</w:t>
-      </w:r>
-      <w:proofErr w:type="gramEnd"/>
+        <w:t xml:space="preserve">      if (arr(i) &gt; maxVal) {</w:t>
+      </w:r>
     </w:p>
     <w:p>
       <w:pPr>
@@ -1964,67 +1452,7 @@
           <w:szCs w:val="28"/>
           <w:lang w:val="en-US"/>
         </w:rPr>
-        <w:t xml:space="preserve">        </w:t>
-      </w:r>
-      <w:proofErr w:type="spellStart"/>
-      <w:r>
-        <w:rPr>
-          <w:rFonts w:ascii="Times New Roman" w:hAnsi="Times New Roman"/>
-          <w:sz w:val="28"/>
-          <w:szCs w:val="28"/>
-          <w:lang w:val="en-US"/>
-        </w:rPr>
-        <w:t>maxVal</w:t>
-      </w:r>
-      <w:proofErr w:type="spellEnd"/>
-      <w:r>
-        <w:rPr>
-          <w:rFonts w:ascii="Times New Roman" w:hAnsi="Times New Roman"/>
-          <w:sz w:val="28"/>
-          <w:szCs w:val="28"/>
-          <w:lang w:val="en-US"/>
-        </w:rPr>
-        <w:t xml:space="preserve"> = </w:t>
-      </w:r>
-      <w:proofErr w:type="spellStart"/>
-      <w:r>
-        <w:rPr>
-          <w:rFonts w:ascii="Times New Roman" w:hAnsi="Times New Roman"/>
-          <w:sz w:val="28"/>
-          <w:szCs w:val="28"/>
-          <w:lang w:val="en-US"/>
-        </w:rPr>
-        <w:t>arr</w:t>
-      </w:r>
-      <w:proofErr w:type="spellEnd"/>
-      <w:r>
-        <w:rPr>
-          <w:rFonts w:ascii="Times New Roman" w:hAnsi="Times New Roman"/>
-          <w:sz w:val="28"/>
-          <w:szCs w:val="28"/>
-          <w:lang w:val="en-US"/>
-        </w:rPr>
-        <w:t>(</w:t>
-      </w:r>
-      <w:proofErr w:type="spellStart"/>
-      <w:r>
-        <w:rPr>
-          <w:rFonts w:ascii="Times New Roman" w:hAnsi="Times New Roman"/>
-          <w:sz w:val="28"/>
-          <w:szCs w:val="28"/>
-          <w:lang w:val="en-US"/>
-        </w:rPr>
-        <w:t>i</w:t>
-      </w:r>
-      <w:proofErr w:type="spellEnd"/>
-      <w:r>
-        <w:rPr>
-          <w:rFonts w:ascii="Times New Roman" w:hAnsi="Times New Roman"/>
-          <w:sz w:val="28"/>
-          <w:szCs w:val="28"/>
-          <w:lang w:val="en-US"/>
-        </w:rPr>
-        <w:t>)</w:t>
+        <w:t xml:space="preserve">        maxVal = arr(i)</w:t>
       </w:r>
     </w:p>
     <w:p>
@@ -2068,47 +1496,7 @@
           <w:szCs w:val="28"/>
           <w:lang w:val="en-US"/>
         </w:rPr>
-        <w:t xml:space="preserve">      </w:t>
-      </w:r>
-      <w:proofErr w:type="spellStart"/>
-      <w:r>
-        <w:rPr>
-          <w:rFonts w:ascii="Times New Roman" w:hAnsi="Times New Roman"/>
-          <w:sz w:val="28"/>
-          <w:szCs w:val="28"/>
-          <w:lang w:val="en-US"/>
-        </w:rPr>
-        <w:t>i</w:t>
-      </w:r>
-      <w:proofErr w:type="spellEnd"/>
-      <w:r>
-        <w:rPr>
-          <w:rFonts w:ascii="Times New Roman" w:hAnsi="Times New Roman"/>
-          <w:sz w:val="28"/>
-          <w:szCs w:val="28"/>
-          <w:lang w:val="en-US"/>
-        </w:rPr>
-        <w:t xml:space="preserve"> = </w:t>
-      </w:r>
-      <w:proofErr w:type="spellStart"/>
-      <w:r>
-        <w:rPr>
-          <w:rFonts w:ascii="Times New Roman" w:hAnsi="Times New Roman"/>
-          <w:sz w:val="28"/>
-          <w:szCs w:val="28"/>
-          <w:lang w:val="en-US"/>
-        </w:rPr>
-        <w:t>i</w:t>
-      </w:r>
-      <w:proofErr w:type="spellEnd"/>
-      <w:r>
-        <w:rPr>
-          <w:rFonts w:ascii="Times New Roman" w:hAnsi="Times New Roman"/>
-          <w:sz w:val="28"/>
-          <w:szCs w:val="28"/>
-          <w:lang w:val="en-US"/>
-        </w:rPr>
-        <w:t xml:space="preserve"> + 1</w:t>
+        <w:t xml:space="preserve">      i = i + 1</w:t>
       </w:r>
     </w:p>
     <w:p>
@@ -2152,19 +1540,8 @@
           <w:szCs w:val="28"/>
           <w:lang w:val="en-US"/>
         </w:rPr>
-        <w:t xml:space="preserve">    return </w:t>
-      </w:r>
-      <w:proofErr w:type="spellStart"/>
-      <w:r>
-        <w:rPr>
-          <w:rFonts w:ascii="Times New Roman" w:hAnsi="Times New Roman"/>
-          <w:sz w:val="28"/>
-          <w:szCs w:val="28"/>
-          <w:lang w:val="en-US"/>
-        </w:rPr>
-        <w:t>maxVal</w:t>
-      </w:r>
-      <w:proofErr w:type="spellEnd"/>
+        <w:t xml:space="preserve">    return maxVal</w:t>
+      </w:r>
     </w:p>
     <w:p>
       <w:pPr>
@@ -2233,38 +1610,7 @@
           <w:szCs w:val="28"/>
           <w:lang w:val="en-US"/>
         </w:rPr>
-        <w:t xml:space="preserve">  def </w:t>
-      </w:r>
-      <w:proofErr w:type="spellStart"/>
-      <w:proofErr w:type="gramStart"/>
-      <w:r>
-        <w:rPr>
-          <w:rFonts w:ascii="Times New Roman" w:hAnsi="Times New Roman"/>
-          <w:sz w:val="28"/>
-          <w:szCs w:val="28"/>
-          <w:lang w:val="en-US"/>
-        </w:rPr>
-        <w:t>getFactorial</w:t>
-      </w:r>
-      <w:proofErr w:type="spellEnd"/>
-      <w:r>
-        <w:rPr>
-          <w:rFonts w:ascii="Times New Roman" w:hAnsi="Times New Roman"/>
-          <w:sz w:val="28"/>
-          <w:szCs w:val="28"/>
-          <w:lang w:val="en-US"/>
-        </w:rPr>
-        <w:t>(</w:t>
-      </w:r>
-      <w:proofErr w:type="gramEnd"/>
-      <w:r>
-        <w:rPr>
-          <w:rFonts w:ascii="Times New Roman" w:hAnsi="Times New Roman"/>
-          <w:sz w:val="28"/>
-          <w:szCs w:val="28"/>
-          <w:lang w:val="en-US"/>
-        </w:rPr>
-        <w:t>n: Int): Int = {</w:t>
+        <w:t xml:space="preserve">  def getFactorial(n: Int): Int = {</w:t>
       </w:r>
     </w:p>
     <w:p>
@@ -2330,19 +1676,8 @@
           <w:szCs w:val="28"/>
           <w:lang w:val="en-US"/>
         </w:rPr>
-        <w:t xml:space="preserve">    while (k &lt;= </w:t>
-      </w:r>
-      <w:proofErr w:type="gramStart"/>
-      <w:r>
-        <w:rPr>
-          <w:rFonts w:ascii="Times New Roman" w:hAnsi="Times New Roman"/>
-          <w:sz w:val="28"/>
-          <w:szCs w:val="28"/>
-          <w:lang w:val="en-US"/>
-        </w:rPr>
-        <w:t>n) {</w:t>
-      </w:r>
-      <w:proofErr w:type="gramEnd"/>
+        <w:t xml:space="preserve">    while (k &lt;= n) {</w:t>
+      </w:r>
     </w:p>
     <w:p>
       <w:pPr>
@@ -2430,19 +1765,8 @@
           <w:szCs w:val="28"/>
           <w:lang w:val="en-US"/>
         </w:rPr>
-        <w:t xml:space="preserve">    return </w:t>
-      </w:r>
-      <w:proofErr w:type="gramStart"/>
-      <w:r>
-        <w:rPr>
-          <w:rFonts w:ascii="Times New Roman" w:hAnsi="Times New Roman"/>
-          <w:sz w:val="28"/>
-          <w:szCs w:val="28"/>
-          <w:lang w:val="en-US"/>
-        </w:rPr>
-        <w:t>res</w:t>
-      </w:r>
-      <w:proofErr w:type="gramEnd"/>
+        <w:t xml:space="preserve">    return res</w:t>
+      </w:r>
     </w:p>
     <w:p>
       <w:pPr>
@@ -2511,89 +1835,7 @@
           <w:szCs w:val="28"/>
           <w:lang w:val="en-US"/>
         </w:rPr>
-        <w:t xml:space="preserve">  def </w:t>
-      </w:r>
-      <w:proofErr w:type="spellStart"/>
-      <w:proofErr w:type="gramStart"/>
-      <w:r>
-        <w:rPr>
-          <w:rFonts w:ascii="Times New Roman" w:hAnsi="Times New Roman"/>
-          <w:sz w:val="28"/>
-          <w:szCs w:val="28"/>
-          <w:lang w:val="en-US"/>
-        </w:rPr>
-        <w:t>bubbleSort</w:t>
-      </w:r>
-      <w:proofErr w:type="spellEnd"/>
-      <w:r>
-        <w:rPr>
-          <w:rFonts w:ascii="Times New Roman" w:hAnsi="Times New Roman"/>
-          <w:sz w:val="28"/>
-          <w:szCs w:val="28"/>
-          <w:lang w:val="en-US"/>
-        </w:rPr>
-        <w:t>(</w:t>
-      </w:r>
-      <w:proofErr w:type="spellStart"/>
-      <w:proofErr w:type="gramEnd"/>
-      <w:r>
-        <w:rPr>
-          <w:rFonts w:ascii="Times New Roman" w:hAnsi="Times New Roman"/>
-          <w:sz w:val="28"/>
-          <w:szCs w:val="28"/>
-          <w:lang w:val="en-US"/>
-        </w:rPr>
-        <w:t>arr</w:t>
-      </w:r>
-      <w:proofErr w:type="spellEnd"/>
-      <w:r>
-        <w:rPr>
-          <w:rFonts w:ascii="Times New Roman" w:hAnsi="Times New Roman"/>
-          <w:sz w:val="28"/>
-          <w:szCs w:val="28"/>
-          <w:lang w:val="en-US"/>
-        </w:rPr>
-        <w:t xml:space="preserve">: </w:t>
-      </w:r>
-      <w:proofErr w:type="gramStart"/>
-      <w:r>
-        <w:rPr>
-          <w:rFonts w:ascii="Times New Roman" w:hAnsi="Times New Roman"/>
-          <w:sz w:val="28"/>
-          <w:szCs w:val="28"/>
-          <w:lang w:val="en-US"/>
-        </w:rPr>
-        <w:t>Array[</w:t>
-      </w:r>
-      <w:proofErr w:type="gramEnd"/>
-      <w:r>
-        <w:rPr>
-          <w:rFonts w:ascii="Times New Roman" w:hAnsi="Times New Roman"/>
-          <w:sz w:val="28"/>
-          <w:szCs w:val="28"/>
-          <w:lang w:val="en-US"/>
-        </w:rPr>
-        <w:t xml:space="preserve">Double], </w:t>
-      </w:r>
-      <w:proofErr w:type="spellStart"/>
-      <w:r>
-        <w:rPr>
-          <w:rFonts w:ascii="Times New Roman" w:hAnsi="Times New Roman"/>
-          <w:sz w:val="28"/>
-          <w:szCs w:val="28"/>
-          <w:lang w:val="en-US"/>
-        </w:rPr>
-        <w:t>len</w:t>
-      </w:r>
-      <w:proofErr w:type="spellEnd"/>
-      <w:r>
-        <w:rPr>
-          <w:rFonts w:ascii="Times New Roman" w:hAnsi="Times New Roman"/>
-          <w:sz w:val="28"/>
-          <w:szCs w:val="28"/>
-          <w:lang w:val="en-US"/>
-        </w:rPr>
-        <w:t>: Int): Unit = {</w:t>
+        <w:t xml:space="preserve">  def bubbleSort(arr: Array[Double], len: Int): Unit = {</w:t>
       </w:r>
     </w:p>
     <w:p>
@@ -2659,27 +1901,7 @@
           <w:szCs w:val="28"/>
           <w:lang w:val="en-US"/>
         </w:rPr>
-        <w:t xml:space="preserve">    var </w:t>
-      </w:r>
-      <w:proofErr w:type="spellStart"/>
-      <w:r>
-        <w:rPr>
-          <w:rFonts w:ascii="Times New Roman" w:hAnsi="Times New Roman"/>
-          <w:sz w:val="28"/>
-          <w:szCs w:val="28"/>
-          <w:lang w:val="en-US"/>
-        </w:rPr>
-        <w:t>tmp</w:t>
-      </w:r>
-      <w:proofErr w:type="spellEnd"/>
-      <w:r>
-        <w:rPr>
-          <w:rFonts w:ascii="Times New Roman" w:hAnsi="Times New Roman"/>
-          <w:sz w:val="28"/>
-          <w:szCs w:val="28"/>
-          <w:lang w:val="en-US"/>
-        </w:rPr>
-        <w:t>: Double = 0.0</w:t>
+        <w:t xml:space="preserve">    var tmp: Double = 0.0</w:t>
       </w:r>
     </w:p>
     <w:p>
@@ -2701,50 +1923,8 @@
           <w:szCs w:val="28"/>
           <w:lang w:val="en-US"/>
         </w:rPr>
-        <w:t xml:space="preserve">    while (</w:t>
-      </w:r>
-      <w:proofErr w:type="spellStart"/>
-      <w:r>
-        <w:rPr>
-          <w:rFonts w:ascii="Times New Roman" w:hAnsi="Times New Roman"/>
-          <w:sz w:val="28"/>
-          <w:szCs w:val="28"/>
-          <w:lang w:val="en-US"/>
-        </w:rPr>
-        <w:t>i</w:t>
-      </w:r>
-      <w:proofErr w:type="spellEnd"/>
-      <w:r>
-        <w:rPr>
-          <w:rFonts w:ascii="Times New Roman" w:hAnsi="Times New Roman"/>
-          <w:sz w:val="28"/>
-          <w:szCs w:val="28"/>
-          <w:lang w:val="en-US"/>
-        </w:rPr>
-        <w:t xml:space="preserve"> &lt; </w:t>
-      </w:r>
-      <w:proofErr w:type="spellStart"/>
-      <w:proofErr w:type="gramStart"/>
-      <w:r>
-        <w:rPr>
-          <w:rFonts w:ascii="Times New Roman" w:hAnsi="Times New Roman"/>
-          <w:sz w:val="28"/>
-          <w:szCs w:val="28"/>
-          <w:lang w:val="en-US"/>
-        </w:rPr>
-        <w:t>len</w:t>
-      </w:r>
-      <w:proofErr w:type="spellEnd"/>
-      <w:r>
-        <w:rPr>
-          <w:rFonts w:ascii="Times New Roman" w:hAnsi="Times New Roman"/>
-          <w:sz w:val="28"/>
-          <w:szCs w:val="28"/>
-          <w:lang w:val="en-US"/>
-        </w:rPr>
-        <w:t>) {</w:t>
-      </w:r>
-      <w:proofErr w:type="gramEnd"/>
+        <w:t xml:space="preserve">    while (i &lt; len) {</w:t>
+      </w:r>
     </w:p>
     <w:p>
       <w:pPr>
@@ -2787,59 +1967,8 @@
           <w:szCs w:val="28"/>
           <w:lang w:val="en-US"/>
         </w:rPr>
-        <w:t xml:space="preserve">      while (j &lt; </w:t>
-      </w:r>
-      <w:proofErr w:type="spellStart"/>
-      <w:r>
-        <w:rPr>
-          <w:rFonts w:ascii="Times New Roman" w:hAnsi="Times New Roman"/>
-          <w:sz w:val="28"/>
-          <w:szCs w:val="28"/>
-          <w:lang w:val="en-US"/>
-        </w:rPr>
-        <w:t>len</w:t>
-      </w:r>
-      <w:proofErr w:type="spellEnd"/>
-      <w:r>
-        <w:rPr>
-          <w:rFonts w:ascii="Times New Roman" w:hAnsi="Times New Roman"/>
-          <w:sz w:val="28"/>
-          <w:szCs w:val="28"/>
-          <w:lang w:val="en-US"/>
-        </w:rPr>
-        <w:t xml:space="preserve"> - </w:t>
-      </w:r>
-      <w:proofErr w:type="spellStart"/>
-      <w:r>
-        <w:rPr>
-          <w:rFonts w:ascii="Times New Roman" w:hAnsi="Times New Roman"/>
-          <w:sz w:val="28"/>
-          <w:szCs w:val="28"/>
-          <w:lang w:val="en-US"/>
-        </w:rPr>
-        <w:t>i</w:t>
-      </w:r>
-      <w:proofErr w:type="spellEnd"/>
-      <w:r>
-        <w:rPr>
-          <w:rFonts w:ascii="Times New Roman" w:hAnsi="Times New Roman"/>
-          <w:sz w:val="28"/>
-          <w:szCs w:val="28"/>
-          <w:lang w:val="en-US"/>
-        </w:rPr>
-        <w:t xml:space="preserve"> - </w:t>
-      </w:r>
-      <w:proofErr w:type="gramStart"/>
-      <w:r>
-        <w:rPr>
-          <w:rFonts w:ascii="Times New Roman" w:hAnsi="Times New Roman"/>
-          <w:sz w:val="28"/>
-          <w:szCs w:val="28"/>
-          <w:lang w:val="en-US"/>
-        </w:rPr>
-        <w:t>1) {</w:t>
-      </w:r>
-      <w:proofErr w:type="gramEnd"/>
+        <w:t xml:space="preserve">      while (j &lt; len - i - 1) {</w:t>
+      </w:r>
     </w:p>
     <w:p>
       <w:pPr>
@@ -2860,70 +1989,8 @@
           <w:szCs w:val="28"/>
           <w:lang w:val="en-US"/>
         </w:rPr>
-        <w:t xml:space="preserve">        if (</w:t>
-      </w:r>
-      <w:proofErr w:type="spellStart"/>
-      <w:r>
-        <w:rPr>
-          <w:rFonts w:ascii="Times New Roman" w:hAnsi="Times New Roman"/>
-          <w:sz w:val="28"/>
-          <w:szCs w:val="28"/>
-          <w:lang w:val="en-US"/>
-        </w:rPr>
-        <w:t>arr</w:t>
-      </w:r>
-      <w:proofErr w:type="spellEnd"/>
-      <w:r>
-        <w:rPr>
-          <w:rFonts w:ascii="Times New Roman" w:hAnsi="Times New Roman"/>
-          <w:sz w:val="28"/>
-          <w:szCs w:val="28"/>
-          <w:lang w:val="en-US"/>
-        </w:rPr>
-        <w:t xml:space="preserve">(j) &gt; </w:t>
-      </w:r>
-      <w:proofErr w:type="spellStart"/>
-      <w:proofErr w:type="gramStart"/>
-      <w:r>
-        <w:rPr>
-          <w:rFonts w:ascii="Times New Roman" w:hAnsi="Times New Roman"/>
-          <w:sz w:val="28"/>
-          <w:szCs w:val="28"/>
-          <w:lang w:val="en-US"/>
-        </w:rPr>
-        <w:t>arr</w:t>
-      </w:r>
-      <w:proofErr w:type="spellEnd"/>
-      <w:r>
-        <w:rPr>
-          <w:rFonts w:ascii="Times New Roman" w:hAnsi="Times New Roman"/>
-          <w:sz w:val="28"/>
-          <w:szCs w:val="28"/>
-          <w:lang w:val="en-US"/>
-        </w:rPr>
-        <w:t>(</w:t>
-      </w:r>
-      <w:proofErr w:type="gramEnd"/>
-      <w:r>
-        <w:rPr>
-          <w:rFonts w:ascii="Times New Roman" w:hAnsi="Times New Roman"/>
-          <w:sz w:val="28"/>
-          <w:szCs w:val="28"/>
-          <w:lang w:val="en-US"/>
-        </w:rPr>
-        <w:t>j + 1</w:t>
-      </w:r>
-      <w:proofErr w:type="gramStart"/>
-      <w:r>
-        <w:rPr>
-          <w:rFonts w:ascii="Times New Roman" w:hAnsi="Times New Roman"/>
-          <w:sz w:val="28"/>
-          <w:szCs w:val="28"/>
-          <w:lang w:val="en-US"/>
-        </w:rPr>
-        <w:t>)) {</w:t>
-      </w:r>
-      <w:proofErr w:type="gramEnd"/>
+        <w:t xml:space="preserve">        if (arr(j) &gt; arr(j + 1)) {</w:t>
+      </w:r>
     </w:p>
     <w:p>
       <w:pPr>
@@ -2944,47 +2011,7 @@
           <w:szCs w:val="28"/>
           <w:lang w:val="en-US"/>
         </w:rPr>
-        <w:t xml:space="preserve">          </w:t>
-      </w:r>
-      <w:proofErr w:type="spellStart"/>
-      <w:r>
-        <w:rPr>
-          <w:rFonts w:ascii="Times New Roman" w:hAnsi="Times New Roman"/>
-          <w:sz w:val="28"/>
-          <w:szCs w:val="28"/>
-          <w:lang w:val="en-US"/>
-        </w:rPr>
-        <w:t>tmp</w:t>
-      </w:r>
-      <w:proofErr w:type="spellEnd"/>
-      <w:r>
-        <w:rPr>
-          <w:rFonts w:ascii="Times New Roman" w:hAnsi="Times New Roman"/>
-          <w:sz w:val="28"/>
-          <w:szCs w:val="28"/>
-          <w:lang w:val="en-US"/>
-        </w:rPr>
-        <w:t xml:space="preserve"> = </w:t>
-      </w:r>
-      <w:proofErr w:type="spellStart"/>
-      <w:r>
-        <w:rPr>
-          <w:rFonts w:ascii="Times New Roman" w:hAnsi="Times New Roman"/>
-          <w:sz w:val="28"/>
-          <w:szCs w:val="28"/>
-          <w:lang w:val="en-US"/>
-        </w:rPr>
-        <w:t>arr</w:t>
-      </w:r>
-      <w:proofErr w:type="spellEnd"/>
-      <w:r>
-        <w:rPr>
-          <w:rFonts w:ascii="Times New Roman" w:hAnsi="Times New Roman"/>
-          <w:sz w:val="28"/>
-          <w:szCs w:val="28"/>
-          <w:lang w:val="en-US"/>
-        </w:rPr>
-        <w:t>(j)</w:t>
+        <w:t xml:space="preserve">          tmp = arr(j)</w:t>
       </w:r>
     </w:p>
     <w:p>
@@ -3006,58 +2033,7 @@
           <w:szCs w:val="28"/>
           <w:lang w:val="en-US"/>
         </w:rPr>
-        <w:t xml:space="preserve">          </w:t>
-      </w:r>
-      <w:proofErr w:type="spellStart"/>
-      <w:r>
-        <w:rPr>
-          <w:rFonts w:ascii="Times New Roman" w:hAnsi="Times New Roman"/>
-          <w:sz w:val="28"/>
-          <w:szCs w:val="28"/>
-          <w:lang w:val="en-US"/>
-        </w:rPr>
-        <w:t>arr</w:t>
-      </w:r>
-      <w:proofErr w:type="spellEnd"/>
-      <w:r>
-        <w:rPr>
-          <w:rFonts w:ascii="Times New Roman" w:hAnsi="Times New Roman"/>
-          <w:sz w:val="28"/>
-          <w:szCs w:val="28"/>
-          <w:lang w:val="en-US"/>
-        </w:rPr>
-        <w:t xml:space="preserve">(j) = </w:t>
-      </w:r>
-      <w:proofErr w:type="spellStart"/>
-      <w:proofErr w:type="gramStart"/>
-      <w:r>
-        <w:rPr>
-          <w:rFonts w:ascii="Times New Roman" w:hAnsi="Times New Roman"/>
-          <w:sz w:val="28"/>
-          <w:szCs w:val="28"/>
-          <w:lang w:val="en-US"/>
-        </w:rPr>
-        <w:t>arr</w:t>
-      </w:r>
-      <w:proofErr w:type="spellEnd"/>
-      <w:r>
-        <w:rPr>
-          <w:rFonts w:ascii="Times New Roman" w:hAnsi="Times New Roman"/>
-          <w:sz w:val="28"/>
-          <w:szCs w:val="28"/>
-          <w:lang w:val="en-US"/>
-        </w:rPr>
-        <w:t>(</w:t>
-      </w:r>
-      <w:proofErr w:type="gramEnd"/>
-      <w:r>
-        <w:rPr>
-          <w:rFonts w:ascii="Times New Roman" w:hAnsi="Times New Roman"/>
-          <w:sz w:val="28"/>
-          <w:szCs w:val="28"/>
-          <w:lang w:val="en-US"/>
-        </w:rPr>
-        <w:t>j + 1)</w:t>
+        <w:t xml:space="preserve">          arr(j) = arr(j + 1)</w:t>
       </w:r>
     </w:p>
     <w:p>
@@ -3079,50 +2055,8 @@
           <w:szCs w:val="28"/>
           <w:lang w:val="en-US"/>
         </w:rPr>
-        <w:t xml:space="preserve">          </w:t>
-      </w:r>
-      <w:proofErr w:type="spellStart"/>
-      <w:proofErr w:type="gramStart"/>
-      <w:r>
-        <w:rPr>
-          <w:rFonts w:ascii="Times New Roman" w:hAnsi="Times New Roman"/>
-          <w:sz w:val="28"/>
-          <w:szCs w:val="28"/>
-          <w:lang w:val="en-US"/>
-        </w:rPr>
-        <w:t>arr</w:t>
-      </w:r>
-      <w:proofErr w:type="spellEnd"/>
-      <w:r>
-        <w:rPr>
-          <w:rFonts w:ascii="Times New Roman" w:hAnsi="Times New Roman"/>
-          <w:sz w:val="28"/>
-          <w:szCs w:val="28"/>
-          <w:lang w:val="en-US"/>
-        </w:rPr>
-        <w:t>(</w:t>
-      </w:r>
-      <w:proofErr w:type="gramEnd"/>
-      <w:r>
-        <w:rPr>
-          <w:rFonts w:ascii="Times New Roman" w:hAnsi="Times New Roman"/>
-          <w:sz w:val="28"/>
-          <w:szCs w:val="28"/>
-          <w:lang w:val="en-US"/>
-        </w:rPr>
-        <w:t xml:space="preserve">j + 1) = </w:t>
-      </w:r>
-      <w:proofErr w:type="spellStart"/>
-      <w:r>
-        <w:rPr>
-          <w:rFonts w:ascii="Times New Roman" w:hAnsi="Times New Roman"/>
-          <w:sz w:val="28"/>
-          <w:szCs w:val="28"/>
-          <w:lang w:val="en-US"/>
-        </w:rPr>
-        <w:t>tmp</w:t>
-      </w:r>
-      <w:proofErr w:type="spellEnd"/>
+        <w:t xml:space="preserve">          arr(j + 1) = tmp</w:t>
+      </w:r>
     </w:p>
     <w:p>
       <w:pPr>
@@ -3209,1531 +2143,852 @@
           <w:szCs w:val="28"/>
           <w:lang w:val="en-US"/>
         </w:rPr>
+        <w:t xml:space="preserve">      i = i + 1</w:t>
+      </w:r>
+    </w:p>
+    <w:p>
+      <w:pPr>
+        <w:spacing w:after="0"/>
+        <w:ind w:firstLine="720"/>
+        <w:jc w:val="both"/>
+        <w:rPr>
+          <w:rFonts w:ascii="Times New Roman" w:hAnsi="Times New Roman"/>
+          <w:sz w:val="28"/>
+          <w:szCs w:val="28"/>
+          <w:lang w:val="en-US"/>
+        </w:rPr>
+      </w:pPr>
+      <w:r>
+        <w:rPr>
+          <w:rFonts w:ascii="Times New Roman" w:hAnsi="Times New Roman"/>
+          <w:sz w:val="28"/>
+          <w:szCs w:val="28"/>
+          <w:lang w:val="en-US"/>
+        </w:rPr>
+        <w:t xml:space="preserve">    }</w:t>
+      </w:r>
+    </w:p>
+    <w:p>
+      <w:pPr>
+        <w:spacing w:after="0"/>
+        <w:ind w:firstLine="720"/>
+        <w:jc w:val="both"/>
+        <w:rPr>
+          <w:rFonts w:ascii="Times New Roman" w:hAnsi="Times New Roman"/>
+          <w:sz w:val="28"/>
+          <w:szCs w:val="28"/>
+          <w:lang w:val="en-US"/>
+        </w:rPr>
+      </w:pPr>
+      <w:r>
+        <w:rPr>
+          <w:rFonts w:ascii="Times New Roman" w:hAnsi="Times New Roman"/>
+          <w:sz w:val="28"/>
+          <w:szCs w:val="28"/>
+          <w:lang w:val="en-US"/>
+        </w:rPr>
+        <w:t xml:space="preserve">  }</w:t>
+      </w:r>
+    </w:p>
+    <w:p>
+      <w:pPr>
+        <w:spacing w:after="0"/>
+        <w:ind w:firstLine="720"/>
+        <w:jc w:val="both"/>
+        <w:rPr>
+          <w:rFonts w:ascii="Times New Roman" w:hAnsi="Times New Roman"/>
+          <w:sz w:val="28"/>
+          <w:szCs w:val="28"/>
+          <w:lang w:val="en-US"/>
+        </w:rPr>
+      </w:pPr>
+    </w:p>
+    <w:p>
+      <w:pPr>
+        <w:spacing w:after="0"/>
+        <w:ind w:firstLine="720"/>
+        <w:jc w:val="both"/>
+        <w:rPr>
+          <w:rFonts w:ascii="Times New Roman" w:hAnsi="Times New Roman"/>
+          <w:sz w:val="28"/>
+          <w:szCs w:val="28"/>
+          <w:lang w:val="en-US"/>
+        </w:rPr>
+      </w:pPr>
+    </w:p>
+    <w:p>
+      <w:pPr>
+        <w:spacing w:after="0"/>
+        <w:ind w:firstLine="720"/>
+        <w:jc w:val="both"/>
+        <w:rPr>
+          <w:rFonts w:ascii="Times New Roman" w:hAnsi="Times New Roman"/>
+          <w:sz w:val="28"/>
+          <w:szCs w:val="28"/>
+          <w:lang w:val="en-US"/>
+        </w:rPr>
+      </w:pPr>
+      <w:r>
+        <w:rPr>
+          <w:rFonts w:ascii="Times New Roman" w:hAnsi="Times New Roman"/>
+          <w:sz w:val="28"/>
+          <w:szCs w:val="28"/>
+          <w:lang w:val="en-US"/>
+        </w:rPr>
+        <w:t xml:space="preserve">  def showInfo(m: Double, mx: Double, f: Int): Unit = {</w:t>
+      </w:r>
+    </w:p>
+    <w:p>
+      <w:pPr>
+        <w:spacing w:after="0"/>
+        <w:ind w:firstLine="720"/>
+        <w:jc w:val="both"/>
+        <w:rPr>
+          <w:rFonts w:ascii="Times New Roman" w:hAnsi="Times New Roman"/>
+          <w:sz w:val="28"/>
+          <w:szCs w:val="28"/>
+          <w:lang w:val="en-US"/>
+        </w:rPr>
+      </w:pPr>
+      <w:r>
+        <w:rPr>
+          <w:rFonts w:ascii="Times New Roman" w:hAnsi="Times New Roman"/>
+          <w:sz w:val="28"/>
+          <w:szCs w:val="28"/>
+          <w:lang w:val="en-US"/>
+        </w:rPr>
+        <w:t xml:space="preserve">    println(m)</w:t>
+      </w:r>
+    </w:p>
+    <w:p>
+      <w:pPr>
+        <w:spacing w:after="0"/>
+        <w:ind w:firstLine="720"/>
+        <w:jc w:val="both"/>
+        <w:rPr>
+          <w:rFonts w:ascii="Times New Roman" w:hAnsi="Times New Roman"/>
+          <w:sz w:val="28"/>
+          <w:szCs w:val="28"/>
+          <w:lang w:val="en-US"/>
+        </w:rPr>
+      </w:pPr>
+      <w:r>
+        <w:rPr>
+          <w:rFonts w:ascii="Times New Roman" w:hAnsi="Times New Roman"/>
+          <w:sz w:val="28"/>
+          <w:szCs w:val="28"/>
+          <w:lang w:val="en-US"/>
+        </w:rPr>
+        <w:t xml:space="preserve">    println(mx)</w:t>
+      </w:r>
+    </w:p>
+    <w:p>
+      <w:pPr>
+        <w:spacing w:after="0"/>
+        <w:ind w:firstLine="720"/>
+        <w:jc w:val="both"/>
+        <w:rPr>
+          <w:rFonts w:ascii="Times New Roman" w:hAnsi="Times New Roman"/>
+          <w:sz w:val="28"/>
+          <w:szCs w:val="28"/>
+          <w:lang w:val="en-US"/>
+        </w:rPr>
+      </w:pPr>
+      <w:r>
+        <w:rPr>
+          <w:rFonts w:ascii="Times New Roman" w:hAnsi="Times New Roman"/>
+          <w:sz w:val="28"/>
+          <w:szCs w:val="28"/>
+          <w:lang w:val="en-US"/>
+        </w:rPr>
+        <w:t xml:space="preserve">    println(f)</w:t>
+      </w:r>
+    </w:p>
+    <w:p>
+      <w:pPr>
+        <w:spacing w:after="0"/>
+        <w:ind w:firstLine="720"/>
+        <w:jc w:val="both"/>
+        <w:rPr>
+          <w:rFonts w:ascii="Times New Roman" w:hAnsi="Times New Roman"/>
+          <w:sz w:val="28"/>
+          <w:szCs w:val="28"/>
+          <w:lang w:val="en-US"/>
+        </w:rPr>
+      </w:pPr>
+      <w:r>
+        <w:rPr>
+          <w:rFonts w:ascii="Times New Roman" w:hAnsi="Times New Roman"/>
+          <w:sz w:val="28"/>
+          <w:szCs w:val="28"/>
+          <w:lang w:val="en-US"/>
+        </w:rPr>
+        <w:t xml:space="preserve">  }</w:t>
+      </w:r>
+    </w:p>
+    <w:p>
+      <w:pPr>
+        <w:spacing w:after="0"/>
+        <w:ind w:firstLine="720"/>
+        <w:jc w:val="both"/>
+        <w:rPr>
+          <w:rFonts w:ascii="Times New Roman" w:hAnsi="Times New Roman"/>
+          <w:sz w:val="28"/>
+          <w:szCs w:val="28"/>
+          <w:lang w:val="en-US"/>
+        </w:rPr>
+      </w:pPr>
+    </w:p>
+    <w:p>
+      <w:pPr>
+        <w:spacing w:after="0"/>
+        <w:ind w:firstLine="720"/>
+        <w:jc w:val="both"/>
+        <w:rPr>
+          <w:rFonts w:ascii="Times New Roman" w:hAnsi="Times New Roman"/>
+          <w:sz w:val="28"/>
+          <w:szCs w:val="28"/>
+          <w:lang w:val="en-US"/>
+        </w:rPr>
+      </w:pPr>
+    </w:p>
+    <w:p>
+      <w:pPr>
+        <w:spacing w:after="0"/>
+        <w:ind w:firstLine="720"/>
+        <w:jc w:val="both"/>
+        <w:rPr>
+          <w:rFonts w:ascii="Times New Roman" w:hAnsi="Times New Roman"/>
+          <w:sz w:val="28"/>
+          <w:szCs w:val="28"/>
+          <w:lang w:val="en-US"/>
+        </w:rPr>
+      </w:pPr>
+      <w:r>
+        <w:rPr>
+          <w:rFonts w:ascii="Times New Roman" w:hAnsi="Times New Roman"/>
+          <w:sz w:val="28"/>
+          <w:szCs w:val="28"/>
+          <w:lang w:val="en-US"/>
+        </w:rPr>
+        <w:t xml:space="preserve">  def main(args: Array[String]): Unit = {</w:t>
+      </w:r>
+    </w:p>
+    <w:p>
+      <w:pPr>
+        <w:spacing w:after="0"/>
+        <w:ind w:firstLine="720"/>
+        <w:jc w:val="both"/>
+        <w:rPr>
+          <w:rFonts w:ascii="Times New Roman" w:hAnsi="Times New Roman"/>
+          <w:sz w:val="28"/>
+          <w:szCs w:val="28"/>
+          <w:lang w:val="en-US"/>
+        </w:rPr>
+      </w:pPr>
+      <w:r>
+        <w:rPr>
+          <w:rFonts w:ascii="Times New Roman" w:hAnsi="Times New Roman"/>
+          <w:sz w:val="28"/>
+          <w:szCs w:val="28"/>
+          <w:lang w:val="en-US"/>
+        </w:rPr>
+        <w:t xml:space="preserve">    var size: Int = 5</w:t>
+      </w:r>
+    </w:p>
+    <w:p>
+      <w:pPr>
+        <w:spacing w:after="0"/>
+        <w:ind w:firstLine="720"/>
+        <w:jc w:val="both"/>
+        <w:rPr>
+          <w:rFonts w:ascii="Times New Roman" w:hAnsi="Times New Roman"/>
+          <w:sz w:val="28"/>
+          <w:szCs w:val="28"/>
+          <w:lang w:val="en-US"/>
+        </w:rPr>
+      </w:pPr>
+      <w:r>
+        <w:rPr>
+          <w:rFonts w:ascii="Times New Roman" w:hAnsi="Times New Roman"/>
+          <w:sz w:val="28"/>
+          <w:szCs w:val="28"/>
+          <w:lang w:val="en-US"/>
+        </w:rPr>
+        <w:t xml:space="preserve">    var data: Array[Double] = new Array[Double](size)</w:t>
+      </w:r>
+    </w:p>
+    <w:p>
+      <w:pPr>
+        <w:spacing w:after="0"/>
+        <w:ind w:firstLine="720"/>
+        <w:jc w:val="both"/>
+        <w:rPr>
+          <w:rFonts w:ascii="Times New Roman" w:hAnsi="Times New Roman"/>
+          <w:sz w:val="28"/>
+          <w:szCs w:val="28"/>
+          <w:lang w:val="en-US"/>
+        </w:rPr>
+      </w:pPr>
+      <w:r>
+        <w:rPr>
+          <w:rFonts w:ascii="Times New Roman" w:hAnsi="Times New Roman"/>
+          <w:sz w:val="28"/>
+          <w:szCs w:val="28"/>
+          <w:lang w:val="en-US"/>
+        </w:rPr>
+        <w:t xml:space="preserve">    </w:t>
+      </w:r>
+    </w:p>
+    <w:p>
+      <w:pPr>
+        <w:spacing w:after="0"/>
+        <w:ind w:firstLine="720"/>
+        <w:jc w:val="both"/>
+        <w:rPr>
+          <w:rFonts w:ascii="Times New Roman" w:hAnsi="Times New Roman"/>
+          <w:sz w:val="28"/>
+          <w:szCs w:val="28"/>
+          <w:lang w:val="en-US"/>
+        </w:rPr>
+      </w:pPr>
+    </w:p>
+    <w:p>
+      <w:pPr>
+        <w:spacing w:after="0"/>
+        <w:ind w:firstLine="720"/>
+        <w:jc w:val="both"/>
+        <w:rPr>
+          <w:rFonts w:ascii="Times New Roman" w:hAnsi="Times New Roman"/>
+          <w:sz w:val="28"/>
+          <w:szCs w:val="28"/>
+          <w:lang w:val="en-US"/>
+        </w:rPr>
+      </w:pPr>
+      <w:r>
+        <w:rPr>
+          <w:rFonts w:ascii="Times New Roman" w:hAnsi="Times New Roman"/>
+          <w:sz w:val="28"/>
+          <w:szCs w:val="28"/>
+          <w:lang w:val="en-US"/>
+        </w:rPr>
+        <w:t xml:space="preserve">    data(0) = 4.5</w:t>
+      </w:r>
+    </w:p>
+    <w:p>
+      <w:pPr>
+        <w:spacing w:after="0"/>
+        <w:ind w:firstLine="720"/>
+        <w:jc w:val="both"/>
+        <w:rPr>
+          <w:rFonts w:ascii="Times New Roman" w:hAnsi="Times New Roman"/>
+          <w:sz w:val="28"/>
+          <w:szCs w:val="28"/>
+          <w:lang w:val="en-US"/>
+        </w:rPr>
+      </w:pPr>
+      <w:r>
+        <w:rPr>
+          <w:rFonts w:ascii="Times New Roman" w:hAnsi="Times New Roman"/>
+          <w:sz w:val="28"/>
+          <w:szCs w:val="28"/>
+          <w:lang w:val="en-US"/>
+        </w:rPr>
+        <w:t xml:space="preserve">    data(1) = 2.1</w:t>
+      </w:r>
+    </w:p>
+    <w:p>
+      <w:pPr>
+        <w:spacing w:after="0"/>
+        <w:ind w:firstLine="720"/>
+        <w:jc w:val="both"/>
+        <w:rPr>
+          <w:rFonts w:ascii="Times New Roman" w:hAnsi="Times New Roman"/>
+          <w:sz w:val="28"/>
+          <w:szCs w:val="28"/>
+          <w:lang w:val="en-US"/>
+        </w:rPr>
+      </w:pPr>
+      <w:r>
+        <w:rPr>
+          <w:rFonts w:ascii="Times New Roman" w:hAnsi="Times New Roman"/>
+          <w:sz w:val="28"/>
+          <w:szCs w:val="28"/>
+          <w:lang w:val="en-US"/>
+        </w:rPr>
+        <w:t xml:space="preserve">    data(2) = 7.8</w:t>
+      </w:r>
+    </w:p>
+    <w:p>
+      <w:pPr>
+        <w:spacing w:after="0"/>
+        <w:ind w:firstLine="720"/>
+        <w:jc w:val="both"/>
+        <w:rPr>
+          <w:rFonts w:ascii="Times New Roman" w:hAnsi="Times New Roman"/>
+          <w:sz w:val="28"/>
+          <w:szCs w:val="28"/>
+          <w:lang w:val="en-US"/>
+        </w:rPr>
+      </w:pPr>
+      <w:r>
+        <w:rPr>
+          <w:rFonts w:ascii="Times New Roman" w:hAnsi="Times New Roman"/>
+          <w:sz w:val="28"/>
+          <w:szCs w:val="28"/>
+          <w:lang w:val="en-US"/>
+        </w:rPr>
+        <w:t xml:space="preserve">    data(3) = 1.2</w:t>
+      </w:r>
+    </w:p>
+    <w:p>
+      <w:pPr>
+        <w:spacing w:after="0"/>
+        <w:ind w:firstLine="720"/>
+        <w:jc w:val="both"/>
+        <w:rPr>
+          <w:rFonts w:ascii="Times New Roman" w:hAnsi="Times New Roman"/>
+          <w:sz w:val="28"/>
+          <w:szCs w:val="28"/>
+          <w:lang w:val="en-US"/>
+        </w:rPr>
+      </w:pPr>
+      <w:r>
+        <w:rPr>
+          <w:rFonts w:ascii="Times New Roman" w:hAnsi="Times New Roman"/>
+          <w:sz w:val="28"/>
+          <w:szCs w:val="28"/>
+          <w:lang w:val="en-US"/>
+        </w:rPr>
+        <w:lastRenderedPageBreak/>
+        <w:t xml:space="preserve">    data(4) = 5.6</w:t>
+      </w:r>
+    </w:p>
+    <w:p>
+      <w:pPr>
+        <w:spacing w:after="0"/>
+        <w:ind w:firstLine="720"/>
+        <w:jc w:val="both"/>
+        <w:rPr>
+          <w:rFonts w:ascii="Times New Roman" w:hAnsi="Times New Roman"/>
+          <w:sz w:val="28"/>
+          <w:szCs w:val="28"/>
+          <w:lang w:val="en-US"/>
+        </w:rPr>
+      </w:pPr>
+      <w:r>
+        <w:rPr>
+          <w:rFonts w:ascii="Times New Roman" w:hAnsi="Times New Roman"/>
+          <w:sz w:val="28"/>
+          <w:szCs w:val="28"/>
+          <w:lang w:val="en-US"/>
+        </w:rPr>
+        <w:t xml:space="preserve">    </w:t>
+      </w:r>
+    </w:p>
+    <w:p>
+      <w:pPr>
+        <w:spacing w:after="0"/>
+        <w:ind w:firstLine="720"/>
+        <w:jc w:val="both"/>
+        <w:rPr>
+          <w:rFonts w:ascii="Times New Roman" w:hAnsi="Times New Roman"/>
+          <w:sz w:val="28"/>
+          <w:szCs w:val="28"/>
+          <w:lang w:val="en-US"/>
+        </w:rPr>
+      </w:pPr>
+      <w:r>
+        <w:rPr>
+          <w:rFonts w:ascii="Times New Roman" w:hAnsi="Times New Roman"/>
+          <w:sz w:val="28"/>
+          <w:szCs w:val="28"/>
+          <w:lang w:val="en-US"/>
+        </w:rPr>
+        <w:t xml:space="preserve">    var variable: String = "Hello"</w:t>
+      </w:r>
+    </w:p>
+    <w:p>
+      <w:pPr>
+        <w:spacing w:after="0"/>
+        <w:ind w:firstLine="720"/>
+        <w:jc w:val="both"/>
+        <w:rPr>
+          <w:rFonts w:ascii="Times New Roman" w:hAnsi="Times New Roman"/>
+          <w:sz w:val="28"/>
+          <w:szCs w:val="28"/>
+          <w:lang w:val="en-US"/>
+        </w:rPr>
+      </w:pPr>
+      <w:r>
+        <w:rPr>
+          <w:rFonts w:ascii="Times New Roman" w:hAnsi="Times New Roman"/>
+          <w:sz w:val="28"/>
+          <w:szCs w:val="28"/>
+          <w:lang w:val="en-US"/>
+        </w:rPr>
+        <w:t xml:space="preserve">    </w:t>
+      </w:r>
+    </w:p>
+    <w:p>
+      <w:pPr>
+        <w:spacing w:after="0"/>
+        <w:ind w:firstLine="720"/>
+        <w:jc w:val="both"/>
+        <w:rPr>
+          <w:rFonts w:ascii="Times New Roman" w:hAnsi="Times New Roman"/>
+          <w:sz w:val="28"/>
+          <w:szCs w:val="28"/>
+          <w:lang w:val="en-US"/>
+        </w:rPr>
+      </w:pPr>
+      <w:r>
+        <w:rPr>
+          <w:rFonts w:ascii="Times New Roman" w:hAnsi="Times New Roman"/>
+          <w:sz w:val="28"/>
+          <w:szCs w:val="28"/>
+          <w:lang w:val="en-US"/>
+        </w:rPr>
+        <w:t xml:space="preserve">    bubbleSort(data, size)</w:t>
+      </w:r>
+    </w:p>
+    <w:p>
+      <w:pPr>
+        <w:spacing w:after="0"/>
+        <w:ind w:firstLine="720"/>
+        <w:jc w:val="both"/>
+        <w:rPr>
+          <w:rFonts w:ascii="Times New Roman" w:hAnsi="Times New Roman"/>
+          <w:sz w:val="28"/>
+          <w:szCs w:val="28"/>
+          <w:lang w:val="en-US"/>
+        </w:rPr>
+      </w:pPr>
+      <w:r>
+        <w:rPr>
+          <w:rFonts w:ascii="Times New Roman" w:hAnsi="Times New Roman"/>
+          <w:sz w:val="28"/>
+          <w:szCs w:val="28"/>
+          <w:lang w:val="en-US"/>
+        </w:rPr>
+        <w:t xml:space="preserve">    </w:t>
+      </w:r>
+    </w:p>
+    <w:p>
+      <w:pPr>
+        <w:spacing w:after="0"/>
+        <w:ind w:firstLine="720"/>
+        <w:jc w:val="both"/>
+        <w:rPr>
+          <w:rFonts w:ascii="Times New Roman" w:hAnsi="Times New Roman"/>
+          <w:sz w:val="28"/>
+          <w:szCs w:val="28"/>
+          <w:lang w:val="en-US"/>
+        </w:rPr>
+      </w:pPr>
+    </w:p>
+    <w:p>
+      <w:pPr>
+        <w:spacing w:after="0"/>
+        <w:ind w:firstLine="720"/>
+        <w:jc w:val="both"/>
+        <w:rPr>
+          <w:rFonts w:ascii="Times New Roman" w:hAnsi="Times New Roman"/>
+          <w:sz w:val="28"/>
+          <w:szCs w:val="28"/>
+          <w:lang w:val="en-US"/>
+        </w:rPr>
+      </w:pPr>
+      <w:r>
+        <w:rPr>
+          <w:rFonts w:ascii="Times New Roman" w:hAnsi="Times New Roman"/>
+          <w:sz w:val="28"/>
+          <w:szCs w:val="28"/>
+          <w:lang w:val="en-US"/>
+        </w:rPr>
+        <w:t xml:space="preserve">    var meanRes: Double = calcMean(data, size)</w:t>
+      </w:r>
+    </w:p>
+    <w:p>
+      <w:pPr>
+        <w:spacing w:after="0"/>
+        <w:ind w:firstLine="720"/>
+        <w:jc w:val="both"/>
+        <w:rPr>
+          <w:rFonts w:ascii="Times New Roman" w:hAnsi="Times New Roman"/>
+          <w:sz w:val="28"/>
+          <w:szCs w:val="28"/>
+          <w:lang w:val="en-US"/>
+        </w:rPr>
+      </w:pPr>
+      <w:r>
+        <w:rPr>
+          <w:rFonts w:ascii="Times New Roman" w:hAnsi="Times New Roman"/>
+          <w:sz w:val="28"/>
+          <w:szCs w:val="28"/>
+          <w:lang w:val="en-US"/>
+        </w:rPr>
+        <w:t xml:space="preserve">    var maxRes: Double = findMax(data, size)</w:t>
+      </w:r>
+    </w:p>
+    <w:p>
+      <w:pPr>
+        <w:spacing w:after="0"/>
+        <w:ind w:firstLine="720"/>
+        <w:jc w:val="both"/>
+        <w:rPr>
+          <w:rFonts w:ascii="Times New Roman" w:hAnsi="Times New Roman"/>
+          <w:sz w:val="28"/>
+          <w:szCs w:val="28"/>
+          <w:lang w:val="en-US"/>
+        </w:rPr>
+      </w:pPr>
+      <w:r>
+        <w:rPr>
+          <w:rFonts w:ascii="Times New Roman" w:hAnsi="Times New Roman"/>
+          <w:sz w:val="28"/>
+          <w:szCs w:val="28"/>
+          <w:lang w:val="en-US"/>
+        </w:rPr>
+        <w:t xml:space="preserve">    </w:t>
+      </w:r>
+    </w:p>
+    <w:p>
+      <w:pPr>
+        <w:spacing w:after="0"/>
+        <w:ind w:firstLine="720"/>
+        <w:jc w:val="both"/>
+        <w:rPr>
+          <w:rFonts w:ascii="Times New Roman" w:hAnsi="Times New Roman"/>
+          <w:sz w:val="28"/>
+          <w:szCs w:val="28"/>
+          <w:lang w:val="en-US"/>
+        </w:rPr>
+      </w:pPr>
+    </w:p>
+    <w:p>
+      <w:pPr>
+        <w:spacing w:after="0"/>
+        <w:ind w:firstLine="720"/>
+        <w:jc w:val="both"/>
+        <w:rPr>
+          <w:rFonts w:ascii="Times New Roman" w:hAnsi="Times New Roman"/>
+          <w:sz w:val="28"/>
+          <w:szCs w:val="28"/>
+          <w:lang w:val="en-US"/>
+        </w:rPr>
+      </w:pPr>
+      <w:r>
+        <w:rPr>
+          <w:rFonts w:ascii="Times New Roman" w:hAnsi="Times New Roman"/>
+          <w:sz w:val="28"/>
+          <w:szCs w:val="28"/>
+          <w:lang w:val="en-US"/>
+        </w:rPr>
+        <w:t xml:space="preserve">    var factNum: Int = 4</w:t>
+      </w:r>
+    </w:p>
+    <w:p>
+      <w:pPr>
+        <w:spacing w:after="0"/>
+        <w:ind w:firstLine="720"/>
+        <w:jc w:val="both"/>
+        <w:rPr>
+          <w:rFonts w:ascii="Times New Roman" w:hAnsi="Times New Roman"/>
+          <w:sz w:val="28"/>
+          <w:szCs w:val="28"/>
+          <w:lang w:val="en-US"/>
+        </w:rPr>
+      </w:pPr>
+      <w:r>
+        <w:rPr>
+          <w:rFonts w:ascii="Times New Roman" w:hAnsi="Times New Roman"/>
+          <w:sz w:val="28"/>
+          <w:szCs w:val="28"/>
+          <w:lang w:val="en-US"/>
+        </w:rPr>
+        <w:t xml:space="preserve">    var factRes: Int = getFactorial(factNum)</w:t>
+      </w:r>
+    </w:p>
+    <w:p>
+      <w:pPr>
+        <w:spacing w:after="0"/>
+        <w:ind w:firstLine="720"/>
+        <w:jc w:val="both"/>
+        <w:rPr>
+          <w:rFonts w:ascii="Times New Roman" w:hAnsi="Times New Roman"/>
+          <w:sz w:val="28"/>
+          <w:szCs w:val="28"/>
+          <w:lang w:val="en-US"/>
+        </w:rPr>
+      </w:pPr>
+      <w:r>
+        <w:rPr>
+          <w:rFonts w:ascii="Times New Roman" w:hAnsi="Times New Roman"/>
+          <w:sz w:val="28"/>
+          <w:szCs w:val="28"/>
+          <w:lang w:val="en-US"/>
+        </w:rPr>
+        <w:t xml:space="preserve">    </w:t>
+      </w:r>
+    </w:p>
+    <w:p>
+      <w:pPr>
+        <w:spacing w:after="0"/>
+        <w:ind w:firstLine="720"/>
+        <w:jc w:val="both"/>
+        <w:rPr>
+          <w:rFonts w:ascii="Times New Roman" w:hAnsi="Times New Roman"/>
+          <w:sz w:val="28"/>
+          <w:szCs w:val="28"/>
+          <w:lang w:val="en-US"/>
+        </w:rPr>
+      </w:pPr>
+    </w:p>
+    <w:p>
+      <w:pPr>
+        <w:spacing w:after="0"/>
+        <w:ind w:firstLine="720"/>
+        <w:jc w:val="both"/>
+        <w:rPr>
+          <w:rFonts w:ascii="Times New Roman" w:hAnsi="Times New Roman"/>
+          <w:sz w:val="28"/>
+          <w:szCs w:val="28"/>
+          <w:lang w:val="en-US"/>
+        </w:rPr>
+      </w:pPr>
+      <w:r>
+        <w:rPr>
+          <w:rFonts w:ascii="Times New Roman" w:hAnsi="Times New Roman"/>
+          <w:sz w:val="28"/>
+          <w:szCs w:val="28"/>
+          <w:lang w:val="en-US"/>
+        </w:rPr>
+        <w:t xml:space="preserve">    var threshold: Double = 5.0</w:t>
+      </w:r>
+    </w:p>
+    <w:p>
+      <w:pPr>
+        <w:spacing w:after="0"/>
+        <w:ind w:firstLine="720"/>
+        <w:jc w:val="both"/>
+        <w:rPr>
+          <w:rFonts w:ascii="Times New Roman" w:hAnsi="Times New Roman"/>
+          <w:sz w:val="28"/>
+          <w:szCs w:val="28"/>
+          <w:lang w:val="en-US"/>
+        </w:rPr>
+      </w:pPr>
+      <w:r>
+        <w:rPr>
+          <w:rFonts w:ascii="Times New Roman" w:hAnsi="Times New Roman"/>
+          <w:sz w:val="28"/>
+          <w:szCs w:val="28"/>
+          <w:lang w:val="en-US"/>
+        </w:rPr>
+        <w:t xml:space="preserve">    if (maxRes &gt; threshold) {</w:t>
+      </w:r>
+    </w:p>
+    <w:p>
+      <w:pPr>
+        <w:spacing w:after="0"/>
+        <w:ind w:firstLine="720"/>
+        <w:jc w:val="both"/>
+        <w:rPr>
+          <w:rFonts w:ascii="Times New Roman" w:hAnsi="Times New Roman"/>
+          <w:sz w:val="28"/>
+          <w:szCs w:val="28"/>
+          <w:lang w:val="en-US"/>
+        </w:rPr>
+      </w:pPr>
+      <w:r>
+        <w:rPr>
+          <w:rFonts w:ascii="Times New Roman" w:hAnsi="Times New Roman"/>
+          <w:sz w:val="28"/>
+          <w:szCs w:val="28"/>
+          <w:lang w:val="en-US"/>
+        </w:rPr>
+        <w:t xml:space="preserve">      showInfo(meanRes, maxRes, factRes)</w:t>
+      </w:r>
+    </w:p>
+    <w:p>
+      <w:pPr>
+        <w:spacing w:after="0"/>
+        <w:ind w:firstLine="720"/>
+        <w:jc w:val="both"/>
+        <w:rPr>
+          <w:rFonts w:ascii="Times New Roman" w:hAnsi="Times New Roman"/>
+          <w:sz w:val="28"/>
+          <w:szCs w:val="28"/>
+          <w:lang w:val="ru-RU"/>
+        </w:rPr>
+      </w:pPr>
+      <w:r>
+        <w:rPr>
+          <w:rFonts w:ascii="Times New Roman" w:hAnsi="Times New Roman"/>
+          <w:sz w:val="28"/>
+          <w:szCs w:val="28"/>
+          <w:lang w:val="en-US"/>
+        </w:rPr>
+        <w:t xml:space="preserve">    </w:t>
+      </w:r>
+      <w:r>
+        <w:rPr>
+          <w:rFonts w:ascii="Times New Roman" w:hAnsi="Times New Roman"/>
+          <w:sz w:val="28"/>
+          <w:szCs w:val="28"/>
+          <w:lang w:val="ru-RU"/>
+        </w:rPr>
+        <w:t xml:space="preserve">} </w:t>
+      </w:r>
+      <w:r>
+        <w:rPr>
+          <w:rFonts w:ascii="Times New Roman" w:hAnsi="Times New Roman"/>
+          <w:sz w:val="28"/>
+          <w:szCs w:val="28"/>
+          <w:lang w:val="en-US"/>
+        </w:rPr>
+        <w:t>else</w:t>
+      </w:r>
+      <w:r>
+        <w:rPr>
+          <w:rFonts w:ascii="Times New Roman" w:hAnsi="Times New Roman"/>
+          <w:sz w:val="28"/>
+          <w:szCs w:val="28"/>
+          <w:lang w:val="ru-RU"/>
+        </w:rPr>
+        <w:t xml:space="preserve"> {</w:t>
+      </w:r>
+    </w:p>
+    <w:p>
+      <w:pPr>
+        <w:spacing w:after="0"/>
+        <w:ind w:firstLine="720"/>
+        <w:jc w:val="both"/>
+        <w:rPr>
+          <w:rFonts w:ascii="Times New Roman" w:hAnsi="Times New Roman"/>
+          <w:sz w:val="28"/>
+          <w:szCs w:val="28"/>
+          <w:lang w:val="ru-RU"/>
+        </w:rPr>
+      </w:pPr>
+      <w:r>
+        <w:rPr>
+          <w:rFonts w:ascii="Times New Roman" w:hAnsi="Times New Roman"/>
+          <w:sz w:val="28"/>
+          <w:szCs w:val="28"/>
+          <w:lang w:val="ru-RU"/>
+        </w:rPr>
         <w:t xml:space="preserve">      </w:t>
       </w:r>
-      <w:proofErr w:type="spellStart"/>
-      <w:r>
-        <w:rPr>
-          <w:rFonts w:ascii="Times New Roman" w:hAnsi="Times New Roman"/>
-          <w:sz w:val="28"/>
-          <w:szCs w:val="28"/>
-          <w:lang w:val="en-US"/>
-        </w:rPr>
-        <w:t>i</w:t>
-      </w:r>
-      <w:proofErr w:type="spellEnd"/>
-      <w:r>
-        <w:rPr>
-          <w:rFonts w:ascii="Times New Roman" w:hAnsi="Times New Roman"/>
-          <w:sz w:val="28"/>
-          <w:szCs w:val="28"/>
-          <w:lang w:val="en-US"/>
-        </w:rPr>
-        <w:t xml:space="preserve"> = </w:t>
-      </w:r>
-      <w:proofErr w:type="spellStart"/>
-      <w:r>
-        <w:rPr>
-          <w:rFonts w:ascii="Times New Roman" w:hAnsi="Times New Roman"/>
-          <w:sz w:val="28"/>
-          <w:szCs w:val="28"/>
-          <w:lang w:val="en-US"/>
-        </w:rPr>
-        <w:t>i</w:t>
-      </w:r>
-      <w:proofErr w:type="spellEnd"/>
-      <w:r>
-        <w:rPr>
-          <w:rFonts w:ascii="Times New Roman" w:hAnsi="Times New Roman"/>
-          <w:sz w:val="28"/>
-          <w:szCs w:val="28"/>
-          <w:lang w:val="en-US"/>
-        </w:rPr>
-        <w:t xml:space="preserve"> + 1</w:t>
-      </w:r>
-    </w:p>
-    <w:p>
-      <w:pPr>
-        <w:spacing w:after="0"/>
-        <w:ind w:firstLine="720"/>
-        <w:jc w:val="both"/>
-        <w:rPr>
-          <w:rFonts w:ascii="Times New Roman" w:hAnsi="Times New Roman"/>
-          <w:sz w:val="28"/>
-          <w:szCs w:val="28"/>
-          <w:lang w:val="en-US"/>
-        </w:rPr>
-      </w:pPr>
-      <w:r>
-        <w:rPr>
-          <w:rFonts w:ascii="Times New Roman" w:hAnsi="Times New Roman"/>
-          <w:sz w:val="28"/>
-          <w:szCs w:val="28"/>
-          <w:lang w:val="en-US"/>
-        </w:rPr>
-        <w:t xml:space="preserve">    }</w:t>
-      </w:r>
-    </w:p>
-    <w:p>
-      <w:pPr>
-        <w:spacing w:after="0"/>
-        <w:ind w:firstLine="720"/>
-        <w:jc w:val="both"/>
-        <w:rPr>
-          <w:rFonts w:ascii="Times New Roman" w:hAnsi="Times New Roman"/>
-          <w:sz w:val="28"/>
-          <w:szCs w:val="28"/>
-          <w:lang w:val="en-US"/>
-        </w:rPr>
-      </w:pPr>
-      <w:r>
-        <w:rPr>
-          <w:rFonts w:ascii="Times New Roman" w:hAnsi="Times New Roman"/>
-          <w:sz w:val="28"/>
-          <w:szCs w:val="28"/>
-          <w:lang w:val="en-US"/>
-        </w:rPr>
-        <w:t xml:space="preserve">  }</w:t>
-      </w:r>
-    </w:p>
-    <w:p>
-      <w:pPr>
-        <w:spacing w:after="0"/>
-        <w:ind w:firstLine="720"/>
-        <w:jc w:val="both"/>
-        <w:rPr>
-          <w:rFonts w:ascii="Times New Roman" w:hAnsi="Times New Roman"/>
-          <w:sz w:val="28"/>
-          <w:szCs w:val="28"/>
-          <w:lang w:val="en-US"/>
-        </w:rPr>
-      </w:pPr>
-    </w:p>
-    <w:p>
-      <w:pPr>
-        <w:spacing w:after="0"/>
-        <w:ind w:firstLine="720"/>
-        <w:jc w:val="both"/>
-        <w:rPr>
-          <w:rFonts w:ascii="Times New Roman" w:hAnsi="Times New Roman"/>
-          <w:sz w:val="28"/>
-          <w:szCs w:val="28"/>
-          <w:lang w:val="en-US"/>
-        </w:rPr>
-      </w:pPr>
-    </w:p>
-    <w:p>
-      <w:pPr>
-        <w:spacing w:after="0"/>
-        <w:ind w:firstLine="720"/>
-        <w:jc w:val="both"/>
-        <w:rPr>
-          <w:rFonts w:ascii="Times New Roman" w:hAnsi="Times New Roman"/>
-          <w:sz w:val="28"/>
-          <w:szCs w:val="28"/>
-          <w:lang w:val="en-US"/>
-        </w:rPr>
-      </w:pPr>
-      <w:r>
-        <w:rPr>
-          <w:rFonts w:ascii="Times New Roman" w:hAnsi="Times New Roman"/>
-          <w:sz w:val="28"/>
-          <w:szCs w:val="28"/>
-          <w:lang w:val="en-US"/>
-        </w:rPr>
-        <w:t xml:space="preserve">  def </w:t>
-      </w:r>
-      <w:proofErr w:type="spellStart"/>
-      <w:proofErr w:type="gramStart"/>
-      <w:r>
-        <w:rPr>
-          <w:rFonts w:ascii="Times New Roman" w:hAnsi="Times New Roman"/>
-          <w:sz w:val="28"/>
-          <w:szCs w:val="28"/>
-          <w:lang w:val="en-US"/>
-        </w:rPr>
-        <w:t>showInfo</w:t>
-      </w:r>
-      <w:proofErr w:type="spellEnd"/>
-      <w:r>
-        <w:rPr>
-          <w:rFonts w:ascii="Times New Roman" w:hAnsi="Times New Roman"/>
-          <w:sz w:val="28"/>
-          <w:szCs w:val="28"/>
-          <w:lang w:val="en-US"/>
-        </w:rPr>
-        <w:t>(</w:t>
-      </w:r>
-      <w:proofErr w:type="gramEnd"/>
-      <w:r>
-        <w:rPr>
-          <w:rFonts w:ascii="Times New Roman" w:hAnsi="Times New Roman"/>
-          <w:sz w:val="28"/>
-          <w:szCs w:val="28"/>
-          <w:lang w:val="en-US"/>
-        </w:rPr>
-        <w:t>m: Double, mx: Double, f: Int): Unit = {</w:t>
-      </w:r>
-    </w:p>
-    <w:p>
-      <w:pPr>
-        <w:spacing w:after="0"/>
-        <w:ind w:firstLine="720"/>
-        <w:jc w:val="both"/>
-        <w:rPr>
-          <w:rFonts w:ascii="Times New Roman" w:hAnsi="Times New Roman"/>
-          <w:sz w:val="28"/>
-          <w:szCs w:val="28"/>
-          <w:lang w:val="en-US"/>
-        </w:rPr>
-      </w:pPr>
-      <w:r>
-        <w:rPr>
-          <w:rFonts w:ascii="Times New Roman" w:hAnsi="Times New Roman"/>
-          <w:sz w:val="28"/>
-          <w:szCs w:val="28"/>
-          <w:lang w:val="en-US"/>
-        </w:rPr>
-        <w:t xml:space="preserve">    </w:t>
-      </w:r>
-      <w:proofErr w:type="spellStart"/>
-      <w:r>
-        <w:rPr>
-          <w:rFonts w:ascii="Times New Roman" w:hAnsi="Times New Roman"/>
-          <w:sz w:val="28"/>
-          <w:szCs w:val="28"/>
-          <w:lang w:val="en-US"/>
-        </w:rPr>
-        <w:t>println</w:t>
-      </w:r>
-      <w:proofErr w:type="spellEnd"/>
-      <w:r>
-        <w:rPr>
-          <w:rFonts w:ascii="Times New Roman" w:hAnsi="Times New Roman"/>
-          <w:sz w:val="28"/>
-          <w:szCs w:val="28"/>
-          <w:lang w:val="en-US"/>
-        </w:rPr>
-        <w:t>(m)</w:t>
-      </w:r>
-    </w:p>
-    <w:p>
-      <w:pPr>
-        <w:spacing w:after="0"/>
-        <w:ind w:firstLine="720"/>
-        <w:jc w:val="both"/>
-        <w:rPr>
-          <w:rFonts w:ascii="Times New Roman" w:hAnsi="Times New Roman"/>
-          <w:sz w:val="28"/>
-          <w:szCs w:val="28"/>
-          <w:lang w:val="en-US"/>
-        </w:rPr>
-      </w:pPr>
-      <w:r>
-        <w:rPr>
-          <w:rFonts w:ascii="Times New Roman" w:hAnsi="Times New Roman"/>
-          <w:sz w:val="28"/>
-          <w:szCs w:val="28"/>
-          <w:lang w:val="en-US"/>
-        </w:rPr>
-        <w:t xml:space="preserve">    </w:t>
-      </w:r>
-      <w:proofErr w:type="spellStart"/>
-      <w:r>
-        <w:rPr>
-          <w:rFonts w:ascii="Times New Roman" w:hAnsi="Times New Roman"/>
-          <w:sz w:val="28"/>
-          <w:szCs w:val="28"/>
-          <w:lang w:val="en-US"/>
-        </w:rPr>
-        <w:t>println</w:t>
-      </w:r>
-      <w:proofErr w:type="spellEnd"/>
-      <w:r>
-        <w:rPr>
-          <w:rFonts w:ascii="Times New Roman" w:hAnsi="Times New Roman"/>
-          <w:sz w:val="28"/>
-          <w:szCs w:val="28"/>
-          <w:lang w:val="en-US"/>
-        </w:rPr>
-        <w:t>(mx)</w:t>
-      </w:r>
-    </w:p>
-    <w:p>
-      <w:pPr>
-        <w:spacing w:after="0"/>
-        <w:ind w:firstLine="720"/>
-        <w:jc w:val="both"/>
-        <w:rPr>
-          <w:rFonts w:ascii="Times New Roman" w:hAnsi="Times New Roman"/>
-          <w:sz w:val="28"/>
-          <w:szCs w:val="28"/>
-          <w:lang w:val="en-US"/>
-        </w:rPr>
-      </w:pPr>
-      <w:r>
-        <w:rPr>
-          <w:rFonts w:ascii="Times New Roman" w:hAnsi="Times New Roman"/>
-          <w:sz w:val="28"/>
-          <w:szCs w:val="28"/>
-          <w:lang w:val="en-US"/>
-        </w:rPr>
-        <w:t xml:space="preserve">    </w:t>
-      </w:r>
-      <w:proofErr w:type="spellStart"/>
-      <w:r>
-        <w:rPr>
-          <w:rFonts w:ascii="Times New Roman" w:hAnsi="Times New Roman"/>
-          <w:sz w:val="28"/>
-          <w:szCs w:val="28"/>
-          <w:lang w:val="en-US"/>
-        </w:rPr>
-        <w:t>println</w:t>
-      </w:r>
-      <w:proofErr w:type="spellEnd"/>
-      <w:r>
-        <w:rPr>
-          <w:rFonts w:ascii="Times New Roman" w:hAnsi="Times New Roman"/>
-          <w:sz w:val="28"/>
-          <w:szCs w:val="28"/>
-          <w:lang w:val="en-US"/>
-        </w:rPr>
-        <w:t>(f)</w:t>
-      </w:r>
-    </w:p>
-    <w:p>
-      <w:pPr>
-        <w:spacing w:after="0"/>
-        <w:ind w:firstLine="720"/>
-        <w:jc w:val="both"/>
-        <w:rPr>
-          <w:rFonts w:ascii="Times New Roman" w:hAnsi="Times New Roman"/>
-          <w:sz w:val="28"/>
-          <w:szCs w:val="28"/>
-          <w:lang w:val="en-US"/>
-        </w:rPr>
-      </w:pPr>
-      <w:r>
-        <w:rPr>
-          <w:rFonts w:ascii="Times New Roman" w:hAnsi="Times New Roman"/>
-          <w:sz w:val="28"/>
-          <w:szCs w:val="28"/>
-          <w:lang w:val="en-US"/>
-        </w:rPr>
-        <w:t xml:space="preserve">  }</w:t>
-      </w:r>
-    </w:p>
-    <w:p>
-      <w:pPr>
-        <w:spacing w:after="0"/>
-        <w:ind w:firstLine="720"/>
-        <w:jc w:val="both"/>
-        <w:rPr>
-          <w:rFonts w:ascii="Times New Roman" w:hAnsi="Times New Roman"/>
-          <w:sz w:val="28"/>
-          <w:szCs w:val="28"/>
-          <w:lang w:val="en-US"/>
-        </w:rPr>
-      </w:pPr>
-    </w:p>
-    <w:p>
-      <w:pPr>
-        <w:spacing w:after="0"/>
-        <w:ind w:firstLine="720"/>
-        <w:jc w:val="both"/>
-        <w:rPr>
-          <w:rFonts w:ascii="Times New Roman" w:hAnsi="Times New Roman"/>
-          <w:sz w:val="28"/>
-          <w:szCs w:val="28"/>
-          <w:lang w:val="en-US"/>
-        </w:rPr>
-      </w:pPr>
-    </w:p>
-    <w:p>
-      <w:pPr>
-        <w:spacing w:after="0"/>
-        <w:ind w:firstLine="720"/>
-        <w:jc w:val="both"/>
-        <w:rPr>
-          <w:rFonts w:ascii="Times New Roman" w:hAnsi="Times New Roman"/>
-          <w:sz w:val="28"/>
-          <w:szCs w:val="28"/>
-          <w:lang w:val="en-US"/>
-        </w:rPr>
-      </w:pPr>
-      <w:r>
-        <w:rPr>
-          <w:rFonts w:ascii="Times New Roman" w:hAnsi="Times New Roman"/>
-          <w:sz w:val="28"/>
-          <w:szCs w:val="28"/>
-          <w:lang w:val="en-US"/>
-        </w:rPr>
-        <w:t xml:space="preserve">  def </w:t>
-      </w:r>
-      <w:proofErr w:type="gramStart"/>
-      <w:r>
-        <w:rPr>
-          <w:rFonts w:ascii="Times New Roman" w:hAnsi="Times New Roman"/>
-          <w:sz w:val="28"/>
-          <w:szCs w:val="28"/>
-          <w:lang w:val="en-US"/>
-        </w:rPr>
-        <w:t>main(</w:t>
-      </w:r>
-      <w:proofErr w:type="spellStart"/>
-      <w:proofErr w:type="gramEnd"/>
-      <w:r>
-        <w:rPr>
-          <w:rFonts w:ascii="Times New Roman" w:hAnsi="Times New Roman"/>
-          <w:sz w:val="28"/>
-          <w:szCs w:val="28"/>
-          <w:lang w:val="en-US"/>
-        </w:rPr>
-        <w:t>args</w:t>
-      </w:r>
-      <w:proofErr w:type="spellEnd"/>
-      <w:r>
-        <w:rPr>
-          <w:rFonts w:ascii="Times New Roman" w:hAnsi="Times New Roman"/>
-          <w:sz w:val="28"/>
-          <w:szCs w:val="28"/>
-          <w:lang w:val="en-US"/>
-        </w:rPr>
-        <w:t xml:space="preserve">: </w:t>
-      </w:r>
-      <w:proofErr w:type="gramStart"/>
-      <w:r>
-        <w:rPr>
-          <w:rFonts w:ascii="Times New Roman" w:hAnsi="Times New Roman"/>
-          <w:sz w:val="28"/>
-          <w:szCs w:val="28"/>
-          <w:lang w:val="en-US"/>
-        </w:rPr>
-        <w:t>Array[</w:t>
-      </w:r>
-      <w:proofErr w:type="gramEnd"/>
-      <w:r>
-        <w:rPr>
-          <w:rFonts w:ascii="Times New Roman" w:hAnsi="Times New Roman"/>
-          <w:sz w:val="28"/>
-          <w:szCs w:val="28"/>
-          <w:lang w:val="en-US"/>
-        </w:rPr>
-        <w:t>String]): Unit = {</w:t>
-      </w:r>
-    </w:p>
-    <w:p>
-      <w:pPr>
-        <w:spacing w:after="0"/>
-        <w:ind w:firstLine="720"/>
-        <w:jc w:val="both"/>
-        <w:rPr>
-          <w:rFonts w:ascii="Times New Roman" w:hAnsi="Times New Roman"/>
-          <w:sz w:val="28"/>
-          <w:szCs w:val="28"/>
-          <w:lang w:val="en-US"/>
-        </w:rPr>
-      </w:pPr>
-      <w:r>
-        <w:rPr>
-          <w:rFonts w:ascii="Times New Roman" w:hAnsi="Times New Roman"/>
-          <w:sz w:val="28"/>
-          <w:szCs w:val="28"/>
-          <w:lang w:val="en-US"/>
-        </w:rPr>
-        <w:t xml:space="preserve">    var size: Int = 5</w:t>
-      </w:r>
-    </w:p>
-    <w:p>
-      <w:pPr>
-        <w:spacing w:after="0"/>
-        <w:ind w:firstLine="720"/>
-        <w:jc w:val="both"/>
-        <w:rPr>
-          <w:rFonts w:ascii="Times New Roman" w:hAnsi="Times New Roman"/>
-          <w:sz w:val="28"/>
-          <w:szCs w:val="28"/>
-          <w:lang w:val="en-US"/>
-        </w:rPr>
-      </w:pPr>
-      <w:r>
-        <w:rPr>
-          <w:rFonts w:ascii="Times New Roman" w:hAnsi="Times New Roman"/>
-          <w:sz w:val="28"/>
-          <w:szCs w:val="28"/>
-          <w:lang w:val="en-US"/>
-        </w:rPr>
-        <w:t xml:space="preserve">    var data: </w:t>
-      </w:r>
-      <w:proofErr w:type="gramStart"/>
-      <w:r>
-        <w:rPr>
-          <w:rFonts w:ascii="Times New Roman" w:hAnsi="Times New Roman"/>
-          <w:sz w:val="28"/>
-          <w:szCs w:val="28"/>
-          <w:lang w:val="en-US"/>
-        </w:rPr>
-        <w:t>Array[</w:t>
-      </w:r>
-      <w:proofErr w:type="gramEnd"/>
-      <w:r>
-        <w:rPr>
-          <w:rFonts w:ascii="Times New Roman" w:hAnsi="Times New Roman"/>
-          <w:sz w:val="28"/>
-          <w:szCs w:val="28"/>
-          <w:lang w:val="en-US"/>
-        </w:rPr>
-        <w:t xml:space="preserve">Double] = new </w:t>
-      </w:r>
-      <w:proofErr w:type="gramStart"/>
-      <w:r>
-        <w:rPr>
-          <w:rFonts w:ascii="Times New Roman" w:hAnsi="Times New Roman"/>
-          <w:sz w:val="28"/>
-          <w:szCs w:val="28"/>
-          <w:lang w:val="en-US"/>
-        </w:rPr>
-        <w:t>Array[</w:t>
-      </w:r>
-      <w:proofErr w:type="gramEnd"/>
-      <w:r>
-        <w:rPr>
-          <w:rFonts w:ascii="Times New Roman" w:hAnsi="Times New Roman"/>
-          <w:sz w:val="28"/>
-          <w:szCs w:val="28"/>
-          <w:lang w:val="en-US"/>
-        </w:rPr>
-        <w:t>Double](size)</w:t>
-      </w:r>
-    </w:p>
-    <w:p>
-      <w:pPr>
-        <w:spacing w:after="0"/>
-        <w:ind w:firstLine="720"/>
-        <w:jc w:val="both"/>
-        <w:rPr>
-          <w:rFonts w:ascii="Times New Roman" w:hAnsi="Times New Roman"/>
-          <w:sz w:val="28"/>
-          <w:szCs w:val="28"/>
-          <w:lang w:val="en-US"/>
-        </w:rPr>
-      </w:pPr>
-      <w:r>
-        <w:rPr>
-          <w:rFonts w:ascii="Times New Roman" w:hAnsi="Times New Roman"/>
-          <w:sz w:val="28"/>
-          <w:szCs w:val="28"/>
-          <w:lang w:val="en-US"/>
-        </w:rPr>
-        <w:t xml:space="preserve">    </w:t>
-      </w:r>
-    </w:p>
-    <w:p>
-      <w:pPr>
-        <w:spacing w:after="0"/>
-        <w:ind w:firstLine="720"/>
-        <w:jc w:val="both"/>
-        <w:rPr>
-          <w:rFonts w:ascii="Times New Roman" w:hAnsi="Times New Roman"/>
-          <w:sz w:val="28"/>
-          <w:szCs w:val="28"/>
-          <w:lang w:val="en-US"/>
-        </w:rPr>
-      </w:pPr>
-    </w:p>
-    <w:p>
-      <w:pPr>
-        <w:spacing w:after="0"/>
-        <w:ind w:firstLine="720"/>
-        <w:jc w:val="both"/>
-        <w:rPr>
-          <w:rFonts w:ascii="Times New Roman" w:hAnsi="Times New Roman"/>
-          <w:sz w:val="28"/>
-          <w:szCs w:val="28"/>
-          <w:lang w:val="en-US"/>
-        </w:rPr>
-      </w:pPr>
-      <w:r>
-        <w:rPr>
-          <w:rFonts w:ascii="Times New Roman" w:hAnsi="Times New Roman"/>
-          <w:sz w:val="28"/>
-          <w:szCs w:val="28"/>
-          <w:lang w:val="en-US"/>
-        </w:rPr>
-        <w:t xml:space="preserve">    </w:t>
-      </w:r>
-      <w:proofErr w:type="gramStart"/>
-      <w:r>
-        <w:rPr>
-          <w:rFonts w:ascii="Times New Roman" w:hAnsi="Times New Roman"/>
-          <w:sz w:val="28"/>
-          <w:szCs w:val="28"/>
-          <w:lang w:val="en-US"/>
-        </w:rPr>
-        <w:t>data(</w:t>
-      </w:r>
-      <w:proofErr w:type="gramEnd"/>
-      <w:r>
-        <w:rPr>
-          <w:rFonts w:ascii="Times New Roman" w:hAnsi="Times New Roman"/>
-          <w:sz w:val="28"/>
-          <w:szCs w:val="28"/>
-          <w:lang w:val="en-US"/>
-        </w:rPr>
-        <w:t>0) = 4.5</w:t>
-      </w:r>
-    </w:p>
-    <w:p>
-      <w:pPr>
-        <w:spacing w:after="0"/>
-        <w:ind w:firstLine="720"/>
-        <w:jc w:val="both"/>
-        <w:rPr>
-          <w:rFonts w:ascii="Times New Roman" w:hAnsi="Times New Roman"/>
-          <w:sz w:val="28"/>
-          <w:szCs w:val="28"/>
-          <w:lang w:val="en-US"/>
-        </w:rPr>
-      </w:pPr>
-      <w:r>
-        <w:rPr>
-          <w:rFonts w:ascii="Times New Roman" w:hAnsi="Times New Roman"/>
-          <w:sz w:val="28"/>
-          <w:szCs w:val="28"/>
-          <w:lang w:val="en-US"/>
-        </w:rPr>
-        <w:t xml:space="preserve">    </w:t>
-      </w:r>
-      <w:proofErr w:type="gramStart"/>
-      <w:r>
-        <w:rPr>
-          <w:rFonts w:ascii="Times New Roman" w:hAnsi="Times New Roman"/>
-          <w:sz w:val="28"/>
-          <w:szCs w:val="28"/>
-          <w:lang w:val="en-US"/>
-        </w:rPr>
-        <w:t>data(</w:t>
-      </w:r>
-      <w:proofErr w:type="gramEnd"/>
-      <w:r>
-        <w:rPr>
-          <w:rFonts w:ascii="Times New Roman" w:hAnsi="Times New Roman"/>
-          <w:sz w:val="28"/>
-          <w:szCs w:val="28"/>
-          <w:lang w:val="en-US"/>
-        </w:rPr>
-        <w:t>1) = 2.1</w:t>
-      </w:r>
-    </w:p>
-    <w:p>
-      <w:pPr>
-        <w:spacing w:after="0"/>
-        <w:ind w:firstLine="720"/>
-        <w:jc w:val="both"/>
-        <w:rPr>
-          <w:rFonts w:ascii="Times New Roman" w:hAnsi="Times New Roman"/>
-          <w:sz w:val="28"/>
-          <w:szCs w:val="28"/>
-          <w:lang w:val="en-US"/>
-        </w:rPr>
-      </w:pPr>
-      <w:r>
-        <w:rPr>
-          <w:rFonts w:ascii="Times New Roman" w:hAnsi="Times New Roman"/>
-          <w:sz w:val="28"/>
-          <w:szCs w:val="28"/>
-          <w:lang w:val="en-US"/>
-        </w:rPr>
-        <w:t xml:space="preserve">    </w:t>
-      </w:r>
-      <w:proofErr w:type="gramStart"/>
-      <w:r>
-        <w:rPr>
-          <w:rFonts w:ascii="Times New Roman" w:hAnsi="Times New Roman"/>
-          <w:sz w:val="28"/>
-          <w:szCs w:val="28"/>
-          <w:lang w:val="en-US"/>
-        </w:rPr>
-        <w:t>data(</w:t>
-      </w:r>
-      <w:proofErr w:type="gramEnd"/>
-      <w:r>
-        <w:rPr>
-          <w:rFonts w:ascii="Times New Roman" w:hAnsi="Times New Roman"/>
-          <w:sz w:val="28"/>
-          <w:szCs w:val="28"/>
-          <w:lang w:val="en-US"/>
-        </w:rPr>
-        <w:t>2) = 7.8</w:t>
-      </w:r>
-    </w:p>
-    <w:p>
-      <w:pPr>
-        <w:spacing w:after="0"/>
-        <w:ind w:firstLine="720"/>
-        <w:jc w:val="both"/>
-        <w:rPr>
-          <w:rFonts w:ascii="Times New Roman" w:hAnsi="Times New Roman"/>
-          <w:sz w:val="28"/>
-          <w:szCs w:val="28"/>
-          <w:lang w:val="en-US"/>
-        </w:rPr>
-      </w:pPr>
-      <w:r>
-        <w:rPr>
-          <w:rFonts w:ascii="Times New Roman" w:hAnsi="Times New Roman"/>
-          <w:sz w:val="28"/>
-          <w:szCs w:val="28"/>
-          <w:lang w:val="en-US"/>
-        </w:rPr>
-        <w:t xml:space="preserve">    </w:t>
-      </w:r>
-      <w:proofErr w:type="gramStart"/>
-      <w:r>
-        <w:rPr>
-          <w:rFonts w:ascii="Times New Roman" w:hAnsi="Times New Roman"/>
-          <w:sz w:val="28"/>
-          <w:szCs w:val="28"/>
-          <w:lang w:val="en-US"/>
-        </w:rPr>
-        <w:t>data(</w:t>
-      </w:r>
-      <w:proofErr w:type="gramEnd"/>
-      <w:r>
-        <w:rPr>
-          <w:rFonts w:ascii="Times New Roman" w:hAnsi="Times New Roman"/>
-          <w:sz w:val="28"/>
-          <w:szCs w:val="28"/>
-          <w:lang w:val="en-US"/>
-        </w:rPr>
-        <w:t>3) = 1.2</w:t>
-      </w:r>
-    </w:p>
-    <w:p>
-      <w:pPr>
-        <w:spacing w:after="0"/>
-        <w:ind w:firstLine="720"/>
-        <w:jc w:val="both"/>
-        <w:rPr>
-          <w:rFonts w:ascii="Times New Roman" w:hAnsi="Times New Roman"/>
-          <w:sz w:val="28"/>
-          <w:szCs w:val="28"/>
-          <w:lang w:val="en-US"/>
-        </w:rPr>
-      </w:pPr>
-      <w:r>
-        <w:rPr>
-          <w:rFonts w:ascii="Times New Roman" w:hAnsi="Times New Roman"/>
-          <w:sz w:val="28"/>
-          <w:szCs w:val="28"/>
-          <w:lang w:val="en-US"/>
-        </w:rPr>
-        <w:lastRenderedPageBreak/>
-        <w:t xml:space="preserve">    </w:t>
-      </w:r>
-      <w:proofErr w:type="gramStart"/>
-      <w:r>
-        <w:rPr>
-          <w:rFonts w:ascii="Times New Roman" w:hAnsi="Times New Roman"/>
-          <w:sz w:val="28"/>
-          <w:szCs w:val="28"/>
-          <w:lang w:val="en-US"/>
-        </w:rPr>
-        <w:t>data(</w:t>
-      </w:r>
-      <w:proofErr w:type="gramEnd"/>
-      <w:r>
-        <w:rPr>
-          <w:rFonts w:ascii="Times New Roman" w:hAnsi="Times New Roman"/>
-          <w:sz w:val="28"/>
-          <w:szCs w:val="28"/>
-          <w:lang w:val="en-US"/>
-        </w:rPr>
-        <w:t>4) = 5.6</w:t>
-      </w:r>
-    </w:p>
-    <w:p>
-      <w:pPr>
-        <w:spacing w:after="0"/>
-        <w:ind w:firstLine="720"/>
-        <w:jc w:val="both"/>
-        <w:rPr>
-          <w:rFonts w:ascii="Times New Roman" w:hAnsi="Times New Roman"/>
-          <w:sz w:val="28"/>
-          <w:szCs w:val="28"/>
-          <w:lang w:val="en-US"/>
-        </w:rPr>
-      </w:pPr>
-      <w:r>
-        <w:rPr>
-          <w:rFonts w:ascii="Times New Roman" w:hAnsi="Times New Roman"/>
-          <w:sz w:val="28"/>
-          <w:szCs w:val="28"/>
-          <w:lang w:val="en-US"/>
-        </w:rPr>
-        <w:t xml:space="preserve">    </w:t>
-      </w:r>
-    </w:p>
-    <w:p>
-      <w:pPr>
-        <w:spacing w:after="0"/>
-        <w:ind w:firstLine="720"/>
-        <w:jc w:val="both"/>
-        <w:rPr>
-          <w:rFonts w:ascii="Times New Roman" w:hAnsi="Times New Roman"/>
-          <w:sz w:val="28"/>
-          <w:szCs w:val="28"/>
-          <w:lang w:val="en-US"/>
-        </w:rPr>
-      </w:pPr>
-      <w:r>
-        <w:rPr>
-          <w:rFonts w:ascii="Times New Roman" w:hAnsi="Times New Roman"/>
-          <w:sz w:val="28"/>
-          <w:szCs w:val="28"/>
-          <w:lang w:val="en-US"/>
-        </w:rPr>
-        <w:t xml:space="preserve">    var variable: String = "Hello"</w:t>
-      </w:r>
-    </w:p>
-    <w:p>
-      <w:pPr>
-        <w:spacing w:after="0"/>
-        <w:ind w:firstLine="720"/>
-        <w:jc w:val="both"/>
-        <w:rPr>
-          <w:rFonts w:ascii="Times New Roman" w:hAnsi="Times New Roman"/>
-          <w:sz w:val="28"/>
-          <w:szCs w:val="28"/>
-          <w:lang w:val="en-US"/>
-        </w:rPr>
-      </w:pPr>
-      <w:r>
-        <w:rPr>
-          <w:rFonts w:ascii="Times New Roman" w:hAnsi="Times New Roman"/>
-          <w:sz w:val="28"/>
-          <w:szCs w:val="28"/>
-          <w:lang w:val="en-US"/>
-        </w:rPr>
-        <w:t xml:space="preserve">    </w:t>
-      </w:r>
-    </w:p>
-    <w:p>
-      <w:pPr>
-        <w:spacing w:after="0"/>
-        <w:ind w:firstLine="720"/>
-        <w:jc w:val="both"/>
-        <w:rPr>
-          <w:rFonts w:ascii="Times New Roman" w:hAnsi="Times New Roman"/>
-          <w:sz w:val="28"/>
-          <w:szCs w:val="28"/>
-          <w:lang w:val="en-US"/>
-        </w:rPr>
-      </w:pPr>
-      <w:r>
-        <w:rPr>
-          <w:rFonts w:ascii="Times New Roman" w:hAnsi="Times New Roman"/>
-          <w:sz w:val="28"/>
-          <w:szCs w:val="28"/>
-          <w:lang w:val="en-US"/>
-        </w:rPr>
-        <w:t xml:space="preserve">    </w:t>
-      </w:r>
-      <w:proofErr w:type="spellStart"/>
-      <w:proofErr w:type="gramStart"/>
-      <w:r>
-        <w:rPr>
-          <w:rFonts w:ascii="Times New Roman" w:hAnsi="Times New Roman"/>
-          <w:sz w:val="28"/>
-          <w:szCs w:val="28"/>
-          <w:lang w:val="en-US"/>
-        </w:rPr>
-        <w:t>bubbleSort</w:t>
-      </w:r>
-      <w:proofErr w:type="spellEnd"/>
-      <w:r>
-        <w:rPr>
-          <w:rFonts w:ascii="Times New Roman" w:hAnsi="Times New Roman"/>
-          <w:sz w:val="28"/>
-          <w:szCs w:val="28"/>
-          <w:lang w:val="en-US"/>
-        </w:rPr>
-        <w:t>(</w:t>
-      </w:r>
-      <w:proofErr w:type="gramEnd"/>
-      <w:r>
-        <w:rPr>
-          <w:rFonts w:ascii="Times New Roman" w:hAnsi="Times New Roman"/>
-          <w:sz w:val="28"/>
-          <w:szCs w:val="28"/>
-          <w:lang w:val="en-US"/>
-        </w:rPr>
-        <w:t>data, size)</w:t>
-      </w:r>
-    </w:p>
-    <w:p>
-      <w:pPr>
-        <w:spacing w:after="0"/>
-        <w:ind w:firstLine="720"/>
-        <w:jc w:val="both"/>
-        <w:rPr>
-          <w:rFonts w:ascii="Times New Roman" w:hAnsi="Times New Roman"/>
-          <w:sz w:val="28"/>
-          <w:szCs w:val="28"/>
-          <w:lang w:val="en-US"/>
-        </w:rPr>
-      </w:pPr>
-      <w:r>
-        <w:rPr>
-          <w:rFonts w:ascii="Times New Roman" w:hAnsi="Times New Roman"/>
-          <w:sz w:val="28"/>
-          <w:szCs w:val="28"/>
-          <w:lang w:val="en-US"/>
-        </w:rPr>
-        <w:t xml:space="preserve">    </w:t>
-      </w:r>
-    </w:p>
-    <w:p>
-      <w:pPr>
-        <w:spacing w:after="0"/>
-        <w:ind w:firstLine="720"/>
-        <w:jc w:val="both"/>
-        <w:rPr>
-          <w:rFonts w:ascii="Times New Roman" w:hAnsi="Times New Roman"/>
-          <w:sz w:val="28"/>
-          <w:szCs w:val="28"/>
-          <w:lang w:val="en-US"/>
-        </w:rPr>
-      </w:pPr>
-    </w:p>
-    <w:p>
-      <w:pPr>
-        <w:spacing w:after="0"/>
-        <w:ind w:firstLine="720"/>
-        <w:jc w:val="both"/>
-        <w:rPr>
-          <w:rFonts w:ascii="Times New Roman" w:hAnsi="Times New Roman"/>
-          <w:sz w:val="28"/>
-          <w:szCs w:val="28"/>
-          <w:lang w:val="en-US"/>
-        </w:rPr>
-      </w:pPr>
-      <w:r>
-        <w:rPr>
-          <w:rFonts w:ascii="Times New Roman" w:hAnsi="Times New Roman"/>
-          <w:sz w:val="28"/>
-          <w:szCs w:val="28"/>
-          <w:lang w:val="en-US"/>
-        </w:rPr>
-        <w:t xml:space="preserve">    var </w:t>
-      </w:r>
-      <w:proofErr w:type="spellStart"/>
-      <w:r>
-        <w:rPr>
-          <w:rFonts w:ascii="Times New Roman" w:hAnsi="Times New Roman"/>
-          <w:sz w:val="28"/>
-          <w:szCs w:val="28"/>
-          <w:lang w:val="en-US"/>
-        </w:rPr>
-        <w:t>meanRes</w:t>
-      </w:r>
-      <w:proofErr w:type="spellEnd"/>
-      <w:r>
-        <w:rPr>
-          <w:rFonts w:ascii="Times New Roman" w:hAnsi="Times New Roman"/>
-          <w:sz w:val="28"/>
-          <w:szCs w:val="28"/>
-          <w:lang w:val="en-US"/>
-        </w:rPr>
-        <w:t xml:space="preserve">: Double = </w:t>
-      </w:r>
-      <w:proofErr w:type="spellStart"/>
-      <w:proofErr w:type="gramStart"/>
-      <w:r>
-        <w:rPr>
-          <w:rFonts w:ascii="Times New Roman" w:hAnsi="Times New Roman"/>
-          <w:sz w:val="28"/>
-          <w:szCs w:val="28"/>
-          <w:lang w:val="en-US"/>
-        </w:rPr>
-        <w:t>calcMean</w:t>
-      </w:r>
-      <w:proofErr w:type="spellEnd"/>
-      <w:r>
-        <w:rPr>
-          <w:rFonts w:ascii="Times New Roman" w:hAnsi="Times New Roman"/>
-          <w:sz w:val="28"/>
-          <w:szCs w:val="28"/>
-          <w:lang w:val="en-US"/>
-        </w:rPr>
-        <w:t>(</w:t>
-      </w:r>
-      <w:proofErr w:type="gramEnd"/>
-      <w:r>
-        <w:rPr>
-          <w:rFonts w:ascii="Times New Roman" w:hAnsi="Times New Roman"/>
-          <w:sz w:val="28"/>
-          <w:szCs w:val="28"/>
-          <w:lang w:val="en-US"/>
-        </w:rPr>
-        <w:t>data, size)</w:t>
-      </w:r>
-    </w:p>
-    <w:p>
-      <w:pPr>
-        <w:spacing w:after="0"/>
-        <w:ind w:firstLine="720"/>
-        <w:jc w:val="both"/>
-        <w:rPr>
-          <w:rFonts w:ascii="Times New Roman" w:hAnsi="Times New Roman"/>
-          <w:sz w:val="28"/>
-          <w:szCs w:val="28"/>
-          <w:lang w:val="en-US"/>
-        </w:rPr>
-      </w:pPr>
-      <w:r>
-        <w:rPr>
-          <w:rFonts w:ascii="Times New Roman" w:hAnsi="Times New Roman"/>
-          <w:sz w:val="28"/>
-          <w:szCs w:val="28"/>
-          <w:lang w:val="en-US"/>
-        </w:rPr>
-        <w:t xml:space="preserve">    var </w:t>
-      </w:r>
-      <w:proofErr w:type="spellStart"/>
-      <w:r>
-        <w:rPr>
-          <w:rFonts w:ascii="Times New Roman" w:hAnsi="Times New Roman"/>
-          <w:sz w:val="28"/>
-          <w:szCs w:val="28"/>
-          <w:lang w:val="en-US"/>
-        </w:rPr>
-        <w:t>maxRes</w:t>
-      </w:r>
-      <w:proofErr w:type="spellEnd"/>
-      <w:r>
-        <w:rPr>
-          <w:rFonts w:ascii="Times New Roman" w:hAnsi="Times New Roman"/>
-          <w:sz w:val="28"/>
-          <w:szCs w:val="28"/>
-          <w:lang w:val="en-US"/>
-        </w:rPr>
-        <w:t xml:space="preserve">: Double = </w:t>
-      </w:r>
-      <w:proofErr w:type="spellStart"/>
-      <w:proofErr w:type="gramStart"/>
-      <w:r>
-        <w:rPr>
-          <w:rFonts w:ascii="Times New Roman" w:hAnsi="Times New Roman"/>
-          <w:sz w:val="28"/>
-          <w:szCs w:val="28"/>
-          <w:lang w:val="en-US"/>
-        </w:rPr>
-        <w:t>findMax</w:t>
-      </w:r>
-      <w:proofErr w:type="spellEnd"/>
-      <w:r>
-        <w:rPr>
-          <w:rFonts w:ascii="Times New Roman" w:hAnsi="Times New Roman"/>
-          <w:sz w:val="28"/>
-          <w:szCs w:val="28"/>
-          <w:lang w:val="en-US"/>
-        </w:rPr>
-        <w:t>(</w:t>
-      </w:r>
-      <w:proofErr w:type="gramEnd"/>
-      <w:r>
-        <w:rPr>
-          <w:rFonts w:ascii="Times New Roman" w:hAnsi="Times New Roman"/>
-          <w:sz w:val="28"/>
-          <w:szCs w:val="28"/>
-          <w:lang w:val="en-US"/>
-        </w:rPr>
-        <w:t>data, size)</w:t>
-      </w:r>
-    </w:p>
-    <w:p>
-      <w:pPr>
-        <w:spacing w:after="0"/>
-        <w:ind w:firstLine="720"/>
-        <w:jc w:val="both"/>
-        <w:rPr>
-          <w:rFonts w:ascii="Times New Roman" w:hAnsi="Times New Roman"/>
-          <w:sz w:val="28"/>
-          <w:szCs w:val="28"/>
-          <w:lang w:val="en-US"/>
-        </w:rPr>
-      </w:pPr>
-      <w:r>
-        <w:rPr>
-          <w:rFonts w:ascii="Times New Roman" w:hAnsi="Times New Roman"/>
-          <w:sz w:val="28"/>
-          <w:szCs w:val="28"/>
-          <w:lang w:val="en-US"/>
-        </w:rPr>
-        <w:t xml:space="preserve">    </w:t>
-      </w:r>
-    </w:p>
-    <w:p>
-      <w:pPr>
-        <w:spacing w:after="0"/>
-        <w:ind w:firstLine="720"/>
-        <w:jc w:val="both"/>
-        <w:rPr>
-          <w:rFonts w:ascii="Times New Roman" w:hAnsi="Times New Roman"/>
-          <w:sz w:val="28"/>
-          <w:szCs w:val="28"/>
-          <w:lang w:val="en-US"/>
-        </w:rPr>
-      </w:pPr>
-    </w:p>
-    <w:p>
-      <w:pPr>
-        <w:spacing w:after="0"/>
-        <w:ind w:firstLine="720"/>
-        <w:jc w:val="both"/>
-        <w:rPr>
-          <w:rFonts w:ascii="Times New Roman" w:hAnsi="Times New Roman"/>
-          <w:sz w:val="28"/>
-          <w:szCs w:val="28"/>
-          <w:lang w:val="en-US"/>
-        </w:rPr>
-      </w:pPr>
-      <w:r>
-        <w:rPr>
-          <w:rFonts w:ascii="Times New Roman" w:hAnsi="Times New Roman"/>
-          <w:sz w:val="28"/>
-          <w:szCs w:val="28"/>
-          <w:lang w:val="en-US"/>
-        </w:rPr>
-        <w:t xml:space="preserve">    var </w:t>
-      </w:r>
-      <w:proofErr w:type="spellStart"/>
-      <w:r>
-        <w:rPr>
-          <w:rFonts w:ascii="Times New Roman" w:hAnsi="Times New Roman"/>
-          <w:sz w:val="28"/>
-          <w:szCs w:val="28"/>
-          <w:lang w:val="en-US"/>
-        </w:rPr>
-        <w:t>factNum</w:t>
-      </w:r>
-      <w:proofErr w:type="spellEnd"/>
-      <w:r>
-        <w:rPr>
-          <w:rFonts w:ascii="Times New Roman" w:hAnsi="Times New Roman"/>
-          <w:sz w:val="28"/>
-          <w:szCs w:val="28"/>
-          <w:lang w:val="en-US"/>
-        </w:rPr>
-        <w:t>: Int = 4</w:t>
-      </w:r>
-    </w:p>
-    <w:p>
-      <w:pPr>
-        <w:spacing w:after="0"/>
-        <w:ind w:firstLine="720"/>
-        <w:jc w:val="both"/>
-        <w:rPr>
-          <w:rFonts w:ascii="Times New Roman" w:hAnsi="Times New Roman"/>
-          <w:sz w:val="28"/>
-          <w:szCs w:val="28"/>
-          <w:lang w:val="en-US"/>
-        </w:rPr>
-      </w:pPr>
-      <w:r>
-        <w:rPr>
-          <w:rFonts w:ascii="Times New Roman" w:hAnsi="Times New Roman"/>
-          <w:sz w:val="28"/>
-          <w:szCs w:val="28"/>
-          <w:lang w:val="en-US"/>
-        </w:rPr>
-        <w:t xml:space="preserve">    var </w:t>
-      </w:r>
-      <w:proofErr w:type="spellStart"/>
-      <w:r>
-        <w:rPr>
-          <w:rFonts w:ascii="Times New Roman" w:hAnsi="Times New Roman"/>
-          <w:sz w:val="28"/>
-          <w:szCs w:val="28"/>
-          <w:lang w:val="en-US"/>
-        </w:rPr>
-        <w:t>factRes</w:t>
-      </w:r>
-      <w:proofErr w:type="spellEnd"/>
-      <w:r>
-        <w:rPr>
-          <w:rFonts w:ascii="Times New Roman" w:hAnsi="Times New Roman"/>
-          <w:sz w:val="28"/>
-          <w:szCs w:val="28"/>
-          <w:lang w:val="en-US"/>
-        </w:rPr>
-        <w:t xml:space="preserve">: Int = </w:t>
-      </w:r>
-      <w:proofErr w:type="spellStart"/>
-      <w:r>
-        <w:rPr>
-          <w:rFonts w:ascii="Times New Roman" w:hAnsi="Times New Roman"/>
-          <w:sz w:val="28"/>
-          <w:szCs w:val="28"/>
-          <w:lang w:val="en-US"/>
-        </w:rPr>
-        <w:t>getFactorial</w:t>
-      </w:r>
-      <w:proofErr w:type="spellEnd"/>
-      <w:r>
-        <w:rPr>
-          <w:rFonts w:ascii="Times New Roman" w:hAnsi="Times New Roman"/>
-          <w:sz w:val="28"/>
-          <w:szCs w:val="28"/>
-          <w:lang w:val="en-US"/>
-        </w:rPr>
-        <w:t>(</w:t>
-      </w:r>
-      <w:proofErr w:type="spellStart"/>
-      <w:r>
-        <w:rPr>
-          <w:rFonts w:ascii="Times New Roman" w:hAnsi="Times New Roman"/>
-          <w:sz w:val="28"/>
-          <w:szCs w:val="28"/>
-          <w:lang w:val="en-US"/>
-        </w:rPr>
-        <w:t>factNum</w:t>
-      </w:r>
-      <w:proofErr w:type="spellEnd"/>
-      <w:r>
-        <w:rPr>
-          <w:rFonts w:ascii="Times New Roman" w:hAnsi="Times New Roman"/>
-          <w:sz w:val="28"/>
-          <w:szCs w:val="28"/>
-          <w:lang w:val="en-US"/>
-        </w:rPr>
-        <w:t>)</w:t>
-      </w:r>
-    </w:p>
-    <w:p>
-      <w:pPr>
-        <w:spacing w:after="0"/>
-        <w:ind w:firstLine="720"/>
-        <w:jc w:val="both"/>
-        <w:rPr>
-          <w:rFonts w:ascii="Times New Roman" w:hAnsi="Times New Roman"/>
-          <w:sz w:val="28"/>
-          <w:szCs w:val="28"/>
-          <w:lang w:val="en-US"/>
-        </w:rPr>
-      </w:pPr>
-      <w:r>
-        <w:rPr>
-          <w:rFonts w:ascii="Times New Roman" w:hAnsi="Times New Roman"/>
-          <w:sz w:val="28"/>
-          <w:szCs w:val="28"/>
-          <w:lang w:val="en-US"/>
-        </w:rPr>
-        <w:t xml:space="preserve">    </w:t>
-      </w:r>
-    </w:p>
-    <w:p>
-      <w:pPr>
-        <w:spacing w:after="0"/>
-        <w:ind w:firstLine="720"/>
-        <w:jc w:val="both"/>
-        <w:rPr>
-          <w:rFonts w:ascii="Times New Roman" w:hAnsi="Times New Roman"/>
-          <w:sz w:val="28"/>
-          <w:szCs w:val="28"/>
-          <w:lang w:val="en-US"/>
-        </w:rPr>
-      </w:pPr>
-    </w:p>
-    <w:p>
-      <w:pPr>
-        <w:spacing w:after="0"/>
-        <w:ind w:firstLine="720"/>
-        <w:jc w:val="both"/>
-        <w:rPr>
-          <w:rFonts w:ascii="Times New Roman" w:hAnsi="Times New Roman"/>
-          <w:sz w:val="28"/>
-          <w:szCs w:val="28"/>
-          <w:lang w:val="en-US"/>
-        </w:rPr>
-      </w:pPr>
-      <w:r>
-        <w:rPr>
-          <w:rFonts w:ascii="Times New Roman" w:hAnsi="Times New Roman"/>
-          <w:sz w:val="28"/>
-          <w:szCs w:val="28"/>
-          <w:lang w:val="en-US"/>
-        </w:rPr>
-        <w:t xml:space="preserve">    var threshold: Double = 5.0</w:t>
-      </w:r>
-    </w:p>
-    <w:p>
-      <w:pPr>
-        <w:spacing w:after="0"/>
-        <w:ind w:firstLine="720"/>
-        <w:jc w:val="both"/>
-        <w:rPr>
-          <w:rFonts w:ascii="Times New Roman" w:hAnsi="Times New Roman"/>
-          <w:sz w:val="28"/>
-          <w:szCs w:val="28"/>
-          <w:lang w:val="en-US"/>
-        </w:rPr>
-      </w:pPr>
-      <w:r>
-        <w:rPr>
-          <w:rFonts w:ascii="Times New Roman" w:hAnsi="Times New Roman"/>
-          <w:sz w:val="28"/>
-          <w:szCs w:val="28"/>
-          <w:lang w:val="en-US"/>
-        </w:rPr>
-        <w:t xml:space="preserve">    if (</w:t>
-      </w:r>
-      <w:proofErr w:type="spellStart"/>
-      <w:r>
-        <w:rPr>
-          <w:rFonts w:ascii="Times New Roman" w:hAnsi="Times New Roman"/>
-          <w:sz w:val="28"/>
-          <w:szCs w:val="28"/>
-          <w:lang w:val="en-US"/>
-        </w:rPr>
-        <w:t>maxRes</w:t>
-      </w:r>
-      <w:proofErr w:type="spellEnd"/>
-      <w:r>
-        <w:rPr>
-          <w:rFonts w:ascii="Times New Roman" w:hAnsi="Times New Roman"/>
-          <w:sz w:val="28"/>
-          <w:szCs w:val="28"/>
-          <w:lang w:val="en-US"/>
-        </w:rPr>
-        <w:t xml:space="preserve"> &gt; </w:t>
-      </w:r>
-      <w:proofErr w:type="gramStart"/>
-      <w:r>
-        <w:rPr>
-          <w:rFonts w:ascii="Times New Roman" w:hAnsi="Times New Roman"/>
-          <w:sz w:val="28"/>
-          <w:szCs w:val="28"/>
-          <w:lang w:val="en-US"/>
-        </w:rPr>
-        <w:t>threshold) {</w:t>
-      </w:r>
-      <w:proofErr w:type="gramEnd"/>
-    </w:p>
-    <w:p>
-      <w:pPr>
-        <w:spacing w:after="0"/>
-        <w:ind w:firstLine="720"/>
-        <w:jc w:val="both"/>
-        <w:rPr>
-          <w:rFonts w:ascii="Times New Roman" w:hAnsi="Times New Roman"/>
-          <w:sz w:val="28"/>
-          <w:szCs w:val="28"/>
-          <w:lang w:val="en-US"/>
-        </w:rPr>
-      </w:pPr>
-      <w:r>
-        <w:rPr>
-          <w:rFonts w:ascii="Times New Roman" w:hAnsi="Times New Roman"/>
-          <w:sz w:val="28"/>
-          <w:szCs w:val="28"/>
-          <w:lang w:val="en-US"/>
-        </w:rPr>
-        <w:t xml:space="preserve">      </w:t>
-      </w:r>
-      <w:proofErr w:type="spellStart"/>
-      <w:proofErr w:type="gramStart"/>
-      <w:r>
-        <w:rPr>
-          <w:rFonts w:ascii="Times New Roman" w:hAnsi="Times New Roman"/>
-          <w:sz w:val="28"/>
-          <w:szCs w:val="28"/>
-          <w:lang w:val="en-US"/>
-        </w:rPr>
-        <w:t>showInfo</w:t>
-      </w:r>
-      <w:proofErr w:type="spellEnd"/>
-      <w:r>
-        <w:rPr>
-          <w:rFonts w:ascii="Times New Roman" w:hAnsi="Times New Roman"/>
-          <w:sz w:val="28"/>
-          <w:szCs w:val="28"/>
-          <w:lang w:val="en-US"/>
-        </w:rPr>
-        <w:t>(</w:t>
-      </w:r>
-      <w:proofErr w:type="spellStart"/>
-      <w:proofErr w:type="gramEnd"/>
-      <w:r>
-        <w:rPr>
-          <w:rFonts w:ascii="Times New Roman" w:hAnsi="Times New Roman"/>
-          <w:sz w:val="28"/>
-          <w:szCs w:val="28"/>
-          <w:lang w:val="en-US"/>
-        </w:rPr>
-        <w:t>meanRes</w:t>
-      </w:r>
-      <w:proofErr w:type="spellEnd"/>
-      <w:r>
-        <w:rPr>
-          <w:rFonts w:ascii="Times New Roman" w:hAnsi="Times New Roman"/>
-          <w:sz w:val="28"/>
-          <w:szCs w:val="28"/>
-          <w:lang w:val="en-US"/>
-        </w:rPr>
-        <w:t xml:space="preserve">, </w:t>
-      </w:r>
-      <w:proofErr w:type="spellStart"/>
-      <w:r>
-        <w:rPr>
-          <w:rFonts w:ascii="Times New Roman" w:hAnsi="Times New Roman"/>
-          <w:sz w:val="28"/>
-          <w:szCs w:val="28"/>
-          <w:lang w:val="en-US"/>
-        </w:rPr>
-        <w:t>maxRes</w:t>
-      </w:r>
-      <w:proofErr w:type="spellEnd"/>
-      <w:r>
-        <w:rPr>
-          <w:rFonts w:ascii="Times New Roman" w:hAnsi="Times New Roman"/>
-          <w:sz w:val="28"/>
-          <w:szCs w:val="28"/>
-          <w:lang w:val="en-US"/>
-        </w:rPr>
-        <w:t xml:space="preserve">, </w:t>
-      </w:r>
-      <w:proofErr w:type="spellStart"/>
-      <w:r>
-        <w:rPr>
-          <w:rFonts w:ascii="Times New Roman" w:hAnsi="Times New Roman"/>
-          <w:sz w:val="28"/>
-          <w:szCs w:val="28"/>
-          <w:lang w:val="en-US"/>
-        </w:rPr>
-        <w:t>factRes</w:t>
-      </w:r>
-      <w:proofErr w:type="spellEnd"/>
-      <w:r>
-        <w:rPr>
-          <w:rFonts w:ascii="Times New Roman" w:hAnsi="Times New Roman"/>
-          <w:sz w:val="28"/>
-          <w:szCs w:val="28"/>
-          <w:lang w:val="en-US"/>
-        </w:rPr>
-        <w:t>)</w:t>
-      </w:r>
-    </w:p>
-    <w:p>
-      <w:pPr>
-        <w:spacing w:after="0"/>
-        <w:ind w:firstLine="720"/>
-        <w:jc w:val="both"/>
+      <w:r>
         <w:rPr>
           <w:rFonts w:ascii="Times New Roman" w:hAnsi="Times New Roman"/>
           <w:sz w:val="28"/>
           <w:szCs w:val="28"/>
           <w:lang w:val="ru-RU"/>
         </w:rPr>
-      </w:pPr>
-      <w:r>
-        <w:rPr>
-          <w:rFonts w:ascii="Times New Roman" w:hAnsi="Times New Roman"/>
-          <w:sz w:val="28"/>
-          <w:szCs w:val="28"/>
-          <w:lang w:val="en-US"/>
-        </w:rPr>
-        <w:t xml:space="preserve">    </w:t>
-      </w:r>
-      <w:r>
-        <w:rPr>
-          <w:rFonts w:ascii="Times New Roman" w:hAnsi="Times New Roman"/>
-          <w:sz w:val="28"/>
-          <w:szCs w:val="28"/>
-          <w:lang w:val="ru-RU"/>
-        </w:rPr>
-        <w:t xml:space="preserve">} </w:t>
-      </w:r>
-      <w:r>
-        <w:rPr>
-          <w:rFonts w:ascii="Times New Roman" w:hAnsi="Times New Roman"/>
-          <w:sz w:val="28"/>
-          <w:szCs w:val="28"/>
-          <w:lang w:val="en-US"/>
-        </w:rPr>
-        <w:t>else</w:t>
-      </w:r>
-      <w:r>
-        <w:rPr>
-          <w:rFonts w:ascii="Times New Roman" w:hAnsi="Times New Roman"/>
-          <w:sz w:val="28"/>
-          <w:szCs w:val="28"/>
-          <w:lang w:val="ru-RU"/>
-        </w:rPr>
-        <w:t xml:space="preserve"> {</w:t>
-      </w:r>
-    </w:p>
-    <w:p>
-      <w:pPr>
-        <w:spacing w:after="0"/>
-        <w:ind w:firstLine="720"/>
-        <w:jc w:val="both"/>
-        <w:rPr>
-          <w:rFonts w:ascii="Times New Roman" w:hAnsi="Times New Roman"/>
-          <w:sz w:val="28"/>
-          <w:szCs w:val="28"/>
-          <w:lang w:val="ru-RU"/>
-        </w:rPr>
-      </w:pPr>
-      <w:r>
-        <w:rPr>
-          <w:rFonts w:ascii="Times New Roman" w:hAnsi="Times New Roman"/>
-          <w:sz w:val="28"/>
-          <w:szCs w:val="28"/>
-          <w:lang w:val="ru-RU"/>
-        </w:rPr>
-        <w:t xml:space="preserve">      </w:t>
-      </w:r>
-      <w:proofErr w:type="spellStart"/>
-      <w:r>
-        <w:rPr>
-          <w:rFonts w:ascii="Times New Roman" w:hAnsi="Times New Roman"/>
-          <w:sz w:val="28"/>
-          <w:szCs w:val="28"/>
-          <w:lang w:val="ru-RU"/>
-        </w:rPr>
-        <w:t>println</w:t>
-      </w:r>
-      <w:proofErr w:type="spellEnd"/>
-      <w:r>
-        <w:rPr>
-          <w:rFonts w:ascii="Times New Roman" w:hAnsi="Times New Roman"/>
-          <w:sz w:val="28"/>
-          <w:szCs w:val="28"/>
-          <w:lang w:val="ru-RU"/>
-        </w:rPr>
-        <w:t>(</w:t>
-      </w:r>
-      <w:proofErr w:type="spellStart"/>
-      <w:r>
-        <w:rPr>
-          <w:rFonts w:ascii="Times New Roman" w:hAnsi="Times New Roman"/>
-          <w:sz w:val="28"/>
-          <w:szCs w:val="28"/>
-          <w:lang w:val="ru-RU"/>
-        </w:rPr>
-        <w:t>factRes</w:t>
-      </w:r>
-      <w:proofErr w:type="spellEnd"/>
-      <w:r>
-        <w:rPr>
-          <w:rFonts w:ascii="Times New Roman" w:hAnsi="Times New Roman"/>
-          <w:sz w:val="28"/>
-          <w:szCs w:val="28"/>
-          <w:lang w:val="ru-RU"/>
-        </w:rPr>
-        <w:t>)</w:t>
+        <w:t>println(factRes)</w:t>
       </w:r>
     </w:p>
     <w:p>
@@ -5217,10 +3472,9 @@
             <w:r>
               <w:rPr>
                 <w:rFonts w:ascii="Times New Roman" w:hAnsi="Times New Roman"/>
-                <w:color w:val="1F1F1F"/>
-                <w:sz w:val="28"/>
-                <w:szCs w:val="28"/>
-                <w:bdr w:val="none" w:sz="0" w:space="0" w:color="auto" w:frame="1"/>
+                <w:sz w:val="28"/>
+                <w:szCs w:val="28"/>
+                <w:lang w:val="en-US"/>
               </w:rPr>
               <w:t>2</w:t>
             </w:r>
@@ -5249,7 +3503,7 @@
                 <w:szCs w:val="28"/>
                 <w:bdr w:val="none" w:sz="0" w:space="0" w:color="auto" w:frame="1"/>
               </w:rPr>
-              <w:t>()</w:t>
+              <w:t>:</w:t>
             </w:r>
           </w:p>
         </w:tc>
@@ -5276,7 +3530,7 @@
                 <w:szCs w:val="28"/>
                 <w:bdr w:val="none" w:sz="0" w:space="0" w:color="auto" w:frame="1"/>
               </w:rPr>
-              <w:t>39</w:t>
+              <w:t>34</w:t>
             </w:r>
           </w:p>
         </w:tc>
@@ -5357,7 +3611,17 @@
                 <w:szCs w:val="28"/>
                 <w:bdr w:val="none" w:sz="0" w:space="0" w:color="auto" w:frame="1"/>
               </w:rPr>
-              <w:t>15</w:t>
+              <w:t>1</w:t>
+            </w:r>
+            <w:r>
+              <w:rPr>
+                <w:rFonts w:ascii="Times New Roman" w:hAnsi="Times New Roman"/>
+                <w:color w:val="1F1F1F"/>
+                <w:sz w:val="28"/>
+                <w:szCs w:val="28"/>
+                <w:bdr w:val="none" w:sz="0" w:space="0" w:color="auto" w:frame="1"/>
+              </w:rPr>
+              <w:t>3</w:t>
             </w:r>
           </w:p>
         </w:tc>
@@ -5381,10 +3645,9 @@
             <w:r>
               <w:rPr>
                 <w:rFonts w:ascii="Times New Roman" w:hAnsi="Times New Roman"/>
-                <w:color w:val="1F1F1F"/>
-                <w:sz w:val="28"/>
-                <w:szCs w:val="28"/>
-                <w:bdr w:val="none" w:sz="0" w:space="0" w:color="auto" w:frame="1"/>
+                <w:sz w:val="28"/>
+                <w:szCs w:val="28"/>
+                <w:lang w:val="en-US"/>
               </w:rPr>
               <w:t>3</w:t>
             </w:r>
@@ -5413,7 +3676,7 @@
                 <w:szCs w:val="28"/>
                 <w:bdr w:val="none" w:sz="0" w:space="0" w:color="auto" w:frame="1"/>
               </w:rPr>
-              <w:t>:</w:t>
+              <w:t>var</w:t>
             </w:r>
           </w:p>
         </w:tc>
@@ -5440,7 +3703,7 @@
                 <w:szCs w:val="28"/>
                 <w:bdr w:val="none" w:sz="0" w:space="0" w:color="auto" w:frame="1"/>
               </w:rPr>
-              <w:t>34</w:t>
+              <w:t>17</w:t>
             </w:r>
           </w:p>
         </w:tc>
@@ -5486,7 +3749,6 @@
                 <w:lang w:val="en-US"/>
               </w:rPr>
             </w:pPr>
-            <w:proofErr w:type="spellStart"/>
             <w:r>
               <w:rPr>
                 <w:rFonts w:ascii="Times New Roman" w:hAnsi="Times New Roman"/>
@@ -5497,7 +3759,6 @@
               </w:rPr>
               <w:t>arr</w:t>
             </w:r>
-            <w:proofErr w:type="spellEnd"/>
           </w:p>
         </w:tc>
         <w:tc>
@@ -5547,10 +3808,9 @@
             <w:r>
               <w:rPr>
                 <w:rFonts w:ascii="Times New Roman" w:hAnsi="Times New Roman"/>
-                <w:color w:val="1F1F1F"/>
-                <w:sz w:val="28"/>
-                <w:szCs w:val="28"/>
-                <w:bdr w:val="none" w:sz="0" w:space="0" w:color="auto" w:frame="1"/>
+                <w:sz w:val="28"/>
+                <w:szCs w:val="28"/>
+                <w:lang w:val="en-US"/>
               </w:rPr>
               <w:t>4</w:t>
             </w:r>
@@ -5571,18 +3831,16 @@
                 <w:lang w:val="ru-RU"/>
               </w:rPr>
             </w:pPr>
-            <w:proofErr w:type="spellStart"/>
-            <w:r>
-              <w:rPr>
-                <w:rFonts w:ascii="Times New Roman" w:hAnsi="Times New Roman"/>
-                <w:color w:val="1F1F1F"/>
-                <w:sz w:val="28"/>
-                <w:szCs w:val="28"/>
-                <w:bdr w:val="none" w:sz="0" w:space="0" w:color="auto" w:frame="1"/>
-              </w:rPr>
-              <w:t>var</w:t>
-            </w:r>
-            <w:proofErr w:type="spellEnd"/>
+            <w:r>
+              <w:rPr>
+                <w:rFonts w:ascii="Times New Roman" w:hAnsi="Times New Roman"/>
+                <w:color w:val="1F1F1F"/>
+                <w:sz w:val="28"/>
+                <w:szCs w:val="28"/>
+                <w:bdr w:val="none" w:sz="0" w:space="0" w:color="auto" w:frame="1"/>
+              </w:rPr>
+              <w:t>{}</w:t>
+            </w:r>
           </w:p>
         </w:tc>
         <w:tc>
@@ -5608,7 +3866,7 @@
                 <w:szCs w:val="28"/>
                 <w:bdr w:val="none" w:sz="0" w:space="0" w:color="auto" w:frame="1"/>
               </w:rPr>
-              <w:t>17</w:t>
+              <w:t>16</w:t>
             </w:r>
           </w:p>
         </w:tc>
@@ -5624,16 +3882,15 @@
                 <w:rFonts w:ascii="Times New Roman" w:hAnsi="Times New Roman"/>
                 <w:sz w:val="28"/>
                 <w:szCs w:val="28"/>
-                <w:lang w:val="en-US"/>
-              </w:rPr>
-            </w:pPr>
-            <w:r>
-              <w:rPr>
-                <w:rFonts w:ascii="Times New Roman" w:hAnsi="Times New Roman"/>
-                <w:color w:val="1F1F1F"/>
-                <w:sz w:val="28"/>
-                <w:szCs w:val="28"/>
-                <w:bdr w:val="none" w:sz="0" w:space="0" w:color="auto" w:frame="1"/>
+                <w:lang w:val="ru-RU"/>
+              </w:rPr>
+            </w:pPr>
+            <w:r>
+              <w:rPr>
+                <w:rFonts w:ascii="Times New Roman" w:hAnsi="Times New Roman"/>
+                <w:sz w:val="28"/>
+                <w:szCs w:val="28"/>
+                <w:lang w:val="ru-RU"/>
               </w:rPr>
               <w:t>4</w:t>
             </w:r>
@@ -5662,7 +3919,7 @@
                 <w:szCs w:val="28"/>
                 <w:bdr w:val="none" w:sz="0" w:space="0" w:color="auto" w:frame="1"/>
               </w:rPr>
-              <w:t>0</w:t>
+              <w:t>j</w:t>
             </w:r>
           </w:p>
         </w:tc>
@@ -5689,7 +3946,17 @@
                 <w:szCs w:val="28"/>
                 <w:bdr w:val="none" w:sz="0" w:space="0" w:color="auto" w:frame="1"/>
               </w:rPr>
-              <w:t>11</w:t>
+              <w:t>1</w:t>
+            </w:r>
+            <w:r>
+              <w:rPr>
+                <w:rFonts w:ascii="Times New Roman" w:hAnsi="Times New Roman"/>
+                <w:color w:val="1F1F1F"/>
+                <w:sz w:val="28"/>
+                <w:szCs w:val="28"/>
+                <w:bdr w:val="none" w:sz="0" w:space="0" w:color="auto" w:frame="1"/>
+              </w:rPr>
+              <w:t>1</w:t>
             </w:r>
           </w:p>
         </w:tc>
@@ -5713,10 +3980,9 @@
             <w:r>
               <w:rPr>
                 <w:rFonts w:ascii="Times New Roman" w:hAnsi="Times New Roman"/>
-                <w:color w:val="1F1F1F"/>
-                <w:sz w:val="28"/>
-                <w:szCs w:val="28"/>
-                <w:bdr w:val="none" w:sz="0" w:space="0" w:color="auto" w:frame="1"/>
+                <w:sz w:val="28"/>
+                <w:szCs w:val="28"/>
+                <w:lang w:val="en-US"/>
               </w:rPr>
               <w:t>5</w:t>
             </w:r>
@@ -5745,7 +4011,7 @@
                 <w:szCs w:val="28"/>
                 <w:bdr w:val="none" w:sz="0" w:space="0" w:color="auto" w:frame="1"/>
               </w:rPr>
-              <w:t>{}</w:t>
+              <w:t>Double</w:t>
             </w:r>
           </w:p>
         </w:tc>
@@ -5772,7 +4038,7 @@
                 <w:szCs w:val="28"/>
                 <w:bdr w:val="none" w:sz="0" w:space="0" w:color="auto" w:frame="1"/>
               </w:rPr>
-              <w:t>16</w:t>
+              <w:t>15</w:t>
             </w:r>
           </w:p>
         </w:tc>
@@ -5788,16 +4054,15 @@
                 <w:rFonts w:ascii="Times New Roman" w:hAnsi="Times New Roman"/>
                 <w:sz w:val="28"/>
                 <w:szCs w:val="28"/>
-                <w:lang w:val="en-US"/>
-              </w:rPr>
-            </w:pPr>
-            <w:r>
-              <w:rPr>
-                <w:rFonts w:ascii="Times New Roman" w:hAnsi="Times New Roman"/>
-                <w:color w:val="1F1F1F"/>
-                <w:sz w:val="28"/>
-                <w:szCs w:val="28"/>
-                <w:bdr w:val="none" w:sz="0" w:space="0" w:color="auto" w:frame="1"/>
+                <w:lang w:val="ru-RU"/>
+              </w:rPr>
+            </w:pPr>
+            <w:r>
+              <w:rPr>
+                <w:rFonts w:ascii="Times New Roman" w:hAnsi="Times New Roman"/>
+                <w:sz w:val="28"/>
+                <w:szCs w:val="28"/>
+                <w:lang w:val="ru-RU"/>
               </w:rPr>
               <w:t>5</w:t>
             </w:r>
@@ -5826,7 +4091,7 @@
                 <w:szCs w:val="28"/>
                 <w:bdr w:val="none" w:sz="0" w:space="0" w:color="auto" w:frame="1"/>
               </w:rPr>
-              <w:t>j</w:t>
+              <w:t>data</w:t>
             </w:r>
           </w:p>
         </w:tc>
@@ -5853,7 +4118,7 @@
                 <w:szCs w:val="28"/>
                 <w:bdr w:val="none" w:sz="0" w:space="0" w:color="auto" w:frame="1"/>
               </w:rPr>
-              <w:t>11</w:t>
+              <w:t>9</w:t>
             </w:r>
           </w:p>
         </w:tc>
@@ -5877,10 +4142,9 @@
             <w:r>
               <w:rPr>
                 <w:rFonts w:ascii="Times New Roman" w:hAnsi="Times New Roman"/>
-                <w:color w:val="1F1F1F"/>
-                <w:sz w:val="28"/>
-                <w:szCs w:val="28"/>
-                <w:bdr w:val="none" w:sz="0" w:space="0" w:color="auto" w:frame="1"/>
+                <w:sz w:val="28"/>
+                <w:szCs w:val="28"/>
+                <w:lang w:val="en-US"/>
               </w:rPr>
               <w:t>6</w:t>
             </w:r>
@@ -5909,7 +4173,7 @@
                 <w:szCs w:val="28"/>
                 <w:bdr w:val="none" w:sz="0" w:space="0" w:color="auto" w:frame="1"/>
               </w:rPr>
-              <w:t>Double</w:t>
+              <w:t>Int</w:t>
             </w:r>
           </w:p>
         </w:tc>
@@ -5952,16 +4216,15 @@
                 <w:rFonts w:ascii="Times New Roman" w:hAnsi="Times New Roman"/>
                 <w:sz w:val="28"/>
                 <w:szCs w:val="28"/>
-                <w:lang w:val="en-US"/>
-              </w:rPr>
-            </w:pPr>
-            <w:r>
-              <w:rPr>
-                <w:rFonts w:ascii="Times New Roman" w:hAnsi="Times New Roman"/>
-                <w:color w:val="1F1F1F"/>
-                <w:sz w:val="28"/>
-                <w:szCs w:val="28"/>
-                <w:bdr w:val="none" w:sz="0" w:space="0" w:color="auto" w:frame="1"/>
+                <w:lang w:val="ru-RU"/>
+              </w:rPr>
+            </w:pPr>
+            <w:r>
+              <w:rPr>
+                <w:rFonts w:ascii="Times New Roman" w:hAnsi="Times New Roman"/>
+                <w:sz w:val="28"/>
+                <w:szCs w:val="28"/>
+                <w:lang w:val="ru-RU"/>
               </w:rPr>
               <w:t>6</w:t>
             </w:r>
@@ -5982,18 +4245,16 @@
                 <w:lang w:val="en-US"/>
               </w:rPr>
             </w:pPr>
-            <w:proofErr w:type="spellStart"/>
-            <w:r>
-              <w:rPr>
-                <w:rFonts w:ascii="Times New Roman" w:hAnsi="Times New Roman"/>
-                <w:color w:val="1F1F1F"/>
-                <w:sz w:val="28"/>
-                <w:szCs w:val="28"/>
-                <w:bdr w:val="none" w:sz="0" w:space="0" w:color="auto" w:frame="1"/>
-              </w:rPr>
-              <w:t>data</w:t>
-            </w:r>
-            <w:proofErr w:type="spellEnd"/>
+            <w:r>
+              <w:rPr>
+                <w:rFonts w:ascii="Times New Roman" w:hAnsi="Times New Roman"/>
+                <w:color w:val="1F1F1F"/>
+                <w:sz w:val="28"/>
+                <w:szCs w:val="28"/>
+                <w:bdr w:val="none" w:sz="0" w:space="0" w:color="auto" w:frame="1"/>
+              </w:rPr>
+              <w:t>len</w:t>
+            </w:r>
           </w:p>
         </w:tc>
         <w:tc>
@@ -6019,7 +4280,7 @@
                 <w:szCs w:val="28"/>
                 <w:bdr w:val="none" w:sz="0" w:space="0" w:color="auto" w:frame="1"/>
               </w:rPr>
-              <w:t>9</w:t>
+              <w:t>8</w:t>
             </w:r>
           </w:p>
         </w:tc>
@@ -6043,10 +4304,9 @@
             <w:r>
               <w:rPr>
                 <w:rFonts w:ascii="Times New Roman" w:hAnsi="Times New Roman"/>
-                <w:color w:val="1F1F1F"/>
-                <w:sz w:val="28"/>
-                <w:szCs w:val="28"/>
-                <w:bdr w:val="none" w:sz="0" w:space="0" w:color="auto" w:frame="1"/>
+                <w:sz w:val="28"/>
+                <w:szCs w:val="28"/>
+                <w:lang w:val="en-US"/>
               </w:rPr>
               <w:t>7</w:t>
             </w:r>
@@ -6062,20 +4322,21 @@
               <w:jc w:val="both"/>
               <w:rPr>
                 <w:rFonts w:ascii="Times New Roman" w:hAnsi="Times New Roman"/>
-                <w:sz w:val="28"/>
-                <w:szCs w:val="28"/>
-                <w:lang w:val="ru-RU"/>
-              </w:rPr>
-            </w:pPr>
-            <w:r>
-              <w:rPr>
-                <w:rFonts w:ascii="Times New Roman" w:hAnsi="Times New Roman"/>
-                <w:color w:val="1F1F1F"/>
-                <w:sz w:val="28"/>
-                <w:szCs w:val="28"/>
-                <w:bdr w:val="none" w:sz="0" w:space="0" w:color="auto" w:frame="1"/>
-              </w:rPr>
-              <w:t>Int</w:t>
+                <w:color w:val="1F1F1F"/>
+                <w:sz w:val="28"/>
+                <w:szCs w:val="28"/>
+                <w:bdr w:val="none" w:sz="0" w:space="0" w:color="auto" w:frame="1"/>
+              </w:rPr>
+            </w:pPr>
+            <w:r>
+              <w:rPr>
+                <w:rFonts w:ascii="Times New Roman" w:hAnsi="Times New Roman"/>
+                <w:color w:val="1F1F1F"/>
+                <w:sz w:val="28"/>
+                <w:szCs w:val="28"/>
+                <w:bdr w:val="none" w:sz="0" w:space="0" w:color="auto" w:frame="1"/>
+              </w:rPr>
+              <w:t>,</w:t>
             </w:r>
           </w:p>
         </w:tc>
@@ -6089,20 +4350,21 @@
               <w:jc w:val="both"/>
               <w:rPr>
                 <w:rFonts w:ascii="Times New Roman" w:hAnsi="Times New Roman"/>
-                <w:sz w:val="28"/>
-                <w:szCs w:val="28"/>
-                <w:lang w:val="en-US"/>
-              </w:rPr>
-            </w:pPr>
-            <w:r>
-              <w:rPr>
-                <w:rFonts w:ascii="Times New Roman" w:hAnsi="Times New Roman"/>
-                <w:color w:val="1F1F1F"/>
-                <w:sz w:val="28"/>
-                <w:szCs w:val="28"/>
-                <w:bdr w:val="none" w:sz="0" w:space="0" w:color="auto" w:frame="1"/>
-              </w:rPr>
-              <w:t>15</w:t>
+                <w:color w:val="1F1F1F"/>
+                <w:sz w:val="28"/>
+                <w:szCs w:val="28"/>
+                <w:bdr w:val="none" w:sz="0" w:space="0" w:color="auto" w:frame="1"/>
+              </w:rPr>
+            </w:pPr>
+            <w:r>
+              <w:rPr>
+                <w:rFonts w:ascii="Times New Roman" w:hAnsi="Times New Roman"/>
+                <w:color w:val="1F1F1F"/>
+                <w:sz w:val="28"/>
+                <w:szCs w:val="28"/>
+                <w:bdr w:val="none" w:sz="0" w:space="0" w:color="auto" w:frame="1"/>
+              </w:rPr>
+              <w:t>10</w:t>
             </w:r>
           </w:p>
         </w:tc>
@@ -6118,16 +4380,15 @@
                 <w:rFonts w:ascii="Times New Roman" w:hAnsi="Times New Roman"/>
                 <w:sz w:val="28"/>
                 <w:szCs w:val="28"/>
-                <w:lang w:val="en-US"/>
-              </w:rPr>
-            </w:pPr>
-            <w:r>
-              <w:rPr>
-                <w:rFonts w:ascii="Times New Roman" w:hAnsi="Times New Roman"/>
-                <w:color w:val="1F1F1F"/>
-                <w:sz w:val="28"/>
-                <w:szCs w:val="28"/>
-                <w:bdr w:val="none" w:sz="0" w:space="0" w:color="auto" w:frame="1"/>
+                <w:lang w:val="ru-RU"/>
+              </w:rPr>
+            </w:pPr>
+            <w:r>
+              <w:rPr>
+                <w:rFonts w:ascii="Times New Roman" w:hAnsi="Times New Roman"/>
+                <w:sz w:val="28"/>
+                <w:szCs w:val="28"/>
+                <w:lang w:val="ru-RU"/>
               </w:rPr>
               <w:t>7</w:t>
             </w:r>
@@ -6143,23 +4404,24 @@
               <w:jc w:val="both"/>
               <w:rPr>
                 <w:rFonts w:ascii="Times New Roman" w:hAnsi="Times New Roman"/>
-                <w:sz w:val="28"/>
-                <w:szCs w:val="28"/>
-                <w:lang w:val="en-US"/>
-              </w:rPr>
-            </w:pPr>
-            <w:proofErr w:type="spellStart"/>
-            <w:r>
-              <w:rPr>
-                <w:rFonts w:ascii="Times New Roman" w:hAnsi="Times New Roman"/>
-                <w:color w:val="1F1F1F"/>
-                <w:sz w:val="28"/>
-                <w:szCs w:val="28"/>
-                <w:bdr w:val="none" w:sz="0" w:space="0" w:color="auto" w:frame="1"/>
-              </w:rPr>
-              <w:t>len</w:t>
-            </w:r>
-            <w:proofErr w:type="spellEnd"/>
+                <w:color w:val="1F1F1F"/>
+                <w:sz w:val="28"/>
+                <w:szCs w:val="28"/>
+                <w:bdr w:val="none" w:sz="0" w:space="0" w:color="auto" w:frame="1"/>
+                <w:lang w:val="ru-RU"/>
+              </w:rPr>
+            </w:pPr>
+            <w:r>
+              <w:rPr>
+                <w:rFonts w:ascii="Times New Roman" w:hAnsi="Times New Roman"/>
+                <w:color w:val="1F1F1F"/>
+                <w:sz w:val="28"/>
+                <w:szCs w:val="28"/>
+                <w:bdr w:val="none" w:sz="0" w:space="0" w:color="auto" w:frame="1"/>
+                <w:lang w:val="ru-RU"/>
+              </w:rPr>
+              <w:t>0</w:t>
+            </w:r>
           </w:p>
         </w:tc>
         <w:tc>
@@ -6172,20 +4434,23 @@
               <w:jc w:val="both"/>
               <w:rPr>
                 <w:rFonts w:ascii="Times New Roman" w:hAnsi="Times New Roman"/>
-                <w:sz w:val="28"/>
-                <w:szCs w:val="28"/>
-                <w:lang w:val="en-US"/>
-              </w:rPr>
-            </w:pPr>
-            <w:r>
-              <w:rPr>
-                <w:rFonts w:ascii="Times New Roman" w:hAnsi="Times New Roman"/>
-                <w:color w:val="1F1F1F"/>
-                <w:sz w:val="28"/>
-                <w:szCs w:val="28"/>
-                <w:bdr w:val="none" w:sz="0" w:space="0" w:color="auto" w:frame="1"/>
-              </w:rPr>
-              <w:t>8</w:t>
+                <w:color w:val="1F1F1F"/>
+                <w:sz w:val="28"/>
+                <w:szCs w:val="28"/>
+                <w:bdr w:val="none" w:sz="0" w:space="0" w:color="auto" w:frame="1"/>
+                <w:lang w:val="ru-RU"/>
+              </w:rPr>
+            </w:pPr>
+            <w:r>
+              <w:rPr>
+                <w:rFonts w:ascii="Times New Roman" w:hAnsi="Times New Roman"/>
+                <w:color w:val="1F1F1F"/>
+                <w:sz w:val="28"/>
+                <w:szCs w:val="28"/>
+                <w:bdr w:val="none" w:sz="0" w:space="0" w:color="auto" w:frame="1"/>
+                <w:lang w:val="ru-RU"/>
+              </w:rPr>
+              <w:t>6</w:t>
             </w:r>
           </w:p>
         </w:tc>
@@ -6209,10 +4474,9 @@
             <w:r>
               <w:rPr>
                 <w:rFonts w:ascii="Times New Roman" w:hAnsi="Times New Roman"/>
-                <w:color w:val="1F1F1F"/>
-                <w:sz w:val="28"/>
-                <w:szCs w:val="28"/>
-                <w:bdr w:val="none" w:sz="0" w:space="0" w:color="auto" w:frame="1"/>
+                <w:sz w:val="28"/>
+                <w:szCs w:val="28"/>
+                <w:lang w:val="en-US"/>
               </w:rPr>
               <w:t>8</w:t>
             </w:r>
@@ -6241,7 +4505,7 @@
                 <w:szCs w:val="28"/>
                 <w:bdr w:val="none" w:sz="0" w:space="0" w:color="auto" w:frame="1"/>
               </w:rPr>
-              <w:t>,</w:t>
+              <w:t>+</w:t>
             </w:r>
           </w:p>
         </w:tc>
@@ -6268,7 +4532,7 @@
                 <w:szCs w:val="28"/>
                 <w:bdr w:val="none" w:sz="0" w:space="0" w:color="auto" w:frame="1"/>
               </w:rPr>
-              <w:t>10</w:t>
+              <w:t>9</w:t>
             </w:r>
           </w:p>
         </w:tc>
@@ -6284,16 +4548,15 @@
                 <w:rFonts w:ascii="Times New Roman" w:hAnsi="Times New Roman"/>
                 <w:sz w:val="28"/>
                 <w:szCs w:val="28"/>
-                <w:lang w:val="en-US"/>
-              </w:rPr>
-            </w:pPr>
-            <w:r>
-              <w:rPr>
-                <w:rFonts w:ascii="Times New Roman" w:hAnsi="Times New Roman"/>
-                <w:color w:val="1F1F1F"/>
-                <w:sz w:val="28"/>
-                <w:szCs w:val="28"/>
-                <w:bdr w:val="none" w:sz="0" w:space="0" w:color="auto" w:frame="1"/>
+                <w:lang w:val="ru-RU"/>
+              </w:rPr>
+            </w:pPr>
+            <w:r>
+              <w:rPr>
+                <w:rFonts w:ascii="Times New Roman" w:hAnsi="Times New Roman"/>
+                <w:sz w:val="28"/>
+                <w:szCs w:val="28"/>
+                <w:lang w:val="ru-RU"/>
               </w:rPr>
               <w:t>8</w:t>
             </w:r>
@@ -6373,10 +4636,9 @@
             <w:r>
               <w:rPr>
                 <w:rFonts w:ascii="Times New Roman" w:hAnsi="Times New Roman"/>
-                <w:color w:val="1F1F1F"/>
-                <w:sz w:val="28"/>
-                <w:szCs w:val="28"/>
-                <w:bdr w:val="none" w:sz="0" w:space="0" w:color="auto" w:frame="1"/>
+                <w:sz w:val="28"/>
+                <w:szCs w:val="28"/>
+                <w:lang w:val="en-US"/>
               </w:rPr>
               <w:t>9</w:t>
             </w:r>
@@ -6405,7 +4667,7 @@
                 <w:szCs w:val="28"/>
                 <w:bdr w:val="none" w:sz="0" w:space="0" w:color="auto" w:frame="1"/>
               </w:rPr>
-              <w:t>+</w:t>
+              <w:t>[]</w:t>
             </w:r>
           </w:p>
         </w:tc>
@@ -6432,39 +4694,38 @@
                 <w:szCs w:val="28"/>
                 <w:bdr w:val="none" w:sz="0" w:space="0" w:color="auto" w:frame="1"/>
               </w:rPr>
+              <w:t>6</w:t>
+            </w:r>
+          </w:p>
+        </w:tc>
+        <w:tc>
+          <w:tcPr>
+            <w:tcW w:w="1505" w:type="dxa"/>
+            <w:vAlign w:val="center"/>
+          </w:tcPr>
+          <w:p>
+            <w:pPr>
+              <w:jc w:val="both"/>
+              <w:rPr>
+                <w:rFonts w:ascii="Times New Roman" w:hAnsi="Times New Roman"/>
+                <w:sz w:val="28"/>
+                <w:szCs w:val="28"/>
+                <w:lang w:val="ru-RU"/>
+              </w:rPr>
+            </w:pPr>
+            <w:r>
+              <w:rPr>
+                <w:rFonts w:ascii="Times New Roman" w:hAnsi="Times New Roman"/>
+                <w:sz w:val="28"/>
+                <w:szCs w:val="28"/>
+                <w:lang w:val="ru-RU"/>
+              </w:rPr>
               <w:t>9</w:t>
             </w:r>
           </w:p>
         </w:tc>
         <w:tc>
           <w:tcPr>
-            <w:tcW w:w="1505" w:type="dxa"/>
-            <w:vAlign w:val="center"/>
-          </w:tcPr>
-          <w:p>
-            <w:pPr>
-              <w:jc w:val="both"/>
-              <w:rPr>
-                <w:rFonts w:ascii="Times New Roman" w:hAnsi="Times New Roman"/>
-                <w:sz w:val="28"/>
-                <w:szCs w:val="28"/>
-                <w:lang w:val="en-US"/>
-              </w:rPr>
-            </w:pPr>
-            <w:r>
-              <w:rPr>
-                <w:rFonts w:ascii="Times New Roman" w:hAnsi="Times New Roman"/>
-                <w:color w:val="1F1F1F"/>
-                <w:sz w:val="28"/>
-                <w:szCs w:val="28"/>
-                <w:bdr w:val="none" w:sz="0" w:space="0" w:color="auto" w:frame="1"/>
-              </w:rPr>
-              <w:t>9</w:t>
-            </w:r>
-          </w:p>
-        </w:tc>
-        <w:tc>
-          <w:tcPr>
             <w:tcW w:w="1771" w:type="dxa"/>
             <w:vAlign w:val="center"/>
           </w:tcPr>
@@ -6478,7 +4739,6 @@
                 <w:lang w:val="en-US"/>
               </w:rPr>
             </w:pPr>
-            <w:proofErr w:type="spellStart"/>
             <w:r>
               <w:rPr>
                 <w:rFonts w:ascii="Times New Roman" w:hAnsi="Times New Roman"/>
@@ -6489,7 +4749,6 @@
               </w:rPr>
               <w:t>size</w:t>
             </w:r>
-            <w:proofErr w:type="spellEnd"/>
           </w:p>
         </w:tc>
         <w:tc>
@@ -6544,93 +4803,102 @@
                 <w:szCs w:val="28"/>
                 <w:bdr w:val="none" w:sz="0" w:space="0" w:color="auto" w:frame="1"/>
               </w:rPr>
+              <w:t>1</w:t>
+            </w:r>
+            <w:r>
+              <w:rPr>
+                <w:rFonts w:ascii="Times New Roman" w:hAnsi="Times New Roman"/>
+                <w:color w:val="1F1F1F"/>
+                <w:sz w:val="28"/>
+                <w:szCs w:val="28"/>
+                <w:bdr w:val="none" w:sz="0" w:space="0" w:color="auto" w:frame="1"/>
+              </w:rPr>
+              <w:t>0</w:t>
+            </w:r>
+          </w:p>
+        </w:tc>
+        <w:tc>
+          <w:tcPr>
+            <w:tcW w:w="2092" w:type="dxa"/>
+            <w:vAlign w:val="center"/>
+          </w:tcPr>
+          <w:p>
+            <w:pPr>
+              <w:jc w:val="both"/>
+              <w:rPr>
+                <w:rFonts w:ascii="Times New Roman" w:hAnsi="Times New Roman"/>
+                <w:sz w:val="28"/>
+                <w:szCs w:val="28"/>
+                <w:lang w:val="ru-RU"/>
+              </w:rPr>
+            </w:pPr>
+            <w:r>
+              <w:rPr>
+                <w:rFonts w:ascii="Times New Roman" w:hAnsi="Times New Roman"/>
+                <w:color w:val="1F1F1F"/>
+                <w:sz w:val="28"/>
+                <w:szCs w:val="28"/>
+                <w:bdr w:val="none" w:sz="0" w:space="0" w:color="auto" w:frame="1"/>
+              </w:rPr>
+              <w:t>def</w:t>
+            </w:r>
+          </w:p>
+        </w:tc>
+        <w:tc>
+          <w:tcPr>
+            <w:tcW w:w="1506" w:type="dxa"/>
+            <w:vAlign w:val="center"/>
+          </w:tcPr>
+          <w:p>
+            <w:pPr>
+              <w:jc w:val="both"/>
+              <w:rPr>
+                <w:rFonts w:ascii="Times New Roman" w:hAnsi="Times New Roman"/>
+                <w:sz w:val="28"/>
+                <w:szCs w:val="28"/>
+                <w:lang w:val="en-US"/>
+              </w:rPr>
+            </w:pPr>
+            <w:r>
+              <w:rPr>
+                <w:rFonts w:ascii="Times New Roman" w:hAnsi="Times New Roman"/>
+                <w:color w:val="1F1F1F"/>
+                <w:sz w:val="28"/>
+                <w:szCs w:val="28"/>
+                <w:bdr w:val="none" w:sz="0" w:space="0" w:color="auto" w:frame="1"/>
+              </w:rPr>
+              <w:t>6</w:t>
+            </w:r>
+          </w:p>
+        </w:tc>
+        <w:tc>
+          <w:tcPr>
+            <w:tcW w:w="1505" w:type="dxa"/>
+            <w:vAlign w:val="center"/>
+          </w:tcPr>
+          <w:p>
+            <w:pPr>
+              <w:jc w:val="both"/>
+              <w:rPr>
+                <w:rFonts w:ascii="Times New Roman" w:hAnsi="Times New Roman"/>
+                <w:sz w:val="28"/>
+                <w:szCs w:val="28"/>
+                <w:lang w:val="ru-RU"/>
+              </w:rPr>
+            </w:pPr>
+            <w:r>
+              <w:rPr>
+                <w:rFonts w:ascii="Times New Roman" w:hAnsi="Times New Roman"/>
+                <w:sz w:val="28"/>
+                <w:szCs w:val="28"/>
+                <w:lang w:val="ru-RU"/>
+              </w:rPr>
               <w:t>10</w:t>
             </w:r>
           </w:p>
         </w:tc>
         <w:tc>
           <w:tcPr>
-            <w:tcW w:w="2092" w:type="dxa"/>
-            <w:vAlign w:val="center"/>
-          </w:tcPr>
-          <w:p>
-            <w:pPr>
-              <w:jc w:val="both"/>
-              <w:rPr>
-                <w:rFonts w:ascii="Times New Roman" w:hAnsi="Times New Roman"/>
-                <w:sz w:val="28"/>
-                <w:szCs w:val="28"/>
-                <w:lang w:val="ru-RU"/>
-              </w:rPr>
-            </w:pPr>
-            <w:r>
-              <w:rPr>
-                <w:rFonts w:ascii="Times New Roman" w:hAnsi="Times New Roman"/>
-                <w:color w:val="1F1F1F"/>
-                <w:sz w:val="28"/>
-                <w:szCs w:val="28"/>
-                <w:bdr w:val="none" w:sz="0" w:space="0" w:color="auto" w:frame="1"/>
-              </w:rPr>
-              <w:t>.</w:t>
-            </w:r>
-          </w:p>
-        </w:tc>
-        <w:tc>
-          <w:tcPr>
-            <w:tcW w:w="1506" w:type="dxa"/>
-            <w:vAlign w:val="center"/>
-          </w:tcPr>
-          <w:p>
-            <w:pPr>
-              <w:jc w:val="both"/>
-              <w:rPr>
-                <w:rFonts w:ascii="Times New Roman" w:hAnsi="Times New Roman"/>
-                <w:sz w:val="28"/>
-                <w:szCs w:val="28"/>
-                <w:lang w:val="en-US"/>
-              </w:rPr>
-            </w:pPr>
-            <w:r>
-              <w:rPr>
-                <w:rFonts w:ascii="Times New Roman" w:hAnsi="Times New Roman"/>
-                <w:color w:val="1F1F1F"/>
-                <w:sz w:val="28"/>
-                <w:szCs w:val="28"/>
-                <w:bdr w:val="none" w:sz="0" w:space="0" w:color="auto" w:frame="1"/>
-              </w:rPr>
-              <w:t>8</w:t>
-            </w:r>
-          </w:p>
-        </w:tc>
-        <w:tc>
-          <w:tcPr>
-            <w:tcW w:w="1505" w:type="dxa"/>
-            <w:vAlign w:val="center"/>
-          </w:tcPr>
-          <w:p>
-            <w:pPr>
-              <w:jc w:val="both"/>
-              <w:rPr>
-                <w:rFonts w:ascii="Times New Roman" w:hAnsi="Times New Roman"/>
-                <w:sz w:val="28"/>
-                <w:szCs w:val="28"/>
-                <w:lang w:val="en-US"/>
-              </w:rPr>
-            </w:pPr>
-            <w:r>
-              <w:rPr>
-                <w:rFonts w:ascii="Times New Roman" w:hAnsi="Times New Roman"/>
-                <w:color w:val="1F1F1F"/>
-                <w:sz w:val="28"/>
-                <w:szCs w:val="28"/>
-                <w:bdr w:val="none" w:sz="0" w:space="0" w:color="auto" w:frame="1"/>
-              </w:rPr>
-              <w:t>10</w:t>
-            </w:r>
-          </w:p>
-        </w:tc>
-        <w:tc>
-          <w:tcPr>
             <w:tcW w:w="1771" w:type="dxa"/>
             <w:vAlign w:val="center"/>
           </w:tcPr>
@@ -6644,7 +4912,6 @@
                 <w:lang w:val="en-US"/>
               </w:rPr>
             </w:pPr>
-            <w:proofErr w:type="spellStart"/>
             <w:r>
               <w:rPr>
                 <w:rFonts w:ascii="Times New Roman" w:hAnsi="Times New Roman"/>
@@ -6655,7 +4922,6 @@
               </w:rPr>
               <w:t>sum</w:t>
             </w:r>
-            <w:proofErr w:type="spellEnd"/>
           </w:p>
         </w:tc>
         <w:tc>
@@ -6710,7 +4976,17 @@
                 <w:szCs w:val="28"/>
                 <w:bdr w:val="none" w:sz="0" w:space="0" w:color="auto" w:frame="1"/>
               </w:rPr>
-              <w:t>11</w:t>
+              <w:t>1</w:t>
+            </w:r>
+            <w:r>
+              <w:rPr>
+                <w:rFonts w:ascii="Times New Roman" w:hAnsi="Times New Roman"/>
+                <w:color w:val="1F1F1F"/>
+                <w:sz w:val="28"/>
+                <w:szCs w:val="28"/>
+                <w:bdr w:val="none" w:sz="0" w:space="0" w:color="auto" w:frame="1"/>
+              </w:rPr>
+              <w:t>1</w:t>
             </w:r>
           </w:p>
         </w:tc>
@@ -6737,7 +5013,7 @@
                 <w:szCs w:val="28"/>
                 <w:bdr w:val="none" w:sz="0" w:space="0" w:color="auto" w:frame="1"/>
               </w:rPr>
-              <w:t>[]</w:t>
+              <w:t>Array</w:t>
             </w:r>
           </w:p>
         </w:tc>
@@ -6780,18 +5056,29 @@
                 <w:rFonts w:ascii="Times New Roman" w:hAnsi="Times New Roman"/>
                 <w:sz w:val="28"/>
                 <w:szCs w:val="28"/>
-                <w:lang w:val="en-US"/>
-              </w:rPr>
-            </w:pPr>
-            <w:r>
-              <w:rPr>
-                <w:rFonts w:ascii="Times New Roman" w:hAnsi="Times New Roman"/>
-                <w:color w:val="1F1F1F"/>
-                <w:sz w:val="28"/>
-                <w:szCs w:val="28"/>
-                <w:bdr w:val="none" w:sz="0" w:space="0" w:color="auto" w:frame="1"/>
-              </w:rPr>
-              <w:t>11</w:t>
+                <w:lang w:val="ru-RU"/>
+              </w:rPr>
+            </w:pPr>
+            <w:r>
+              <w:rPr>
+                <w:rFonts w:ascii="Times New Roman" w:hAnsi="Times New Roman"/>
+                <w:color w:val="1F1F1F"/>
+                <w:sz w:val="28"/>
+                <w:szCs w:val="28"/>
+                <w:bdr w:val="none" w:sz="0" w:space="0" w:color="auto" w:frame="1"/>
+              </w:rPr>
+              <w:t>1</w:t>
+            </w:r>
+            <w:r>
+              <w:rPr>
+                <w:rFonts w:ascii="Times New Roman" w:hAnsi="Times New Roman"/>
+                <w:color w:val="1F1F1F"/>
+                <w:sz w:val="28"/>
+                <w:szCs w:val="28"/>
+                <w:bdr w:val="none" w:sz="0" w:space="0" w:color="auto" w:frame="1"/>
+                <w:lang w:val="ru-RU"/>
+              </w:rPr>
+              <w:t>1</w:t>
             </w:r>
           </w:p>
         </w:tc>
@@ -6810,7 +5097,6 @@
                 <w:lang w:val="en-US"/>
               </w:rPr>
             </w:pPr>
-            <w:proofErr w:type="spellStart"/>
             <w:r>
               <w:rPr>
                 <w:rFonts w:ascii="Times New Roman" w:hAnsi="Times New Roman"/>
@@ -6821,7 +5107,6 @@
               </w:rPr>
               <w:t>maxVal</w:t>
             </w:r>
-            <w:proofErr w:type="spellEnd"/>
           </w:p>
         </w:tc>
         <w:tc>
@@ -6876,7 +5161,17 @@
                 <w:szCs w:val="28"/>
                 <w:bdr w:val="none" w:sz="0" w:space="0" w:color="auto" w:frame="1"/>
               </w:rPr>
-              <w:t>12</w:t>
+              <w:t>1</w:t>
+            </w:r>
+            <w:r>
+              <w:rPr>
+                <w:rFonts w:ascii="Times New Roman" w:hAnsi="Times New Roman"/>
+                <w:color w:val="1F1F1F"/>
+                <w:sz w:val="28"/>
+                <w:szCs w:val="28"/>
+                <w:bdr w:val="none" w:sz="0" w:space="0" w:color="auto" w:frame="1"/>
+              </w:rPr>
+              <w:t>2</w:t>
             </w:r>
           </w:p>
         </w:tc>
@@ -6895,18 +5190,16 @@
                 <w:lang w:val="ru-RU"/>
               </w:rPr>
             </w:pPr>
-            <w:proofErr w:type="spellStart"/>
-            <w:r>
-              <w:rPr>
-                <w:rFonts w:ascii="Times New Roman" w:hAnsi="Times New Roman"/>
-                <w:color w:val="1F1F1F"/>
-                <w:sz w:val="28"/>
-                <w:szCs w:val="28"/>
-                <w:bdr w:val="none" w:sz="0" w:space="0" w:color="auto" w:frame="1"/>
-              </w:rPr>
-              <w:t>def</w:t>
-            </w:r>
-            <w:proofErr w:type="spellEnd"/>
+            <w:r>
+              <w:rPr>
+                <w:rFonts w:ascii="Times New Roman" w:hAnsi="Times New Roman"/>
+                <w:color w:val="1F1F1F"/>
+                <w:sz w:val="28"/>
+                <w:szCs w:val="28"/>
+                <w:bdr w:val="none" w:sz="0" w:space="0" w:color="auto" w:frame="1"/>
+              </w:rPr>
+              <w:t>while</w:t>
+            </w:r>
           </w:p>
         </w:tc>
         <w:tc>
@@ -6932,7 +5225,7 @@
                 <w:szCs w:val="28"/>
                 <w:bdr w:val="none" w:sz="0" w:space="0" w:color="auto" w:frame="1"/>
               </w:rPr>
-              <w:t>6</w:t>
+              <w:t>5</w:t>
             </w:r>
           </w:p>
         </w:tc>
@@ -6948,18 +5241,29 @@
                 <w:rFonts w:ascii="Times New Roman" w:hAnsi="Times New Roman"/>
                 <w:sz w:val="28"/>
                 <w:szCs w:val="28"/>
-                <w:lang w:val="en-US"/>
-              </w:rPr>
-            </w:pPr>
-            <w:r>
-              <w:rPr>
-                <w:rFonts w:ascii="Times New Roman" w:hAnsi="Times New Roman"/>
-                <w:color w:val="1F1F1F"/>
-                <w:sz w:val="28"/>
-                <w:szCs w:val="28"/>
-                <w:bdr w:val="none" w:sz="0" w:space="0" w:color="auto" w:frame="1"/>
-              </w:rPr>
-              <w:t>12</w:t>
+                <w:lang w:val="ru-RU"/>
+              </w:rPr>
+            </w:pPr>
+            <w:r>
+              <w:rPr>
+                <w:rFonts w:ascii="Times New Roman" w:hAnsi="Times New Roman"/>
+                <w:color w:val="1F1F1F"/>
+                <w:sz w:val="28"/>
+                <w:szCs w:val="28"/>
+                <w:bdr w:val="none" w:sz="0" w:space="0" w:color="auto" w:frame="1"/>
+              </w:rPr>
+              <w:t>1</w:t>
+            </w:r>
+            <w:r>
+              <w:rPr>
+                <w:rFonts w:ascii="Times New Roman" w:hAnsi="Times New Roman"/>
+                <w:color w:val="1F1F1F"/>
+                <w:sz w:val="28"/>
+                <w:szCs w:val="28"/>
+                <w:bdr w:val="none" w:sz="0" w:space="0" w:color="auto" w:frame="1"/>
+                <w:lang w:val="ru-RU"/>
+              </w:rPr>
+              <w:t>2</w:t>
             </w:r>
           </w:p>
         </w:tc>
@@ -6978,7 +5282,6 @@
                 <w:lang w:val="en-US"/>
               </w:rPr>
             </w:pPr>
-            <w:proofErr w:type="spellStart"/>
             <w:r>
               <w:rPr>
                 <w:rFonts w:ascii="Times New Roman" w:hAnsi="Times New Roman"/>
@@ -6989,7 +5292,6 @@
               </w:rPr>
               <w:t>res</w:t>
             </w:r>
-            <w:proofErr w:type="spellEnd"/>
           </w:p>
         </w:tc>
         <w:tc>
@@ -7044,7 +5346,17 @@
                 <w:szCs w:val="28"/>
                 <w:bdr w:val="none" w:sz="0" w:space="0" w:color="auto" w:frame="1"/>
               </w:rPr>
-              <w:t>13</w:t>
+              <w:t>1</w:t>
+            </w:r>
+            <w:r>
+              <w:rPr>
+                <w:rFonts w:ascii="Times New Roman" w:hAnsi="Times New Roman"/>
+                <w:color w:val="1F1F1F"/>
+                <w:sz w:val="28"/>
+                <w:szCs w:val="28"/>
+                <w:bdr w:val="none" w:sz="0" w:space="0" w:color="auto" w:frame="1"/>
+              </w:rPr>
+              <w:t>3</w:t>
             </w:r>
           </w:p>
         </w:tc>
@@ -7063,18 +5375,16 @@
                 <w:lang w:val="ru-RU"/>
               </w:rPr>
             </w:pPr>
-            <w:proofErr w:type="spellStart"/>
-            <w:r>
-              <w:rPr>
-                <w:rFonts w:ascii="Times New Roman" w:hAnsi="Times New Roman"/>
-                <w:color w:val="1F1F1F"/>
-                <w:sz w:val="28"/>
-                <w:szCs w:val="28"/>
-                <w:bdr w:val="none" w:sz="0" w:space="0" w:color="auto" w:frame="1"/>
-              </w:rPr>
-              <w:t>Array</w:t>
-            </w:r>
-            <w:proofErr w:type="spellEnd"/>
+            <w:r>
+              <w:rPr>
+                <w:rFonts w:ascii="Times New Roman" w:hAnsi="Times New Roman"/>
+                <w:color w:val="1F1F1F"/>
+                <w:sz w:val="28"/>
+                <w:szCs w:val="28"/>
+                <w:bdr w:val="none" w:sz="0" w:space="0" w:color="auto" w:frame="1"/>
+              </w:rPr>
+              <w:t>&lt;</w:t>
+            </w:r>
           </w:p>
         </w:tc>
         <w:tc>
@@ -7100,7 +5410,7 @@
                 <w:szCs w:val="28"/>
                 <w:bdr w:val="none" w:sz="0" w:space="0" w:color="auto" w:frame="1"/>
               </w:rPr>
-              <w:t>6</w:t>
+              <w:t>4</w:t>
             </w:r>
           </w:p>
         </w:tc>
@@ -7116,7 +5426,7 @@
                 <w:rFonts w:ascii="Times New Roman" w:hAnsi="Times New Roman"/>
                 <w:sz w:val="28"/>
                 <w:szCs w:val="28"/>
-                <w:lang w:val="en-US"/>
+                <w:lang w:val="ru-RU"/>
               </w:rPr>
             </w:pPr>
             <w:r>
@@ -7136,6 +5446,7 @@
                 <w:sz w:val="28"/>
                 <w:szCs w:val="28"/>
                 <w:bdr w:val="none" w:sz="0" w:space="0" w:color="auto" w:frame="1"/>
+                <w:lang w:val="ru-RU"/>
               </w:rPr>
               <w:t>3</w:t>
             </w:r>
@@ -7164,7 +5475,7 @@
                 <w:szCs w:val="28"/>
                 <w:bdr w:val="none" w:sz="0" w:space="0" w:color="auto" w:frame="1"/>
               </w:rPr>
-              <w:t>5</w:t>
+              <w:t>tmp</w:t>
             </w:r>
           </w:p>
         </w:tc>
@@ -7191,7 +5502,7 @@
                 <w:szCs w:val="28"/>
                 <w:bdr w:val="none" w:sz="0" w:space="0" w:color="auto" w:frame="1"/>
               </w:rPr>
-              <w:t>4</w:t>
+              <w:t>3</w:t>
             </w:r>
           </w:p>
         </w:tc>
@@ -7219,9 +5530,21 @@
                 <w:sz w:val="28"/>
                 <w:szCs w:val="28"/>
                 <w:bdr w:val="none" w:sz="0" w:space="0" w:color="auto" w:frame="1"/>
+                <w:lang w:val="ru-RU"/>
               </w:rPr>
               <w:lastRenderedPageBreak/>
-              <w:t>14</w:t>
+              <w:t>1</w:t>
+            </w:r>
+            <w:r>
+              <w:rPr>
+                <w:rFonts w:ascii="Times New Roman" w:hAnsi="Times New Roman"/>
+                <w:color w:val="1F1F1F"/>
+                <w:sz w:val="28"/>
+                <w:szCs w:val="28"/>
+                <w:bdr w:val="none" w:sz="0" w:space="0" w:color="auto" w:frame="1"/>
+                <w:lang w:val="en-US"/>
+              </w:rPr>
+              <w:t>4</w:t>
             </w:r>
           </w:p>
         </w:tc>
@@ -7240,18 +5563,17 @@
                 <w:lang w:val="ru-RU"/>
               </w:rPr>
             </w:pPr>
-            <w:proofErr w:type="spellStart"/>
-            <w:r>
-              <w:rPr>
-                <w:rFonts w:ascii="Times New Roman" w:hAnsi="Times New Roman"/>
-                <w:color w:val="1F1F1F"/>
-                <w:sz w:val="28"/>
-                <w:szCs w:val="28"/>
-                <w:bdr w:val="none" w:sz="0" w:space="0" w:color="auto" w:frame="1"/>
-              </w:rPr>
-              <w:t>while</w:t>
-            </w:r>
-            <w:proofErr w:type="spellEnd"/>
+            <w:r>
+              <w:rPr>
+                <w:rFonts w:ascii="Times New Roman" w:hAnsi="Times New Roman"/>
+                <w:color w:val="1F1F1F"/>
+                <w:sz w:val="28"/>
+                <w:szCs w:val="28"/>
+                <w:bdr w:val="none" w:sz="0" w:space="0" w:color="auto" w:frame="1"/>
+                <w:lang w:val="en-US"/>
+              </w:rPr>
+              <w:t>println</w:t>
+            </w:r>
           </w:p>
         </w:tc>
         <w:tc>
@@ -7277,7 +5599,7 @@
                 <w:szCs w:val="28"/>
                 <w:bdr w:val="none" w:sz="0" w:space="0" w:color="auto" w:frame="1"/>
               </w:rPr>
-              <w:t>5</w:t>
+              <w:t>4</w:t>
             </w:r>
           </w:p>
         </w:tc>
@@ -7293,7 +5615,7 @@
                 <w:rFonts w:ascii="Times New Roman" w:hAnsi="Times New Roman"/>
                 <w:sz w:val="28"/>
                 <w:szCs w:val="28"/>
-                <w:lang w:val="en-US"/>
+                <w:lang w:val="ru-RU"/>
               </w:rPr>
             </w:pPr>
             <w:r>
@@ -7313,6 +5635,7 @@
                 <w:sz w:val="28"/>
                 <w:szCs w:val="28"/>
                 <w:bdr w:val="none" w:sz="0" w:space="0" w:color="auto" w:frame="1"/>
+                <w:lang w:val="ru-RU"/>
               </w:rPr>
               <w:t>4</w:t>
             </w:r>
@@ -7333,18 +5656,16 @@
                 <w:lang w:val="en-US"/>
               </w:rPr>
             </w:pPr>
-            <w:proofErr w:type="spellStart"/>
-            <w:r>
-              <w:rPr>
-                <w:rFonts w:ascii="Times New Roman" w:hAnsi="Times New Roman"/>
-                <w:color w:val="1F1F1F"/>
-                <w:sz w:val="28"/>
-                <w:szCs w:val="28"/>
-                <w:bdr w:val="none" w:sz="0" w:space="0" w:color="auto" w:frame="1"/>
-              </w:rPr>
-              <w:t>tmp</w:t>
-            </w:r>
-            <w:proofErr w:type="spellEnd"/>
+            <w:r>
+              <w:rPr>
+                <w:rFonts w:ascii="Times New Roman" w:hAnsi="Times New Roman"/>
+                <w:color w:val="1F1F1F"/>
+                <w:sz w:val="28"/>
+                <w:szCs w:val="28"/>
+                <w:bdr w:val="none" w:sz="0" w:space="0" w:color="auto" w:frame="1"/>
+              </w:rPr>
+              <w:t>maxRes</w:t>
+            </w:r>
           </w:p>
         </w:tc>
         <w:tc>
@@ -7399,7 +5720,17 @@
                 <w:szCs w:val="28"/>
                 <w:bdr w:val="none" w:sz="0" w:space="0" w:color="auto" w:frame="1"/>
               </w:rPr>
-              <w:t>15</w:t>
+              <w:t>1</w:t>
+            </w:r>
+            <w:r>
+              <w:rPr>
+                <w:rFonts w:ascii="Times New Roman" w:hAnsi="Times New Roman"/>
+                <w:color w:val="1F1F1F"/>
+                <w:sz w:val="28"/>
+                <w:szCs w:val="28"/>
+                <w:bdr w:val="none" w:sz="0" w:space="0" w:color="auto" w:frame="1"/>
+              </w:rPr>
+              <w:t>5</w:t>
             </w:r>
           </w:p>
         </w:tc>
@@ -7426,7 +5757,7 @@
                 <w:szCs w:val="28"/>
                 <w:bdr w:val="none" w:sz="0" w:space="0" w:color="auto" w:frame="1"/>
               </w:rPr>
-              <w:t>&lt;</w:t>
+              <w:t>&gt;</w:t>
             </w:r>
           </w:p>
         </w:tc>
@@ -7453,7 +5784,7 @@
                 <w:szCs w:val="28"/>
                 <w:bdr w:val="none" w:sz="0" w:space="0" w:color="auto" w:frame="1"/>
               </w:rPr>
-              <w:t>4</w:t>
+              <w:t>3</w:t>
             </w:r>
           </w:p>
         </w:tc>
@@ -7469,7 +5800,7 @@
                 <w:rFonts w:ascii="Times New Roman" w:hAnsi="Times New Roman"/>
                 <w:sz w:val="28"/>
                 <w:szCs w:val="28"/>
-                <w:lang w:val="en-US"/>
+                <w:lang w:val="ru-RU"/>
               </w:rPr>
             </w:pPr>
             <w:r>
@@ -7489,6 +5820,7 @@
                 <w:sz w:val="28"/>
                 <w:szCs w:val="28"/>
                 <w:bdr w:val="none" w:sz="0" w:space="0" w:color="auto" w:frame="1"/>
+                <w:lang w:val="ru-RU"/>
               </w:rPr>
               <w:t>5</w:t>
             </w:r>
@@ -7517,7 +5849,7 @@
                 <w:szCs w:val="28"/>
                 <w:bdr w:val="none" w:sz="0" w:space="0" w:color="auto" w:frame="1"/>
               </w:rPr>
-              <w:t>4</w:t>
+              <w:t>factRes</w:t>
             </w:r>
           </w:p>
         </w:tc>
@@ -7574,6 +5906,102 @@
                 <w:sz w:val="28"/>
                 <w:szCs w:val="28"/>
                 <w:bdr w:val="none" w:sz="0" w:space="0" w:color="auto" w:frame="1"/>
+              </w:rPr>
+              <w:t>1</w:t>
+            </w:r>
+            <w:r>
+              <w:rPr>
+                <w:rFonts w:ascii="Times New Roman" w:hAnsi="Times New Roman"/>
+                <w:color w:val="1F1F1F"/>
+                <w:sz w:val="28"/>
+                <w:szCs w:val="28"/>
+                <w:bdr w:val="none" w:sz="0" w:space="0" w:color="auto" w:frame="1"/>
+              </w:rPr>
+              <w:t>6</w:t>
+            </w:r>
+          </w:p>
+        </w:tc>
+        <w:tc>
+          <w:tcPr>
+            <w:tcW w:w="2092" w:type="dxa"/>
+            <w:vAlign w:val="center"/>
+          </w:tcPr>
+          <w:p>
+            <w:pPr>
+              <w:jc w:val="both"/>
+              <w:rPr>
+                <w:rFonts w:ascii="Times New Roman" w:hAnsi="Times New Roman"/>
+                <w:color w:val="1F1F1F"/>
+                <w:sz w:val="28"/>
+                <w:szCs w:val="28"/>
+                <w:bdr w:val="none" w:sz="0" w:space="0" w:color="auto" w:frame="1"/>
+                <w:lang w:val="en-US"/>
+              </w:rPr>
+            </w:pPr>
+            <w:r>
+              <w:rPr>
+                <w:rFonts w:ascii="Times New Roman" w:hAnsi="Times New Roman"/>
+                <w:color w:val="1F1F1F"/>
+                <w:sz w:val="28"/>
+                <w:szCs w:val="28"/>
+                <w:bdr w:val="none" w:sz="0" w:space="0" w:color="auto" w:frame="1"/>
+              </w:rPr>
+              <w:t>return</w:t>
+            </w:r>
+          </w:p>
+        </w:tc>
+        <w:tc>
+          <w:tcPr>
+            <w:tcW w:w="1506" w:type="dxa"/>
+            <w:vAlign w:val="center"/>
+          </w:tcPr>
+          <w:p>
+            <w:pPr>
+              <w:jc w:val="both"/>
+              <w:rPr>
+                <w:rFonts w:ascii="Times New Roman" w:hAnsi="Times New Roman"/>
+                <w:color w:val="1F1F1F"/>
+                <w:sz w:val="28"/>
+                <w:szCs w:val="28"/>
+                <w:bdr w:val="none" w:sz="0" w:space="0" w:color="auto" w:frame="1"/>
+              </w:rPr>
+            </w:pPr>
+            <w:r>
+              <w:rPr>
+                <w:rFonts w:ascii="Times New Roman" w:hAnsi="Times New Roman"/>
+                <w:color w:val="1F1F1F"/>
+                <w:sz w:val="28"/>
+                <w:szCs w:val="28"/>
+                <w:bdr w:val="none" w:sz="0" w:space="0" w:color="auto" w:frame="1"/>
+              </w:rPr>
+              <w:t>3</w:t>
+            </w:r>
+          </w:p>
+        </w:tc>
+        <w:tc>
+          <w:tcPr>
+            <w:tcW w:w="1505" w:type="dxa"/>
+            <w:vAlign w:val="center"/>
+          </w:tcPr>
+          <w:p>
+            <w:pPr>
+              <w:jc w:val="both"/>
+              <w:rPr>
+                <w:rFonts w:ascii="Times New Roman" w:hAnsi="Times New Roman"/>
+                <w:color w:val="1F1F1F"/>
+                <w:sz w:val="28"/>
+                <w:szCs w:val="28"/>
+                <w:bdr w:val="none" w:sz="0" w:space="0" w:color="auto" w:frame="1"/>
+                <w:lang w:val="ru-RU"/>
+              </w:rPr>
+            </w:pPr>
+            <w:r>
+              <w:rPr>
+                <w:rFonts w:ascii="Times New Roman" w:hAnsi="Times New Roman"/>
+                <w:color w:val="1F1F1F"/>
+                <w:sz w:val="28"/>
+                <w:szCs w:val="28"/>
+                <w:bdr w:val="none" w:sz="0" w:space="0" w:color="auto" w:frame="1"/>
                 <w:lang w:val="ru-RU"/>
               </w:rPr>
               <w:t>16</w:t>
@@ -7582,104 +6010,6 @@
         </w:tc>
         <w:tc>
           <w:tcPr>
-            <w:tcW w:w="2092" w:type="dxa"/>
-            <w:vAlign w:val="center"/>
-          </w:tcPr>
-          <w:p>
-            <w:pPr>
-              <w:jc w:val="both"/>
-              <w:rPr>
-                <w:rFonts w:ascii="Times New Roman" w:hAnsi="Times New Roman"/>
-                <w:color w:val="1F1F1F"/>
-                <w:sz w:val="28"/>
-                <w:szCs w:val="28"/>
-                <w:bdr w:val="none" w:sz="0" w:space="0" w:color="auto" w:frame="1"/>
-                <w:lang w:val="en-US"/>
-              </w:rPr>
-            </w:pPr>
-            <w:proofErr w:type="spellStart"/>
-            <w:r>
-              <w:rPr>
-                <w:rFonts w:ascii="Times New Roman" w:hAnsi="Times New Roman"/>
-                <w:color w:val="1F1F1F"/>
-                <w:sz w:val="28"/>
-                <w:szCs w:val="28"/>
-                <w:bdr w:val="none" w:sz="0" w:space="0" w:color="auto" w:frame="1"/>
-                <w:lang w:val="en-US"/>
-              </w:rPr>
-              <w:t>println</w:t>
-            </w:r>
-            <w:proofErr w:type="spellEnd"/>
-          </w:p>
-        </w:tc>
-        <w:tc>
-          <w:tcPr>
-            <w:tcW w:w="1506" w:type="dxa"/>
-            <w:vAlign w:val="center"/>
-          </w:tcPr>
-          <w:p>
-            <w:pPr>
-              <w:jc w:val="both"/>
-              <w:rPr>
-                <w:rFonts w:ascii="Times New Roman" w:hAnsi="Times New Roman"/>
-                <w:color w:val="1F1F1F"/>
-                <w:sz w:val="28"/>
-                <w:szCs w:val="28"/>
-                <w:bdr w:val="none" w:sz="0" w:space="0" w:color="auto" w:frame="1"/>
-              </w:rPr>
-            </w:pPr>
-            <w:r>
-              <w:rPr>
-                <w:rFonts w:ascii="Times New Roman" w:hAnsi="Times New Roman"/>
-                <w:color w:val="1F1F1F"/>
-                <w:sz w:val="28"/>
-                <w:szCs w:val="28"/>
-                <w:bdr w:val="none" w:sz="0" w:space="0" w:color="auto" w:frame="1"/>
-              </w:rPr>
-              <w:t>4</w:t>
-            </w:r>
-          </w:p>
-        </w:tc>
-        <w:tc>
-          <w:tcPr>
-            <w:tcW w:w="1505" w:type="dxa"/>
-            <w:vAlign w:val="center"/>
-          </w:tcPr>
-          <w:p>
-            <w:pPr>
-              <w:jc w:val="both"/>
-              <w:rPr>
-                <w:rFonts w:ascii="Times New Roman" w:hAnsi="Times New Roman"/>
-                <w:color w:val="1F1F1F"/>
-                <w:sz w:val="28"/>
-                <w:szCs w:val="28"/>
-                <w:bdr w:val="none" w:sz="0" w:space="0" w:color="auto" w:frame="1"/>
-              </w:rPr>
-            </w:pPr>
-            <w:r>
-              <w:rPr>
-                <w:rFonts w:ascii="Times New Roman" w:hAnsi="Times New Roman"/>
-                <w:color w:val="1F1F1F"/>
-                <w:sz w:val="28"/>
-                <w:szCs w:val="28"/>
-                <w:bdr w:val="none" w:sz="0" w:space="0" w:color="auto" w:frame="1"/>
-              </w:rPr>
-              <w:t>1</w:t>
-            </w:r>
-            <w:r>
-              <w:rPr>
-                <w:rFonts w:ascii="Times New Roman" w:hAnsi="Times New Roman"/>
-                <w:color w:val="1F1F1F"/>
-                <w:sz w:val="28"/>
-                <w:szCs w:val="28"/>
-                <w:bdr w:val="none" w:sz="0" w:space="0" w:color="auto" w:frame="1"/>
-              </w:rPr>
-              <w:t>6</w:t>
-            </w:r>
-          </w:p>
-        </w:tc>
-        <w:tc>
-          <w:tcPr>
             <w:tcW w:w="1771" w:type="dxa"/>
             <w:vAlign w:val="center"/>
           </w:tcPr>
@@ -7692,45 +6022,49 @@
                 <w:sz w:val="28"/>
                 <w:szCs w:val="28"/>
                 <w:bdr w:val="none" w:sz="0" w:space="0" w:color="auto" w:frame="1"/>
-              </w:rPr>
-            </w:pPr>
-            <w:r>
-              <w:rPr>
-                <w:rFonts w:ascii="Times New Roman" w:hAnsi="Times New Roman"/>
-                <w:color w:val="1F1F1F"/>
-                <w:sz w:val="28"/>
-                <w:szCs w:val="28"/>
-                <w:bdr w:val="none" w:sz="0" w:space="0" w:color="auto" w:frame="1"/>
+                <w:lang w:val="ru-RU"/>
+              </w:rPr>
+            </w:pPr>
+            <w:r>
+              <w:rPr>
+                <w:rFonts w:ascii="Times New Roman" w:hAnsi="Times New Roman"/>
+                <w:color w:val="1F1F1F"/>
+                <w:sz w:val="28"/>
+                <w:szCs w:val="28"/>
+                <w:bdr w:val="none" w:sz="0" w:space="0" w:color="auto" w:frame="1"/>
+                <w:lang w:val="ru-RU"/>
+              </w:rPr>
+              <w:t>0.0</w:t>
+            </w:r>
+          </w:p>
+        </w:tc>
+        <w:tc>
+          <w:tcPr>
+            <w:tcW w:w="1507" w:type="dxa"/>
+            <w:vAlign w:val="center"/>
+          </w:tcPr>
+          <w:p>
+            <w:pPr>
+              <w:jc w:val="both"/>
+              <w:rPr>
+                <w:rFonts w:ascii="Times New Roman" w:hAnsi="Times New Roman"/>
+                <w:color w:val="1F1F1F"/>
+                <w:sz w:val="28"/>
+                <w:szCs w:val="28"/>
+                <w:bdr w:val="none" w:sz="0" w:space="0" w:color="auto" w:frame="1"/>
+                <w:lang w:val="ru-RU"/>
+              </w:rPr>
+            </w:pPr>
+            <w:r>
+              <w:rPr>
+                <w:rFonts w:ascii="Times New Roman" w:hAnsi="Times New Roman"/>
+                <w:color w:val="1F1F1F"/>
+                <w:sz w:val="28"/>
+                <w:szCs w:val="28"/>
+                <w:bdr w:val="none" w:sz="0" w:space="0" w:color="auto" w:frame="1"/>
+                <w:lang w:val="ru-RU"/>
               </w:rPr>
               <w:t>2</w:t>
-            </w:r>
-          </w:p>
-        </w:tc>
-        <w:tc>
-          <w:tcPr>
-            <w:tcW w:w="1507" w:type="dxa"/>
-            <w:vAlign w:val="center"/>
-          </w:tcPr>
-          <w:p>
-            <w:pPr>
-              <w:jc w:val="both"/>
-              <w:rPr>
-                <w:rFonts w:ascii="Times New Roman" w:hAnsi="Times New Roman"/>
-                <w:color w:val="1F1F1F"/>
-                <w:sz w:val="28"/>
-                <w:szCs w:val="28"/>
-                <w:bdr w:val="none" w:sz="0" w:space="0" w:color="auto" w:frame="1"/>
-              </w:rPr>
-            </w:pPr>
-            <w:r>
-              <w:rPr>
-                <w:rFonts w:ascii="Times New Roman" w:hAnsi="Times New Roman"/>
-                <w:color w:val="1F1F1F"/>
-                <w:sz w:val="28"/>
-                <w:szCs w:val="28"/>
-                <w:bdr w:val="none" w:sz="0" w:space="0" w:color="auto" w:frame="1"/>
-              </w:rPr>
-              <w:t>3</w:t>
             </w:r>
           </w:p>
         </w:tc>
@@ -7796,7 +6130,7 @@
                 <w:szCs w:val="28"/>
                 <w:bdr w:val="none" w:sz="0" w:space="0" w:color="auto" w:frame="1"/>
               </w:rPr>
-              <w:t>&gt;</w:t>
+              <w:t>if</w:t>
             </w:r>
           </w:p>
         </w:tc>
@@ -7839,26 +6173,24 @@
                 <w:rFonts w:ascii="Times New Roman" w:hAnsi="Times New Roman"/>
                 <w:sz w:val="28"/>
                 <w:szCs w:val="28"/>
-                <w:lang w:val="en-US"/>
-              </w:rPr>
-            </w:pPr>
-            <w:r>
-              <w:rPr>
-                <w:rFonts w:ascii="Times New Roman" w:hAnsi="Times New Roman"/>
-                <w:color w:val="1F1F1F"/>
-                <w:sz w:val="28"/>
-                <w:szCs w:val="28"/>
-                <w:bdr w:val="none" w:sz="0" w:space="0" w:color="auto" w:frame="1"/>
+                <w:lang w:val="ru-RU"/>
+              </w:rPr>
+            </w:pPr>
+            <w:r>
+              <w:rPr>
+                <w:rFonts w:ascii="Times New Roman" w:hAnsi="Times New Roman"/>
+                <w:sz w:val="28"/>
+                <w:szCs w:val="28"/>
+                <w:lang w:val="en-US"/>
               </w:rPr>
               <w:t>1</w:t>
             </w:r>
             <w:r>
               <w:rPr>
                 <w:rFonts w:ascii="Times New Roman" w:hAnsi="Times New Roman"/>
-                <w:color w:val="1F1F1F"/>
-                <w:sz w:val="28"/>
-                <w:szCs w:val="28"/>
-                <w:bdr w:val="none" w:sz="0" w:space="0" w:color="auto" w:frame="1"/>
+                <w:sz w:val="28"/>
+                <w:szCs w:val="28"/>
+                <w:lang w:val="ru-RU"/>
               </w:rPr>
               <w:t>7</w:t>
             </w:r>
@@ -7879,18 +6211,16 @@
                 <w:lang w:val="en-US"/>
               </w:rPr>
             </w:pPr>
-            <w:proofErr w:type="spellStart"/>
-            <w:r>
-              <w:rPr>
-                <w:rFonts w:ascii="Times New Roman" w:hAnsi="Times New Roman"/>
-                <w:color w:val="1F1F1F"/>
-                <w:sz w:val="28"/>
-                <w:szCs w:val="28"/>
-                <w:bdr w:val="none" w:sz="0" w:space="0" w:color="auto" w:frame="1"/>
-              </w:rPr>
-              <w:t>maxRes</w:t>
-            </w:r>
-            <w:proofErr w:type="spellEnd"/>
+            <w:r>
+              <w:rPr>
+                <w:rFonts w:ascii="Times New Roman" w:hAnsi="Times New Roman"/>
+                <w:color w:val="1F1F1F"/>
+                <w:sz w:val="28"/>
+                <w:szCs w:val="28"/>
+                <w:bdr w:val="none" w:sz="0" w:space="0" w:color="auto" w:frame="1"/>
+              </w:rPr>
+              <w:t>n</w:t>
+            </w:r>
           </w:p>
         </w:tc>
         <w:tc>
@@ -7916,7 +6246,7 @@
                 <w:szCs w:val="28"/>
                 <w:bdr w:val="none" w:sz="0" w:space="0" w:color="auto" w:frame="1"/>
               </w:rPr>
-              <w:t>3</w:t>
+              <w:t>2</w:t>
             </w:r>
           </w:p>
         </w:tc>
@@ -7932,30 +6262,21 @@
               <w:jc w:val="both"/>
               <w:rPr>
                 <w:rFonts w:ascii="Times New Roman" w:hAnsi="Times New Roman"/>
-                <w:sz w:val="28"/>
-                <w:szCs w:val="28"/>
-                <w:lang w:val="en-US"/>
-              </w:rPr>
-            </w:pPr>
-            <w:r>
-              <w:rPr>
-                <w:rFonts w:ascii="Times New Roman" w:hAnsi="Times New Roman"/>
-                <w:color w:val="1F1F1F"/>
-                <w:sz w:val="28"/>
-                <w:szCs w:val="28"/>
-                <w:bdr w:val="none" w:sz="0" w:space="0" w:color="auto" w:frame="1"/>
-              </w:rPr>
-              <w:t>1</w:t>
-            </w:r>
-            <w:r>
-              <w:rPr>
-                <w:rFonts w:ascii="Times New Roman" w:hAnsi="Times New Roman"/>
-                <w:color w:val="1F1F1F"/>
-                <w:sz w:val="28"/>
-                <w:szCs w:val="28"/>
-                <w:bdr w:val="none" w:sz="0" w:space="0" w:color="auto" w:frame="1"/>
-              </w:rPr>
-              <w:t>8</w:t>
+                <w:color w:val="1F1F1F"/>
+                <w:sz w:val="28"/>
+                <w:szCs w:val="28"/>
+                <w:bdr w:val="none" w:sz="0" w:space="0" w:color="auto" w:frame="1"/>
+                <w:lang w:val="ru-RU"/>
+              </w:rPr>
+            </w:pPr>
+            <w:r>
+              <w:rPr>
+                <w:rFonts w:ascii="Times New Roman" w:hAnsi="Times New Roman"/>
+                <w:sz w:val="28"/>
+                <w:szCs w:val="28"/>
+                <w:lang w:val="en-US"/>
+              </w:rPr>
+              <w:t>18</w:t>
             </w:r>
           </w:p>
         </w:tc>
@@ -7969,23 +6290,23 @@
               <w:jc w:val="both"/>
               <w:rPr>
                 <w:rFonts w:ascii="Times New Roman" w:hAnsi="Times New Roman"/>
-                <w:sz w:val="28"/>
-                <w:szCs w:val="28"/>
-                <w:lang w:val="ru-RU"/>
-              </w:rPr>
-            </w:pPr>
-            <w:proofErr w:type="spellStart"/>
-            <w:r>
-              <w:rPr>
-                <w:rFonts w:ascii="Times New Roman" w:hAnsi="Times New Roman"/>
-                <w:color w:val="1F1F1F"/>
-                <w:sz w:val="28"/>
-                <w:szCs w:val="28"/>
-                <w:bdr w:val="none" w:sz="0" w:space="0" w:color="auto" w:frame="1"/>
-              </w:rPr>
-              <w:t>return</w:t>
-            </w:r>
-            <w:proofErr w:type="spellEnd"/>
+                <w:color w:val="1F1F1F"/>
+                <w:sz w:val="28"/>
+                <w:szCs w:val="28"/>
+                <w:bdr w:val="none" w:sz="0" w:space="0" w:color="auto" w:frame="1"/>
+                <w:lang w:val="en-US"/>
+              </w:rPr>
+            </w:pPr>
+            <w:r>
+              <w:rPr>
+                <w:rFonts w:ascii="Times New Roman" w:hAnsi="Times New Roman"/>
+                <w:color w:val="1F1F1F"/>
+                <w:sz w:val="28"/>
+                <w:szCs w:val="28"/>
+                <w:bdr w:val="none" w:sz="0" w:space="0" w:color="auto" w:frame="1"/>
+              </w:rPr>
+              <w:t>Unit</w:t>
+            </w:r>
           </w:p>
         </w:tc>
         <w:tc>
@@ -7998,9 +6319,10 @@
               <w:jc w:val="both"/>
               <w:rPr>
                 <w:rFonts w:ascii="Times New Roman" w:hAnsi="Times New Roman"/>
-                <w:sz w:val="28"/>
-                <w:szCs w:val="28"/>
-                <w:lang w:val="en-US"/>
+                <w:color w:val="1F1F1F"/>
+                <w:sz w:val="28"/>
+                <w:szCs w:val="28"/>
+                <w:bdr w:val="none" w:sz="0" w:space="0" w:color="auto" w:frame="1"/>
               </w:rPr>
             </w:pPr>
             <w:r>
@@ -8025,30 +6347,23 @@
               <w:jc w:val="both"/>
               <w:rPr>
                 <w:rFonts w:ascii="Times New Roman" w:hAnsi="Times New Roman"/>
-                <w:sz w:val="28"/>
-                <w:szCs w:val="28"/>
-                <w:lang w:val="en-US"/>
-              </w:rPr>
-            </w:pPr>
-            <w:r>
-              <w:rPr>
-                <w:rFonts w:ascii="Times New Roman" w:hAnsi="Times New Roman"/>
-                <w:color w:val="1F1F1F"/>
-                <w:sz w:val="28"/>
-                <w:szCs w:val="28"/>
-                <w:bdr w:val="none" w:sz="0" w:space="0" w:color="auto" w:frame="1"/>
-              </w:rPr>
-              <w:t>1</w:t>
-            </w:r>
-            <w:r>
-              <w:rPr>
-                <w:rFonts w:ascii="Times New Roman" w:hAnsi="Times New Roman"/>
-                <w:color w:val="1F1F1F"/>
-                <w:sz w:val="28"/>
-                <w:szCs w:val="28"/>
-                <w:bdr w:val="none" w:sz="0" w:space="0" w:color="auto" w:frame="1"/>
-              </w:rPr>
-              <w:t>8</w:t>
+                <w:color w:val="1F1F1F"/>
+                <w:sz w:val="28"/>
+                <w:szCs w:val="28"/>
+                <w:bdr w:val="none" w:sz="0" w:space="0" w:color="auto" w:frame="1"/>
+                <w:lang w:val="ru-RU"/>
+              </w:rPr>
+            </w:pPr>
+            <w:r>
+              <w:rPr>
+                <w:rFonts w:ascii="Times New Roman" w:hAnsi="Times New Roman"/>
+                <w:color w:val="1F1F1F"/>
+                <w:sz w:val="28"/>
+                <w:szCs w:val="28"/>
+                <w:bdr w:val="none" w:sz="0" w:space="0" w:color="auto" w:frame="1"/>
+                <w:lang w:val="ru-RU"/>
+              </w:rPr>
+              <w:t>18</w:t>
             </w:r>
           </w:p>
         </w:tc>
@@ -8062,23 +6377,22 @@
               <w:jc w:val="both"/>
               <w:rPr>
                 <w:rFonts w:ascii="Times New Roman" w:hAnsi="Times New Roman"/>
-                <w:sz w:val="28"/>
-                <w:szCs w:val="28"/>
-                <w:lang w:val="en-US"/>
-              </w:rPr>
-            </w:pPr>
-            <w:proofErr w:type="spellStart"/>
-            <w:r>
-              <w:rPr>
-                <w:rFonts w:ascii="Times New Roman" w:hAnsi="Times New Roman"/>
-                <w:color w:val="1F1F1F"/>
-                <w:sz w:val="28"/>
-                <w:szCs w:val="28"/>
-                <w:bdr w:val="none" w:sz="0" w:space="0" w:color="auto" w:frame="1"/>
-              </w:rPr>
-              <w:t>factRes</w:t>
-            </w:r>
-            <w:proofErr w:type="spellEnd"/>
+                <w:color w:val="1F1F1F"/>
+                <w:sz w:val="28"/>
+                <w:szCs w:val="28"/>
+                <w:bdr w:val="none" w:sz="0" w:space="0" w:color="auto" w:frame="1"/>
+              </w:rPr>
+            </w:pPr>
+            <w:r>
+              <w:rPr>
+                <w:rFonts w:ascii="Times New Roman" w:hAnsi="Times New Roman"/>
+                <w:color w:val="1F1F1F"/>
+                <w:sz w:val="28"/>
+                <w:szCs w:val="28"/>
+                <w:bdr w:val="none" w:sz="0" w:space="0" w:color="auto" w:frame="1"/>
+              </w:rPr>
+              <w:t>m</w:t>
+            </w:r>
           </w:p>
         </w:tc>
         <w:tc>
@@ -8091,20 +6405,21 @@
               <w:jc w:val="both"/>
               <w:rPr>
                 <w:rFonts w:ascii="Times New Roman" w:hAnsi="Times New Roman"/>
-                <w:sz w:val="28"/>
-                <w:szCs w:val="28"/>
-                <w:lang w:val="en-US"/>
-              </w:rPr>
-            </w:pPr>
-            <w:r>
-              <w:rPr>
-                <w:rFonts w:ascii="Times New Roman" w:hAnsi="Times New Roman"/>
-                <w:color w:val="1F1F1F"/>
-                <w:sz w:val="28"/>
-                <w:szCs w:val="28"/>
-                <w:bdr w:val="none" w:sz="0" w:space="0" w:color="auto" w:frame="1"/>
-              </w:rPr>
-              <w:t>3</w:t>
+                <w:color w:val="1F1F1F"/>
+                <w:sz w:val="28"/>
+                <w:szCs w:val="28"/>
+                <w:bdr w:val="none" w:sz="0" w:space="0" w:color="auto" w:frame="1"/>
+              </w:rPr>
+            </w:pPr>
+            <w:r>
+              <w:rPr>
+                <w:rFonts w:ascii="Times New Roman" w:hAnsi="Times New Roman"/>
+                <w:color w:val="1F1F1F"/>
+                <w:sz w:val="28"/>
+                <w:szCs w:val="28"/>
+                <w:bdr w:val="none" w:sz="0" w:space="0" w:color="auto" w:frame="1"/>
+              </w:rPr>
+              <w:t>2</w:t>
             </w:r>
           </w:p>
         </w:tc>
@@ -8128,22 +6443,11 @@
             <w:r>
               <w:rPr>
                 <w:rFonts w:ascii="Times New Roman" w:hAnsi="Times New Roman"/>
-                <w:color w:val="1F1F1F"/>
-                <w:sz w:val="28"/>
-                <w:szCs w:val="28"/>
-                <w:bdr w:val="none" w:sz="0" w:space="0" w:color="auto" w:frame="1"/>
-              </w:rPr>
-              <w:t>1</w:t>
-            </w:r>
-            <w:r>
-              <w:rPr>
-                <w:rFonts w:ascii="Times New Roman" w:hAnsi="Times New Roman"/>
-                <w:color w:val="1F1F1F"/>
-                <w:sz w:val="28"/>
-                <w:szCs w:val="28"/>
-                <w:bdr w:val="none" w:sz="0" w:space="0" w:color="auto" w:frame="1"/>
-              </w:rPr>
-              <w:t>9</w:t>
+                <w:sz w:val="28"/>
+                <w:szCs w:val="28"/>
+                <w:lang w:val="en-US"/>
+              </w:rPr>
+              <w:t>19</w:t>
             </w:r>
           </w:p>
         </w:tc>
@@ -8162,18 +6466,16 @@
                 <w:lang w:val="ru-RU"/>
               </w:rPr>
             </w:pPr>
-            <w:proofErr w:type="spellStart"/>
-            <w:r>
-              <w:rPr>
-                <w:rFonts w:ascii="Times New Roman" w:hAnsi="Times New Roman"/>
-                <w:color w:val="1F1F1F"/>
-                <w:sz w:val="28"/>
-                <w:szCs w:val="28"/>
-                <w:bdr w:val="none" w:sz="0" w:space="0" w:color="auto" w:frame="1"/>
-              </w:rPr>
-              <w:t>if</w:t>
-            </w:r>
-            <w:proofErr w:type="spellEnd"/>
+            <w:r>
+              <w:rPr>
+                <w:rFonts w:ascii="Times New Roman" w:hAnsi="Times New Roman"/>
+                <w:color w:val="1F1F1F"/>
+                <w:sz w:val="28"/>
+                <w:szCs w:val="28"/>
+                <w:bdr w:val="none" w:sz="0" w:space="0" w:color="auto" w:frame="1"/>
+              </w:rPr>
+              <w:t>-</w:t>
+            </w:r>
           </w:p>
         </w:tc>
         <w:tc>
@@ -8199,7 +6501,7 @@
                 <w:szCs w:val="28"/>
                 <w:bdr w:val="none" w:sz="0" w:space="0" w:color="auto" w:frame="1"/>
               </w:rPr>
-              <w:t>3</w:t>
+              <w:t>2</w:t>
             </w:r>
           </w:p>
         </w:tc>
@@ -8215,15 +6517,15 @@
                 <w:rFonts w:ascii="Times New Roman" w:hAnsi="Times New Roman"/>
                 <w:sz w:val="28"/>
                 <w:szCs w:val="28"/>
-                <w:lang w:val="en-US"/>
-              </w:rPr>
-            </w:pPr>
-            <w:r>
-              <w:rPr>
-                <w:rFonts w:ascii="Times New Roman" w:hAnsi="Times New Roman"/>
-                <w:sz w:val="28"/>
-                <w:szCs w:val="28"/>
-                <w:lang w:val="en-US"/>
+                <w:lang w:val="ru-RU"/>
+              </w:rPr>
+            </w:pPr>
+            <w:r>
+              <w:rPr>
+                <w:rFonts w:ascii="Times New Roman" w:hAnsi="Times New Roman"/>
+                <w:sz w:val="28"/>
+                <w:szCs w:val="28"/>
+                <w:lang w:val="ru-RU"/>
               </w:rPr>
               <w:t>19</w:t>
             </w:r>
@@ -8252,7 +6554,7 @@
                 <w:szCs w:val="28"/>
                 <w:bdr w:val="none" w:sz="0" w:space="0" w:color="auto" w:frame="1"/>
               </w:rPr>
-              <w:t>n</w:t>
+              <w:t>mx</w:t>
             </w:r>
           </w:p>
         </w:tc>
@@ -8295,18 +6597,18 @@
               <w:jc w:val="both"/>
               <w:rPr>
                 <w:rFonts w:ascii="Times New Roman" w:hAnsi="Times New Roman"/>
-                <w:color w:val="1F1F1F"/>
-                <w:sz w:val="28"/>
-                <w:szCs w:val="28"/>
-                <w:bdr w:val="none" w:sz="0" w:space="0" w:color="auto" w:frame="1"/>
-              </w:rPr>
-            </w:pPr>
-            <w:r>
-              <w:rPr>
-                <w:rFonts w:ascii="Times New Roman" w:hAnsi="Times New Roman"/>
-                <w:sz w:val="28"/>
-                <w:szCs w:val="28"/>
-                <w:lang w:val="en-US"/>
+                <w:sz w:val="28"/>
+                <w:szCs w:val="28"/>
+                <w:lang w:val="en-US"/>
+              </w:rPr>
+            </w:pPr>
+            <w:r>
+              <w:rPr>
+                <w:rFonts w:ascii="Times New Roman" w:hAnsi="Times New Roman"/>
+                <w:color w:val="1F1F1F"/>
+                <w:sz w:val="28"/>
+                <w:szCs w:val="28"/>
+                <w:bdr w:val="none" w:sz="0" w:space="0" w:color="auto" w:frame="1"/>
               </w:rPr>
               <w:t>20</w:t>
             </w:r>
@@ -8322,21 +6624,20 @@
               <w:jc w:val="both"/>
               <w:rPr>
                 <w:rFonts w:ascii="Times New Roman" w:hAnsi="Times New Roman"/>
-                <w:color w:val="1F1F1F"/>
-                <w:sz w:val="28"/>
-                <w:szCs w:val="28"/>
-                <w:bdr w:val="none" w:sz="0" w:space="0" w:color="auto" w:frame="1"/>
-              </w:rPr>
-            </w:pPr>
-            <w:r>
-              <w:rPr>
-                <w:rFonts w:ascii="Times New Roman" w:hAnsi="Times New Roman"/>
-                <w:color w:val="1F1F1F"/>
-                <w:sz w:val="28"/>
-                <w:szCs w:val="28"/>
-                <w:bdr w:val="none" w:sz="0" w:space="0" w:color="auto" w:frame="1"/>
-              </w:rPr>
-              <w:t>Unit</w:t>
+                <w:sz w:val="28"/>
+                <w:szCs w:val="28"/>
+                <w:lang w:val="ru-RU"/>
+              </w:rPr>
+            </w:pPr>
+            <w:r>
+              <w:rPr>
+                <w:rFonts w:ascii="Times New Roman" w:hAnsi="Times New Roman"/>
+                <w:color w:val="1F1F1F"/>
+                <w:sz w:val="28"/>
+                <w:szCs w:val="28"/>
+                <w:bdr w:val="none" w:sz="0" w:space="0" w:color="auto" w:frame="1"/>
+              </w:rPr>
+              <w:t>calcMean</w:t>
             </w:r>
           </w:p>
         </w:tc>
@@ -8350,21 +6651,19 @@
               <w:jc w:val="both"/>
               <w:rPr>
                 <w:rFonts w:ascii="Times New Roman" w:hAnsi="Times New Roman"/>
-                <w:color w:val="1F1F1F"/>
-                <w:sz w:val="28"/>
-                <w:szCs w:val="28"/>
-                <w:bdr w:val="none" w:sz="0" w:space="0" w:color="auto" w:frame="1"/>
-              </w:rPr>
-            </w:pPr>
-            <w:r>
-              <w:rPr>
-                <w:rFonts w:ascii="Times New Roman" w:hAnsi="Times New Roman"/>
-                <w:color w:val="1F1F1F"/>
-                <w:sz w:val="28"/>
-                <w:szCs w:val="28"/>
-                <w:bdr w:val="none" w:sz="0" w:space="0" w:color="auto" w:frame="1"/>
-              </w:rPr>
-              <w:t>3</w:t>
+                <w:sz w:val="28"/>
+                <w:szCs w:val="28"/>
+                <w:lang w:val="en-US"/>
+              </w:rPr>
+            </w:pPr>
+            <w:r>
+              <w:rPr>
+                <w:rFonts w:ascii="Times New Roman" w:hAnsi="Times New Roman"/>
+                <w:sz w:val="28"/>
+                <w:szCs w:val="28"/>
+                <w:lang w:val="en-US"/>
+              </w:rPr>
+              <w:t>2</w:t>
             </w:r>
           </w:p>
         </w:tc>
@@ -8378,19 +6677,17 @@
               <w:jc w:val="both"/>
               <w:rPr>
                 <w:rFonts w:ascii="Times New Roman" w:hAnsi="Times New Roman"/>
-                <w:color w:val="1F1F1F"/>
-                <w:sz w:val="28"/>
-                <w:szCs w:val="28"/>
-                <w:bdr w:val="none" w:sz="0" w:space="0" w:color="auto" w:frame="1"/>
-              </w:rPr>
-            </w:pPr>
-            <w:r>
-              <w:rPr>
-                <w:rFonts w:ascii="Times New Roman" w:hAnsi="Times New Roman"/>
-                <w:color w:val="1F1F1F"/>
-                <w:sz w:val="28"/>
-                <w:szCs w:val="28"/>
-                <w:bdr w:val="none" w:sz="0" w:space="0" w:color="auto" w:frame="1"/>
+                <w:sz w:val="28"/>
+                <w:szCs w:val="28"/>
+                <w:lang w:val="ru-RU"/>
+              </w:rPr>
+            </w:pPr>
+            <w:r>
+              <w:rPr>
+                <w:rFonts w:ascii="Times New Roman" w:hAnsi="Times New Roman"/>
+                <w:sz w:val="28"/>
+                <w:szCs w:val="28"/>
+                <w:lang w:val="ru-RU"/>
               </w:rPr>
               <w:t>20</w:t>
             </w:r>
@@ -8406,21 +6703,20 @@
               <w:jc w:val="both"/>
               <w:rPr>
                 <w:rFonts w:ascii="Times New Roman" w:hAnsi="Times New Roman"/>
-                <w:color w:val="1F1F1F"/>
-                <w:sz w:val="28"/>
-                <w:szCs w:val="28"/>
-                <w:bdr w:val="none" w:sz="0" w:space="0" w:color="auto" w:frame="1"/>
-              </w:rPr>
-            </w:pPr>
-            <w:r>
-              <w:rPr>
-                <w:rFonts w:ascii="Times New Roman" w:hAnsi="Times New Roman"/>
-                <w:color w:val="1F1F1F"/>
-                <w:sz w:val="28"/>
-                <w:szCs w:val="28"/>
-                <w:bdr w:val="none" w:sz="0" w:space="0" w:color="auto" w:frame="1"/>
-              </w:rPr>
-              <w:t>m</w:t>
+                <w:sz w:val="28"/>
+                <w:szCs w:val="28"/>
+                <w:lang w:val="en-US"/>
+              </w:rPr>
+            </w:pPr>
+            <w:r>
+              <w:rPr>
+                <w:rFonts w:ascii="Times New Roman" w:hAnsi="Times New Roman"/>
+                <w:color w:val="1F1F1F"/>
+                <w:sz w:val="28"/>
+                <w:szCs w:val="28"/>
+                <w:bdr w:val="none" w:sz="0" w:space="0" w:color="auto" w:frame="1"/>
+              </w:rPr>
+              <w:t>f</w:t>
             </w:r>
           </w:p>
         </w:tc>
@@ -8434,10 +6730,9 @@
               <w:jc w:val="both"/>
               <w:rPr>
                 <w:rFonts w:ascii="Times New Roman" w:hAnsi="Times New Roman"/>
-                <w:color w:val="1F1F1F"/>
-                <w:sz w:val="28"/>
-                <w:szCs w:val="28"/>
-                <w:bdr w:val="none" w:sz="0" w:space="0" w:color="auto" w:frame="1"/>
+                <w:sz w:val="28"/>
+                <w:szCs w:val="28"/>
+                <w:lang w:val="en-US"/>
               </w:rPr>
             </w:pPr>
             <w:r>
@@ -8464,88 +6759,76 @@
               <w:jc w:val="both"/>
               <w:rPr>
                 <w:rFonts w:ascii="Times New Roman" w:hAnsi="Times New Roman"/>
-                <w:color w:val="1F1F1F"/>
-                <w:sz w:val="28"/>
-                <w:szCs w:val="28"/>
-                <w:bdr w:val="none" w:sz="0" w:space="0" w:color="auto" w:frame="1"/>
-              </w:rPr>
-            </w:pPr>
-            <w:r>
-              <w:rPr>
-                <w:rFonts w:ascii="Times New Roman" w:hAnsi="Times New Roman"/>
-                <w:color w:val="1F1F1F"/>
-                <w:sz w:val="28"/>
-                <w:szCs w:val="28"/>
-                <w:bdr w:val="none" w:sz="0" w:space="0" w:color="auto" w:frame="1"/>
+                <w:sz w:val="28"/>
+                <w:szCs w:val="28"/>
+                <w:lang w:val="en-US"/>
+              </w:rPr>
+            </w:pPr>
+            <w:r>
+              <w:rPr>
+                <w:rFonts w:ascii="Times New Roman" w:hAnsi="Times New Roman"/>
+                <w:color w:val="1F1F1F"/>
+                <w:sz w:val="28"/>
+                <w:szCs w:val="28"/>
+                <w:bdr w:val="none" w:sz="0" w:space="0" w:color="auto" w:frame="1"/>
+              </w:rPr>
+              <w:t>21</w:t>
+            </w:r>
+          </w:p>
+        </w:tc>
+        <w:tc>
+          <w:tcPr>
+            <w:tcW w:w="2092" w:type="dxa"/>
+            <w:vAlign w:val="center"/>
+          </w:tcPr>
+          <w:p>
+            <w:pPr>
+              <w:jc w:val="both"/>
+              <w:rPr>
+                <w:rFonts w:ascii="Times New Roman" w:hAnsi="Times New Roman"/>
+                <w:color w:val="1F1F1F"/>
+                <w:sz w:val="28"/>
+                <w:szCs w:val="28"/>
+                <w:bdr w:val="none" w:sz="0" w:space="0" w:color="auto" w:frame="1"/>
+              </w:rPr>
+            </w:pPr>
+            <w:r>
+              <w:rPr>
+                <w:rFonts w:ascii="Times New Roman" w:hAnsi="Times New Roman"/>
+                <w:color w:val="1F1F1F"/>
+                <w:sz w:val="28"/>
+                <w:szCs w:val="28"/>
+                <w:bdr w:val="none" w:sz="0" w:space="0" w:color="auto" w:frame="1"/>
+              </w:rPr>
+              <w:t>findMax</w:t>
+            </w:r>
+          </w:p>
+        </w:tc>
+        <w:tc>
+          <w:tcPr>
+            <w:tcW w:w="1506" w:type="dxa"/>
+            <w:vAlign w:val="center"/>
+          </w:tcPr>
+          <w:p>
+            <w:pPr>
+              <w:jc w:val="both"/>
+              <w:rPr>
+                <w:rFonts w:ascii="Times New Roman" w:hAnsi="Times New Roman"/>
+                <w:color w:val="1F1F1F"/>
+                <w:sz w:val="28"/>
+                <w:szCs w:val="28"/>
+                <w:bdr w:val="none" w:sz="0" w:space="0" w:color="auto" w:frame="1"/>
+              </w:rPr>
+            </w:pPr>
+            <w:r>
+              <w:rPr>
+                <w:rFonts w:ascii="Times New Roman" w:hAnsi="Times New Roman"/>
+                <w:sz w:val="28"/>
+                <w:szCs w:val="28"/>
+                <w:lang w:val="en-US"/>
               </w:rPr>
               <w:t>2</w:t>
             </w:r>
-            <w:r>
-              <w:rPr>
-                <w:rFonts w:ascii="Times New Roman" w:hAnsi="Times New Roman"/>
-                <w:color w:val="1F1F1F"/>
-                <w:sz w:val="28"/>
-                <w:szCs w:val="28"/>
-                <w:bdr w:val="none" w:sz="0" w:space="0" w:color="auto" w:frame="1"/>
-              </w:rPr>
-              <w:t>1</w:t>
-            </w:r>
-          </w:p>
-        </w:tc>
-        <w:tc>
-          <w:tcPr>
-            <w:tcW w:w="2092" w:type="dxa"/>
-            <w:vAlign w:val="center"/>
-          </w:tcPr>
-          <w:p>
-            <w:pPr>
-              <w:jc w:val="both"/>
-              <w:rPr>
-                <w:rFonts w:ascii="Times New Roman" w:hAnsi="Times New Roman"/>
-                <w:color w:val="1F1F1F"/>
-                <w:sz w:val="28"/>
-                <w:szCs w:val="28"/>
-                <w:bdr w:val="none" w:sz="0" w:space="0" w:color="auto" w:frame="1"/>
-              </w:rPr>
-            </w:pPr>
-            <w:r>
-              <w:rPr>
-                <w:rFonts w:ascii="Times New Roman" w:hAnsi="Times New Roman"/>
-                <w:color w:val="1F1F1F"/>
-                <w:sz w:val="28"/>
-                <w:szCs w:val="28"/>
-                <w:bdr w:val="none" w:sz="0" w:space="0" w:color="auto" w:frame="1"/>
-              </w:rPr>
-              <w:t>-</w:t>
-            </w:r>
-          </w:p>
-        </w:tc>
-        <w:tc>
-          <w:tcPr>
-            <w:tcW w:w="1506" w:type="dxa"/>
-            <w:vAlign w:val="center"/>
-          </w:tcPr>
-          <w:p>
-            <w:pPr>
-              <w:jc w:val="both"/>
-              <w:rPr>
-                <w:rFonts w:ascii="Times New Roman" w:hAnsi="Times New Roman"/>
-                <w:color w:val="1F1F1F"/>
-                <w:sz w:val="28"/>
-                <w:szCs w:val="28"/>
-                <w:bdr w:val="none" w:sz="0" w:space="0" w:color="auto" w:frame="1"/>
-              </w:rPr>
-            </w:pPr>
-            <w:r>
-              <w:rPr>
-                <w:rFonts w:ascii="Times New Roman" w:hAnsi="Times New Roman"/>
-                <w:color w:val="1F1F1F"/>
-                <w:sz w:val="28"/>
-                <w:szCs w:val="28"/>
-                <w:bdr w:val="none" w:sz="0" w:space="0" w:color="auto" w:frame="1"/>
-              </w:rPr>
-              <w:t>2</w:t>
-            </w:r>
           </w:p>
         </w:tc>
         <w:tc>
@@ -8562,15 +6845,17 @@
                 <w:sz w:val="28"/>
                 <w:szCs w:val="28"/>
                 <w:bdr w:val="none" w:sz="0" w:space="0" w:color="auto" w:frame="1"/>
-              </w:rPr>
-            </w:pPr>
-            <w:r>
-              <w:rPr>
-                <w:rFonts w:ascii="Times New Roman" w:hAnsi="Times New Roman"/>
-                <w:color w:val="1F1F1F"/>
-                <w:sz w:val="28"/>
-                <w:szCs w:val="28"/>
-                <w:bdr w:val="none" w:sz="0" w:space="0" w:color="auto" w:frame="1"/>
+                <w:lang w:val="ru-RU"/>
+              </w:rPr>
+            </w:pPr>
+            <w:r>
+              <w:rPr>
+                <w:rFonts w:ascii="Times New Roman" w:hAnsi="Times New Roman"/>
+                <w:color w:val="1F1F1F"/>
+                <w:sz w:val="28"/>
+                <w:szCs w:val="28"/>
+                <w:bdr w:val="none" w:sz="0" w:space="0" w:color="auto" w:frame="1"/>
+                <w:lang w:val="ru-RU"/>
               </w:rPr>
               <w:t>21</w:t>
             </w:r>
@@ -8590,20 +6875,20 @@
                 <w:sz w:val="28"/>
                 <w:szCs w:val="28"/>
                 <w:bdr w:val="none" w:sz="0" w:space="0" w:color="auto" w:frame="1"/>
-              </w:rPr>
-            </w:pPr>
-            <w:proofErr w:type="spellStart"/>
-            <w:r>
-              <w:rPr>
-                <w:rFonts w:ascii="Times New Roman" w:hAnsi="Times New Roman"/>
-                <w:color w:val="1F1F1F"/>
-                <w:sz w:val="28"/>
-                <w:szCs w:val="28"/>
-                <w:bdr w:val="none" w:sz="0" w:space="0" w:color="auto" w:frame="1"/>
-              </w:rPr>
-              <w:t>mx</w:t>
-            </w:r>
-            <w:proofErr w:type="spellEnd"/>
+                <w:lang w:val="ru-RU"/>
+              </w:rPr>
+            </w:pPr>
+            <w:r>
+              <w:rPr>
+                <w:rFonts w:ascii="Times New Roman" w:hAnsi="Times New Roman"/>
+                <w:color w:val="1F1F1F"/>
+                <w:sz w:val="28"/>
+                <w:szCs w:val="28"/>
+                <w:bdr w:val="none" w:sz="0" w:space="0" w:color="auto" w:frame="1"/>
+                <w:lang w:val="ru-RU"/>
+              </w:rPr>
+              <w:t>4</w:t>
+            </w:r>
           </w:p>
         </w:tc>
         <w:tc>
@@ -8620,15 +6905,17 @@
                 <w:sz w:val="28"/>
                 <w:szCs w:val="28"/>
                 <w:bdr w:val="none" w:sz="0" w:space="0" w:color="auto" w:frame="1"/>
-              </w:rPr>
-            </w:pPr>
-            <w:r>
-              <w:rPr>
-                <w:rFonts w:ascii="Times New Roman" w:hAnsi="Times New Roman"/>
-                <w:color w:val="1F1F1F"/>
-                <w:sz w:val="28"/>
-                <w:szCs w:val="28"/>
-                <w:bdr w:val="none" w:sz="0" w:space="0" w:color="auto" w:frame="1"/>
+                <w:lang w:val="ru-RU"/>
+              </w:rPr>
+            </w:pPr>
+            <w:r>
+              <w:rPr>
+                <w:rFonts w:ascii="Times New Roman" w:hAnsi="Times New Roman"/>
+                <w:color w:val="1F1F1F"/>
+                <w:sz w:val="28"/>
+                <w:szCs w:val="28"/>
+                <w:bdr w:val="none" w:sz="0" w:space="0" w:color="auto" w:frame="1"/>
+                <w:lang w:val="ru-RU"/>
               </w:rPr>
               <w:t>2</w:t>
             </w:r>
@@ -8678,18 +6965,16 @@
                 <w:lang w:val="ru-RU"/>
               </w:rPr>
             </w:pPr>
-            <w:proofErr w:type="spellStart"/>
-            <w:r>
-              <w:rPr>
-                <w:rFonts w:ascii="Times New Roman" w:hAnsi="Times New Roman"/>
-                <w:color w:val="1F1F1F"/>
-                <w:sz w:val="28"/>
-                <w:szCs w:val="28"/>
-                <w:bdr w:val="none" w:sz="0" w:space="0" w:color="auto" w:frame="1"/>
-              </w:rPr>
-              <w:t>calcMean</w:t>
-            </w:r>
-            <w:proofErr w:type="spellEnd"/>
+            <w:r>
+              <w:rPr>
+                <w:rFonts w:ascii="Times New Roman" w:hAnsi="Times New Roman"/>
+                <w:color w:val="1F1F1F"/>
+                <w:sz w:val="28"/>
+                <w:szCs w:val="28"/>
+                <w:bdr w:val="none" w:sz="0" w:space="0" w:color="auto" w:frame="1"/>
+              </w:rPr>
+              <w:t>getFactorial</w:t>
+            </w:r>
           </w:p>
         </w:tc>
         <w:tc>
@@ -8710,9 +6995,10 @@
             <w:r>
               <w:rPr>
                 <w:rFonts w:ascii="Times New Roman" w:hAnsi="Times New Roman"/>
-                <w:sz w:val="28"/>
-                <w:szCs w:val="28"/>
-                <w:lang w:val="en-US"/>
+                <w:color w:val="1F1F1F"/>
+                <w:sz w:val="28"/>
+                <w:szCs w:val="28"/>
+                <w:bdr w:val="none" w:sz="0" w:space="0" w:color="auto" w:frame="1"/>
               </w:rPr>
               <w:t>2</w:t>
             </w:r>
@@ -8730,7 +7016,7 @@
                 <w:rFonts w:ascii="Times New Roman" w:hAnsi="Times New Roman"/>
                 <w:sz w:val="28"/>
                 <w:szCs w:val="28"/>
-                <w:lang w:val="en-US"/>
+                <w:lang w:val="ru-RU"/>
               </w:rPr>
             </w:pPr>
             <w:r>
@@ -8750,6 +7036,7 @@
                 <w:sz w:val="28"/>
                 <w:szCs w:val="28"/>
                 <w:bdr w:val="none" w:sz="0" w:space="0" w:color="auto" w:frame="1"/>
+                <w:lang w:val="ru-RU"/>
               </w:rPr>
               <w:t>2</w:t>
             </w:r>
@@ -8778,7 +7065,7 @@
                 <w:szCs w:val="28"/>
                 <w:bdr w:val="none" w:sz="0" w:space="0" w:color="auto" w:frame="1"/>
               </w:rPr>
-              <w:t>f</w:t>
+              <w:t>meanRes</w:t>
             </w:r>
           </w:p>
         </w:tc>
@@ -8821,9 +7108,10 @@
               <w:jc w:val="both"/>
               <w:rPr>
                 <w:rFonts w:ascii="Times New Roman" w:hAnsi="Times New Roman"/>
-                <w:sz w:val="28"/>
-                <w:szCs w:val="28"/>
-                <w:lang w:val="en-US"/>
+                <w:color w:val="1F1F1F"/>
+                <w:sz w:val="28"/>
+                <w:szCs w:val="28"/>
+                <w:bdr w:val="none" w:sz="0" w:space="0" w:color="auto" w:frame="1"/>
               </w:rPr>
             </w:pPr>
             <w:r>
@@ -8848,23 +7136,22 @@
               <w:jc w:val="both"/>
               <w:rPr>
                 <w:rFonts w:ascii="Times New Roman" w:hAnsi="Times New Roman"/>
-                <w:sz w:val="28"/>
-                <w:szCs w:val="28"/>
-                <w:lang w:val="ru-RU"/>
-              </w:rPr>
-            </w:pPr>
-            <w:proofErr w:type="spellStart"/>
-            <w:r>
-              <w:rPr>
-                <w:rFonts w:ascii="Times New Roman" w:hAnsi="Times New Roman"/>
-                <w:color w:val="1F1F1F"/>
-                <w:sz w:val="28"/>
-                <w:szCs w:val="28"/>
-                <w:bdr w:val="none" w:sz="0" w:space="0" w:color="auto" w:frame="1"/>
-              </w:rPr>
-              <w:t>findMax</w:t>
-            </w:r>
-            <w:proofErr w:type="spellEnd"/>
+                <w:color w:val="1F1F1F"/>
+                <w:sz w:val="28"/>
+                <w:szCs w:val="28"/>
+                <w:bdr w:val="none" w:sz="0" w:space="0" w:color="auto" w:frame="1"/>
+              </w:rPr>
+            </w:pPr>
+            <w:r>
+              <w:rPr>
+                <w:rFonts w:ascii="Times New Roman" w:hAnsi="Times New Roman"/>
+                <w:color w:val="1F1F1F"/>
+                <w:sz w:val="28"/>
+                <w:szCs w:val="28"/>
+                <w:bdr w:val="none" w:sz="0" w:space="0" w:color="auto" w:frame="1"/>
+              </w:rPr>
+              <w:t>bubbleSort</w:t>
+            </w:r>
           </w:p>
         </w:tc>
         <w:tc>
@@ -8877,17 +7164,19 @@
               <w:jc w:val="both"/>
               <w:rPr>
                 <w:rFonts w:ascii="Times New Roman" w:hAnsi="Times New Roman"/>
-                <w:sz w:val="28"/>
-                <w:szCs w:val="28"/>
-                <w:lang w:val="en-US"/>
-              </w:rPr>
-            </w:pPr>
-            <w:r>
-              <w:rPr>
-                <w:rFonts w:ascii="Times New Roman" w:hAnsi="Times New Roman"/>
-                <w:sz w:val="28"/>
-                <w:szCs w:val="28"/>
-                <w:lang w:val="en-US"/>
+                <w:color w:val="1F1F1F"/>
+                <w:sz w:val="28"/>
+                <w:szCs w:val="28"/>
+                <w:bdr w:val="none" w:sz="0" w:space="0" w:color="auto" w:frame="1"/>
+              </w:rPr>
+            </w:pPr>
+            <w:r>
+              <w:rPr>
+                <w:rFonts w:ascii="Times New Roman" w:hAnsi="Times New Roman"/>
+                <w:color w:val="1F1F1F"/>
+                <w:sz w:val="28"/>
+                <w:szCs w:val="28"/>
+                <w:bdr w:val="none" w:sz="0" w:space="0" w:color="auto" w:frame="1"/>
               </w:rPr>
               <w:t>2</w:t>
             </w:r>
@@ -8903,9 +7192,11 @@
               <w:jc w:val="both"/>
               <w:rPr>
                 <w:rFonts w:ascii="Times New Roman" w:hAnsi="Times New Roman"/>
-                <w:sz w:val="28"/>
-                <w:szCs w:val="28"/>
-                <w:lang w:val="en-US"/>
+                <w:color w:val="1F1F1F"/>
+                <w:sz w:val="28"/>
+                <w:szCs w:val="28"/>
+                <w:bdr w:val="none" w:sz="0" w:space="0" w:color="auto" w:frame="1"/>
+                <w:lang w:val="ru-RU"/>
               </w:rPr>
             </w:pPr>
             <w:r>
@@ -8925,6 +7216,7 @@
                 <w:sz w:val="28"/>
                 <w:szCs w:val="28"/>
                 <w:bdr w:val="none" w:sz="0" w:space="0" w:color="auto" w:frame="1"/>
+                <w:lang w:val="ru-RU"/>
               </w:rPr>
               <w:t>3</w:t>
             </w:r>
@@ -8940,23 +7232,22 @@
               <w:jc w:val="both"/>
               <w:rPr>
                 <w:rFonts w:ascii="Times New Roman" w:hAnsi="Times New Roman"/>
-                <w:sz w:val="28"/>
-                <w:szCs w:val="28"/>
-                <w:lang w:val="en-US"/>
-              </w:rPr>
-            </w:pPr>
-            <w:proofErr w:type="spellStart"/>
-            <w:r>
-              <w:rPr>
-                <w:rFonts w:ascii="Times New Roman" w:hAnsi="Times New Roman"/>
-                <w:color w:val="1F1F1F"/>
-                <w:sz w:val="28"/>
-                <w:szCs w:val="28"/>
-                <w:bdr w:val="none" w:sz="0" w:space="0" w:color="auto" w:frame="1"/>
-              </w:rPr>
-              <w:t>meanRes</w:t>
-            </w:r>
-            <w:proofErr w:type="spellEnd"/>
+                <w:color w:val="1F1F1F"/>
+                <w:sz w:val="28"/>
+                <w:szCs w:val="28"/>
+                <w:bdr w:val="none" w:sz="0" w:space="0" w:color="auto" w:frame="1"/>
+              </w:rPr>
+            </w:pPr>
+            <w:r>
+              <w:rPr>
+                <w:rFonts w:ascii="Times New Roman" w:hAnsi="Times New Roman"/>
+                <w:color w:val="1F1F1F"/>
+                <w:sz w:val="28"/>
+                <w:szCs w:val="28"/>
+                <w:bdr w:val="none" w:sz="0" w:space="0" w:color="auto" w:frame="1"/>
+              </w:rPr>
+              <w:t>factNum</w:t>
+            </w:r>
           </w:p>
         </w:tc>
         <w:tc>
@@ -8969,9 +7260,10 @@
               <w:jc w:val="both"/>
               <w:rPr>
                 <w:rFonts w:ascii="Times New Roman" w:hAnsi="Times New Roman"/>
-                <w:sz w:val="28"/>
-                <w:szCs w:val="28"/>
-                <w:lang w:val="en-US"/>
+                <w:color w:val="1F1F1F"/>
+                <w:sz w:val="28"/>
+                <w:szCs w:val="28"/>
+                <w:bdr w:val="none" w:sz="0" w:space="0" w:color="auto" w:frame="1"/>
               </w:rPr>
             </w:pPr>
             <w:r>
@@ -9032,18 +7324,16 @@
                 <w:bdr w:val="none" w:sz="0" w:space="0" w:color="auto" w:frame="1"/>
               </w:rPr>
             </w:pPr>
-            <w:proofErr w:type="spellStart"/>
-            <w:r>
-              <w:rPr>
-                <w:rFonts w:ascii="Times New Roman" w:hAnsi="Times New Roman"/>
-                <w:color w:val="1F1F1F"/>
-                <w:sz w:val="28"/>
-                <w:szCs w:val="28"/>
-                <w:bdr w:val="none" w:sz="0" w:space="0" w:color="auto" w:frame="1"/>
-              </w:rPr>
-              <w:t>getFactorial</w:t>
-            </w:r>
-            <w:proofErr w:type="spellEnd"/>
+            <w:r>
+              <w:rPr>
+                <w:rFonts w:ascii="Times New Roman" w:hAnsi="Times New Roman"/>
+                <w:color w:val="1F1F1F"/>
+                <w:sz w:val="28"/>
+                <w:szCs w:val="28"/>
+                <w:bdr w:val="none" w:sz="0" w:space="0" w:color="auto" w:frame="1"/>
+              </w:rPr>
+              <w:t>showInfo</w:t>
+            </w:r>
           </w:p>
         </w:tc>
         <w:tc>
@@ -9088,17 +7378,29 @@
                 <w:sz w:val="28"/>
                 <w:szCs w:val="28"/>
                 <w:bdr w:val="none" w:sz="0" w:space="0" w:color="auto" w:frame="1"/>
-              </w:rPr>
-            </w:pPr>
-            <w:r>
-              <w:rPr>
-                <w:rFonts w:ascii="Times New Roman" w:hAnsi="Times New Roman"/>
-                <w:color w:val="1F1F1F"/>
-                <w:sz w:val="28"/>
-                <w:szCs w:val="28"/>
-                <w:bdr w:val="none" w:sz="0" w:space="0" w:color="auto" w:frame="1"/>
-              </w:rPr>
-              <w:t>24</w:t>
+                <w:lang w:val="ru-RU"/>
+              </w:rPr>
+            </w:pPr>
+            <w:r>
+              <w:rPr>
+                <w:rFonts w:ascii="Times New Roman" w:hAnsi="Times New Roman"/>
+                <w:color w:val="1F1F1F"/>
+                <w:sz w:val="28"/>
+                <w:szCs w:val="28"/>
+                <w:bdr w:val="none" w:sz="0" w:space="0" w:color="auto" w:frame="1"/>
+              </w:rPr>
+              <w:t>2</w:t>
+            </w:r>
+            <w:r>
+              <w:rPr>
+                <w:rFonts w:ascii="Times New Roman" w:hAnsi="Times New Roman"/>
+                <w:color w:val="1F1F1F"/>
+                <w:sz w:val="28"/>
+                <w:szCs w:val="28"/>
+                <w:bdr w:val="none" w:sz="0" w:space="0" w:color="auto" w:frame="1"/>
+                <w:lang w:val="ru-RU"/>
+              </w:rPr>
+              <w:t>4</w:t>
             </w:r>
           </w:p>
         </w:tc>
@@ -9118,18 +7420,16 @@
                 <w:bdr w:val="none" w:sz="0" w:space="0" w:color="auto" w:frame="1"/>
               </w:rPr>
             </w:pPr>
-            <w:proofErr w:type="spellStart"/>
-            <w:r>
-              <w:rPr>
-                <w:rFonts w:ascii="Times New Roman" w:hAnsi="Times New Roman"/>
-                <w:color w:val="1F1F1F"/>
-                <w:sz w:val="28"/>
-                <w:szCs w:val="28"/>
-                <w:bdr w:val="none" w:sz="0" w:space="0" w:color="auto" w:frame="1"/>
-              </w:rPr>
-              <w:t>factNum</w:t>
-            </w:r>
-            <w:proofErr w:type="spellEnd"/>
+            <w:r>
+              <w:rPr>
+                <w:rFonts w:ascii="Times New Roman" w:hAnsi="Times New Roman"/>
+                <w:color w:val="1F1F1F"/>
+                <w:sz w:val="28"/>
+                <w:szCs w:val="28"/>
+                <w:bdr w:val="none" w:sz="0" w:space="0" w:color="auto" w:frame="1"/>
+              </w:rPr>
+              <w:t>threshold</w:t>
+            </w:r>
           </w:p>
         </w:tc>
         <w:tc>
@@ -9172,21 +7472,30 @@
               <w:jc w:val="both"/>
               <w:rPr>
                 <w:rFonts w:ascii="Times New Roman" w:hAnsi="Times New Roman"/>
-                <w:color w:val="1F1F1F"/>
-                <w:sz w:val="28"/>
-                <w:szCs w:val="28"/>
-                <w:bdr w:val="none" w:sz="0" w:space="0" w:color="auto" w:frame="1"/>
-              </w:rPr>
-            </w:pPr>
-            <w:r>
-              <w:rPr>
-                <w:rFonts w:ascii="Times New Roman" w:hAnsi="Times New Roman"/>
-                <w:color w:val="1F1F1F"/>
-                <w:sz w:val="28"/>
-                <w:szCs w:val="28"/>
-                <w:bdr w:val="none" w:sz="0" w:space="0" w:color="auto" w:frame="1"/>
-              </w:rPr>
-              <w:t>25</w:t>
+                <w:sz w:val="28"/>
+                <w:szCs w:val="28"/>
+                <w:lang w:val="en-US"/>
+              </w:rPr>
+            </w:pPr>
+            <w:r>
+              <w:rPr>
+                <w:rFonts w:ascii="Times New Roman" w:hAnsi="Times New Roman"/>
+                <w:color w:val="1F1F1F"/>
+                <w:sz w:val="28"/>
+                <w:szCs w:val="28"/>
+                <w:bdr w:val="none" w:sz="0" w:space="0" w:color="auto" w:frame="1"/>
+              </w:rPr>
+              <w:t>2</w:t>
+            </w:r>
+            <w:r>
+              <w:rPr>
+                <w:rFonts w:ascii="Times New Roman" w:hAnsi="Times New Roman"/>
+                <w:color w:val="1F1F1F"/>
+                <w:sz w:val="28"/>
+                <w:szCs w:val="28"/>
+                <w:bdr w:val="none" w:sz="0" w:space="0" w:color="auto" w:frame="1"/>
+              </w:rPr>
+              <w:t>5</w:t>
             </w:r>
           </w:p>
         </w:tc>
@@ -9200,24 +7509,21 @@
               <w:jc w:val="both"/>
               <w:rPr>
                 <w:rFonts w:ascii="Times New Roman" w:hAnsi="Times New Roman"/>
-                <w:color w:val="1F1F1F"/>
-                <w:sz w:val="28"/>
-                <w:szCs w:val="28"/>
-                <w:bdr w:val="none" w:sz="0" w:space="0" w:color="auto" w:frame="1"/>
-              </w:rPr>
-            </w:pPr>
-            <w:proofErr w:type="spellStart"/>
-            <w:r>
-              <w:rPr>
-                <w:rFonts w:ascii="Times New Roman" w:hAnsi="Times New Roman"/>
-                <w:color w:val="1F1F1F"/>
-                <w:sz w:val="28"/>
-                <w:szCs w:val="28"/>
-                <w:bdr w:val="none" w:sz="0" w:space="0" w:color="auto" w:frame="1"/>
-              </w:rPr>
-              <w:t>bubbleSort</w:t>
-            </w:r>
-            <w:proofErr w:type="spellEnd"/>
+                <w:sz w:val="28"/>
+                <w:szCs w:val="28"/>
+                <w:lang w:val="ru-RU"/>
+              </w:rPr>
+            </w:pPr>
+            <w:r>
+              <w:rPr>
+                <w:rFonts w:ascii="Times New Roman" w:hAnsi="Times New Roman"/>
+                <w:color w:val="1F1F1F"/>
+                <w:sz w:val="28"/>
+                <w:szCs w:val="28"/>
+                <w:bdr w:val="none" w:sz="0" w:space="0" w:color="auto" w:frame="1"/>
+              </w:rPr>
+              <w:t>String</w:t>
+            </w:r>
           </w:p>
         </w:tc>
         <w:tc>
@@ -9230,10 +7536,9 @@
               <w:jc w:val="both"/>
               <w:rPr>
                 <w:rFonts w:ascii="Times New Roman" w:hAnsi="Times New Roman"/>
-                <w:color w:val="1F1F1F"/>
-                <w:sz w:val="28"/>
-                <w:szCs w:val="28"/>
-                <w:bdr w:val="none" w:sz="0" w:space="0" w:color="auto" w:frame="1"/>
+                <w:sz w:val="28"/>
+                <w:szCs w:val="28"/>
+                <w:lang w:val="en-US"/>
               </w:rPr>
             </w:pPr>
             <w:r>
@@ -9258,21 +7563,31 @@
               <w:jc w:val="both"/>
               <w:rPr>
                 <w:rFonts w:ascii="Times New Roman" w:hAnsi="Times New Roman"/>
-                <w:color w:val="1F1F1F"/>
-                <w:sz w:val="28"/>
-                <w:szCs w:val="28"/>
-                <w:bdr w:val="none" w:sz="0" w:space="0" w:color="auto" w:frame="1"/>
-              </w:rPr>
-            </w:pPr>
-            <w:r>
-              <w:rPr>
-                <w:rFonts w:ascii="Times New Roman" w:hAnsi="Times New Roman"/>
-                <w:color w:val="1F1F1F"/>
-                <w:sz w:val="28"/>
-                <w:szCs w:val="28"/>
-                <w:bdr w:val="none" w:sz="0" w:space="0" w:color="auto" w:frame="1"/>
-              </w:rPr>
-              <w:t>25</w:t>
+                <w:sz w:val="28"/>
+                <w:szCs w:val="28"/>
+                <w:lang w:val="ru-RU"/>
+              </w:rPr>
+            </w:pPr>
+            <w:r>
+              <w:rPr>
+                <w:rFonts w:ascii="Times New Roman" w:hAnsi="Times New Roman"/>
+                <w:color w:val="1F1F1F"/>
+                <w:sz w:val="28"/>
+                <w:szCs w:val="28"/>
+                <w:bdr w:val="none" w:sz="0" w:space="0" w:color="auto" w:frame="1"/>
+              </w:rPr>
+              <w:t>2</w:t>
+            </w:r>
+            <w:r>
+              <w:rPr>
+                <w:rFonts w:ascii="Times New Roman" w:hAnsi="Times New Roman"/>
+                <w:color w:val="1F1F1F"/>
+                <w:sz w:val="28"/>
+                <w:szCs w:val="28"/>
+                <w:bdr w:val="none" w:sz="0" w:space="0" w:color="auto" w:frame="1"/>
+                <w:lang w:val="ru-RU"/>
+              </w:rPr>
+              <w:t>5</w:t>
             </w:r>
           </w:p>
         </w:tc>
@@ -9286,24 +7601,21 @@
               <w:jc w:val="both"/>
               <w:rPr>
                 <w:rFonts w:ascii="Times New Roman" w:hAnsi="Times New Roman"/>
-                <w:color w:val="1F1F1F"/>
-                <w:sz w:val="28"/>
-                <w:szCs w:val="28"/>
-                <w:bdr w:val="none" w:sz="0" w:space="0" w:color="auto" w:frame="1"/>
-              </w:rPr>
-            </w:pPr>
-            <w:proofErr w:type="spellStart"/>
-            <w:r>
-              <w:rPr>
-                <w:rFonts w:ascii="Times New Roman" w:hAnsi="Times New Roman"/>
-                <w:color w:val="1F1F1F"/>
-                <w:sz w:val="28"/>
-                <w:szCs w:val="28"/>
-                <w:bdr w:val="none" w:sz="0" w:space="0" w:color="auto" w:frame="1"/>
-              </w:rPr>
-              <w:t>threshold</w:t>
-            </w:r>
-            <w:proofErr w:type="spellEnd"/>
+                <w:sz w:val="28"/>
+                <w:szCs w:val="28"/>
+                <w:lang w:val="en-US"/>
+              </w:rPr>
+            </w:pPr>
+            <w:r>
+              <w:rPr>
+                <w:rFonts w:ascii="Times New Roman" w:hAnsi="Times New Roman"/>
+                <w:color w:val="1F1F1F"/>
+                <w:sz w:val="28"/>
+                <w:szCs w:val="28"/>
+                <w:bdr w:val="none" w:sz="0" w:space="0" w:color="auto" w:frame="1"/>
+              </w:rPr>
+              <w:t>"Hello"</w:t>
+            </w:r>
           </w:p>
         </w:tc>
         <w:tc>
@@ -9316,21 +7628,20 @@
               <w:jc w:val="both"/>
               <w:rPr>
                 <w:rFonts w:ascii="Times New Roman" w:hAnsi="Times New Roman"/>
-                <w:color w:val="1F1F1F"/>
-                <w:sz w:val="28"/>
-                <w:szCs w:val="28"/>
-                <w:bdr w:val="none" w:sz="0" w:space="0" w:color="auto" w:frame="1"/>
-              </w:rPr>
-            </w:pPr>
-            <w:r>
-              <w:rPr>
-                <w:rFonts w:ascii="Times New Roman" w:hAnsi="Times New Roman"/>
-                <w:color w:val="1F1F1F"/>
-                <w:sz w:val="28"/>
-                <w:szCs w:val="28"/>
-                <w:bdr w:val="none" w:sz="0" w:space="0" w:color="auto" w:frame="1"/>
-              </w:rPr>
-              <w:t>2</w:t>
+                <w:sz w:val="28"/>
+                <w:szCs w:val="28"/>
+                <w:lang w:val="en-US"/>
+              </w:rPr>
+            </w:pPr>
+            <w:r>
+              <w:rPr>
+                <w:rFonts w:ascii="Times New Roman" w:hAnsi="Times New Roman"/>
+                <w:color w:val="1F1F1F"/>
+                <w:sz w:val="28"/>
+                <w:szCs w:val="28"/>
+                <w:bdr w:val="none" w:sz="0" w:space="0" w:color="auto" w:frame="1"/>
+              </w:rPr>
+              <w:t>1</w:t>
             </w:r>
           </w:p>
         </w:tc>
@@ -9346,21 +7657,30 @@
               <w:jc w:val="both"/>
               <w:rPr>
                 <w:rFonts w:ascii="Times New Roman" w:hAnsi="Times New Roman"/>
-                <w:color w:val="1F1F1F"/>
-                <w:sz w:val="28"/>
-                <w:szCs w:val="28"/>
-                <w:bdr w:val="none" w:sz="0" w:space="0" w:color="auto" w:frame="1"/>
-              </w:rPr>
-            </w:pPr>
-            <w:r>
-              <w:rPr>
-                <w:rFonts w:ascii="Times New Roman" w:hAnsi="Times New Roman"/>
-                <w:color w:val="1F1F1F"/>
-                <w:sz w:val="28"/>
-                <w:szCs w:val="28"/>
-                <w:bdr w:val="none" w:sz="0" w:space="0" w:color="auto" w:frame="1"/>
-              </w:rPr>
-              <w:t>26</w:t>
+                <w:sz w:val="28"/>
+                <w:szCs w:val="28"/>
+                <w:lang w:val="en-US"/>
+              </w:rPr>
+            </w:pPr>
+            <w:r>
+              <w:rPr>
+                <w:rFonts w:ascii="Times New Roman" w:hAnsi="Times New Roman"/>
+                <w:color w:val="1F1F1F"/>
+                <w:sz w:val="28"/>
+                <w:szCs w:val="28"/>
+                <w:bdr w:val="none" w:sz="0" w:space="0" w:color="auto" w:frame="1"/>
+              </w:rPr>
+              <w:t>2</w:t>
+            </w:r>
+            <w:r>
+              <w:rPr>
+                <w:rFonts w:ascii="Times New Roman" w:hAnsi="Times New Roman"/>
+                <w:color w:val="1F1F1F"/>
+                <w:sz w:val="28"/>
+                <w:szCs w:val="28"/>
+                <w:bdr w:val="none" w:sz="0" w:space="0" w:color="auto" w:frame="1"/>
+              </w:rPr>
+              <w:t>6</w:t>
             </w:r>
           </w:p>
         </w:tc>
@@ -9374,24 +7694,21 @@
               <w:jc w:val="both"/>
               <w:rPr>
                 <w:rFonts w:ascii="Times New Roman" w:hAnsi="Times New Roman"/>
-                <w:color w:val="1F1F1F"/>
-                <w:sz w:val="28"/>
-                <w:szCs w:val="28"/>
-                <w:bdr w:val="none" w:sz="0" w:space="0" w:color="auto" w:frame="1"/>
-              </w:rPr>
-            </w:pPr>
-            <w:proofErr w:type="spellStart"/>
-            <w:r>
-              <w:rPr>
-                <w:rFonts w:ascii="Times New Roman" w:hAnsi="Times New Roman"/>
-                <w:color w:val="1F1F1F"/>
-                <w:sz w:val="28"/>
-                <w:szCs w:val="28"/>
-                <w:bdr w:val="none" w:sz="0" w:space="0" w:color="auto" w:frame="1"/>
-              </w:rPr>
-              <w:t>showInfo</w:t>
-            </w:r>
-            <w:proofErr w:type="spellEnd"/>
+                <w:sz w:val="28"/>
+                <w:szCs w:val="28"/>
+                <w:lang w:val="ru-RU"/>
+              </w:rPr>
+            </w:pPr>
+            <w:r>
+              <w:rPr>
+                <w:rFonts w:ascii="Times New Roman" w:hAnsi="Times New Roman"/>
+                <w:color w:val="1F1F1F"/>
+                <w:sz w:val="28"/>
+                <w:szCs w:val="28"/>
+                <w:bdr w:val="none" w:sz="0" w:space="0" w:color="auto" w:frame="1"/>
+              </w:rPr>
+              <w:t>&lt;=</w:t>
+            </w:r>
           </w:p>
         </w:tc>
         <w:tc>
@@ -9404,10 +7721,36 @@
               <w:jc w:val="both"/>
               <w:rPr>
                 <w:rFonts w:ascii="Times New Roman" w:hAnsi="Times New Roman"/>
-                <w:color w:val="1F1F1F"/>
-                <w:sz w:val="28"/>
-                <w:szCs w:val="28"/>
-                <w:bdr w:val="none" w:sz="0" w:space="0" w:color="auto" w:frame="1"/>
+                <w:sz w:val="28"/>
+                <w:szCs w:val="28"/>
+                <w:lang w:val="en-US"/>
+              </w:rPr>
+            </w:pPr>
+            <w:r>
+              <w:rPr>
+                <w:rFonts w:ascii="Times New Roman" w:hAnsi="Times New Roman"/>
+                <w:color w:val="1F1F1F"/>
+                <w:sz w:val="28"/>
+                <w:szCs w:val="28"/>
+                <w:bdr w:val="none" w:sz="0" w:space="0" w:color="auto" w:frame="1"/>
+              </w:rPr>
+              <w:t>1</w:t>
+            </w:r>
+          </w:p>
+        </w:tc>
+        <w:tc>
+          <w:tcPr>
+            <w:tcW w:w="1505" w:type="dxa"/>
+            <w:vAlign w:val="center"/>
+          </w:tcPr>
+          <w:p>
+            <w:pPr>
+              <w:jc w:val="both"/>
+              <w:rPr>
+                <w:rFonts w:ascii="Times New Roman" w:hAnsi="Times New Roman"/>
+                <w:sz w:val="28"/>
+                <w:szCs w:val="28"/>
+                <w:lang w:val="ru-RU"/>
               </w:rPr>
             </w:pPr>
             <w:r>
@@ -9420,33 +7763,16 @@
               </w:rPr>
               <w:t>2</w:t>
             </w:r>
-          </w:p>
-        </w:tc>
-        <w:tc>
-          <w:tcPr>
-            <w:tcW w:w="1505" w:type="dxa"/>
-            <w:vAlign w:val="center"/>
-          </w:tcPr>
-          <w:p>
-            <w:pPr>
-              <w:jc w:val="both"/>
-              <w:rPr>
-                <w:rFonts w:ascii="Times New Roman" w:hAnsi="Times New Roman"/>
-                <w:color w:val="1F1F1F"/>
-                <w:sz w:val="28"/>
-                <w:szCs w:val="28"/>
-                <w:bdr w:val="none" w:sz="0" w:space="0" w:color="auto" w:frame="1"/>
-              </w:rPr>
-            </w:pPr>
-            <w:r>
-              <w:rPr>
-                <w:rFonts w:ascii="Times New Roman" w:hAnsi="Times New Roman"/>
-                <w:color w:val="1F1F1F"/>
-                <w:sz w:val="28"/>
-                <w:szCs w:val="28"/>
-                <w:bdr w:val="none" w:sz="0" w:space="0" w:color="auto" w:frame="1"/>
-              </w:rPr>
-              <w:t>26</w:t>
+            <w:r>
+              <w:rPr>
+                <w:rFonts w:ascii="Times New Roman" w:hAnsi="Times New Roman"/>
+                <w:color w:val="1F1F1F"/>
+                <w:sz w:val="28"/>
+                <w:szCs w:val="28"/>
+                <w:bdr w:val="none" w:sz="0" w:space="0" w:color="auto" w:frame="1"/>
+                <w:lang w:val="ru-RU"/>
+              </w:rPr>
+              <w:t>6</w:t>
             </w:r>
           </w:p>
         </w:tc>
@@ -9460,21 +7786,20 @@
               <w:jc w:val="both"/>
               <w:rPr>
                 <w:rFonts w:ascii="Times New Roman" w:hAnsi="Times New Roman"/>
-                <w:color w:val="1F1F1F"/>
-                <w:sz w:val="28"/>
-                <w:szCs w:val="28"/>
-                <w:bdr w:val="none" w:sz="0" w:space="0" w:color="auto" w:frame="1"/>
-              </w:rPr>
-            </w:pPr>
-            <w:r>
-              <w:rPr>
-                <w:rFonts w:ascii="Times New Roman" w:hAnsi="Times New Roman"/>
-                <w:color w:val="1F1F1F"/>
-                <w:sz w:val="28"/>
-                <w:szCs w:val="28"/>
-                <w:bdr w:val="none" w:sz="0" w:space="0" w:color="auto" w:frame="1"/>
-              </w:rPr>
-              <w:t>"Hello"</w:t>
+                <w:sz w:val="28"/>
+                <w:szCs w:val="28"/>
+                <w:lang w:val="en-US"/>
+              </w:rPr>
+            </w:pPr>
+            <w:r>
+              <w:rPr>
+                <w:rFonts w:ascii="Times New Roman" w:hAnsi="Times New Roman"/>
+                <w:color w:val="1F1F1F"/>
+                <w:sz w:val="28"/>
+                <w:szCs w:val="28"/>
+                <w:bdr w:val="none" w:sz="0" w:space="0" w:color="auto" w:frame="1"/>
+              </w:rPr>
+              <w:t>DataAnalyzer</w:t>
             </w:r>
           </w:p>
         </w:tc>
@@ -9488,10 +7813,9 @@
               <w:jc w:val="both"/>
               <w:rPr>
                 <w:rFonts w:ascii="Times New Roman" w:hAnsi="Times New Roman"/>
-                <w:color w:val="1F1F1F"/>
-                <w:sz w:val="28"/>
-                <w:szCs w:val="28"/>
-                <w:bdr w:val="none" w:sz="0" w:space="0" w:color="auto" w:frame="1"/>
+                <w:sz w:val="28"/>
+                <w:szCs w:val="28"/>
+                <w:lang w:val="en-US"/>
               </w:rPr>
             </w:pPr>
             <w:r>
@@ -9562,18 +7886,16 @@
                 <w:bdr w:val="none" w:sz="0" w:space="0" w:color="auto" w:frame="1"/>
               </w:rPr>
             </w:pPr>
-            <w:proofErr w:type="spellStart"/>
-            <w:r>
-              <w:rPr>
-                <w:rFonts w:ascii="Times New Roman" w:hAnsi="Times New Roman"/>
-                <w:color w:val="1F1F1F"/>
-                <w:sz w:val="28"/>
-                <w:szCs w:val="28"/>
-                <w:bdr w:val="none" w:sz="0" w:space="0" w:color="auto" w:frame="1"/>
-              </w:rPr>
-              <w:t>String</w:t>
-            </w:r>
-            <w:proofErr w:type="spellEnd"/>
+            <w:r>
+              <w:rPr>
+                <w:rFonts w:ascii="Times New Roman" w:hAnsi="Times New Roman"/>
+                <w:color w:val="1F1F1F"/>
+                <w:sz w:val="28"/>
+                <w:szCs w:val="28"/>
+                <w:bdr w:val="none" w:sz="0" w:space="0" w:color="auto" w:frame="1"/>
+              </w:rPr>
+              <w:t>*</w:t>
+            </w:r>
           </w:p>
         </w:tc>
         <w:tc>
@@ -9600,35 +7922,47 @@
                 <w:szCs w:val="28"/>
                 <w:bdr w:val="none" w:sz="0" w:space="0" w:color="auto" w:frame="1"/>
               </w:rPr>
+              <w:t>1</w:t>
+            </w:r>
+          </w:p>
+        </w:tc>
+        <w:tc>
+          <w:tcPr>
+            <w:tcW w:w="1505" w:type="dxa"/>
+            <w:vAlign w:val="center"/>
+          </w:tcPr>
+          <w:p>
+            <w:pPr>
+              <w:jc w:val="both"/>
+              <w:rPr>
+                <w:rFonts w:ascii="Times New Roman" w:hAnsi="Times New Roman"/>
+                <w:color w:val="1F1F1F"/>
+                <w:sz w:val="28"/>
+                <w:szCs w:val="28"/>
+                <w:bdr w:val="none" w:sz="0" w:space="0" w:color="auto" w:frame="1"/>
+                <w:lang w:val="ru-RU"/>
+              </w:rPr>
+            </w:pPr>
+            <w:r>
+              <w:rPr>
+                <w:rFonts w:ascii="Times New Roman" w:hAnsi="Times New Roman"/>
+                <w:color w:val="1F1F1F"/>
+                <w:sz w:val="28"/>
+                <w:szCs w:val="28"/>
+                <w:bdr w:val="none" w:sz="0" w:space="0" w:color="auto" w:frame="1"/>
+              </w:rPr>
               <w:t>2</w:t>
             </w:r>
-          </w:p>
-        </w:tc>
-        <w:tc>
-          <w:tcPr>
-            <w:tcW w:w="1505" w:type="dxa"/>
-            <w:vAlign w:val="center"/>
-          </w:tcPr>
-          <w:p>
-            <w:pPr>
-              <w:jc w:val="both"/>
-              <w:rPr>
-                <w:rFonts w:ascii="Times New Roman" w:hAnsi="Times New Roman"/>
-                <w:color w:val="1F1F1F"/>
-                <w:sz w:val="28"/>
-                <w:szCs w:val="28"/>
-                <w:bdr w:val="none" w:sz="0" w:space="0" w:color="auto" w:frame="1"/>
-              </w:rPr>
-            </w:pPr>
-            <w:r>
-              <w:rPr>
-                <w:rFonts w:ascii="Times New Roman" w:hAnsi="Times New Roman"/>
-                <w:color w:val="1F1F1F"/>
-                <w:sz w:val="28"/>
-                <w:szCs w:val="28"/>
-                <w:bdr w:val="none" w:sz="0" w:space="0" w:color="auto" w:frame="1"/>
-              </w:rPr>
-              <w:t>27</w:t>
+            <w:r>
+              <w:rPr>
+                <w:rFonts w:ascii="Times New Roman" w:hAnsi="Times New Roman"/>
+                <w:color w:val="1F1F1F"/>
+                <w:sz w:val="28"/>
+                <w:szCs w:val="28"/>
+                <w:bdr w:val="none" w:sz="0" w:space="0" w:color="auto" w:frame="1"/>
+                <w:lang w:val="ru-RU"/>
+              </w:rPr>
+              <w:t>7</w:t>
             </w:r>
           </w:p>
         </w:tc>
@@ -9648,18 +7982,16 @@
                 <w:bdr w:val="none" w:sz="0" w:space="0" w:color="auto" w:frame="1"/>
               </w:rPr>
             </w:pPr>
-            <w:proofErr w:type="spellStart"/>
-            <w:r>
-              <w:rPr>
-                <w:rFonts w:ascii="Times New Roman" w:hAnsi="Times New Roman"/>
-                <w:color w:val="1F1F1F"/>
-                <w:sz w:val="28"/>
-                <w:szCs w:val="28"/>
-                <w:bdr w:val="none" w:sz="0" w:space="0" w:color="auto" w:frame="1"/>
-              </w:rPr>
-              <w:t>DataAnalyzer</w:t>
-            </w:r>
-            <w:proofErr w:type="spellEnd"/>
+            <w:r>
+              <w:rPr>
+                <w:rFonts w:ascii="Times New Roman" w:hAnsi="Times New Roman"/>
+                <w:color w:val="1F1F1F"/>
+                <w:sz w:val="28"/>
+                <w:szCs w:val="28"/>
+                <w:bdr w:val="none" w:sz="0" w:space="0" w:color="auto" w:frame="1"/>
+              </w:rPr>
+              <w:t>args</w:t>
+            </w:r>
           </w:p>
         </w:tc>
         <w:tc>
@@ -9711,22 +8043,11 @@
             <w:r>
               <w:rPr>
                 <w:rFonts w:ascii="Times New Roman" w:hAnsi="Times New Roman"/>
-                <w:color w:val="1F1F1F"/>
-                <w:sz w:val="28"/>
-                <w:szCs w:val="28"/>
-                <w:bdr w:val="none" w:sz="0" w:space="0" w:color="auto" w:frame="1"/>
-              </w:rPr>
-              <w:t>2</w:t>
-            </w:r>
-            <w:r>
-              <w:rPr>
-                <w:rFonts w:ascii="Times New Roman" w:hAnsi="Times New Roman"/>
-                <w:color w:val="1F1F1F"/>
-                <w:sz w:val="28"/>
-                <w:szCs w:val="28"/>
-                <w:bdr w:val="none" w:sz="0" w:space="0" w:color="auto" w:frame="1"/>
-              </w:rPr>
-              <w:t>8</w:t>
+                <w:sz w:val="28"/>
+                <w:szCs w:val="28"/>
+                <w:lang w:val="en-US"/>
+              </w:rPr>
+              <w:t>28</w:t>
             </w:r>
           </w:p>
         </w:tc>
@@ -9754,7 +8075,7 @@
                 <w:szCs w:val="28"/>
                 <w:bdr w:val="none" w:sz="0" w:space="0" w:color="auto" w:frame="1"/>
               </w:rPr>
-              <w:t>&lt;=</w:t>
+              <w:t>/</w:t>
             </w:r>
           </w:p>
         </w:tc>
@@ -9800,15 +8121,15 @@
                 <w:sz w:val="28"/>
                 <w:szCs w:val="28"/>
                 <w:bdr w:val="none" w:sz="0" w:space="0" w:color="auto" w:frame="1"/>
-              </w:rPr>
-            </w:pPr>
-            <w:r>
-              <w:rPr>
-                <w:rFonts w:ascii="Times New Roman" w:hAnsi="Times New Roman"/>
-                <w:color w:val="1F1F1F"/>
-                <w:sz w:val="28"/>
-                <w:szCs w:val="28"/>
-                <w:bdr w:val="none" w:sz="0" w:space="0" w:color="auto" w:frame="1"/>
+                <w:lang w:val="ru-RU"/>
+              </w:rPr>
+            </w:pPr>
+            <w:r>
+              <w:rPr>
+                <w:rFonts w:ascii="Times New Roman" w:hAnsi="Times New Roman"/>
+                <w:sz w:val="28"/>
+                <w:szCs w:val="28"/>
+                <w:lang w:val="ru-RU"/>
               </w:rPr>
               <w:t>28</w:t>
             </w:r>
@@ -9830,18 +8151,16 @@
                 <w:bdr w:val="none" w:sz="0" w:space="0" w:color="auto" w:frame="1"/>
               </w:rPr>
             </w:pPr>
-            <w:proofErr w:type="spellStart"/>
-            <w:r>
-              <w:rPr>
-                <w:rFonts w:ascii="Times New Roman" w:hAnsi="Times New Roman"/>
-                <w:color w:val="1F1F1F"/>
-                <w:sz w:val="28"/>
-                <w:szCs w:val="28"/>
-                <w:bdr w:val="none" w:sz="0" w:space="0" w:color="auto" w:frame="1"/>
-              </w:rPr>
-              <w:t>args</w:t>
-            </w:r>
-            <w:proofErr w:type="spellEnd"/>
+            <w:r>
+              <w:rPr>
+                <w:rFonts w:ascii="Times New Roman" w:hAnsi="Times New Roman"/>
+                <w:color w:val="1F1F1F"/>
+                <w:sz w:val="28"/>
+                <w:szCs w:val="28"/>
+                <w:bdr w:val="none" w:sz="0" w:space="0" w:color="auto" w:frame="1"/>
+              </w:rPr>
+              <w:t>variable</w:t>
+            </w:r>
           </w:p>
         </w:tc>
         <w:tc>
@@ -9884,30 +8203,20 @@
               <w:jc w:val="both"/>
               <w:rPr>
                 <w:rFonts w:ascii="Times New Roman" w:hAnsi="Times New Roman"/>
-                <w:sz w:val="28"/>
-                <w:szCs w:val="28"/>
-                <w:lang w:val="en-US"/>
-              </w:rPr>
-            </w:pPr>
-            <w:r>
-              <w:rPr>
-                <w:rFonts w:ascii="Times New Roman" w:hAnsi="Times New Roman"/>
-                <w:color w:val="1F1F1F"/>
-                <w:sz w:val="28"/>
-                <w:szCs w:val="28"/>
-                <w:bdr w:val="none" w:sz="0" w:space="0" w:color="auto" w:frame="1"/>
-              </w:rPr>
-              <w:t>2</w:t>
-            </w:r>
-            <w:r>
-              <w:rPr>
-                <w:rFonts w:ascii="Times New Roman" w:hAnsi="Times New Roman"/>
-                <w:color w:val="1F1F1F"/>
-                <w:sz w:val="28"/>
-                <w:szCs w:val="28"/>
-                <w:bdr w:val="none" w:sz="0" w:space="0" w:color="auto" w:frame="1"/>
-              </w:rPr>
-              <w:t>9</w:t>
+                <w:color w:val="1F1F1F"/>
+                <w:sz w:val="28"/>
+                <w:szCs w:val="28"/>
+                <w:bdr w:val="none" w:sz="0" w:space="0" w:color="auto" w:frame="1"/>
+              </w:rPr>
+            </w:pPr>
+            <w:r>
+              <w:rPr>
+                <w:rFonts w:ascii="Times New Roman" w:hAnsi="Times New Roman"/>
+                <w:sz w:val="28"/>
+                <w:szCs w:val="28"/>
+                <w:lang w:val="en-US"/>
+              </w:rPr>
+              <w:t>29</w:t>
             </w:r>
           </w:p>
         </w:tc>
@@ -9921,20 +8230,21 @@
               <w:jc w:val="both"/>
               <w:rPr>
                 <w:rFonts w:ascii="Times New Roman" w:hAnsi="Times New Roman"/>
-                <w:sz w:val="28"/>
-                <w:szCs w:val="28"/>
-                <w:lang w:val="ru-RU"/>
-              </w:rPr>
-            </w:pPr>
-            <w:r>
-              <w:rPr>
-                <w:rFonts w:ascii="Times New Roman" w:hAnsi="Times New Roman"/>
-                <w:color w:val="1F1F1F"/>
-                <w:sz w:val="28"/>
-                <w:szCs w:val="28"/>
-                <w:bdr w:val="none" w:sz="0" w:space="0" w:color="auto" w:frame="1"/>
-              </w:rPr>
-              <w:t>*</w:t>
+                <w:color w:val="1F1F1F"/>
+                <w:sz w:val="28"/>
+                <w:szCs w:val="28"/>
+                <w:bdr w:val="none" w:sz="0" w:space="0" w:color="auto" w:frame="1"/>
+              </w:rPr>
+            </w:pPr>
+            <w:r>
+              <w:rPr>
+                <w:rFonts w:ascii="Times New Roman" w:hAnsi="Times New Roman"/>
+                <w:color w:val="1F1F1F"/>
+                <w:sz w:val="28"/>
+                <w:szCs w:val="28"/>
+                <w:bdr w:val="none" w:sz="0" w:space="0" w:color="auto" w:frame="1"/>
+              </w:rPr>
+              <w:t>object</w:t>
             </w:r>
           </w:p>
         </w:tc>
@@ -9948,9 +8258,10 @@
               <w:jc w:val="both"/>
               <w:rPr>
                 <w:rFonts w:ascii="Times New Roman" w:hAnsi="Times New Roman"/>
-                <w:sz w:val="28"/>
-                <w:szCs w:val="28"/>
-                <w:lang w:val="en-US"/>
+                <w:color w:val="1F1F1F"/>
+                <w:sz w:val="28"/>
+                <w:szCs w:val="28"/>
+                <w:bdr w:val="none" w:sz="0" w:space="0" w:color="auto" w:frame="1"/>
               </w:rPr>
             </w:pPr>
             <w:r>
@@ -9975,17 +8286,19 @@
               <w:jc w:val="both"/>
               <w:rPr>
                 <w:rFonts w:ascii="Times New Roman" w:hAnsi="Times New Roman"/>
-                <w:sz w:val="28"/>
-                <w:szCs w:val="28"/>
-                <w:lang w:val="en-US"/>
-              </w:rPr>
-            </w:pPr>
-            <w:r>
-              <w:rPr>
-                <w:rFonts w:ascii="Times New Roman" w:hAnsi="Times New Roman"/>
-                <w:sz w:val="28"/>
-                <w:szCs w:val="28"/>
-                <w:lang w:val="en-US"/>
+                <w:color w:val="1F1F1F"/>
+                <w:sz w:val="28"/>
+                <w:szCs w:val="28"/>
+                <w:bdr w:val="none" w:sz="0" w:space="0" w:color="auto" w:frame="1"/>
+                <w:lang w:val="ru-RU"/>
+              </w:rPr>
+            </w:pPr>
+            <w:r>
+              <w:rPr>
+                <w:rFonts w:ascii="Times New Roman" w:hAnsi="Times New Roman"/>
+                <w:sz w:val="28"/>
+                <w:szCs w:val="28"/>
+                <w:lang w:val="ru-RU"/>
               </w:rPr>
               <w:t>29</w:t>
             </w:r>
@@ -10001,20 +8314,20 @@
               <w:jc w:val="both"/>
               <w:rPr>
                 <w:rFonts w:ascii="Times New Roman" w:hAnsi="Times New Roman"/>
-                <w:sz w:val="28"/>
-                <w:szCs w:val="28"/>
-                <w:lang w:val="en-US"/>
-              </w:rPr>
-            </w:pPr>
-            <w:r>
-              <w:rPr>
-                <w:rFonts w:ascii="Times New Roman" w:hAnsi="Times New Roman"/>
-                <w:color w:val="1F1F1F"/>
-                <w:sz w:val="28"/>
-                <w:szCs w:val="28"/>
-                <w:bdr w:val="none" w:sz="0" w:space="0" w:color="auto" w:frame="1"/>
-              </w:rPr>
-              <w:t>7</w:t>
+                <w:color w:val="1F1F1F"/>
+                <w:sz w:val="28"/>
+                <w:szCs w:val="28"/>
+                <w:bdr w:val="none" w:sz="0" w:space="0" w:color="auto" w:frame="1"/>
+              </w:rPr>
+            </w:pPr>
+            <w:r>
+              <w:rPr>
+                <w:rFonts w:ascii="Times New Roman" w:hAnsi="Times New Roman"/>
+                <w:sz w:val="28"/>
+                <w:szCs w:val="28"/>
+                <w:lang w:val="ru-RU"/>
+              </w:rPr>
+              <w:t>5</w:t>
             </w:r>
           </w:p>
         </w:tc>
@@ -10028,18 +8341,18 @@
               <w:jc w:val="both"/>
               <w:rPr>
                 <w:rFonts w:ascii="Times New Roman" w:hAnsi="Times New Roman"/>
-                <w:sz w:val="28"/>
-                <w:szCs w:val="28"/>
-                <w:lang w:val="en-US"/>
-              </w:rPr>
-            </w:pPr>
-            <w:r>
-              <w:rPr>
-                <w:rFonts w:ascii="Times New Roman" w:hAnsi="Times New Roman"/>
-                <w:color w:val="1F1F1F"/>
-                <w:sz w:val="28"/>
-                <w:szCs w:val="28"/>
-                <w:bdr w:val="none" w:sz="0" w:space="0" w:color="auto" w:frame="1"/>
+                <w:color w:val="1F1F1F"/>
+                <w:sz w:val="28"/>
+                <w:szCs w:val="28"/>
+                <w:bdr w:val="none" w:sz="0" w:space="0" w:color="auto" w:frame="1"/>
+              </w:rPr>
+            </w:pPr>
+            <w:r>
+              <w:rPr>
+                <w:rFonts w:ascii="Times New Roman" w:hAnsi="Times New Roman"/>
+                <w:sz w:val="28"/>
+                <w:szCs w:val="28"/>
+                <w:lang w:val="ru-RU"/>
               </w:rPr>
               <w:t>1</w:t>
             </w:r>
@@ -10057,9 +8370,10 @@
               <w:jc w:val="both"/>
               <w:rPr>
                 <w:rFonts w:ascii="Times New Roman" w:hAnsi="Times New Roman"/>
-                <w:sz w:val="28"/>
-                <w:szCs w:val="28"/>
-                <w:lang w:val="en-US"/>
+                <w:color w:val="1F1F1F"/>
+                <w:sz w:val="28"/>
+                <w:szCs w:val="28"/>
+                <w:bdr w:val="none" w:sz="0" w:space="0" w:color="auto" w:frame="1"/>
               </w:rPr>
             </w:pPr>
             <w:r>
@@ -10083,20 +8397,21 @@
               <w:jc w:val="both"/>
               <w:rPr>
                 <w:rFonts w:ascii="Times New Roman" w:hAnsi="Times New Roman"/>
-                <w:sz w:val="28"/>
-                <w:szCs w:val="28"/>
-                <w:lang w:val="ru-RU"/>
-              </w:rPr>
-            </w:pPr>
-            <w:r>
-              <w:rPr>
-                <w:rFonts w:ascii="Times New Roman" w:hAnsi="Times New Roman"/>
-                <w:color w:val="1F1F1F"/>
-                <w:sz w:val="28"/>
-                <w:szCs w:val="28"/>
-                <w:bdr w:val="none" w:sz="0" w:space="0" w:color="auto" w:frame="1"/>
-              </w:rPr>
-              <w:t>/</w:t>
+                <w:color w:val="1F1F1F"/>
+                <w:sz w:val="28"/>
+                <w:szCs w:val="28"/>
+                <w:bdr w:val="none" w:sz="0" w:space="0" w:color="auto" w:frame="1"/>
+              </w:rPr>
+            </w:pPr>
+            <w:r>
+              <w:rPr>
+                <w:rFonts w:ascii="Times New Roman" w:hAnsi="Times New Roman"/>
+                <w:color w:val="1F1F1F"/>
+                <w:sz w:val="28"/>
+                <w:szCs w:val="28"/>
+                <w:bdr w:val="none" w:sz="0" w:space="0" w:color="auto" w:frame="1"/>
+              </w:rPr>
+              <w:t>main</w:t>
             </w:r>
           </w:p>
         </w:tc>
@@ -10110,9 +8425,10 @@
               <w:jc w:val="both"/>
               <w:rPr>
                 <w:rFonts w:ascii="Times New Roman" w:hAnsi="Times New Roman"/>
-                <w:sz w:val="28"/>
-                <w:szCs w:val="28"/>
-                <w:lang w:val="en-US"/>
+                <w:color w:val="1F1F1F"/>
+                <w:sz w:val="28"/>
+                <w:szCs w:val="28"/>
+                <w:bdr w:val="none" w:sz="0" w:space="0" w:color="auto" w:frame="1"/>
               </w:rPr>
             </w:pPr>
             <w:r>
@@ -10137,30 +8453,21 @@
               <w:jc w:val="both"/>
               <w:rPr>
                 <w:rFonts w:ascii="Times New Roman" w:hAnsi="Times New Roman"/>
-                <w:sz w:val="28"/>
-                <w:szCs w:val="28"/>
-                <w:lang w:val="en-US"/>
-              </w:rPr>
-            </w:pPr>
-            <w:r>
-              <w:rPr>
-                <w:rFonts w:ascii="Times New Roman" w:hAnsi="Times New Roman"/>
-                <w:color w:val="1F1F1F"/>
-                <w:sz w:val="28"/>
-                <w:szCs w:val="28"/>
-                <w:bdr w:val="none" w:sz="0" w:space="0" w:color="auto" w:frame="1"/>
-              </w:rPr>
-              <w:t>3</w:t>
-            </w:r>
-            <w:r>
-              <w:rPr>
-                <w:rFonts w:ascii="Times New Roman" w:hAnsi="Times New Roman"/>
-                <w:color w:val="1F1F1F"/>
-                <w:sz w:val="28"/>
-                <w:szCs w:val="28"/>
-                <w:bdr w:val="none" w:sz="0" w:space="0" w:color="auto" w:frame="1"/>
-              </w:rPr>
-              <w:t>0</w:t>
+                <w:color w:val="1F1F1F"/>
+                <w:sz w:val="28"/>
+                <w:szCs w:val="28"/>
+                <w:bdr w:val="none" w:sz="0" w:space="0" w:color="auto" w:frame="1"/>
+                <w:lang w:val="ru-RU"/>
+              </w:rPr>
+            </w:pPr>
+            <w:r>
+              <w:rPr>
+                <w:rFonts w:ascii="Times New Roman" w:hAnsi="Times New Roman"/>
+                <w:sz w:val="28"/>
+                <w:szCs w:val="28"/>
+                <w:lang w:val="ru-RU"/>
+              </w:rPr>
+              <w:t>30</w:t>
             </w:r>
           </w:p>
         </w:tc>
@@ -10174,20 +8481,20 @@
               <w:jc w:val="both"/>
               <w:rPr>
                 <w:rFonts w:ascii="Times New Roman" w:hAnsi="Times New Roman"/>
-                <w:sz w:val="28"/>
-                <w:szCs w:val="28"/>
-                <w:lang w:val="en-US"/>
-              </w:rPr>
-            </w:pPr>
-            <w:r>
-              <w:rPr>
-                <w:rFonts w:ascii="Times New Roman" w:hAnsi="Times New Roman"/>
-                <w:color w:val="1F1F1F"/>
-                <w:sz w:val="28"/>
-                <w:szCs w:val="28"/>
-                <w:bdr w:val="none" w:sz="0" w:space="0" w:color="auto" w:frame="1"/>
-              </w:rPr>
-              <w:t>8</w:t>
+                <w:color w:val="1F1F1F"/>
+                <w:sz w:val="28"/>
+                <w:szCs w:val="28"/>
+                <w:bdr w:val="none" w:sz="0" w:space="0" w:color="auto" w:frame="1"/>
+              </w:rPr>
+            </w:pPr>
+            <w:r>
+              <w:rPr>
+                <w:rFonts w:ascii="Times New Roman" w:hAnsi="Times New Roman"/>
+                <w:sz w:val="28"/>
+                <w:szCs w:val="28"/>
+                <w:lang w:val="ru-RU"/>
+              </w:rPr>
+              <w:t>4.5</w:t>
             </w:r>
           </w:p>
         </w:tc>
@@ -10201,18 +8508,18 @@
               <w:jc w:val="both"/>
               <w:rPr>
                 <w:rFonts w:ascii="Times New Roman" w:hAnsi="Times New Roman"/>
-                <w:sz w:val="28"/>
-                <w:szCs w:val="28"/>
-                <w:lang w:val="en-US"/>
-              </w:rPr>
-            </w:pPr>
-            <w:r>
-              <w:rPr>
-                <w:rFonts w:ascii="Times New Roman" w:hAnsi="Times New Roman"/>
-                <w:color w:val="1F1F1F"/>
-                <w:sz w:val="28"/>
-                <w:szCs w:val="28"/>
-                <w:bdr w:val="none" w:sz="0" w:space="0" w:color="auto" w:frame="1"/>
+                <w:color w:val="1F1F1F"/>
+                <w:sz w:val="28"/>
+                <w:szCs w:val="28"/>
+                <w:bdr w:val="none" w:sz="0" w:space="0" w:color="auto" w:frame="1"/>
+              </w:rPr>
+            </w:pPr>
+            <w:r>
+              <w:rPr>
+                <w:rFonts w:ascii="Times New Roman" w:hAnsi="Times New Roman"/>
+                <w:sz w:val="28"/>
+                <w:szCs w:val="28"/>
+                <w:lang w:val="ru-RU"/>
               </w:rPr>
               <w:t>1</w:t>
             </w:r>
@@ -10230,9 +8537,10 @@
               <w:jc w:val="both"/>
               <w:rPr>
                 <w:rFonts w:ascii="Times New Roman" w:hAnsi="Times New Roman"/>
-                <w:sz w:val="28"/>
-                <w:szCs w:val="28"/>
-                <w:lang w:val="en-US"/>
+                <w:color w:val="1F1F1F"/>
+                <w:sz w:val="28"/>
+                <w:szCs w:val="28"/>
+                <w:bdr w:val="none" w:sz="0" w:space="0" w:color="auto" w:frame="1"/>
               </w:rPr>
             </w:pPr>
             <w:r>
@@ -10256,23 +8564,22 @@
               <w:jc w:val="both"/>
               <w:rPr>
                 <w:rFonts w:ascii="Times New Roman" w:hAnsi="Times New Roman"/>
-                <w:sz w:val="28"/>
-                <w:szCs w:val="28"/>
-                <w:lang w:val="ru-RU"/>
-              </w:rPr>
-            </w:pPr>
-            <w:proofErr w:type="spellStart"/>
-            <w:r>
-              <w:rPr>
-                <w:rFonts w:ascii="Times New Roman" w:hAnsi="Times New Roman"/>
-                <w:color w:val="1F1F1F"/>
-                <w:sz w:val="28"/>
-                <w:szCs w:val="28"/>
-                <w:bdr w:val="none" w:sz="0" w:space="0" w:color="auto" w:frame="1"/>
-              </w:rPr>
-              <w:t>object</w:t>
-            </w:r>
-            <w:proofErr w:type="spellEnd"/>
+                <w:color w:val="1F1F1F"/>
+                <w:sz w:val="28"/>
+                <w:szCs w:val="28"/>
+                <w:bdr w:val="none" w:sz="0" w:space="0" w:color="auto" w:frame="1"/>
+              </w:rPr>
+            </w:pPr>
+            <w:r>
+              <w:rPr>
+                <w:rFonts w:ascii="Times New Roman" w:hAnsi="Times New Roman"/>
+                <w:color w:val="1F1F1F"/>
+                <w:sz w:val="28"/>
+                <w:szCs w:val="28"/>
+                <w:bdr w:val="none" w:sz="0" w:space="0" w:color="auto" w:frame="1"/>
+              </w:rPr>
+              <w:t>new</w:t>
+            </w:r>
           </w:p>
         </w:tc>
         <w:tc>
@@ -10285,9 +8592,10 @@
               <w:jc w:val="both"/>
               <w:rPr>
                 <w:rFonts w:ascii="Times New Roman" w:hAnsi="Times New Roman"/>
-                <w:sz w:val="28"/>
-                <w:szCs w:val="28"/>
-                <w:lang w:val="en-US"/>
+                <w:color w:val="1F1F1F"/>
+                <w:sz w:val="28"/>
+                <w:szCs w:val="28"/>
+                <w:bdr w:val="none" w:sz="0" w:space="0" w:color="auto" w:frame="1"/>
               </w:rPr>
             </w:pPr>
             <w:r>
@@ -10312,30 +8620,21 @@
               <w:jc w:val="both"/>
               <w:rPr>
                 <w:rFonts w:ascii="Times New Roman" w:hAnsi="Times New Roman"/>
-                <w:sz w:val="28"/>
-                <w:szCs w:val="28"/>
-                <w:lang w:val="en-US"/>
-              </w:rPr>
-            </w:pPr>
-            <w:r>
-              <w:rPr>
-                <w:rFonts w:ascii="Times New Roman" w:hAnsi="Times New Roman"/>
-                <w:color w:val="1F1F1F"/>
-                <w:sz w:val="28"/>
-                <w:szCs w:val="28"/>
-                <w:bdr w:val="none" w:sz="0" w:space="0" w:color="auto" w:frame="1"/>
-              </w:rPr>
-              <w:t>3</w:t>
-            </w:r>
-            <w:r>
-              <w:rPr>
-                <w:rFonts w:ascii="Times New Roman" w:hAnsi="Times New Roman"/>
-                <w:color w:val="1F1F1F"/>
-                <w:sz w:val="28"/>
-                <w:szCs w:val="28"/>
-                <w:bdr w:val="none" w:sz="0" w:space="0" w:color="auto" w:frame="1"/>
-              </w:rPr>
-              <w:t>1</w:t>
+                <w:color w:val="1F1F1F"/>
+                <w:sz w:val="28"/>
+                <w:szCs w:val="28"/>
+                <w:bdr w:val="none" w:sz="0" w:space="0" w:color="auto" w:frame="1"/>
+                <w:lang w:val="ru-RU"/>
+              </w:rPr>
+            </w:pPr>
+            <w:r>
+              <w:rPr>
+                <w:rFonts w:ascii="Times New Roman" w:hAnsi="Times New Roman"/>
+                <w:sz w:val="28"/>
+                <w:szCs w:val="28"/>
+                <w:lang w:val="ru-RU"/>
+              </w:rPr>
+              <w:t>31</w:t>
             </w:r>
           </w:p>
         </w:tc>
@@ -10349,20 +8648,20 @@
               <w:jc w:val="both"/>
               <w:rPr>
                 <w:rFonts w:ascii="Times New Roman" w:hAnsi="Times New Roman"/>
-                <w:sz w:val="28"/>
-                <w:szCs w:val="28"/>
-                <w:lang w:val="en-US"/>
-              </w:rPr>
-            </w:pPr>
-            <w:r>
-              <w:rPr>
-                <w:rFonts w:ascii="Times New Roman" w:hAnsi="Times New Roman"/>
-                <w:color w:val="1F1F1F"/>
-                <w:sz w:val="28"/>
-                <w:szCs w:val="28"/>
-                <w:bdr w:val="none" w:sz="0" w:space="0" w:color="auto" w:frame="1"/>
-              </w:rPr>
-              <w:t>3</w:t>
+                <w:color w:val="1F1F1F"/>
+                <w:sz w:val="28"/>
+                <w:szCs w:val="28"/>
+                <w:bdr w:val="none" w:sz="0" w:space="0" w:color="auto" w:frame="1"/>
+              </w:rPr>
+            </w:pPr>
+            <w:r>
+              <w:rPr>
+                <w:rFonts w:ascii="Times New Roman" w:hAnsi="Times New Roman"/>
+                <w:sz w:val="28"/>
+                <w:szCs w:val="28"/>
+                <w:lang w:val="ru-RU"/>
+              </w:rPr>
+              <w:t>2.1</w:t>
             </w:r>
           </w:p>
         </w:tc>
@@ -10376,18 +8675,18 @@
               <w:jc w:val="both"/>
               <w:rPr>
                 <w:rFonts w:ascii="Times New Roman" w:hAnsi="Times New Roman"/>
-                <w:sz w:val="28"/>
-                <w:szCs w:val="28"/>
-                <w:lang w:val="en-US"/>
-              </w:rPr>
-            </w:pPr>
-            <w:r>
-              <w:rPr>
-                <w:rFonts w:ascii="Times New Roman" w:hAnsi="Times New Roman"/>
-                <w:color w:val="1F1F1F"/>
-                <w:sz w:val="28"/>
-                <w:szCs w:val="28"/>
-                <w:bdr w:val="none" w:sz="0" w:space="0" w:color="auto" w:frame="1"/>
+                <w:color w:val="1F1F1F"/>
+                <w:sz w:val="28"/>
+                <w:szCs w:val="28"/>
+                <w:bdr w:val="none" w:sz="0" w:space="0" w:color="auto" w:frame="1"/>
+              </w:rPr>
+            </w:pPr>
+            <w:r>
+              <w:rPr>
+                <w:rFonts w:ascii="Times New Roman" w:hAnsi="Times New Roman"/>
+                <w:sz w:val="28"/>
+                <w:szCs w:val="28"/>
+                <w:lang w:val="ru-RU"/>
               </w:rPr>
               <w:t>1</w:t>
             </w:r>
@@ -10410,12 +8709,63 @@
                 <w:lang w:val="en-US"/>
               </w:rPr>
             </w:pPr>
-            <w:r>
-              <w:rPr>
-                <w:rFonts w:ascii="Times New Roman" w:hAnsi="Times New Roman"/>
-                <w:sz w:val="28"/>
-                <w:szCs w:val="28"/>
-                <w:lang w:val="en-US"/>
+          </w:p>
+        </w:tc>
+        <w:tc>
+          <w:tcPr>
+            <w:tcW w:w="2092" w:type="dxa"/>
+            <w:vAlign w:val="center"/>
+          </w:tcPr>
+          <w:p>
+            <w:pPr>
+              <w:jc w:val="both"/>
+              <w:rPr>
+                <w:rFonts w:ascii="Times New Roman" w:hAnsi="Times New Roman"/>
+                <w:sz w:val="28"/>
+                <w:szCs w:val="28"/>
+                <w:lang w:val="ru-RU"/>
+              </w:rPr>
+            </w:pPr>
+          </w:p>
+        </w:tc>
+        <w:tc>
+          <w:tcPr>
+            <w:tcW w:w="1506" w:type="dxa"/>
+            <w:vAlign w:val="center"/>
+          </w:tcPr>
+          <w:p>
+            <w:pPr>
+              <w:jc w:val="both"/>
+              <w:rPr>
+                <w:rFonts w:ascii="Times New Roman" w:hAnsi="Times New Roman"/>
+                <w:sz w:val="28"/>
+                <w:szCs w:val="28"/>
+                <w:lang w:val="en-US"/>
+              </w:rPr>
+            </w:pPr>
+          </w:p>
+        </w:tc>
+        <w:tc>
+          <w:tcPr>
+            <w:tcW w:w="1505" w:type="dxa"/>
+            <w:vAlign w:val="center"/>
+          </w:tcPr>
+          <w:p>
+            <w:pPr>
+              <w:jc w:val="both"/>
+              <w:rPr>
+                <w:rFonts w:ascii="Times New Roman" w:hAnsi="Times New Roman"/>
+                <w:sz w:val="28"/>
+                <w:szCs w:val="28"/>
+                <w:lang w:val="ru-RU"/>
+              </w:rPr>
+            </w:pPr>
+            <w:r>
+              <w:rPr>
+                <w:rFonts w:ascii="Times New Roman" w:hAnsi="Times New Roman"/>
+                <w:sz w:val="28"/>
+                <w:szCs w:val="28"/>
+                <w:lang w:val="ru-RU"/>
               </w:rPr>
               <w:t>32</w:t>
             </w:r>
@@ -10423,92 +8773,25 @@
         </w:tc>
         <w:tc>
           <w:tcPr>
-            <w:tcW w:w="2092" w:type="dxa"/>
-            <w:vAlign w:val="center"/>
-          </w:tcPr>
-          <w:p>
-            <w:pPr>
-              <w:jc w:val="both"/>
-              <w:rPr>
-                <w:rFonts w:ascii="Times New Roman" w:hAnsi="Times New Roman"/>
-                <w:sz w:val="28"/>
-                <w:szCs w:val="28"/>
-                <w:lang w:val="ru-RU"/>
-              </w:rPr>
-            </w:pPr>
-            <w:proofErr w:type="spellStart"/>
-            <w:r>
-              <w:rPr>
-                <w:rFonts w:ascii="Times New Roman" w:hAnsi="Times New Roman"/>
-                <w:color w:val="1F1F1F"/>
-                <w:sz w:val="28"/>
-                <w:szCs w:val="28"/>
-                <w:bdr w:val="none" w:sz="0" w:space="0" w:color="auto" w:frame="1"/>
-              </w:rPr>
-              <w:t>main</w:t>
-            </w:r>
-            <w:proofErr w:type="spellEnd"/>
-          </w:p>
-        </w:tc>
-        <w:tc>
-          <w:tcPr>
-            <w:tcW w:w="1506" w:type="dxa"/>
-            <w:vAlign w:val="center"/>
-          </w:tcPr>
-          <w:p>
-            <w:pPr>
-              <w:jc w:val="both"/>
-              <w:rPr>
-                <w:rFonts w:ascii="Times New Roman" w:hAnsi="Times New Roman"/>
-                <w:sz w:val="28"/>
-                <w:szCs w:val="28"/>
-                <w:lang w:val="en-US"/>
-              </w:rPr>
-            </w:pPr>
-            <w:r>
-              <w:rPr>
-                <w:rFonts w:ascii="Times New Roman" w:hAnsi="Times New Roman"/>
-                <w:color w:val="1F1F1F"/>
-                <w:sz w:val="28"/>
-                <w:szCs w:val="28"/>
-                <w:bdr w:val="none" w:sz="0" w:space="0" w:color="auto" w:frame="1"/>
-              </w:rPr>
-              <w:t>1</w:t>
-            </w:r>
-          </w:p>
-        </w:tc>
-        <w:tc>
-          <w:tcPr>
-            <w:tcW w:w="1505" w:type="dxa"/>
-            <w:vAlign w:val="center"/>
-          </w:tcPr>
-          <w:p>
-            <w:pPr>
-              <w:jc w:val="both"/>
-              <w:rPr>
-                <w:rFonts w:ascii="Times New Roman" w:hAnsi="Times New Roman"/>
-                <w:sz w:val="28"/>
-                <w:szCs w:val="28"/>
-                <w:lang w:val="en-US"/>
-              </w:rPr>
-            </w:pPr>
-            <w:r>
-              <w:rPr>
-                <w:rFonts w:ascii="Times New Roman" w:hAnsi="Times New Roman"/>
-                <w:color w:val="1F1F1F"/>
-                <w:sz w:val="28"/>
-                <w:szCs w:val="28"/>
-                <w:bdr w:val="none" w:sz="0" w:space="0" w:color="auto" w:frame="1"/>
-              </w:rPr>
-              <w:t>3</w:t>
-            </w:r>
-            <w:r>
-              <w:rPr>
-                <w:rFonts w:ascii="Times New Roman" w:hAnsi="Times New Roman"/>
-                <w:color w:val="1F1F1F"/>
-                <w:sz w:val="28"/>
-                <w:szCs w:val="28"/>
-                <w:bdr w:val="none" w:sz="0" w:space="0" w:color="auto" w:frame="1"/>
+            <w:tcW w:w="1771" w:type="dxa"/>
+            <w:vAlign w:val="center"/>
+          </w:tcPr>
+          <w:p>
+            <w:pPr>
+              <w:jc w:val="both"/>
+              <w:rPr>
+                <w:rFonts w:ascii="Times New Roman" w:hAnsi="Times New Roman"/>
+                <w:sz w:val="28"/>
+                <w:szCs w:val="28"/>
+                <w:lang w:val="en-US"/>
+              </w:rPr>
+            </w:pPr>
+            <w:r>
+              <w:rPr>
+                <w:rFonts w:ascii="Times New Roman" w:hAnsi="Times New Roman"/>
+                <w:sz w:val="28"/>
+                <w:szCs w:val="28"/>
+                <w:lang w:val="ru-RU"/>
               </w:rPr>
               <w:t>2</w:t>
             </w:r>
@@ -10516,33 +8799,6 @@
         </w:tc>
         <w:tc>
           <w:tcPr>
-            <w:tcW w:w="1771" w:type="dxa"/>
-            <w:vAlign w:val="center"/>
-          </w:tcPr>
-          <w:p>
-            <w:pPr>
-              <w:jc w:val="both"/>
-              <w:rPr>
-                <w:rFonts w:ascii="Times New Roman" w:hAnsi="Times New Roman"/>
-                <w:sz w:val="28"/>
-                <w:szCs w:val="28"/>
-                <w:lang w:val="en-US"/>
-              </w:rPr>
-            </w:pPr>
-            <w:r>
-              <w:rPr>
-                <w:rFonts w:ascii="Times New Roman" w:hAnsi="Times New Roman"/>
-                <w:color w:val="1F1F1F"/>
-                <w:sz w:val="28"/>
-                <w:szCs w:val="28"/>
-                <w:bdr w:val="none" w:sz="0" w:space="0" w:color="auto" w:frame="1"/>
-              </w:rPr>
-              <w:t>6</w:t>
-            </w:r>
-          </w:p>
-        </w:tc>
-        <w:tc>
-          <w:tcPr>
             <w:tcW w:w="1507" w:type="dxa"/>
             <w:vAlign w:val="center"/>
           </w:tcPr>
@@ -10559,10 +8815,9 @@
             <w:r>
               <w:rPr>
                 <w:rFonts w:ascii="Times New Roman" w:hAnsi="Times New Roman"/>
-                <w:color w:val="1F1F1F"/>
-                <w:sz w:val="28"/>
-                <w:szCs w:val="28"/>
-                <w:bdr w:val="none" w:sz="0" w:space="0" w:color="auto" w:frame="1"/>
+                <w:sz w:val="28"/>
+                <w:szCs w:val="28"/>
+                <w:lang w:val="ru-RU"/>
               </w:rPr>
               <w:t>1</w:t>
             </w:r>
@@ -10585,12 +8840,63 @@
                 <w:lang w:val="en-US"/>
               </w:rPr>
             </w:pPr>
-            <w:r>
-              <w:rPr>
-                <w:rFonts w:ascii="Times New Roman" w:hAnsi="Times New Roman"/>
-                <w:sz w:val="28"/>
-                <w:szCs w:val="28"/>
-                <w:lang w:val="en-US"/>
+          </w:p>
+        </w:tc>
+        <w:tc>
+          <w:tcPr>
+            <w:tcW w:w="2092" w:type="dxa"/>
+            <w:vAlign w:val="center"/>
+          </w:tcPr>
+          <w:p>
+            <w:pPr>
+              <w:jc w:val="both"/>
+              <w:rPr>
+                <w:rFonts w:ascii="Times New Roman" w:hAnsi="Times New Roman"/>
+                <w:sz w:val="28"/>
+                <w:szCs w:val="28"/>
+                <w:lang w:val="ru-RU"/>
+              </w:rPr>
+            </w:pPr>
+          </w:p>
+        </w:tc>
+        <w:tc>
+          <w:tcPr>
+            <w:tcW w:w="1506" w:type="dxa"/>
+            <w:vAlign w:val="center"/>
+          </w:tcPr>
+          <w:p>
+            <w:pPr>
+              <w:jc w:val="both"/>
+              <w:rPr>
+                <w:rFonts w:ascii="Times New Roman" w:hAnsi="Times New Roman"/>
+                <w:sz w:val="28"/>
+                <w:szCs w:val="28"/>
+                <w:lang w:val="en-US"/>
+              </w:rPr>
+            </w:pPr>
+          </w:p>
+        </w:tc>
+        <w:tc>
+          <w:tcPr>
+            <w:tcW w:w="1505" w:type="dxa"/>
+            <w:vAlign w:val="center"/>
+          </w:tcPr>
+          <w:p>
+            <w:pPr>
+              <w:jc w:val="both"/>
+              <w:rPr>
+                <w:rFonts w:ascii="Times New Roman" w:hAnsi="Times New Roman"/>
+                <w:sz w:val="28"/>
+                <w:szCs w:val="28"/>
+                <w:lang w:val="ru-RU"/>
+              </w:rPr>
+            </w:pPr>
+            <w:r>
+              <w:rPr>
+                <w:rFonts w:ascii="Times New Roman" w:hAnsi="Times New Roman"/>
+                <w:sz w:val="28"/>
+                <w:szCs w:val="28"/>
+                <w:lang w:val="ru-RU"/>
               </w:rPr>
               <w:t>33</w:t>
             </w:r>
@@ -10598,6 +8904,77 @@
         </w:tc>
         <w:tc>
           <w:tcPr>
+            <w:tcW w:w="1771" w:type="dxa"/>
+            <w:vAlign w:val="center"/>
+          </w:tcPr>
+          <w:p>
+            <w:pPr>
+              <w:jc w:val="both"/>
+              <w:rPr>
+                <w:rFonts w:ascii="Times New Roman" w:hAnsi="Times New Roman"/>
+                <w:sz w:val="28"/>
+                <w:szCs w:val="28"/>
+                <w:lang w:val="ru-RU"/>
+              </w:rPr>
+            </w:pPr>
+            <w:r>
+              <w:rPr>
+                <w:rFonts w:ascii="Times New Roman" w:hAnsi="Times New Roman"/>
+                <w:sz w:val="28"/>
+                <w:szCs w:val="28"/>
+                <w:lang w:val="ru-RU"/>
+              </w:rPr>
+              <w:t>7.8</w:t>
+            </w:r>
+          </w:p>
+        </w:tc>
+        <w:tc>
+          <w:tcPr>
+            <w:tcW w:w="1507" w:type="dxa"/>
+            <w:vAlign w:val="center"/>
+          </w:tcPr>
+          <w:p>
+            <w:pPr>
+              <w:jc w:val="both"/>
+              <w:rPr>
+                <w:rFonts w:ascii="Times New Roman" w:hAnsi="Times New Roman"/>
+                <w:sz w:val="28"/>
+                <w:szCs w:val="28"/>
+                <w:lang w:val="ru-RU"/>
+              </w:rPr>
+            </w:pPr>
+            <w:r>
+              <w:rPr>
+                <w:rFonts w:ascii="Times New Roman" w:hAnsi="Times New Roman"/>
+                <w:sz w:val="28"/>
+                <w:szCs w:val="28"/>
+                <w:lang w:val="ru-RU"/>
+              </w:rPr>
+              <w:t>1</w:t>
+            </w:r>
+          </w:p>
+        </w:tc>
+      </w:tr>
+      <w:tr>
+        <w:tc>
+          <w:tcPr>
+            <w:tcW w:w="964" w:type="dxa"/>
+            <w:vAlign w:val="center"/>
+          </w:tcPr>
+          <w:p>
+            <w:pPr>
+              <w:jc w:val="both"/>
+              <w:rPr>
+                <w:rFonts w:ascii="Times New Roman" w:hAnsi="Times New Roman"/>
+                <w:sz w:val="28"/>
+                <w:szCs w:val="28"/>
+                <w:lang w:val="en-US"/>
+              </w:rPr>
+            </w:pPr>
+          </w:p>
+        </w:tc>
+        <w:tc>
+          <w:tcPr>
             <w:tcW w:w="2092" w:type="dxa"/>
             <w:vAlign w:val="center"/>
           </w:tcPr>
@@ -10611,18 +8988,6 @@
                 <w:lang w:val="ru-RU"/>
               </w:rPr>
             </w:pPr>
-            <w:proofErr w:type="spellStart"/>
-            <w:r>
-              <w:rPr>
-                <w:rFonts w:ascii="Times New Roman" w:hAnsi="Times New Roman"/>
-                <w:color w:val="1F1F1F"/>
-                <w:sz w:val="28"/>
-                <w:szCs w:val="28"/>
-                <w:bdr w:val="none" w:sz="0" w:space="0" w:color="auto" w:frame="1"/>
-              </w:rPr>
-              <w:t>new</w:t>
-            </w:r>
-            <w:proofErr w:type="spellEnd"/>
           </w:p>
         </w:tc>
         <w:tc>
@@ -10640,18 +9005,139 @@
                 <w:lang w:val="en-US"/>
               </w:rPr>
             </w:pPr>
-            <w:r>
-              <w:rPr>
-                <w:rFonts w:ascii="Times New Roman" w:hAnsi="Times New Roman"/>
-                <w:color w:val="1F1F1F"/>
-                <w:sz w:val="28"/>
-                <w:szCs w:val="28"/>
-                <w:bdr w:val="none" w:sz="0" w:space="0" w:color="auto" w:frame="1"/>
+          </w:p>
+        </w:tc>
+        <w:tc>
+          <w:tcPr>
+            <w:tcW w:w="1505" w:type="dxa"/>
+            <w:vAlign w:val="center"/>
+          </w:tcPr>
+          <w:p>
+            <w:pPr>
+              <w:jc w:val="both"/>
+              <w:rPr>
+                <w:rFonts w:ascii="Times New Roman" w:hAnsi="Times New Roman"/>
+                <w:sz w:val="28"/>
+                <w:szCs w:val="28"/>
+                <w:lang w:val="ru-RU"/>
+              </w:rPr>
+            </w:pPr>
+            <w:r>
+              <w:rPr>
+                <w:rFonts w:ascii="Times New Roman" w:hAnsi="Times New Roman"/>
+                <w:sz w:val="28"/>
+                <w:szCs w:val="28"/>
+                <w:lang w:val="ru-RU"/>
+              </w:rPr>
+              <w:t>34</w:t>
+            </w:r>
+          </w:p>
+        </w:tc>
+        <w:tc>
+          <w:tcPr>
+            <w:tcW w:w="1771" w:type="dxa"/>
+            <w:vAlign w:val="center"/>
+          </w:tcPr>
+          <w:p>
+            <w:pPr>
+              <w:jc w:val="both"/>
+              <w:rPr>
+                <w:rFonts w:ascii="Times New Roman" w:hAnsi="Times New Roman"/>
+                <w:sz w:val="28"/>
+                <w:szCs w:val="28"/>
+                <w:lang w:val="ru-RU"/>
+              </w:rPr>
+            </w:pPr>
+            <w:r>
+              <w:rPr>
+                <w:rFonts w:ascii="Times New Roman" w:hAnsi="Times New Roman"/>
+                <w:sz w:val="28"/>
+                <w:szCs w:val="28"/>
+                <w:lang w:val="ru-RU"/>
+              </w:rPr>
+              <w:t>3</w:t>
+            </w:r>
+          </w:p>
+        </w:tc>
+        <w:tc>
+          <w:tcPr>
+            <w:tcW w:w="1507" w:type="dxa"/>
+            <w:vAlign w:val="center"/>
+          </w:tcPr>
+          <w:p>
+            <w:pPr>
+              <w:jc w:val="both"/>
+              <w:rPr>
+                <w:rFonts w:ascii="Times New Roman" w:hAnsi="Times New Roman"/>
+                <w:sz w:val="28"/>
+                <w:szCs w:val="28"/>
+                <w:lang w:val="ru-RU"/>
+              </w:rPr>
+            </w:pPr>
+            <w:r>
+              <w:rPr>
+                <w:rFonts w:ascii="Times New Roman" w:hAnsi="Times New Roman"/>
+                <w:sz w:val="28"/>
+                <w:szCs w:val="28"/>
+                <w:lang w:val="ru-RU"/>
               </w:rPr>
               <w:t>1</w:t>
             </w:r>
           </w:p>
         </w:tc>
+      </w:tr>
+      <w:tr>
+        <w:tc>
+          <w:tcPr>
+            <w:tcW w:w="964" w:type="dxa"/>
+            <w:vAlign w:val="center"/>
+          </w:tcPr>
+          <w:p>
+            <w:pPr>
+              <w:jc w:val="both"/>
+              <w:rPr>
+                <w:rFonts w:ascii="Times New Roman" w:hAnsi="Times New Roman"/>
+                <w:sz w:val="28"/>
+                <w:szCs w:val="28"/>
+                <w:lang w:val="en-US"/>
+              </w:rPr>
+            </w:pPr>
+          </w:p>
+        </w:tc>
+        <w:tc>
+          <w:tcPr>
+            <w:tcW w:w="2092" w:type="dxa"/>
+            <w:vAlign w:val="center"/>
+          </w:tcPr>
+          <w:p>
+            <w:pPr>
+              <w:jc w:val="both"/>
+              <w:rPr>
+                <w:rFonts w:ascii="Times New Roman" w:hAnsi="Times New Roman"/>
+                <w:sz w:val="28"/>
+                <w:szCs w:val="28"/>
+                <w:lang w:val="ru-RU"/>
+              </w:rPr>
+            </w:pPr>
+          </w:p>
+        </w:tc>
+        <w:tc>
+          <w:tcPr>
+            <w:tcW w:w="1506" w:type="dxa"/>
+            <w:vAlign w:val="center"/>
+          </w:tcPr>
+          <w:p>
+            <w:pPr>
+              <w:jc w:val="both"/>
+              <w:rPr>
+                <w:rFonts w:ascii="Times New Roman" w:hAnsi="Times New Roman"/>
+                <w:sz w:val="28"/>
+                <w:szCs w:val="28"/>
+                <w:lang w:val="en-US"/>
+              </w:rPr>
+            </w:pPr>
+          </w:p>
+        </w:tc>
         <w:tc>
           <w:tcPr>
             <w:tcW w:w="1505" w:type="dxa"/>
@@ -10664,17 +9150,17 @@
                 <w:rFonts w:ascii="Times New Roman" w:hAnsi="Times New Roman"/>
                 <w:sz w:val="28"/>
                 <w:szCs w:val="28"/>
-                <w:lang w:val="en-US"/>
-              </w:rPr>
-            </w:pPr>
-            <w:r>
-              <w:rPr>
-                <w:rFonts w:ascii="Times New Roman" w:hAnsi="Times New Roman"/>
-                <w:sz w:val="28"/>
-                <w:szCs w:val="28"/>
-                <w:lang w:val="en-US"/>
-              </w:rPr>
-              <w:t>33</w:t>
+                <w:lang w:val="ru-RU"/>
+              </w:rPr>
+            </w:pPr>
+            <w:r>
+              <w:rPr>
+                <w:rFonts w:ascii="Times New Roman" w:hAnsi="Times New Roman"/>
+                <w:sz w:val="28"/>
+                <w:szCs w:val="28"/>
+                <w:lang w:val="ru-RU"/>
+              </w:rPr>
+              <w:t>35</w:t>
             </w:r>
           </w:p>
         </w:tc>
@@ -10690,21 +9176,18 @@
                 <w:rFonts w:ascii="Times New Roman" w:hAnsi="Times New Roman"/>
                 <w:sz w:val="28"/>
                 <w:szCs w:val="28"/>
-                <w:lang w:val="en-US"/>
-              </w:rPr>
-            </w:pPr>
-            <w:proofErr w:type="spellStart"/>
-            <w:r>
-              <w:rPr>
-                <w:rFonts w:ascii="Times New Roman" w:hAnsi="Times New Roman"/>
-                <w:color w:val="1F1F1F"/>
-                <w:sz w:val="28"/>
-                <w:szCs w:val="28"/>
-                <w:bdr w:val="none" w:sz="0" w:space="0" w:color="auto" w:frame="1"/>
-              </w:rPr>
-              <w:t>variable</w:t>
-            </w:r>
-            <w:proofErr w:type="spellEnd"/>
+                <w:lang w:val="ru-RU"/>
+              </w:rPr>
+            </w:pPr>
+            <w:r>
+              <w:rPr>
+                <w:rFonts w:ascii="Times New Roman" w:hAnsi="Times New Roman"/>
+                <w:sz w:val="28"/>
+                <w:szCs w:val="28"/>
+                <w:lang w:val="ru-RU"/>
+              </w:rPr>
+              <w:t>1.2</w:t>
+            </w:r>
           </w:p>
         </w:tc>
         <w:tc>
@@ -10719,16 +9202,277 @@
                 <w:rFonts w:ascii="Times New Roman" w:hAnsi="Times New Roman"/>
                 <w:sz w:val="28"/>
                 <w:szCs w:val="28"/>
-                <w:lang w:val="en-US"/>
-              </w:rPr>
-            </w:pPr>
-            <w:r>
-              <w:rPr>
-                <w:rFonts w:ascii="Times New Roman" w:hAnsi="Times New Roman"/>
-                <w:color w:val="1F1F1F"/>
-                <w:sz w:val="28"/>
-                <w:szCs w:val="28"/>
-                <w:bdr w:val="none" w:sz="0" w:space="0" w:color="auto" w:frame="1"/>
+                <w:lang w:val="ru-RU"/>
+              </w:rPr>
+            </w:pPr>
+            <w:r>
+              <w:rPr>
+                <w:rFonts w:ascii="Times New Roman" w:hAnsi="Times New Roman"/>
+                <w:sz w:val="28"/>
+                <w:szCs w:val="28"/>
+                <w:lang w:val="ru-RU"/>
+              </w:rPr>
+              <w:t>1</w:t>
+            </w:r>
+          </w:p>
+        </w:tc>
+      </w:tr>
+      <w:tr>
+        <w:tc>
+          <w:tcPr>
+            <w:tcW w:w="964" w:type="dxa"/>
+            <w:vAlign w:val="center"/>
+          </w:tcPr>
+          <w:p>
+            <w:pPr>
+              <w:jc w:val="both"/>
+              <w:rPr>
+                <w:rFonts w:ascii="Times New Roman" w:hAnsi="Times New Roman"/>
+                <w:sz w:val="28"/>
+                <w:szCs w:val="28"/>
+                <w:lang w:val="en-US"/>
+              </w:rPr>
+            </w:pPr>
+          </w:p>
+        </w:tc>
+        <w:tc>
+          <w:tcPr>
+            <w:tcW w:w="2092" w:type="dxa"/>
+            <w:vAlign w:val="center"/>
+          </w:tcPr>
+          <w:p>
+            <w:pPr>
+              <w:jc w:val="both"/>
+              <w:rPr>
+                <w:rFonts w:ascii="Times New Roman" w:hAnsi="Times New Roman"/>
+                <w:sz w:val="28"/>
+                <w:szCs w:val="28"/>
+                <w:lang w:val="ru-RU"/>
+              </w:rPr>
+            </w:pPr>
+          </w:p>
+        </w:tc>
+        <w:tc>
+          <w:tcPr>
+            <w:tcW w:w="1506" w:type="dxa"/>
+            <w:vAlign w:val="center"/>
+          </w:tcPr>
+          <w:p>
+            <w:pPr>
+              <w:jc w:val="both"/>
+              <w:rPr>
+                <w:rFonts w:ascii="Times New Roman" w:hAnsi="Times New Roman"/>
+                <w:sz w:val="28"/>
+                <w:szCs w:val="28"/>
+                <w:lang w:val="en-US"/>
+              </w:rPr>
+            </w:pPr>
+          </w:p>
+        </w:tc>
+        <w:tc>
+          <w:tcPr>
+            <w:tcW w:w="1505" w:type="dxa"/>
+            <w:vAlign w:val="center"/>
+          </w:tcPr>
+          <w:p>
+            <w:pPr>
+              <w:jc w:val="both"/>
+              <w:rPr>
+                <w:rFonts w:ascii="Times New Roman" w:hAnsi="Times New Roman"/>
+                <w:sz w:val="28"/>
+                <w:szCs w:val="28"/>
+                <w:lang w:val="ru-RU"/>
+              </w:rPr>
+            </w:pPr>
+            <w:r>
+              <w:rPr>
+                <w:rFonts w:ascii="Times New Roman" w:hAnsi="Times New Roman"/>
+                <w:sz w:val="28"/>
+                <w:szCs w:val="28"/>
+                <w:lang w:val="ru-RU"/>
+              </w:rPr>
+              <w:t>36</w:t>
+            </w:r>
+          </w:p>
+        </w:tc>
+        <w:tc>
+          <w:tcPr>
+            <w:tcW w:w="1771" w:type="dxa"/>
+            <w:vAlign w:val="center"/>
+          </w:tcPr>
+          <w:p>
+            <w:pPr>
+              <w:jc w:val="both"/>
+              <w:rPr>
+                <w:rFonts w:ascii="Times New Roman" w:hAnsi="Times New Roman"/>
+                <w:sz w:val="28"/>
+                <w:szCs w:val="28"/>
+                <w:lang w:val="ru-RU"/>
+              </w:rPr>
+            </w:pPr>
+            <w:r>
+              <w:rPr>
+                <w:rFonts w:ascii="Times New Roman" w:hAnsi="Times New Roman"/>
+                <w:sz w:val="28"/>
+                <w:szCs w:val="28"/>
+                <w:lang w:val="ru-RU"/>
+              </w:rPr>
+              <w:t>5.6</w:t>
+            </w:r>
+          </w:p>
+        </w:tc>
+        <w:tc>
+          <w:tcPr>
+            <w:tcW w:w="1507" w:type="dxa"/>
+            <w:vAlign w:val="center"/>
+          </w:tcPr>
+          <w:p>
+            <w:pPr>
+              <w:jc w:val="both"/>
+              <w:rPr>
+                <w:rFonts w:ascii="Times New Roman" w:hAnsi="Times New Roman"/>
+                <w:sz w:val="28"/>
+                <w:szCs w:val="28"/>
+                <w:lang w:val="ru-RU"/>
+              </w:rPr>
+            </w:pPr>
+            <w:r>
+              <w:rPr>
+                <w:rFonts w:ascii="Times New Roman" w:hAnsi="Times New Roman"/>
+                <w:sz w:val="28"/>
+                <w:szCs w:val="28"/>
+                <w:lang w:val="ru-RU"/>
+              </w:rPr>
+              <w:t>1</w:t>
+            </w:r>
+          </w:p>
+        </w:tc>
+      </w:tr>
+      <w:tr>
+        <w:tc>
+          <w:tcPr>
+            <w:tcW w:w="964" w:type="dxa"/>
+            <w:vAlign w:val="center"/>
+          </w:tcPr>
+          <w:p>
+            <w:pPr>
+              <w:jc w:val="both"/>
+              <w:rPr>
+                <w:rFonts w:ascii="Times New Roman" w:hAnsi="Times New Roman"/>
+                <w:sz w:val="28"/>
+                <w:szCs w:val="28"/>
+                <w:lang w:val="en-US"/>
+              </w:rPr>
+            </w:pPr>
+          </w:p>
+        </w:tc>
+        <w:tc>
+          <w:tcPr>
+            <w:tcW w:w="2092" w:type="dxa"/>
+            <w:vAlign w:val="center"/>
+          </w:tcPr>
+          <w:p>
+            <w:pPr>
+              <w:jc w:val="both"/>
+              <w:rPr>
+                <w:rFonts w:ascii="Times New Roman" w:hAnsi="Times New Roman"/>
+                <w:sz w:val="28"/>
+                <w:szCs w:val="28"/>
+                <w:lang w:val="ru-RU"/>
+              </w:rPr>
+            </w:pPr>
+          </w:p>
+        </w:tc>
+        <w:tc>
+          <w:tcPr>
+            <w:tcW w:w="1506" w:type="dxa"/>
+            <w:vAlign w:val="center"/>
+          </w:tcPr>
+          <w:p>
+            <w:pPr>
+              <w:jc w:val="both"/>
+              <w:rPr>
+                <w:rFonts w:ascii="Times New Roman" w:hAnsi="Times New Roman"/>
+                <w:sz w:val="28"/>
+                <w:szCs w:val="28"/>
+                <w:lang w:val="en-US"/>
+              </w:rPr>
+            </w:pPr>
+          </w:p>
+        </w:tc>
+        <w:tc>
+          <w:tcPr>
+            <w:tcW w:w="1505" w:type="dxa"/>
+            <w:vAlign w:val="center"/>
+          </w:tcPr>
+          <w:p>
+            <w:pPr>
+              <w:jc w:val="both"/>
+              <w:rPr>
+                <w:rFonts w:ascii="Times New Roman" w:hAnsi="Times New Roman"/>
+                <w:sz w:val="28"/>
+                <w:szCs w:val="28"/>
+                <w:lang w:val="ru-RU"/>
+              </w:rPr>
+            </w:pPr>
+            <w:r>
+              <w:rPr>
+                <w:rFonts w:ascii="Times New Roman" w:hAnsi="Times New Roman"/>
+                <w:sz w:val="28"/>
+                <w:szCs w:val="28"/>
+                <w:lang w:val="ru-RU"/>
+              </w:rPr>
+              <w:t>37</w:t>
+            </w:r>
+          </w:p>
+        </w:tc>
+        <w:tc>
+          <w:tcPr>
+            <w:tcW w:w="1771" w:type="dxa"/>
+            <w:vAlign w:val="center"/>
+          </w:tcPr>
+          <w:p>
+            <w:pPr>
+              <w:jc w:val="both"/>
+              <w:rPr>
+                <w:rFonts w:ascii="Times New Roman" w:hAnsi="Times New Roman"/>
+                <w:sz w:val="28"/>
+                <w:szCs w:val="28"/>
+                <w:lang w:val="ru-RU"/>
+              </w:rPr>
+            </w:pPr>
+            <w:r>
+              <w:rPr>
+                <w:rFonts w:ascii="Times New Roman" w:hAnsi="Times New Roman"/>
+                <w:sz w:val="28"/>
+                <w:szCs w:val="28"/>
+                <w:lang w:val="ru-RU"/>
+              </w:rPr>
+              <w:t>5.0</w:t>
+            </w:r>
+          </w:p>
+        </w:tc>
+        <w:tc>
+          <w:tcPr>
+            <w:tcW w:w="1507" w:type="dxa"/>
+            <w:vAlign w:val="center"/>
+          </w:tcPr>
+          <w:p>
+            <w:pPr>
+              <w:jc w:val="both"/>
+              <w:rPr>
+                <w:rFonts w:ascii="Times New Roman" w:hAnsi="Times New Roman"/>
+                <w:sz w:val="28"/>
+                <w:szCs w:val="28"/>
+                <w:lang w:val="ru-RU"/>
+              </w:rPr>
+            </w:pPr>
+            <w:r>
+              <w:rPr>
+                <w:rFonts w:ascii="Times New Roman" w:hAnsi="Times New Roman"/>
+                <w:sz w:val="28"/>
+                <w:szCs w:val="28"/>
+                <w:lang w:val="ru-RU"/>
               </w:rPr>
               <w:t>1</w:t>
             </w:r>
@@ -10758,9 +9502,18 @@
           <w:rFonts w:ascii="Times New Roman" w:hAnsi="Times New Roman"/>
           <w:sz w:val="28"/>
           <w:szCs w:val="28"/>
+          <w:lang w:val="en-US"/>
+        </w:rPr>
+      </w:pPr>
+      <w:r>
+        <w:rPr>
+          <w:rFonts w:ascii="Times New Roman" w:hAnsi="Times New Roman"/>
+          <w:sz w:val="28"/>
+          <w:szCs w:val="28"/>
           <w:lang w:val="ru-RU"/>
         </w:rPr>
-      </w:pPr>
+        <w:t>η1 =</w:t>
+      </w:r>
       <w:r>
         <w:rPr>
           <w:rFonts w:ascii="Times New Roman" w:hAnsi="Times New Roman"/>
@@ -10768,8 +9521,39 @@
           <w:szCs w:val="28"/>
           <w:lang w:val="ru-RU"/>
         </w:rPr>
-        <w:t>η1 =</w:t>
-      </w:r>
+        <w:tab/>
+      </w:r>
+      <w:r>
+        <w:rPr>
+          <w:rFonts w:ascii="Times New Roman" w:hAnsi="Times New Roman"/>
+          <w:sz w:val="28"/>
+          <w:szCs w:val="28"/>
+          <w:lang w:val="en-US"/>
+        </w:rPr>
+        <w:t>3</w:t>
+      </w:r>
+      <w:r>
+        <w:rPr>
+          <w:rFonts w:ascii="Times New Roman" w:hAnsi="Times New Roman"/>
+          <w:sz w:val="28"/>
+          <w:szCs w:val="28"/>
+          <w:lang w:val="en-US"/>
+        </w:rPr>
+        <w:t>1</w:t>
+      </w:r>
+    </w:p>
+    <w:p>
+      <w:pPr>
+        <w:spacing w:after="0"/>
+        <w:ind w:firstLine="720"/>
+        <w:jc w:val="both"/>
+        <w:rPr>
+          <w:rFonts w:ascii="Times New Roman" w:hAnsi="Times New Roman"/>
+          <w:sz w:val="28"/>
+          <w:szCs w:val="28"/>
+          <w:lang w:val="en-US"/>
+        </w:rPr>
+      </w:pPr>
       <w:r>
         <w:rPr>
           <w:rFonts w:ascii="Times New Roman" w:hAnsi="Times New Roman"/>
@@ -10777,6 +9561,46 @@
           <w:szCs w:val="28"/>
           <w:lang w:val="ru-RU"/>
         </w:rPr>
+        <w:t>N1 = 2</w:t>
+      </w:r>
+      <w:r>
+        <w:rPr>
+          <w:rFonts w:ascii="Times New Roman" w:hAnsi="Times New Roman"/>
+          <w:sz w:val="28"/>
+          <w:szCs w:val="28"/>
+          <w:lang w:val="en-US"/>
+        </w:rPr>
+        <w:t>19</w:t>
+      </w:r>
+    </w:p>
+    <w:p>
+      <w:pPr>
+        <w:spacing w:after="0"/>
+        <w:ind w:firstLine="720"/>
+        <w:jc w:val="both"/>
+        <w:rPr>
+          <w:rFonts w:ascii="Times New Roman" w:hAnsi="Times New Roman"/>
+          <w:sz w:val="28"/>
+          <w:szCs w:val="28"/>
+          <w:lang w:val="en-US"/>
+        </w:rPr>
+      </w:pPr>
+      <w:r>
+        <w:rPr>
+          <w:rFonts w:ascii="Times New Roman" w:hAnsi="Times New Roman"/>
+          <w:sz w:val="28"/>
+          <w:szCs w:val="28"/>
+          <w:lang w:val="ru-RU"/>
+        </w:rPr>
+        <w:t>η2 =</w:t>
+      </w:r>
+      <w:r>
+        <w:rPr>
+          <w:rFonts w:ascii="Times New Roman" w:hAnsi="Times New Roman"/>
+          <w:sz w:val="28"/>
+          <w:szCs w:val="28"/>
+          <w:lang w:val="ru-RU"/>
+        </w:rPr>
         <w:tab/>
       </w:r>
       <w:r>
@@ -10784,18 +9608,18 @@
           <w:rFonts w:ascii="Times New Roman" w:hAnsi="Times New Roman"/>
           <w:sz w:val="28"/>
           <w:szCs w:val="28"/>
-          <w:lang w:val="en-US"/>
-        </w:rPr>
-        <w:t>33</w:t>
-      </w:r>
-      <w:r>
-        <w:rPr>
-          <w:rFonts w:ascii="Times New Roman" w:hAnsi="Times New Roman"/>
-          <w:sz w:val="28"/>
-          <w:szCs w:val="28"/>
           <w:lang w:val="ru-RU"/>
         </w:rPr>
-        <w:tab/>
+        <w:t>3</w:t>
+      </w:r>
+      <w:r>
+        <w:rPr>
+          <w:rFonts w:ascii="Times New Roman" w:hAnsi="Times New Roman"/>
+          <w:sz w:val="28"/>
+          <w:szCs w:val="28"/>
+          <w:lang w:val="en-US"/>
+        </w:rPr>
+        <w:t>7</w:t>
       </w:r>
     </w:p>
     <w:p>
@@ -10807,26 +9631,143 @@
           <w:rFonts w:ascii="Times New Roman" w:hAnsi="Times New Roman"/>
           <w:sz w:val="28"/>
           <w:szCs w:val="28"/>
-          <w:lang w:val="en-US"/>
-        </w:rPr>
-      </w:pPr>
-      <w:r>
-        <w:rPr>
-          <w:rFonts w:ascii="Times New Roman" w:hAnsi="Times New Roman"/>
-          <w:sz w:val="28"/>
-          <w:szCs w:val="28"/>
           <w:lang w:val="ru-RU"/>
         </w:rPr>
-        <w:t>N1 = 2</w:t>
-      </w:r>
-      <w:r>
-        <w:rPr>
-          <w:rFonts w:ascii="Times New Roman" w:hAnsi="Times New Roman"/>
-          <w:sz w:val="28"/>
-          <w:szCs w:val="28"/>
-          <w:lang w:val="en-US"/>
-        </w:rPr>
-        <w:t>66</w:t>
+      </w:pPr>
+      <w:r>
+        <w:rPr>
+          <w:rFonts w:ascii="Times New Roman" w:hAnsi="Times New Roman"/>
+          <w:sz w:val="28"/>
+          <w:szCs w:val="28"/>
+          <w:lang w:val="ru-RU"/>
+        </w:rPr>
+        <w:t>N2 = 1</w:t>
+      </w:r>
+      <w:r>
+        <w:rPr>
+          <w:rFonts w:ascii="Times New Roman" w:hAnsi="Times New Roman"/>
+          <w:sz w:val="28"/>
+          <w:szCs w:val="28"/>
+          <w:lang w:val="en-US"/>
+        </w:rPr>
+        <w:t>38</w:t>
+      </w:r>
+    </w:p>
+    <w:p>
+      <w:pPr>
+        <w:pStyle w:val="ae"/>
+      </w:pPr>
+      <w:r>
+        <w:t xml:space="preserve">Словарь программы: </w:t>
+      </w:r>
+      <w:r>
+        <w:sym w:font="Symbol" w:char="F068"/>
+      </w:r>
+      <w:r>
+        <w:t xml:space="preserve"> = </w:t>
+      </w:r>
+      <w:r>
+        <w:t>3</w:t>
+      </w:r>
+      <w:r>
+        <w:t>1</w:t>
+      </w:r>
+      <w:r>
+        <w:t xml:space="preserve"> + </w:t>
+      </w:r>
+      <w:r>
+        <w:t>3</w:t>
+      </w:r>
+      <w:r>
+        <w:t>7</w:t>
+      </w:r>
+      <w:r>
+        <w:t xml:space="preserve"> = 6</w:t>
+      </w:r>
+      <w:r>
+        <w:t>8</w:t>
+      </w:r>
+    </w:p>
+    <w:p>
+      <w:pPr>
+        <w:pStyle w:val="ae"/>
+      </w:pPr>
+      <w:r>
+        <w:t xml:space="preserve">Длина программы: </w:t>
+      </w:r>
+      <w:r>
+        <w:rPr>
+          <w:lang w:val="en-US"/>
+        </w:rPr>
+        <w:t>N</w:t>
+      </w:r>
+      <w:r>
+        <w:t xml:space="preserve"> = </w:t>
+      </w:r>
+      <w:r>
+        <w:t>219</w:t>
+      </w:r>
+      <w:r>
+        <w:t xml:space="preserve"> +</w:t>
+      </w:r>
+      <w:r>
+        <w:t>138</w:t>
+      </w:r>
+      <w:r>
+        <w:t xml:space="preserve"> =</w:t>
+      </w:r>
+      <w:r>
+        <w:t xml:space="preserve"> </w:t>
+      </w:r>
+      <w:r>
+        <w:t>357</w:t>
+      </w:r>
+    </w:p>
+    <w:p>
+      <w:pPr>
+        <w:pStyle w:val="ae"/>
+      </w:pPr>
+      <w:r>
+        <w:t xml:space="preserve">Объем программы: </w:t>
+      </w:r>
+      <w:r>
+        <w:rPr>
+          <w:lang w:val="en-US"/>
+        </w:rPr>
+        <w:t>V</w:t>
+      </w:r>
+      <w:r>
+        <w:t xml:space="preserve"> = </w:t>
+      </w:r>
+      <w:r>
+        <w:t>357</w:t>
+      </w:r>
+      <w:r>
+        <w:t>*</w:t>
+      </w:r>
+      <w:r>
+        <w:rPr>
+          <w:lang w:val="en-US"/>
+        </w:rPr>
+        <w:t>log</w:t>
+      </w:r>
+      <w:r>
+        <w:rPr>
+          <w:vertAlign w:val="subscript"/>
+        </w:rPr>
+        <w:t>2</w:t>
+      </w:r>
+      <w:r>
+        <w:t>68</w:t>
+      </w:r>
+      <w:r>
+        <w:t xml:space="preserve"> = </w:t>
+      </w:r>
+      <w:r>
+        <w:t>2173.22</w:t>
+      </w:r>
+      <w:r>
+        <w:t xml:space="preserve"> бит</w:t>
       </w:r>
     </w:p>
     <w:p>
@@ -10838,73 +9779,123 @@
           <w:rFonts w:ascii="Times New Roman" w:hAnsi="Times New Roman"/>
           <w:sz w:val="28"/>
           <w:szCs w:val="28"/>
-          <w:lang w:val="en-US"/>
-        </w:rPr>
-      </w:pPr>
-      <w:r>
-        <w:rPr>
-          <w:rFonts w:ascii="Times New Roman" w:hAnsi="Times New Roman"/>
-          <w:sz w:val="28"/>
-          <w:szCs w:val="28"/>
           <w:lang w:val="ru-RU"/>
         </w:rPr>
-        <w:t>η2 =</w:t>
-      </w:r>
-      <w:r>
+      </w:pPr>
+    </w:p>
+    <w:p>
+      <w:pPr>
+        <w:spacing w:after="0"/>
+        <w:ind w:firstLine="720"/>
+        <w:jc w:val="both"/>
         <w:rPr>
           <w:rFonts w:ascii="Times New Roman" w:hAnsi="Times New Roman"/>
           <w:sz w:val="28"/>
           <w:szCs w:val="28"/>
           <w:lang w:val="ru-RU"/>
         </w:rPr>
-        <w:tab/>
-      </w:r>
-      <w:r>
-        <w:rPr>
-          <w:rFonts w:ascii="Times New Roman" w:hAnsi="Times New Roman"/>
-          <w:sz w:val="28"/>
-          <w:szCs w:val="28"/>
-          <w:lang w:val="en-US"/>
-        </w:rPr>
-        <w:t>33</w:t>
+      </w:pPr>
+      <w:r>
+        <w:rPr>
+          <w:rFonts w:ascii="Times New Roman" w:hAnsi="Times New Roman"/>
+          <w:sz w:val="28"/>
+          <w:szCs w:val="28"/>
+          <w:lang w:val="ru-RU"/>
+        </w:rPr>
+        <w:t xml:space="preserve">Программа-парсер написана на языке </w:t>
+      </w:r>
+      <w:r>
+        <w:rPr>
+          <w:rFonts w:ascii="Times New Roman" w:hAnsi="Times New Roman"/>
+          <w:sz w:val="28"/>
+          <w:szCs w:val="28"/>
+          <w:lang w:val="en-US"/>
+        </w:rPr>
+        <w:t>Python</w:t>
+      </w:r>
+      <w:r>
+        <w:rPr>
+          <w:rFonts w:ascii="Times New Roman" w:hAnsi="Times New Roman"/>
+          <w:sz w:val="28"/>
+          <w:szCs w:val="28"/>
+          <w:lang w:val="ru-RU"/>
+        </w:rPr>
+        <w:t xml:space="preserve"> </w:t>
+      </w:r>
+      <w:r>
+        <w:rPr>
+          <w:rFonts w:ascii="Times New Roman" w:hAnsi="Times New Roman"/>
+          <w:sz w:val="28"/>
+          <w:szCs w:val="28"/>
+          <w:lang w:val="ru-RU"/>
+        </w:rPr>
+        <w:t xml:space="preserve">с использованием библиотеки </w:t>
+      </w:r>
+      <w:r>
+        <w:rPr>
+          <w:rFonts w:ascii="Times New Roman" w:hAnsi="Times New Roman"/>
+          <w:sz w:val="28"/>
+          <w:szCs w:val="28"/>
+          <w:lang w:val="en-US"/>
+        </w:rPr>
+        <w:t>tkinter</w:t>
+      </w:r>
+      <w:r>
+        <w:rPr>
+          <w:rFonts w:ascii="Times New Roman" w:hAnsi="Times New Roman"/>
+          <w:sz w:val="28"/>
+          <w:szCs w:val="28"/>
+          <w:lang w:val="ru-RU"/>
+        </w:rPr>
+        <w:t xml:space="preserve"> </w:t>
+      </w:r>
+      <w:r>
+        <w:rPr>
+          <w:rFonts w:ascii="Times New Roman" w:hAnsi="Times New Roman"/>
+          <w:sz w:val="28"/>
+          <w:szCs w:val="28"/>
+          <w:lang w:val="ru-RU"/>
+        </w:rPr>
+        <w:t>для создания графического интерфейса.</w:t>
       </w:r>
     </w:p>
     <w:p>
       <w:pPr>
         <w:spacing w:after="0"/>
         <w:ind w:firstLine="720"/>
-        <w:jc w:val="both"/>
-        <w:rPr>
-          <w:rFonts w:ascii="Times New Roman" w:hAnsi="Times New Roman"/>
-          <w:sz w:val="28"/>
-          <w:szCs w:val="28"/>
-          <w:lang w:val="en-US"/>
-        </w:rPr>
-      </w:pPr>
-      <w:r>
         <w:rPr>
           <w:rFonts w:ascii="Times New Roman" w:hAnsi="Times New Roman"/>
           <w:sz w:val="28"/>
           <w:szCs w:val="28"/>
           <w:lang w:val="ru-RU"/>
         </w:rPr>
-        <w:t>N2 = 1</w:t>
-      </w:r>
-      <w:r>
-        <w:rPr>
-          <w:rFonts w:ascii="Times New Roman" w:hAnsi="Times New Roman"/>
-          <w:sz w:val="28"/>
-          <w:szCs w:val="28"/>
-          <w:lang w:val="en-US"/>
-        </w:rPr>
-        <w:t>46</w:t>
+      </w:pPr>
+      <w:r>
+        <w:rPr>
+          <w:rFonts w:ascii="Times New Roman" w:hAnsi="Times New Roman"/>
+          <w:sz w:val="28"/>
+          <w:szCs w:val="28"/>
+          <w:lang w:val="ru-RU"/>
+        </w:rPr>
+        <w:t>Результаты расчета метрик Холстеда с помощью парсера представлены на рисунках 1-2.</w:t>
       </w:r>
     </w:p>
     <w:p>
       <w:pPr>
         <w:spacing w:after="0"/>
         <w:ind w:firstLine="720"/>
-        <w:jc w:val="both"/>
+        <w:rPr>
+          <w:rFonts w:ascii="Times New Roman" w:hAnsi="Times New Roman"/>
+          <w:sz w:val="28"/>
+          <w:szCs w:val="28"/>
+          <w:lang w:val="en-US"/>
+        </w:rPr>
+      </w:pPr>
+    </w:p>
+    <w:p>
+      <w:pPr>
+        <w:spacing w:after="0"/>
+        <w:ind w:firstLine="720"/>
         <w:rPr>
           <w:rFonts w:ascii="Times New Roman" w:hAnsi="Times New Roman"/>
           <w:sz w:val="28"/>
@@ -10912,271 +9903,27 @@
           <w:lang w:val="ru-RU"/>
         </w:rPr>
       </w:pPr>
-    </w:p>
-    <w:p>
-      <w:pPr>
-        <w:pStyle w:val="ae"/>
-      </w:pPr>
-      <w:r>
-        <w:t xml:space="preserve">Словарь программы: </w:t>
-      </w:r>
-      <w:r>
-        <w:sym w:font="Symbol" w:char="F068"/>
-      </w:r>
-      <w:r>
-        <w:t xml:space="preserve"> = </w:t>
-      </w:r>
-      <w:r>
-        <w:t>33</w:t>
-      </w:r>
-      <w:r>
-        <w:t xml:space="preserve"> + </w:t>
-      </w:r>
-      <w:r>
-        <w:t>33</w:t>
-      </w:r>
-      <w:r>
-        <w:t xml:space="preserve"> = 66</w:t>
-      </w:r>
-    </w:p>
-    <w:p>
-      <w:pPr>
-        <w:pStyle w:val="ae"/>
-      </w:pPr>
-      <w:r>
-        <w:t xml:space="preserve">Длина программы: </w:t>
-      </w:r>
-      <w:r>
-        <w:rPr>
-          <w:lang w:val="en-US"/>
-        </w:rPr>
-        <w:t>N</w:t>
-      </w:r>
-      <w:r>
-        <w:t xml:space="preserve"> = </w:t>
-      </w:r>
-      <w:r>
-        <w:t>266</w:t>
-      </w:r>
-      <w:r>
-        <w:t xml:space="preserve"> + 1</w:t>
-      </w:r>
-      <w:r>
-        <w:t>46</w:t>
-      </w:r>
-      <w:r>
-        <w:t xml:space="preserve"> =</w:t>
-      </w:r>
-      <w:r>
-        <w:t xml:space="preserve"> 412</w:t>
-      </w:r>
-    </w:p>
-    <w:p>
-      <w:pPr>
-        <w:pStyle w:val="ae"/>
-      </w:pPr>
-      <w:r>
-        <w:t xml:space="preserve">Объем программы: </w:t>
-      </w:r>
-      <w:r>
-        <w:rPr>
-          <w:lang w:val="en-US"/>
-        </w:rPr>
-        <w:t>V</w:t>
-      </w:r>
-      <w:r>
-        <w:t xml:space="preserve"> = </w:t>
-      </w:r>
-      <w:r>
-        <w:t>412*</w:t>
-      </w:r>
-      <w:r>
-        <w:rPr>
-          <w:lang w:val="en-US"/>
-        </w:rPr>
-        <w:t>log</w:t>
-      </w:r>
-      <w:r>
-        <w:rPr>
-          <w:vertAlign w:val="subscript"/>
-        </w:rPr>
-        <w:t>2</w:t>
-      </w:r>
-      <w:r>
-        <w:t>66</w:t>
-      </w:r>
-      <w:r>
-        <w:t xml:space="preserve"> = </w:t>
-      </w:r>
-      <w:r>
-        <w:t>2490.29</w:t>
-      </w:r>
-    </w:p>
-    <w:p>
-      <w:pPr>
-        <w:spacing w:after="0"/>
-        <w:ind w:firstLine="720"/>
-        <w:jc w:val="both"/>
+      <w:r>
         <w:rPr>
           <w:rFonts w:ascii="Times New Roman" w:hAnsi="Times New Roman"/>
           <w:sz w:val="28"/>
           <w:szCs w:val="28"/>
           <w:lang w:val="ru-RU"/>
-        </w:rPr>
-      </w:pPr>
-    </w:p>
-    <w:p>
-      <w:pPr>
-        <w:spacing w:after="0"/>
-        <w:ind w:firstLine="720"/>
-        <w:jc w:val="both"/>
-        <w:rPr>
-          <w:rFonts w:ascii="Times New Roman" w:hAnsi="Times New Roman"/>
-          <w:sz w:val="28"/>
-          <w:szCs w:val="28"/>
-          <w:lang w:val="ru-RU"/>
-        </w:rPr>
-      </w:pPr>
-      <w:r>
-        <w:rPr>
-          <w:rFonts w:ascii="Times New Roman" w:hAnsi="Times New Roman"/>
-          <w:sz w:val="28"/>
-          <w:szCs w:val="28"/>
-          <w:lang w:val="ru-RU"/>
-        </w:rPr>
-        <w:t xml:space="preserve">Программа-парсер написана на языке </w:t>
-      </w:r>
-      <w:r>
-        <w:rPr>
-          <w:rFonts w:ascii="Times New Roman" w:hAnsi="Times New Roman"/>
-          <w:sz w:val="28"/>
-          <w:szCs w:val="28"/>
-          <w:lang w:val="en-US"/>
-        </w:rPr>
-        <w:t>Python</w:t>
-      </w:r>
-      <w:r>
-        <w:rPr>
-          <w:rFonts w:ascii="Times New Roman" w:hAnsi="Times New Roman"/>
-          <w:sz w:val="28"/>
-          <w:szCs w:val="28"/>
-          <w:lang w:val="ru-RU"/>
-        </w:rPr>
-        <w:t xml:space="preserve"> </w:t>
-      </w:r>
-      <w:r>
-        <w:rPr>
-          <w:rFonts w:ascii="Times New Roman" w:hAnsi="Times New Roman"/>
-          <w:sz w:val="28"/>
-          <w:szCs w:val="28"/>
-          <w:lang w:val="ru-RU"/>
-        </w:rPr>
-        <w:t xml:space="preserve">с использованием библиотеки </w:t>
-      </w:r>
-      <w:proofErr w:type="spellStart"/>
-      <w:r>
-        <w:rPr>
-          <w:rFonts w:ascii="Times New Roman" w:hAnsi="Times New Roman"/>
-          <w:sz w:val="28"/>
-          <w:szCs w:val="28"/>
-          <w:lang w:val="en-US"/>
-        </w:rPr>
-        <w:t>tkinter</w:t>
-      </w:r>
-      <w:proofErr w:type="spellEnd"/>
-      <w:r>
-        <w:rPr>
-          <w:rFonts w:ascii="Times New Roman" w:hAnsi="Times New Roman"/>
-          <w:sz w:val="28"/>
-          <w:szCs w:val="28"/>
-          <w:lang w:val="ru-RU"/>
-        </w:rPr>
-        <w:t xml:space="preserve"> </w:t>
-      </w:r>
-      <w:r>
-        <w:rPr>
-          <w:rFonts w:ascii="Times New Roman" w:hAnsi="Times New Roman"/>
-          <w:sz w:val="28"/>
-          <w:szCs w:val="28"/>
-          <w:lang w:val="ru-RU"/>
-        </w:rPr>
-        <w:t>для создания графического интерфейса.</w:t>
-      </w:r>
-    </w:p>
-    <w:p>
-      <w:pPr>
-        <w:spacing w:after="0"/>
-        <w:ind w:firstLine="720"/>
-        <w:rPr>
-          <w:rFonts w:ascii="Times New Roman" w:hAnsi="Times New Roman"/>
-          <w:sz w:val="28"/>
-          <w:szCs w:val="28"/>
-          <w:lang w:val="ru-RU"/>
-        </w:rPr>
-      </w:pPr>
-      <w:r>
-        <w:rPr>
-          <w:rFonts w:ascii="Times New Roman" w:hAnsi="Times New Roman"/>
-          <w:sz w:val="28"/>
-          <w:szCs w:val="28"/>
-          <w:lang w:val="ru-RU"/>
-        </w:rPr>
-        <w:t xml:space="preserve">Результаты расчета метрик Холстеда с помощью парсера представлены на рисунках </w:t>
-      </w:r>
-      <w:proofErr w:type="gramStart"/>
-      <w:r>
-        <w:rPr>
-          <w:rFonts w:ascii="Times New Roman" w:hAnsi="Times New Roman"/>
-          <w:sz w:val="28"/>
-          <w:szCs w:val="28"/>
-          <w:lang w:val="ru-RU"/>
-        </w:rPr>
-        <w:t>1-2</w:t>
-      </w:r>
-      <w:proofErr w:type="gramEnd"/>
-      <w:r>
-        <w:rPr>
-          <w:rFonts w:ascii="Times New Roman" w:hAnsi="Times New Roman"/>
-          <w:sz w:val="28"/>
-          <w:szCs w:val="28"/>
-          <w:lang w:val="ru-RU"/>
-        </w:rPr>
-        <w:t>.</w:t>
-      </w:r>
-    </w:p>
-    <w:p>
-      <w:pPr>
-        <w:spacing w:after="0"/>
-        <w:ind w:firstLine="720"/>
-        <w:rPr>
-          <w:rFonts w:ascii="Times New Roman" w:hAnsi="Times New Roman"/>
-          <w:sz w:val="28"/>
-          <w:szCs w:val="28"/>
-          <w:lang w:val="ru-RU"/>
-        </w:rPr>
-      </w:pPr>
-      <w:r>
-        <w:rPr>
-          <w:rFonts w:ascii="Times New Roman" w:hAnsi="Times New Roman"/>
-          <w:noProof/>
-          <w:sz w:val="28"/>
-          <w:szCs w:val="28"/>
-          <w:lang w:val="en-US"/>
         </w:rPr>
         <w:lastRenderedPageBreak/>
         <w:drawing>
-          <wp:anchor distT="0" distB="0" distL="114300" distR="114300" simplePos="0" relativeHeight="251659264" behindDoc="0" locked="0" layoutInCell="1" allowOverlap="1" wp14:anchorId="1BD6E986" wp14:editId="04EE4C6E">
+          <wp:anchor distT="0" distB="0" distL="114300" distR="114300" simplePos="0" relativeHeight="251659264" behindDoc="0" locked="0" layoutInCell="1" allowOverlap="1" wp14:anchorId="684611CD" wp14:editId="55280DC3">
             <wp:simplePos x="0" y="0"/>
             <wp:positionH relativeFrom="column">
-              <wp:posOffset>255905</wp:posOffset>
+              <wp:posOffset>88900</wp:posOffset>
             </wp:positionH>
             <wp:positionV relativeFrom="paragraph">
-              <wp:posOffset>5223510</wp:posOffset>
+              <wp:posOffset>5595620</wp:posOffset>
             </wp:positionV>
-            <wp:extent cx="4762500" cy="3056890"/>
-            <wp:effectExtent l="0" t="0" r="0" b="0"/>
+            <wp:extent cx="5128260" cy="3008630"/>
+            <wp:effectExtent l="0" t="0" r="0" b="1270"/>
             <wp:wrapTopAndBottom/>
-            <wp:docPr id="546021196" name="Рисунок 1"/>
+            <wp:docPr id="1972640737" name="Рисунок 1"/>
             <wp:cNvGraphicFramePr>
               <a:graphicFrameLocks xmlns:a="http://schemas.openxmlformats.org/drawingml/2006/main" noChangeAspect="1"/>
             </wp:cNvGraphicFramePr>
@@ -11184,7 +9931,7 @@
               <a:graphicData uri="http://schemas.openxmlformats.org/drawingml/2006/picture">
                 <pic:pic xmlns:pic="http://schemas.openxmlformats.org/drawingml/2006/picture">
                   <pic:nvPicPr>
-                    <pic:cNvPr id="546021196" name="Рисунок 1"/>
+                    <pic:cNvPr id="1972640737" name=""/>
                     <pic:cNvPicPr/>
                   </pic:nvPicPr>
                   <pic:blipFill>
@@ -11202,7 +9949,7 @@
                   <pic:spPr>
                     <a:xfrm>
                       <a:off x="0" y="0"/>
-                      <a:ext cx="4762500" cy="3056890"/>
+                      <a:ext cx="5128260" cy="3008630"/>
                     </a:xfrm>
                     <a:prstGeom prst="rect">
                       <a:avLst/>
@@ -11223,24 +9970,23 @@
       <w:r>
         <w:rPr>
           <w:rFonts w:ascii="Times New Roman" w:hAnsi="Times New Roman"/>
-          <w:noProof/>
           <w:sz w:val="28"/>
           <w:szCs w:val="28"/>
           <w:lang w:val="en-US"/>
         </w:rPr>
         <w:drawing>
-          <wp:anchor distT="0" distB="0" distL="114300" distR="114300" simplePos="0" relativeHeight="251658240" behindDoc="0" locked="0" layoutInCell="1" allowOverlap="1" wp14:anchorId="690DCABE" wp14:editId="2C54F73C">
+          <wp:anchor distT="0" distB="0" distL="114300" distR="114300" simplePos="0" relativeHeight="251658240" behindDoc="0" locked="0" layoutInCell="1" allowOverlap="1" wp14:anchorId="7AD055FA" wp14:editId="1DE717C6">
             <wp:simplePos x="0" y="0"/>
             <wp:positionH relativeFrom="column">
-              <wp:posOffset>132715</wp:posOffset>
+              <wp:posOffset>88900</wp:posOffset>
             </wp:positionH>
             <wp:positionV relativeFrom="paragraph">
-              <wp:posOffset>220980</wp:posOffset>
+              <wp:posOffset>2540</wp:posOffset>
             </wp:positionV>
-            <wp:extent cx="4879340" cy="5166360"/>
-            <wp:effectExtent l="0" t="0" r="0" b="0"/>
+            <wp:extent cx="5123815" cy="5592445"/>
+            <wp:effectExtent l="0" t="0" r="635" b="8255"/>
             <wp:wrapTopAndBottom/>
-            <wp:docPr id="1467887132" name="Рисунок 1"/>
+            <wp:docPr id="1321286568" name="Рисунок 1"/>
             <wp:cNvGraphicFramePr>
               <a:graphicFrameLocks xmlns:a="http://schemas.openxmlformats.org/drawingml/2006/main" noChangeAspect="1"/>
             </wp:cNvGraphicFramePr>
@@ -11248,7 +9994,7 @@
               <a:graphicData uri="http://schemas.openxmlformats.org/drawingml/2006/picture">
                 <pic:pic xmlns:pic="http://schemas.openxmlformats.org/drawingml/2006/picture">
                   <pic:nvPicPr>
-                    <pic:cNvPr id="1467887132" name="Рисунок 1"/>
+                    <pic:cNvPr id="1321286568" name=""/>
                     <pic:cNvPicPr/>
                   </pic:nvPicPr>
                   <pic:blipFill>
@@ -11266,7 +10012,7 @@
                   <pic:spPr>
                     <a:xfrm>
                       <a:off x="0" y="0"/>
-                      <a:ext cx="4879340" cy="5166360"/>
+                      <a:ext cx="5123815" cy="5592445"/>
                     </a:xfrm>
                     <a:prstGeom prst="rect">
                       <a:avLst/>
@@ -11287,8 +10033,7 @@
     </w:p>
     <w:p>
       <w:pPr>
-        <w:spacing w:after="0"/>
-        <w:ind w:firstLine="720"/>
+        <w:jc w:val="center"/>
         <w:rPr>
           <w:rFonts w:ascii="Times New Roman" w:hAnsi="Times New Roman"/>
           <w:sz w:val="28"/>
@@ -11296,24 +10041,13 @@
           <w:lang w:val="ru-RU"/>
         </w:rPr>
       </w:pPr>
-    </w:p>
-    <w:p>
-      <w:pPr>
-        <w:jc w:val="center"/>
+      <w:r>
         <w:rPr>
           <w:rFonts w:ascii="Times New Roman" w:hAnsi="Times New Roman"/>
           <w:sz w:val="28"/>
           <w:szCs w:val="28"/>
           <w:lang w:val="ru-RU"/>
         </w:rPr>
-      </w:pPr>
-      <w:r>
-        <w:rPr>
-          <w:rFonts w:ascii="Times New Roman" w:hAnsi="Times New Roman"/>
-          <w:sz w:val="28"/>
-          <w:szCs w:val="28"/>
-          <w:lang w:val="ru-RU"/>
-        </w:rPr>
         <w:t>Рисунок 1 – Результат работы парсера</w:t>
       </w:r>
     </w:p>
@@ -11326,52 +10060,27 @@
           <w:lang w:val="en-US"/>
         </w:rPr>
       </w:pPr>
-    </w:p>
-    <w:p>
-      <w:pPr>
-        <w:jc w:val="center"/>
-        <w:rPr>
-          <w:rFonts w:ascii="Times New Roman" w:hAnsi="Times New Roman"/>
-          <w:sz w:val="28"/>
-          <w:szCs w:val="28"/>
-          <w:lang w:val="en-US"/>
-        </w:rPr>
-      </w:pPr>
-    </w:p>
-    <w:p>
-      <w:pPr>
-        <w:jc w:val="center"/>
-        <w:rPr>
-          <w:rFonts w:ascii="Times New Roman" w:hAnsi="Times New Roman"/>
-          <w:sz w:val="28"/>
-          <w:szCs w:val="28"/>
-          <w:lang w:val="en-US"/>
-        </w:rPr>
-      </w:pPr>
-    </w:p>
-    <w:p>
-      <w:pPr>
-        <w:jc w:val="center"/>
-        <w:rPr>
-          <w:rFonts w:ascii="Times New Roman" w:hAnsi="Times New Roman"/>
-          <w:sz w:val="28"/>
-          <w:szCs w:val="28"/>
-          <w:lang w:val="ru-RU"/>
-        </w:rPr>
-      </w:pPr>
-      <w:r>
-        <w:rPr>
-          <w:rFonts w:ascii="Times New Roman" w:hAnsi="Times New Roman"/>
-          <w:noProof/>
-          <w:sz w:val="28"/>
-          <w:szCs w:val="28"/>
-          <w:lang w:val="ru-RU"/>
-        </w:rPr>
+      <w:r>
+        <w:rPr>
+          <w:rFonts w:ascii="Times New Roman" w:hAnsi="Times New Roman"/>
+          <w:sz w:val="28"/>
+          <w:szCs w:val="28"/>
+          <w:lang w:val="en-US"/>
+        </w:rPr>
+        <w:lastRenderedPageBreak/>
         <w:drawing>
-          <wp:inline distT="0" distB="0" distL="0" distR="0" wp14:anchorId="3D6A27D9" wp14:editId="1AB7E438">
-            <wp:extent cx="4629796" cy="1076474"/>
+          <wp:anchor distT="0" distB="0" distL="114300" distR="114300" simplePos="0" relativeHeight="251660288" behindDoc="0" locked="0" layoutInCell="1" allowOverlap="1" wp14:anchorId="298924CF" wp14:editId="09E27504">
+            <wp:simplePos x="0" y="0"/>
+            <wp:positionH relativeFrom="column">
+              <wp:posOffset>758722</wp:posOffset>
+            </wp:positionH>
+            <wp:positionV relativeFrom="paragraph">
+              <wp:posOffset>2540</wp:posOffset>
+            </wp:positionV>
+            <wp:extent cx="4706007" cy="1114581"/>
             <wp:effectExtent l="0" t="0" r="0" b="9525"/>
-            <wp:docPr id="1195601143" name="Рисунок 1"/>
+            <wp:wrapTopAndBottom/>
+            <wp:docPr id="261025845" name="Рисунок 1"/>
             <wp:cNvGraphicFramePr>
               <a:graphicFrameLocks xmlns:a="http://schemas.openxmlformats.org/drawingml/2006/main" noChangeAspect="1"/>
             </wp:cNvGraphicFramePr>
@@ -11379,7 +10088,7 @@
               <a:graphicData uri="http://schemas.openxmlformats.org/drawingml/2006/picture">
                 <pic:pic xmlns:pic="http://schemas.openxmlformats.org/drawingml/2006/picture">
                   <pic:nvPicPr>
-                    <pic:cNvPr id="1195601143" name="Рисунок 1"/>
+                    <pic:cNvPr id="261025845" name=""/>
                     <pic:cNvPicPr/>
                   </pic:nvPicPr>
                   <pic:blipFill>
@@ -11397,7 +10106,7 @@
                   <pic:spPr>
                     <a:xfrm>
                       <a:off x="0" y="0"/>
-                      <a:ext cx="4629796" cy="1076474"/>
+                      <a:ext cx="4706007" cy="1114581"/>
                     </a:xfrm>
                     <a:prstGeom prst="rect">
                       <a:avLst/>
@@ -11406,7 +10115,7 @@
                 </pic:pic>
               </a:graphicData>
             </a:graphic>
-          </wp:inline>
+          </wp:anchor>
         </w:drawing>
       </w:r>
     </w:p>
